--- a/ПДП.docx
+++ b/ПДП.docx
@@ -512,8 +512,493 @@
         </w:rPr>
       </w:pPr>
     </w:p>
+    <w:p>
+      <w:pPr>
+        <w:ind w:firstLine="0"/>
+        <w:rPr>
+          <w:lang w:val="ru-RU"/>
+        </w:rPr>
+      </w:pPr>
+    </w:p>
+    <w:p>
+      <w:pPr>
+        <w:ind w:firstLine="0"/>
+        <w:rPr>
+          <w:lang w:val="ru-RU"/>
+        </w:rPr>
+      </w:pPr>
+    </w:p>
+    <w:p>
+      <w:pPr>
+        <w:pStyle w:val="1"/>
+        <w:numPr>
+          <w:ilvl w:val="0"/>
+          <w:numId w:val="0"/>
+        </w:numPr>
+        <w:tabs>
+          <w:tab w:val="clear" w:pos="1134"/>
+        </w:tabs>
+        <w:jc w:val="center"/>
+      </w:pPr>
+      <w:r>
+        <w:br w:type="page"/>
+      </w:r>
+      <w:r>
+        <w:lastRenderedPageBreak/>
+        <w:t>Введение</w:t>
+      </w:r>
+    </w:p>
+    <w:p>
+      <w:pPr>
+        <w:rPr>
+          <w:lang w:val="ru-RU"/>
+        </w:rPr>
+      </w:pPr>
+    </w:p>
+    <w:p>
+      <w:pPr>
+        <w:rPr>
+          <w:lang w:val="ru-RU"/>
+        </w:rPr>
+      </w:pPr>
+      <w:r>
+        <w:t>На сегодняшний день при подготовке высококвалифицированных специалистов необходимым и важным этапом обучения является прохождение преддипломной практики.</w:t>
+      </w:r>
+    </w:p>
+    <w:p>
+      <w:pPr>
+        <w:rPr>
+          <w:lang w:val="ru-RU"/>
+        </w:rPr>
+      </w:pPr>
+      <w:r>
+        <w:t>Практика является видом учебного процесса, в ходе которого осуществляется непосредственная связь обучения с производством, подготовка студентов к профессиональной деятельности. Она должна способствовать обеспечению качественной теоретической и практической подготовки студентов, формированию у них профессиональных практических знаний, умений и навыков, необходимых для будущей работы.</w:t>
+      </w:r>
+    </w:p>
+    <w:p>
+      <w:pPr>
+        <w:rPr>
+          <w:lang w:val="ru-RU"/>
+        </w:rPr>
+      </w:pPr>
+      <w:r>
+        <w:t>Целью преддипломной практики является приобретение опыта самостоятельного исследования актуальной научно-технической проблемы. При прохождении преддипломной практики осуществляется сбор исходных данных и других необходимых материалов для обеспечения успешной подготовки дипломного проекта.</w:t>
+      </w:r>
+    </w:p>
+    <w:p>
+      <w:pPr>
+        <w:rPr>
+          <w:lang w:val="ru-RU"/>
+        </w:rPr>
+      </w:pPr>
+      <w:r>
+        <w:t>Прохождение практики осуществлялось в УО "Белорусский государственный университет информатики и радиоэлектроники", в отделе автоматизированных систем управления и информационных технологий обучения.</w:t>
+      </w:r>
+    </w:p>
+    <w:p>
+      <w:pPr>
+        <w:rPr>
+          <w:lang w:val="ru-RU"/>
+        </w:rPr>
+      </w:pPr>
+      <w:r>
+        <w:t>Также при прохождении практики были поставлены следующие задачи:</w:t>
+      </w:r>
+    </w:p>
+    <w:p>
+      <w:pPr>
+        <w:pStyle w:val="a7"/>
+        <w:numPr>
+          <w:ilvl w:val="0"/>
+          <w:numId w:val="1"/>
+        </w:numPr>
+        <w:tabs>
+          <w:tab w:val="left" w:pos="993"/>
+        </w:tabs>
+        <w:ind w:left="0" w:firstLine="709"/>
+        <w:contextualSpacing w:val="0"/>
+        <w:rPr>
+          <w:lang w:val="ru-RU"/>
+        </w:rPr>
+      </w:pPr>
+      <w:r>
+        <w:t>ознакомиться с организационной структурой предприятия;</w:t>
+      </w:r>
+    </w:p>
+    <w:p>
+      <w:pPr>
+        <w:pStyle w:val="a7"/>
+        <w:numPr>
+          <w:ilvl w:val="0"/>
+          <w:numId w:val="1"/>
+        </w:numPr>
+        <w:tabs>
+          <w:tab w:val="left" w:pos="993"/>
+        </w:tabs>
+        <w:ind w:left="0" w:firstLine="709"/>
+        <w:contextualSpacing w:val="0"/>
+        <w:rPr>
+          <w:lang w:val="ru-RU"/>
+        </w:rPr>
+      </w:pPr>
+      <w:r>
+        <w:t>ознакомиться с информационными технологиями, используемыми на предприятии;</w:t>
+      </w:r>
+    </w:p>
+    <w:p>
+      <w:pPr>
+        <w:pStyle w:val="a7"/>
+        <w:numPr>
+          <w:ilvl w:val="0"/>
+          <w:numId w:val="1"/>
+        </w:numPr>
+        <w:tabs>
+          <w:tab w:val="left" w:pos="993"/>
+        </w:tabs>
+        <w:ind w:left="0" w:firstLine="709"/>
+        <w:contextualSpacing w:val="0"/>
+        <w:rPr>
+          <w:lang w:val="ru-RU"/>
+        </w:rPr>
+      </w:pPr>
+      <w:r>
+        <w:t>сформировать план работ на время преддипломной практики;</w:t>
+      </w:r>
+    </w:p>
+    <w:p>
+      <w:pPr>
+        <w:pStyle w:val="a7"/>
+        <w:numPr>
+          <w:ilvl w:val="0"/>
+          <w:numId w:val="1"/>
+        </w:numPr>
+        <w:tabs>
+          <w:tab w:val="left" w:pos="993"/>
+        </w:tabs>
+        <w:ind w:left="0" w:firstLine="709"/>
+        <w:contextualSpacing w:val="0"/>
+        <w:rPr>
+          <w:lang w:val="ru-RU"/>
+        </w:rPr>
+      </w:pPr>
+      <w:r>
+        <w:t>проанализировать и обобщить полученную информацию;</w:t>
+      </w:r>
+    </w:p>
+    <w:p>
+      <w:pPr>
+        <w:pStyle w:val="a7"/>
+        <w:numPr>
+          <w:ilvl w:val="0"/>
+          <w:numId w:val="1"/>
+        </w:numPr>
+        <w:tabs>
+          <w:tab w:val="left" w:pos="993"/>
+        </w:tabs>
+        <w:ind w:left="0" w:firstLine="709"/>
+        <w:contextualSpacing w:val="0"/>
+        <w:rPr>
+          <w:lang w:val="ru-RU"/>
+        </w:rPr>
+      </w:pPr>
+      <w:r>
+        <w:t>результат выполнения включить в отчет по практике.</w:t>
+      </w:r>
+    </w:p>
+    <w:p>
+      <w:pPr>
+        <w:spacing w:after="160"/>
+        <w:ind w:firstLine="0"/>
+        <w:jc w:val="left"/>
+        <w:rPr>
+          <w:lang w:val="ru-RU"/>
+        </w:rPr>
+      </w:pPr>
+      <w:r>
+        <w:rPr>
+          <w:lang w:val="ru-RU"/>
+        </w:rPr>
+        <w:br w:type="page"/>
+      </w:r>
+    </w:p>
+    <w:p>
+      <w:pPr>
+        <w:pStyle w:val="1"/>
+      </w:pPr>
+      <w:r>
+        <w:lastRenderedPageBreak/>
+        <w:t>Анализ предметной области</w:t>
+      </w:r>
+    </w:p>
+    <w:p/>
+    <w:p>
+      <w:pPr>
+        <w:pStyle w:val="2"/>
+        <w:numPr>
+          <w:ilvl w:val="1"/>
+          <w:numId w:val="2"/>
+        </w:numPr>
+        <w:rPr>
+          <w:lang w:val="ru-BY"/>
+        </w:rPr>
+      </w:pPr>
+      <w:r>
+        <w:rPr>
+          <w:lang w:val="ru-BY"/>
+        </w:rPr>
+        <w:t>Структура системы управления и виды деятельности</w:t>
+      </w:r>
+    </w:p>
+    <w:p>
+      <w:pPr>
+        <w:rPr>
+          <w:lang w:val="ru-RU"/>
+        </w:rPr>
+      </w:pPr>
+    </w:p>
+    <w:p>
+      <w:pPr>
+        <w:rPr>
+          <w:lang w:val="ru-RU"/>
+        </w:rPr>
+      </w:pPr>
+      <w:r>
+        <w:rPr>
+          <w:lang w:val="ru-RU"/>
+        </w:rPr>
+        <w:t>БГУИР сегодня - это крупный учебно-научно-инновационный комплекс, в структуру которого входят 8 факультетов: компьютерного проектирования (ФКП), информационных технологий и управления (ФИТУ), радиотехники и электроники (ФРЭ), компьютерных систем и сетей (</w:t>
+      </w:r>
+      <w:proofErr w:type="spellStart"/>
+      <w:r>
+        <w:rPr>
+          <w:lang w:val="ru-RU"/>
+        </w:rPr>
+        <w:t>ФКСиС</w:t>
+      </w:r>
+      <w:proofErr w:type="spellEnd"/>
+      <w:r>
+        <w:rPr>
+          <w:lang w:val="ru-RU"/>
+        </w:rPr>
+        <w:t xml:space="preserve">), информационной безопасности (ФИБ), инженерно-экономический (ИЭФ), военный факультет (ВФ), факультет </w:t>
+      </w:r>
+      <w:proofErr w:type="spellStart"/>
+      <w:r>
+        <w:rPr>
+          <w:lang w:val="ru-RU"/>
+        </w:rPr>
+        <w:t>доуниверситетской</w:t>
+      </w:r>
+      <w:proofErr w:type="spellEnd"/>
+      <w:r>
+        <w:rPr>
+          <w:lang w:val="ru-RU"/>
+        </w:rPr>
+        <w:t xml:space="preserve"> подготовки и профессиональной ориентации (ФДППО)</w:t>
+      </w:r>
+      <w:r>
+        <w:rPr>
+          <w:lang w:val="ru-RU"/>
+        </w:rPr>
+        <w:t>[1]</w:t>
+      </w:r>
+      <w:r>
+        <w:rPr>
+          <w:lang w:val="ru-RU"/>
+        </w:rPr>
+        <w:t>.</w:t>
+      </w:r>
+    </w:p>
+    <w:p>
+      <w:pPr>
+        <w:rPr>
+          <w:lang w:val="ru-RU"/>
+        </w:rPr>
+      </w:pPr>
+      <w:r>
+        <w:rPr>
+          <w:lang w:val="ru-RU"/>
+        </w:rPr>
+        <w:t>Университет включает в себя 9 факультетов, 32 кафедры, институт информационных технологий. Филиалом университета является Минский радиотехнический коллед</w:t>
+      </w:r>
+      <w:r>
+        <w:rPr>
+          <w:lang w:val="ru-RU"/>
+        </w:rPr>
+        <w:t>ж</w:t>
+      </w:r>
+      <w:r>
+        <w:rPr>
+          <w:lang w:val="ru-RU"/>
+        </w:rPr>
+        <w:t>. БГУИР осуществляет подготовку студентов по 41 специальности первой ступени высшего образования, по 15 - второй ступени, по 30 - аспирантуры и 15 - докторантуры.</w:t>
+      </w:r>
+    </w:p>
+    <w:p>
+      <w:pPr>
+        <w:rPr>
+          <w:lang w:val="ru-RU"/>
+        </w:rPr>
+      </w:pPr>
+      <w:r>
+        <w:rPr>
+          <w:lang w:val="ru-RU"/>
+        </w:rPr>
+        <w:t>На балансе университета находится 8 учебно-практических корпусов и 5 общежитий. При этом они не формируют кампуса, так как расположены в нескольких местах небольшими группами. Большинство зданий университета построены в 1960-х — 1980-х годах в стиле советского архитектурного модернизма.</w:t>
+      </w:r>
+    </w:p>
+    <w:p>
+      <w:r>
+        <w:t>Основные виды деятельности БГУИР:</w:t>
+      </w:r>
+    </w:p>
+    <w:p>
+      <w:pPr>
+        <w:pStyle w:val="a7"/>
+        <w:numPr>
+          <w:ilvl w:val="0"/>
+          <w:numId w:val="3"/>
+        </w:numPr>
+        <w:tabs>
+          <w:tab w:val="left" w:pos="1134"/>
+        </w:tabs>
+        <w:ind w:left="0" w:firstLine="709"/>
+      </w:pPr>
+      <w:r>
+        <w:t>Образовательная деятельность — подготовка высококвалифицированных IT-специалистов, инженеров по радиоэлектронике, микроэлектронике и информационной безопасности на всех уровнях: бакалавриат, магистратура и аспирантура.</w:t>
+      </w:r>
+    </w:p>
+    <w:p>
+      <w:pPr>
+        <w:pStyle w:val="a7"/>
+        <w:numPr>
+          <w:ilvl w:val="0"/>
+          <w:numId w:val="3"/>
+        </w:numPr>
+        <w:tabs>
+          <w:tab w:val="left" w:pos="1134"/>
+        </w:tabs>
+        <w:ind w:left="0" w:firstLine="709"/>
+      </w:pPr>
+      <w:r>
+        <w:t>Научная и инновационная деятельность — проведение фундаментальных и прикладных исследований в области искусственного интеллекта, кибербезопасности, нанотехнологий и радиотехники, а также внедрение разработок в реальный сектор экономики.</w:t>
+      </w:r>
+    </w:p>
+    <w:p>
+      <w:pPr>
+        <w:pStyle w:val="a7"/>
+        <w:numPr>
+          <w:ilvl w:val="0"/>
+          <w:numId w:val="3"/>
+        </w:numPr>
+        <w:tabs>
+          <w:tab w:val="left" w:pos="1134"/>
+        </w:tabs>
+        <w:ind w:left="0" w:firstLine="709"/>
+      </w:pPr>
+      <w:r>
+        <w:t>Международное сотрудничество — активное взаимодействие с ведущими зарубежными техническими вузами и мировыми IT-гигантами, реализация программ «двойных дипломов» и участие в международных образовательных и научных грантах.</w:t>
+      </w:r>
+    </w:p>
+    <w:p>
+      <w:pPr>
+        <w:pStyle w:val="a7"/>
+        <w:numPr>
+          <w:ilvl w:val="0"/>
+          <w:numId w:val="3"/>
+        </w:numPr>
+        <w:tabs>
+          <w:tab w:val="left" w:pos="1134"/>
+        </w:tabs>
+        <w:ind w:left="0" w:firstLine="709"/>
+      </w:pPr>
+      <w:r>
+        <w:t xml:space="preserve">Взаимодействие с индустрией и бизнес-образование — создание совместных лабораторий с крупнейшими </w:t>
+      </w:r>
+      <w:r>
+        <w:rPr>
+          <w:i/>
+          <w:iCs/>
+        </w:rPr>
+        <w:t>IT</w:t>
+      </w:r>
+      <w:r>
+        <w:t>-компаниями, проведение сертифицированных курсов (</w:t>
+      </w:r>
+      <w:r>
+        <w:rPr>
+          <w:i/>
+          <w:iCs/>
+        </w:rPr>
+        <w:t>Cisco</w:t>
+      </w:r>
+      <w:r>
+        <w:t xml:space="preserve">, </w:t>
+      </w:r>
+      <w:r>
+        <w:rPr>
+          <w:i/>
+          <w:iCs/>
+        </w:rPr>
+        <w:t>SAP</w:t>
+      </w:r>
+      <w:r>
+        <w:t xml:space="preserve">, </w:t>
+      </w:r>
+      <w:r>
+        <w:rPr>
+          <w:i/>
+          <w:iCs/>
+        </w:rPr>
+        <w:t>Microsoft</w:t>
+      </w:r>
+      <w:r>
+        <w:t xml:space="preserve"> и др.) и подготовка кадров под конкретные задачи цифровой экономики.</w:t>
+      </w:r>
+    </w:p>
+    <w:p>
+      <w:pPr>
+        <w:pStyle w:val="a7"/>
+        <w:numPr>
+          <w:ilvl w:val="0"/>
+          <w:numId w:val="3"/>
+        </w:numPr>
+        <w:tabs>
+          <w:tab w:val="left" w:pos="1134"/>
+        </w:tabs>
+        <w:ind w:left="0" w:firstLine="709"/>
+      </w:pPr>
+      <w:r>
+        <w:lastRenderedPageBreak/>
+        <w:t xml:space="preserve">Цифровая трансформация и просвещение — проведение профильных конференций, </w:t>
+      </w:r>
+      <w:proofErr w:type="spellStart"/>
+      <w:r>
+        <w:t>хакатонов</w:t>
+      </w:r>
+      <w:proofErr w:type="spellEnd"/>
+      <w:r>
+        <w:t xml:space="preserve"> и олимпиад по программированию, направленных на популяризацию инженерного образования и развитие цифровых компетенций в обществе.</w:t>
+      </w:r>
+    </w:p>
+    <w:p>
+      <w:pPr>
+        <w:pStyle w:val="a7"/>
+        <w:numPr>
+          <w:ilvl w:val="0"/>
+          <w:numId w:val="3"/>
+        </w:numPr>
+        <w:tabs>
+          <w:tab w:val="left" w:pos="1134"/>
+        </w:tabs>
+        <w:ind w:left="0" w:firstLine="709"/>
+      </w:pPr>
+      <w:r>
+        <w:t>Техническая экспертиза и консалтинг — предоставление услуг по разработке программного обеспечения, проектированию радиоэлектронных систем, а также проведение экспертиз в области защиты информации.</w:t>
+      </w:r>
+    </w:p>
     <w:sectPr>
-      <w:footerReference w:type="default" r:id="rId7"/>
+      <w:footerReference w:type="default" r:id="rId8"/>
       <w:pgSz w:w="11906" w:h="16838"/>
       <w:pgMar w:top="1134" w:right="850" w:bottom="1134" w:left="1701" w:header="567" w:footer="567" w:gutter="0"/>
       <w:cols w:space="708"/>
@@ -614,6 +1099,344 @@
     </w:p>
   </w:footnote>
 </w:footnotes>
+</file>
+
+<file path=word/numbering.xml><?xml version="1.0" encoding="utf-8"?>
+<w:numbering xmlns:wpc="http://schemas.microsoft.com/office/word/2010/wordprocessingCanvas" xmlns:cx="http://schemas.microsoft.com/office/drawing/2014/chartex" xmlns:cx1="http://schemas.microsoft.com/office/drawing/2015/9/8/chartex" xmlns:cx2="http://schemas.microsoft.com/office/drawing/2015/10/21/chartex" xmlns:cx3="http://schemas.microsoft.com/office/drawing/2016/5/9/chartex" xmlns:cx4="http://schemas.microsoft.com/office/drawing/2016/5/10/chartex" xmlns:cx5="http://schemas.microsoft.com/office/drawing/2016/5/11/chartex" xmlns:cx6="http://schemas.microsoft.com/office/drawing/2016/5/12/chartex" xmlns:cx7="http://schemas.microsoft.com/office/drawing/2016/5/13/chartex" xmlns:cx8="http://schemas.microsoft.com/office/drawing/2016/5/14/chartex" xmlns:mc="http://schemas.openxmlformats.org/markup-compatibility/2006" xmlns:aink="http://schemas.microsoft.com/office/drawing/2016/ink" xmlns:am3d="http://schemas.microsoft.com/office/drawing/2017/model3d" xmlns:o="urn:schemas-microsoft-com:office:office" xmlns:oel="http://schemas.microsoft.com/office/2019/extlst" xmlns:r="http://schemas.openxmlformats.org/officeDocument/2006/relationships" xmlns:m="http://schemas.openxmlformats.org/officeDocument/2006/math" xmlns:v="urn:schemas-microsoft-com:vml" xmlns:wp14="http://schemas.microsoft.com/office/word/2010/wordprocessingDrawing" xmlns:wp="http://schemas.openxmlformats.org/drawingml/2006/wordprocessingDrawing" xmlns:w10="urn:schemas-microsoft-com:office:word" xmlns:w="http://schemas.openxmlformats.org/wordprocessingml/2006/main" xmlns:w14="http://schemas.microsoft.com/office/word/2010/wordml" xmlns:w15="http://schemas.microsoft.com/office/word/2012/wordml" xmlns:w16cex="http://schemas.microsoft.com/office/word/2018/wordml/cex" xmlns:w16cid="http://schemas.microsoft.com/office/word/2016/wordml/cid" xmlns:w16="http://schemas.microsoft.com/office/word/2018/wordml" xmlns:w16sdtdh="http://schemas.microsoft.com/office/word/2020/wordml/sdtdatahash" xmlns:w16se="http://schemas.microsoft.com/office/word/2015/wordml/symex" xmlns:wpg="http://schemas.microsoft.com/office/word/2010/wordprocessingGroup" xmlns:wpi="http://schemas.microsoft.com/office/word/2010/wordprocessingInk" xmlns:wne="http://schemas.microsoft.com/office/word/2006/wordml" xmlns:wps="http://schemas.microsoft.com/office/word/2010/wordprocessingShape" mc:Ignorable="w14 w15 w16se w16cid w16 w16cex w16sdtdh wp14">
+  <w:abstractNum w:abstractNumId="0" w15:restartNumberingAfterBreak="0">
+    <w:nsid w:val="15EA632C"/>
+    <w:multiLevelType w:val="hybridMultilevel"/>
+    <w:tmpl w:val="4CD63D9E"/>
+    <w:lvl w:ilvl="0" w:tplc="5B4ABB68">
+      <w:start w:val="1"/>
+      <w:numFmt w:val="bullet"/>
+      <w:lvlText w:val=""/>
+      <w:lvlJc w:val="left"/>
+      <w:pPr>
+        <w:ind w:left="720" w:hanging="360"/>
+      </w:pPr>
+      <w:rPr>
+        <w:rFonts w:ascii="Symbol" w:hAnsi="Symbol" w:hint="default"/>
+      </w:rPr>
+    </w:lvl>
+    <w:lvl w:ilvl="1" w:tplc="20000003">
+      <w:start w:val="1"/>
+      <w:numFmt w:val="bullet"/>
+      <w:lvlText w:val="o"/>
+      <w:lvlJc w:val="left"/>
+      <w:pPr>
+        <w:ind w:left="1440" w:hanging="360"/>
+      </w:pPr>
+      <w:rPr>
+        <w:rFonts w:ascii="Courier New" w:hAnsi="Courier New" w:cs="Courier New" w:hint="default"/>
+      </w:rPr>
+    </w:lvl>
+    <w:lvl w:ilvl="2" w:tplc="20000005" w:tentative="1">
+      <w:start w:val="1"/>
+      <w:numFmt w:val="bullet"/>
+      <w:lvlText w:val=""/>
+      <w:lvlJc w:val="left"/>
+      <w:pPr>
+        <w:ind w:left="2160" w:hanging="360"/>
+      </w:pPr>
+      <w:rPr>
+        <w:rFonts w:ascii="Wingdings" w:hAnsi="Wingdings" w:hint="default"/>
+      </w:rPr>
+    </w:lvl>
+    <w:lvl w:ilvl="3" w:tplc="20000001" w:tentative="1">
+      <w:start w:val="1"/>
+      <w:numFmt w:val="bullet"/>
+      <w:lvlText w:val=""/>
+      <w:lvlJc w:val="left"/>
+      <w:pPr>
+        <w:ind w:left="2880" w:hanging="360"/>
+      </w:pPr>
+      <w:rPr>
+        <w:rFonts w:ascii="Symbol" w:hAnsi="Symbol" w:hint="default"/>
+      </w:rPr>
+    </w:lvl>
+    <w:lvl w:ilvl="4" w:tplc="20000003" w:tentative="1">
+      <w:start w:val="1"/>
+      <w:numFmt w:val="bullet"/>
+      <w:lvlText w:val="o"/>
+      <w:lvlJc w:val="left"/>
+      <w:pPr>
+        <w:ind w:left="3600" w:hanging="360"/>
+      </w:pPr>
+      <w:rPr>
+        <w:rFonts w:ascii="Courier New" w:hAnsi="Courier New" w:cs="Courier New" w:hint="default"/>
+      </w:rPr>
+    </w:lvl>
+    <w:lvl w:ilvl="5" w:tplc="20000005" w:tentative="1">
+      <w:start w:val="1"/>
+      <w:numFmt w:val="bullet"/>
+      <w:lvlText w:val=""/>
+      <w:lvlJc w:val="left"/>
+      <w:pPr>
+        <w:ind w:left="4320" w:hanging="360"/>
+      </w:pPr>
+      <w:rPr>
+        <w:rFonts w:ascii="Wingdings" w:hAnsi="Wingdings" w:hint="default"/>
+      </w:rPr>
+    </w:lvl>
+    <w:lvl w:ilvl="6" w:tplc="20000001" w:tentative="1">
+      <w:start w:val="1"/>
+      <w:numFmt w:val="bullet"/>
+      <w:lvlText w:val=""/>
+      <w:lvlJc w:val="left"/>
+      <w:pPr>
+        <w:ind w:left="5040" w:hanging="360"/>
+      </w:pPr>
+      <w:rPr>
+        <w:rFonts w:ascii="Symbol" w:hAnsi="Symbol" w:hint="default"/>
+      </w:rPr>
+    </w:lvl>
+    <w:lvl w:ilvl="7" w:tplc="20000003" w:tentative="1">
+      <w:start w:val="1"/>
+      <w:numFmt w:val="bullet"/>
+      <w:lvlText w:val="o"/>
+      <w:lvlJc w:val="left"/>
+      <w:pPr>
+        <w:ind w:left="5760" w:hanging="360"/>
+      </w:pPr>
+      <w:rPr>
+        <w:rFonts w:ascii="Courier New" w:hAnsi="Courier New" w:cs="Courier New" w:hint="default"/>
+      </w:rPr>
+    </w:lvl>
+    <w:lvl w:ilvl="8" w:tplc="20000005" w:tentative="1">
+      <w:start w:val="1"/>
+      <w:numFmt w:val="bullet"/>
+      <w:lvlText w:val=""/>
+      <w:lvlJc w:val="left"/>
+      <w:pPr>
+        <w:ind w:left="6480" w:hanging="360"/>
+      </w:pPr>
+      <w:rPr>
+        <w:rFonts w:ascii="Wingdings" w:hAnsi="Wingdings" w:hint="default"/>
+      </w:rPr>
+    </w:lvl>
+  </w:abstractNum>
+  <w:abstractNum w:abstractNumId="1" w15:restartNumberingAfterBreak="0">
+    <w:nsid w:val="23E84542"/>
+    <w:multiLevelType w:val="multilevel"/>
+    <w:tmpl w:val="32E8570A"/>
+    <w:lvl w:ilvl="0">
+      <w:start w:val="1"/>
+      <w:numFmt w:val="decimal"/>
+      <w:pStyle w:val="1"/>
+      <w:lvlText w:val="%1."/>
+      <w:lvlJc w:val="left"/>
+      <w:pPr>
+        <w:ind w:left="1069" w:hanging="360"/>
+      </w:pPr>
+      <w:rPr>
+        <w:rFonts w:hint="default"/>
+      </w:rPr>
+    </w:lvl>
+    <w:lvl w:ilvl="1">
+      <w:start w:val="1"/>
+      <w:numFmt w:val="decimal"/>
+      <w:isLgl/>
+      <w:lvlText w:val="%1.%2"/>
+      <w:lvlJc w:val="left"/>
+      <w:pPr>
+        <w:ind w:left="1129" w:hanging="420"/>
+      </w:pPr>
+      <w:rPr>
+        <w:rFonts w:hint="default"/>
+      </w:rPr>
+    </w:lvl>
+    <w:lvl w:ilvl="2">
+      <w:start w:val="1"/>
+      <w:numFmt w:val="decimal"/>
+      <w:isLgl/>
+      <w:lvlText w:val="%1.%2.%3"/>
+      <w:lvlJc w:val="left"/>
+      <w:pPr>
+        <w:ind w:left="1429" w:hanging="720"/>
+      </w:pPr>
+      <w:rPr>
+        <w:rFonts w:hint="default"/>
+      </w:rPr>
+    </w:lvl>
+    <w:lvl w:ilvl="3">
+      <w:start w:val="1"/>
+      <w:numFmt w:val="decimal"/>
+      <w:isLgl/>
+      <w:lvlText w:val="%1.%2.%3.%4"/>
+      <w:lvlJc w:val="left"/>
+      <w:pPr>
+        <w:ind w:left="1789" w:hanging="1080"/>
+      </w:pPr>
+      <w:rPr>
+        <w:rFonts w:hint="default"/>
+      </w:rPr>
+    </w:lvl>
+    <w:lvl w:ilvl="4">
+      <w:start w:val="1"/>
+      <w:numFmt w:val="decimal"/>
+      <w:isLgl/>
+      <w:lvlText w:val="%1.%2.%3.%4.%5"/>
+      <w:lvlJc w:val="left"/>
+      <w:pPr>
+        <w:ind w:left="1789" w:hanging="1080"/>
+      </w:pPr>
+      <w:rPr>
+        <w:rFonts w:hint="default"/>
+      </w:rPr>
+    </w:lvl>
+    <w:lvl w:ilvl="5">
+      <w:start w:val="1"/>
+      <w:numFmt w:val="decimal"/>
+      <w:isLgl/>
+      <w:lvlText w:val="%1.%2.%3.%4.%5.%6"/>
+      <w:lvlJc w:val="left"/>
+      <w:pPr>
+        <w:ind w:left="2149" w:hanging="1440"/>
+      </w:pPr>
+      <w:rPr>
+        <w:rFonts w:hint="default"/>
+      </w:rPr>
+    </w:lvl>
+    <w:lvl w:ilvl="6">
+      <w:start w:val="1"/>
+      <w:numFmt w:val="decimal"/>
+      <w:isLgl/>
+      <w:lvlText w:val="%1.%2.%3.%4.%5.%6.%7"/>
+      <w:lvlJc w:val="left"/>
+      <w:pPr>
+        <w:ind w:left="2149" w:hanging="1440"/>
+      </w:pPr>
+      <w:rPr>
+        <w:rFonts w:hint="default"/>
+      </w:rPr>
+    </w:lvl>
+    <w:lvl w:ilvl="7">
+      <w:start w:val="1"/>
+      <w:numFmt w:val="decimal"/>
+      <w:isLgl/>
+      <w:lvlText w:val="%1.%2.%3.%4.%5.%6.%7.%8"/>
+      <w:lvlJc w:val="left"/>
+      <w:pPr>
+        <w:ind w:left="2509" w:hanging="1800"/>
+      </w:pPr>
+      <w:rPr>
+        <w:rFonts w:hint="default"/>
+      </w:rPr>
+    </w:lvl>
+    <w:lvl w:ilvl="8">
+      <w:start w:val="1"/>
+      <w:numFmt w:val="decimal"/>
+      <w:isLgl/>
+      <w:lvlText w:val="%1.%2.%3.%4.%5.%6.%7.%8.%9"/>
+      <w:lvlJc w:val="left"/>
+      <w:pPr>
+        <w:ind w:left="2869" w:hanging="2160"/>
+      </w:pPr>
+      <w:rPr>
+        <w:rFonts w:hint="default"/>
+      </w:rPr>
+    </w:lvl>
+  </w:abstractNum>
+  <w:abstractNum w:abstractNumId="2" w15:restartNumberingAfterBreak="0">
+    <w:nsid w:val="6A614A93"/>
+    <w:multiLevelType w:val="hybridMultilevel"/>
+    <w:tmpl w:val="6F1AB500"/>
+    <w:lvl w:ilvl="0" w:tplc="E3362894">
+      <w:start w:val="1"/>
+      <w:numFmt w:val="decimal"/>
+      <w:lvlText w:val="%1"/>
+      <w:lvlJc w:val="left"/>
+      <w:pPr>
+        <w:ind w:left="1429" w:hanging="360"/>
+      </w:pPr>
+      <w:rPr>
+        <w:rFonts w:hint="default"/>
+      </w:rPr>
+    </w:lvl>
+    <w:lvl w:ilvl="1" w:tplc="20000019" w:tentative="1">
+      <w:start w:val="1"/>
+      <w:numFmt w:val="lowerLetter"/>
+      <w:lvlText w:val="%2."/>
+      <w:lvlJc w:val="left"/>
+      <w:pPr>
+        <w:ind w:left="1440" w:hanging="360"/>
+      </w:pPr>
+    </w:lvl>
+    <w:lvl w:ilvl="2" w:tplc="2000001B" w:tentative="1">
+      <w:start w:val="1"/>
+      <w:numFmt w:val="lowerRoman"/>
+      <w:lvlText w:val="%3."/>
+      <w:lvlJc w:val="right"/>
+      <w:pPr>
+        <w:ind w:left="2160" w:hanging="180"/>
+      </w:pPr>
+    </w:lvl>
+    <w:lvl w:ilvl="3" w:tplc="2000000F" w:tentative="1">
+      <w:start w:val="1"/>
+      <w:numFmt w:val="decimal"/>
+      <w:lvlText w:val="%4."/>
+      <w:lvlJc w:val="left"/>
+      <w:pPr>
+        <w:ind w:left="2880" w:hanging="360"/>
+      </w:pPr>
+    </w:lvl>
+    <w:lvl w:ilvl="4" w:tplc="20000019" w:tentative="1">
+      <w:start w:val="1"/>
+      <w:numFmt w:val="lowerLetter"/>
+      <w:lvlText w:val="%5."/>
+      <w:lvlJc w:val="left"/>
+      <w:pPr>
+        <w:ind w:left="3600" w:hanging="360"/>
+      </w:pPr>
+    </w:lvl>
+    <w:lvl w:ilvl="5" w:tplc="2000001B" w:tentative="1">
+      <w:start w:val="1"/>
+      <w:numFmt w:val="lowerRoman"/>
+      <w:lvlText w:val="%6."/>
+      <w:lvlJc w:val="right"/>
+      <w:pPr>
+        <w:ind w:left="4320" w:hanging="180"/>
+      </w:pPr>
+    </w:lvl>
+    <w:lvl w:ilvl="6" w:tplc="2000000F" w:tentative="1">
+      <w:start w:val="1"/>
+      <w:numFmt w:val="decimal"/>
+      <w:lvlText w:val="%7."/>
+      <w:lvlJc w:val="left"/>
+      <w:pPr>
+        <w:ind w:left="5040" w:hanging="360"/>
+      </w:pPr>
+    </w:lvl>
+    <w:lvl w:ilvl="7" w:tplc="20000019" w:tentative="1">
+      <w:start w:val="1"/>
+      <w:numFmt w:val="lowerLetter"/>
+      <w:lvlText w:val="%8."/>
+      <w:lvlJc w:val="left"/>
+      <w:pPr>
+        <w:ind w:left="5760" w:hanging="360"/>
+      </w:pPr>
+    </w:lvl>
+    <w:lvl w:ilvl="8" w:tplc="2000001B" w:tentative="1">
+      <w:start w:val="1"/>
+      <w:numFmt w:val="lowerRoman"/>
+      <w:lvlText w:val="%9."/>
+      <w:lvlJc w:val="right"/>
+      <w:pPr>
+        <w:ind w:left="6480" w:hanging="180"/>
+      </w:pPr>
+    </w:lvl>
+  </w:abstractNum>
+  <w:num w:numId="1" w16cid:durableId="398093069">
+    <w:abstractNumId w:val="0"/>
+  </w:num>
+  <w:num w:numId="2" w16cid:durableId="284192698">
+    <w:abstractNumId w:val="1"/>
+  </w:num>
+  <w:num w:numId="3" w16cid:durableId="114445593">
+    <w:abstractNumId w:val="2"/>
+  </w:num>
+</w:numbering>
 </file>
 
 <file path=word/styles.xml><?xml version="1.0" encoding="utf-8"?>
@@ -1032,16 +1855,22 @@
     <w:aliases w:val="Заг 1"/>
     <w:next w:val="2"/>
     <w:link w:val="10"/>
-    <w:autoRedefine/>
     <w:uiPriority w:val="9"/>
     <w:qFormat/>
-    <w:rsid w:val="002900B9"/>
+    <w:rsid w:val="00626A09"/>
     <w:pPr>
       <w:keepNext/>
       <w:keepLines/>
       <w:widowControl w:val="0"/>
+      <w:numPr>
+        <w:numId w:val="2"/>
+      </w:numPr>
+      <w:tabs>
+        <w:tab w:val="left" w:pos="1134"/>
+      </w:tabs>
       <w:spacing w:after="0" w:line="276" w:lineRule="auto"/>
-      <w:ind w:firstLine="709"/>
+      <w:ind w:left="1134" w:hanging="425"/>
+      <w:jc w:val="both"/>
       <w:outlineLvl w:val="0"/>
     </w:pPr>
     <w:rPr>
@@ -1061,8 +1890,16 @@
     <w:uiPriority w:val="9"/>
     <w:unhideWhenUsed/>
     <w:qFormat/>
-    <w:rsid w:val="002900B9"/>
+    <w:rsid w:val="00626A09"/>
     <w:pPr>
+      <w:numPr>
+        <w:numId w:val="0"/>
+      </w:numPr>
+      <w:tabs>
+        <w:tab w:val="clear" w:pos="1134"/>
+        <w:tab w:val="left" w:pos="1276"/>
+      </w:tabs>
+      <w:ind w:left="1134" w:hanging="425"/>
       <w:outlineLvl w:val="1"/>
     </w:pPr>
     <w:rPr>
@@ -1254,7 +2091,7 @@
     <w:basedOn w:val="a0"/>
     <w:link w:val="1"/>
     <w:uiPriority w:val="9"/>
-    <w:rsid w:val="002900B9"/>
+    <w:rsid w:val="00626A09"/>
     <w:rPr>
       <w:rFonts w:ascii="Times New Roman" w:eastAsiaTheme="majorEastAsia" w:hAnsi="Times New Roman" w:cstheme="majorBidi"/>
       <w:b/>
@@ -1269,7 +2106,7 @@
     <w:basedOn w:val="a0"/>
     <w:link w:val="2"/>
     <w:uiPriority w:val="9"/>
-    <w:rsid w:val="002900B9"/>
+    <w:rsid w:val="00626A09"/>
     <w:rPr>
       <w:rFonts w:ascii="Times New Roman" w:eastAsiaTheme="majorEastAsia" w:hAnsi="Times New Roman" w:cstheme="majorBidi"/>
       <w:b/>
@@ -1416,6 +2253,7 @@
       <w:numPr>
         <w:ilvl w:val="1"/>
       </w:numPr>
+      <w:ind w:firstLine="709"/>
     </w:pPr>
     <w:rPr>
       <w:rFonts w:eastAsiaTheme="majorEastAsia" w:cstheme="majorBidi"/>
@@ -1604,6 +2442,29 @@
     <w:rPr>
       <w:rFonts w:ascii="Times New Roman" w:hAnsi="Times New Roman"/>
       <w:sz w:val="28"/>
+    </w:rPr>
+  </w:style>
+  <w:style w:type="character" w:styleId="af1">
+    <w:name w:val="Hyperlink"/>
+    <w:basedOn w:val="a0"/>
+    <w:uiPriority w:val="99"/>
+    <w:unhideWhenUsed/>
+    <w:rsid w:val="002B457B"/>
+    <w:rPr>
+      <w:color w:val="467886" w:themeColor="hyperlink"/>
+      <w:u w:val="single"/>
+    </w:rPr>
+  </w:style>
+  <w:style w:type="character" w:styleId="af2">
+    <w:name w:val="Unresolved Mention"/>
+    <w:basedOn w:val="a0"/>
+    <w:uiPriority w:val="99"/>
+    <w:semiHidden/>
+    <w:unhideWhenUsed/>
+    <w:rsid w:val="002B457B"/>
+    <w:rPr>
+      <w:color w:val="605E5C"/>
+      <w:shd w:val="clear" w:color="auto" w:fill="E1DFDD"/>
     </w:rPr>
   </w:style>
 </w:styles>

--- a/ПДП.docx
+++ b/ПДП.docx
@@ -995,6 +995,1238 @@
       </w:pPr>
       <w:r>
         <w:t>Техническая экспертиза и консалтинг — предоставление услуг по разработке программного обеспечения, проектированию радиоэлектронных систем, а также проведение экспертиз в области защиты информации.</w:t>
+      </w:r>
+    </w:p>
+    <w:p>
+      <w:pPr>
+        <w:rPr>
+          <w:lang w:val="ru-RU"/>
+        </w:rPr>
+      </w:pPr>
+      <w:r>
+        <w:t>БГУИР обладает развитой многоуровневой структурой и эффективной системой управления, адаптированной под задачи высокотехнологичного вуза. Структура университета объединяет факультеты, общеуниверситетские кафедры, научно-исследовательские части, отраслевые лаборатории, центры трансфера технологий, библиотеку, издательство и мощный центр информационных технологий.</w:t>
+      </w:r>
+    </w:p>
+    <w:p>
+      <w:r>
+        <w:t>Во главе БГУИР стоит ректор, который осуществляет общее руководство стратегическим развитием и всеми направлениями деятельности вуза. Команда проректоров курирует ключевые блоки: учебную работу (организация учебных планов, аттестация), научную деятельность (инновационные разработки, аспирантура) и воспитательную работу. Деканы факультетов управляют отдельными подразделениями, отвечая за качество подготовки инженеров, подбор преподавательского состава и связь с профильными предприятиями-заказчиками кадров.</w:t>
+      </w:r>
+    </w:p>
+    <w:p>
+      <w:r>
+        <w:t xml:space="preserve">Кафедры являются базовыми звеньями, обеспечивающими проведение занятий по техническим и гуманитарным дисциплинам. Они также отвечают за работу совместных учебных лабораторий с IT-компаниями, выполнение научно-исследовательских и опытно-конструкторских работ (НИОКР) и актуализацию учебных программ под требования рынка. В университете активно действует система студенческого самоуправления, представленная студенческим советом, профкомом и молодежными центрами, которые организуют </w:t>
+      </w:r>
+      <w:proofErr w:type="spellStart"/>
+      <w:r>
+        <w:t>хакатоны</w:t>
+      </w:r>
+      <w:proofErr w:type="spellEnd"/>
+      <w:r>
+        <w:t>, технические конкурсы, культурные фестивали и волонтерские проекты.</w:t>
+      </w:r>
+    </w:p>
+    <w:p>
+      <w:r>
+        <w:t>Фундаментальным элементом системы управления БГУИР является его цифровая экосистема. Она включает в себя передовую информационную инфраструктуру: систему «Электронный университет», личные кабинеты студентов и преподавателей, электронные ведомости, репозиторий научных трудов и платформы дистанционного обучения. Это позволяет автоматизировать большинство управленческих процессов и обеспечить прозрачность контроля успеваемости.</w:t>
+      </w:r>
+    </w:p>
+    <w:p>
+      <w:pPr>
+        <w:rPr>
+          <w:lang w:val="ru-RU"/>
+        </w:rPr>
+      </w:pPr>
+      <w:r>
+        <w:t xml:space="preserve">Одной из главных задач системы управления БГУИР является создание инновационной образовательной среды, стимулирующей научно-техническое </w:t>
+      </w:r>
+      <w:r>
+        <w:lastRenderedPageBreak/>
+        <w:t>творчество, обеспечение лидерства в сфере цифровых технологий, а также укрепление престижа университета как ведущего центра подготовки кадров для «экономики знаний».</w:t>
+      </w:r>
+    </w:p>
+    <w:p>
+      <w:r>
+        <w:t>Прохождение преддипломной практики осуществлялось в отделе автоматизированных систем управления и информационных технологий. Основные направления деятельности отдела [1]:</w:t>
+      </w:r>
+    </w:p>
+    <w:p>
+      <w:pPr>
+        <w:pStyle w:val="a7"/>
+        <w:numPr>
+          <w:ilvl w:val="0"/>
+          <w:numId w:val="4"/>
+        </w:numPr>
+        <w:tabs>
+          <w:tab w:val="left" w:pos="1134"/>
+        </w:tabs>
+        <w:ind w:left="0" w:firstLine="709"/>
+      </w:pPr>
+      <w:r>
+        <w:rPr>
+          <w:lang w:val="ru-RU"/>
+        </w:rPr>
+        <w:t>С</w:t>
+      </w:r>
+      <w:proofErr w:type="spellStart"/>
+      <w:r>
+        <w:t>овершенствование</w:t>
+      </w:r>
+      <w:proofErr w:type="spellEnd"/>
+      <w:r>
+        <w:t xml:space="preserve"> процесса управления университетом и обучения на основе применения автоматизированных систем управления (АСУ) и использования современных средств телекоммуникации и информационных технологий;</w:t>
+      </w:r>
+    </w:p>
+    <w:p>
+      <w:pPr>
+        <w:pStyle w:val="a7"/>
+        <w:numPr>
+          <w:ilvl w:val="0"/>
+          <w:numId w:val="4"/>
+        </w:numPr>
+        <w:tabs>
+          <w:tab w:val="left" w:pos="1134"/>
+        </w:tabs>
+        <w:ind w:left="0" w:firstLine="709"/>
+      </w:pPr>
+      <w:r>
+        <w:rPr>
+          <w:lang w:val="ru-RU"/>
+        </w:rPr>
+        <w:t>В</w:t>
+      </w:r>
+      <w:proofErr w:type="spellStart"/>
+      <w:r>
+        <w:t>недрение</w:t>
+      </w:r>
+      <w:proofErr w:type="spellEnd"/>
+      <w:r>
+        <w:t xml:space="preserve"> и использование АСУ в управлении образовательным процессом;</w:t>
+      </w:r>
+    </w:p>
+    <w:p>
+      <w:pPr>
+        <w:pStyle w:val="a7"/>
+        <w:numPr>
+          <w:ilvl w:val="0"/>
+          <w:numId w:val="4"/>
+        </w:numPr>
+        <w:tabs>
+          <w:tab w:val="left" w:pos="1134"/>
+        </w:tabs>
+        <w:ind w:left="0" w:firstLine="709"/>
+      </w:pPr>
+      <w:r>
+        <w:rPr>
+          <w:lang w:val="ru-RU"/>
+        </w:rPr>
+        <w:t>О</w:t>
+      </w:r>
+      <w:proofErr w:type="spellStart"/>
+      <w:r>
+        <w:t>рганизация</w:t>
+      </w:r>
+      <w:proofErr w:type="spellEnd"/>
+      <w:r>
+        <w:t xml:space="preserve"> электронного документооборота структурных подразделений университета;</w:t>
+      </w:r>
+    </w:p>
+    <w:p>
+      <w:pPr>
+        <w:pStyle w:val="a7"/>
+        <w:numPr>
+          <w:ilvl w:val="0"/>
+          <w:numId w:val="4"/>
+        </w:numPr>
+        <w:tabs>
+          <w:tab w:val="left" w:pos="1134"/>
+        </w:tabs>
+        <w:ind w:left="0" w:firstLine="709"/>
+      </w:pPr>
+      <w:r>
+        <w:rPr>
+          <w:lang w:val="ru-RU"/>
+        </w:rPr>
+        <w:t>Р</w:t>
+      </w:r>
+      <w:proofErr w:type="spellStart"/>
+      <w:r>
+        <w:t>азработка</w:t>
+      </w:r>
+      <w:proofErr w:type="spellEnd"/>
+      <w:r>
+        <w:t xml:space="preserve"> и внедрение в образовательный процесс новых образовательных информационных технологий;</w:t>
+      </w:r>
+    </w:p>
+    <w:p>
+      <w:pPr>
+        <w:pStyle w:val="a7"/>
+        <w:numPr>
+          <w:ilvl w:val="0"/>
+          <w:numId w:val="4"/>
+        </w:numPr>
+        <w:tabs>
+          <w:tab w:val="left" w:pos="1134"/>
+        </w:tabs>
+        <w:ind w:left="0" w:firstLine="709"/>
+      </w:pPr>
+      <w:r>
+        <w:rPr>
+          <w:lang w:val="ru-RU"/>
+        </w:rPr>
+        <w:t>Р</w:t>
+      </w:r>
+      <w:proofErr w:type="spellStart"/>
+      <w:r>
+        <w:t>азработка</w:t>
+      </w:r>
+      <w:proofErr w:type="spellEnd"/>
+      <w:r>
+        <w:t xml:space="preserve"> сопровождающего программного обеспечения для электронных учебно-методических комплексов;</w:t>
+      </w:r>
+    </w:p>
+    <w:p>
+      <w:pPr>
+        <w:pStyle w:val="a7"/>
+        <w:numPr>
+          <w:ilvl w:val="0"/>
+          <w:numId w:val="4"/>
+        </w:numPr>
+        <w:tabs>
+          <w:tab w:val="left" w:pos="1134"/>
+        </w:tabs>
+        <w:ind w:left="0" w:firstLine="709"/>
+      </w:pPr>
+      <w:r>
+        <w:rPr>
+          <w:lang w:val="ru-RU"/>
+        </w:rPr>
+        <w:t>Р</w:t>
+      </w:r>
+      <w:proofErr w:type="spellStart"/>
+      <w:r>
+        <w:t>азработка</w:t>
+      </w:r>
+      <w:proofErr w:type="spellEnd"/>
+      <w:r>
+        <w:t xml:space="preserve"> и администрирование тестирующих программ для контроля знаний;</w:t>
+      </w:r>
+    </w:p>
+    <w:p>
+      <w:pPr>
+        <w:rPr>
+          <w:lang w:val="ru-RU"/>
+        </w:rPr>
+      </w:pPr>
+    </w:p>
+    <w:p>
+      <w:pPr>
+        <w:pStyle w:val="2"/>
+        <w:numPr>
+          <w:ilvl w:val="1"/>
+          <w:numId w:val="2"/>
+        </w:numPr>
+      </w:pPr>
+      <w:r>
+        <w:t>Информационные системы</w:t>
+      </w:r>
+    </w:p>
+    <w:p>
+      <w:pPr>
+        <w:rPr>
+          <w:lang w:val="ru-RU"/>
+        </w:rPr>
+      </w:pPr>
+    </w:p>
+    <w:p>
+      <w:pPr>
+        <w:rPr>
+          <w:lang w:val="ru-RU"/>
+        </w:rPr>
+      </w:pPr>
+      <w:r>
+        <w:rPr>
+          <w:lang w:val="ru-RU"/>
+        </w:rPr>
+        <w:t>БГУИР</w:t>
+      </w:r>
+      <w:r>
+        <w:t xml:space="preserve"> активно использует различные информационные системы в своей деятельности, направленные на автоматизацию управления и учебного процесса.</w:t>
+      </w:r>
+    </w:p>
+    <w:p>
+      <w:pPr>
+        <w:rPr>
+          <w:lang w:val="ru-RU"/>
+        </w:rPr>
+      </w:pPr>
+      <w:r>
+        <w:rPr>
+          <w:lang w:val="ru-RU"/>
+        </w:rPr>
+        <w:t>Одной из ключевых составляющих цифровой экосистемы БГУИР является Интегрированная информационная система (ИИС). Это уникальная разработка университета, объединяющая в себе функции управления учебным процессом, личного кабинета студента и преподавателя, а также инструменты электронного документооборота.</w:t>
+      </w:r>
+    </w:p>
+    <w:p>
+      <w:r>
+        <w:t>ИИС БГУИР представляет собой единое цифровое пространство, которое автоматизирует взаимодействие всех участников образовательного процесса. Основные возможности системы включают:</w:t>
+      </w:r>
+    </w:p>
+    <w:p>
+      <w:pPr>
+        <w:pStyle w:val="a7"/>
+        <w:numPr>
+          <w:ilvl w:val="0"/>
+          <w:numId w:val="5"/>
+        </w:numPr>
+        <w:tabs>
+          <w:tab w:val="center" w:pos="1134"/>
+        </w:tabs>
+        <w:ind w:left="0" w:firstLine="709"/>
+      </w:pPr>
+      <w:r>
+        <w:t>Личный кабинет студента: здесь доступно актуальное электронное расписание, зачетная книжка с оценками за все семестры, а также информация о назначенных стипендиях и пропусках занятий.</w:t>
+      </w:r>
+    </w:p>
+    <w:p>
+      <w:pPr>
+        <w:pStyle w:val="a7"/>
+        <w:numPr>
+          <w:ilvl w:val="0"/>
+          <w:numId w:val="5"/>
+        </w:numPr>
+        <w:tabs>
+          <w:tab w:val="center" w:pos="1134"/>
+        </w:tabs>
+        <w:ind w:left="0" w:firstLine="709"/>
+      </w:pPr>
+      <w:r>
+        <w:lastRenderedPageBreak/>
+        <w:t>Личный кабинет преподавателя: позволяет вести электронные журналы, выставлять оценки, контролировать посещаемость и загружать учебно-методические комплексы</w:t>
+      </w:r>
+      <w:r>
+        <w:rPr>
+          <w:lang w:val="ru-RU"/>
+        </w:rPr>
+        <w:t>.</w:t>
+      </w:r>
+    </w:p>
+    <w:p>
+      <w:pPr>
+        <w:pStyle w:val="a7"/>
+        <w:numPr>
+          <w:ilvl w:val="0"/>
+          <w:numId w:val="5"/>
+        </w:numPr>
+        <w:tabs>
+          <w:tab w:val="center" w:pos="1134"/>
+        </w:tabs>
+        <w:ind w:left="0" w:firstLine="709"/>
+      </w:pPr>
+      <w:r>
+        <w:t>Управление учебными планами: система хранит актуальные программы обучения по всем специальностям, обеспечивая прозрачность образовательной траектории.</w:t>
+      </w:r>
+    </w:p>
+    <w:p>
+      <w:pPr>
+        <w:pStyle w:val="a7"/>
+        <w:numPr>
+          <w:ilvl w:val="0"/>
+          <w:numId w:val="5"/>
+        </w:numPr>
+        <w:tabs>
+          <w:tab w:val="center" w:pos="1134"/>
+        </w:tabs>
+        <w:ind w:left="0" w:firstLine="709"/>
+      </w:pPr>
+      <w:r>
+        <w:t>Заказ справок и документов: студенты могут удаленно запрашивать справки об обучении, что значительно сокращает бюрократическую нагрузку.</w:t>
+      </w:r>
+    </w:p>
+    <w:p>
+      <w:pPr>
+        <w:rPr>
+          <w:lang w:val="be-BY"/>
+        </w:rPr>
+      </w:pPr>
+      <w:r>
+        <w:t>Для реализации дистанционных образовательных технологий в БГУИР используется Система электронного обучения (СЭО)</w:t>
+      </w:r>
+      <w:r>
+        <w:rPr>
+          <w:lang w:val="be-BY"/>
+        </w:rPr>
+        <w:t>.</w:t>
+      </w:r>
+      <w:r>
+        <w:t xml:space="preserve"> Она служит основным инструментом для взаимодействия студентов и преподавателей вне учебных аудиторий.</w:t>
+      </w:r>
+    </w:p>
+    <w:p>
+      <w:pPr>
+        <w:rPr>
+          <w:lang w:val="be-BY"/>
+        </w:rPr>
+      </w:pPr>
+      <w:r>
+        <w:rPr>
+          <w:lang w:val="be-BY"/>
+        </w:rPr>
+        <w:t>Система электронного обучения (СЭО) – комплекс программных и</w:t>
+      </w:r>
+      <w:r>
+        <w:rPr>
+          <w:lang w:val="be-BY"/>
+        </w:rPr>
+        <w:t xml:space="preserve"> </w:t>
+      </w:r>
+      <w:r>
+        <w:rPr>
+          <w:lang w:val="be-BY"/>
+        </w:rPr>
+        <w:t>технических средств, обеспечивающих реализацию образовательного процесса сиспользованием ДОТ, мониторинг и протоколирование хода и результатовизучения обучающимся учебных дисциплин (образовательной программы).</w:t>
+      </w:r>
+    </w:p>
+    <w:p>
+      <w:pPr>
+        <w:rPr>
+          <w:lang w:val="be-BY"/>
+        </w:rPr>
+      </w:pPr>
+      <w:r>
+        <w:t xml:space="preserve">Электронный образовательный ресурс по учебной дисциплине (ЭОР) – это представленные в электронном виде и размещенные в СЭО систематизированные учебные, научные и методические материалы (или ссылки на них) по учебной дисциплине для самостоятельного изучения обучающимся теоретического материала и выполнения им видов учебной деятельности, предусмотренных учебным планом (программой) в зависимости от формы получения образования, набор фондов оценочных средств для диагностики сформированных компетенций. </w:t>
+      </w:r>
+    </w:p>
+    <w:p>
+      <w:pPr>
+        <w:rPr>
+          <w:lang w:val="ru-RU"/>
+        </w:rPr>
+      </w:pPr>
+      <w:r>
+        <w:t>Модуль электронного образовательного ресурса – структурная единица ЭОР, содержащая логически завершенную часть учебного материала по учебной дисциплине, которая включает раздел (разделы), одну или несколько тем. Модуль может не содержать материалов для практического выполнения обучающимся видов учебной деятельности, предусмотренных программой, в зависимости от формы получения образования. ЭОР содержит не менее 2 модулей (как правило, 3), а в случае осуществления подготовки по учебной дисциплине в дистанционной форме получения образования – не менее 3.</w:t>
+      </w:r>
+      <w:r>
+        <w:t>[2]</w:t>
+      </w:r>
+    </w:p>
+    <w:p>
+      <w:pPr>
+        <w:rPr>
+          <w:lang w:val="ru-RU"/>
+        </w:rPr>
+      </w:pPr>
+      <w:r>
+        <w:rPr>
+          <w:lang w:val="ru-RU"/>
+        </w:rPr>
+        <w:t>Практическая часть</w:t>
+      </w:r>
+      <w:r>
+        <w:rPr>
+          <w:lang w:val="ru-RU"/>
+        </w:rPr>
+        <w:t xml:space="preserve"> р</w:t>
+      </w:r>
+      <w:r>
+        <w:rPr>
+          <w:lang w:val="ru-RU"/>
+        </w:rPr>
+        <w:t>азрабатывается по каждой форме обучения на основании учебно</w:t>
+      </w:r>
+      <w:r>
+        <w:rPr>
+          <w:lang w:val="ru-RU"/>
+        </w:rPr>
+        <w:t>-</w:t>
+      </w:r>
+      <w:r>
+        <w:rPr>
+          <w:lang w:val="ru-RU"/>
+        </w:rPr>
+        <w:t>программной документации. Наименование и количество элементов</w:t>
+      </w:r>
+      <w:r>
+        <w:rPr>
+          <w:lang w:val="ru-RU"/>
+        </w:rPr>
+        <w:t xml:space="preserve"> </w:t>
+      </w:r>
+      <w:r>
+        <w:rPr>
+          <w:lang w:val="ru-RU"/>
+        </w:rPr>
+        <w:t>практической части (обязательных видов учебной деятельности обучающегося)</w:t>
+      </w:r>
+      <w:r>
+        <w:rPr>
+          <w:lang w:val="ru-RU"/>
+        </w:rPr>
+        <w:t xml:space="preserve"> </w:t>
+      </w:r>
+      <w:r>
+        <w:rPr>
+          <w:lang w:val="ru-RU"/>
+        </w:rPr>
+        <w:t>определяется учебными планами для соответствующей формы получения</w:t>
+      </w:r>
+      <w:r>
+        <w:rPr>
+          <w:lang w:val="ru-RU"/>
+        </w:rPr>
+        <w:t xml:space="preserve"> </w:t>
+      </w:r>
+      <w:r>
+        <w:rPr>
+          <w:lang w:val="ru-RU"/>
+        </w:rPr>
+        <w:t>образования. Содержание видов учебной деятельности обучающегося</w:t>
+      </w:r>
+      <w:r>
+        <w:rPr>
+          <w:lang w:val="ru-RU"/>
+        </w:rPr>
+        <w:t xml:space="preserve"> </w:t>
+      </w:r>
+      <w:r>
+        <w:rPr>
+          <w:lang w:val="ru-RU"/>
+        </w:rPr>
+        <w:t xml:space="preserve">определяется учебной программой учебной дисциплины </w:t>
+      </w:r>
+      <w:r>
+        <w:rPr>
+          <w:lang w:val="ru-RU"/>
+        </w:rPr>
+        <w:lastRenderedPageBreak/>
+        <w:t>(учебно-методических</w:t>
+      </w:r>
+      <w:r>
+        <w:rPr>
+          <w:lang w:val="ru-RU"/>
+        </w:rPr>
+        <w:t xml:space="preserve"> </w:t>
+      </w:r>
+      <w:r>
+        <w:rPr>
+          <w:lang w:val="ru-RU"/>
+        </w:rPr>
+        <w:t>карт для соответствующей формы обучения). В зависимости от формы</w:t>
+      </w:r>
+      <w:r>
+        <w:rPr>
+          <w:lang w:val="ru-RU"/>
+        </w:rPr>
+        <w:t xml:space="preserve"> </w:t>
+      </w:r>
+      <w:r>
+        <w:rPr>
+          <w:lang w:val="ru-RU"/>
+        </w:rPr>
+        <w:t>получения образования практическая часть может включать следующие</w:t>
+      </w:r>
+      <w:r>
+        <w:rPr>
+          <w:lang w:val="ru-RU"/>
+        </w:rPr>
+        <w:t xml:space="preserve"> </w:t>
+      </w:r>
+      <w:r>
+        <w:rPr>
+          <w:lang w:val="ru-RU"/>
+        </w:rPr>
+        <w:t>элементы:</w:t>
+      </w:r>
+    </w:p>
+    <w:p>
+      <w:pPr>
+        <w:pStyle w:val="a7"/>
+        <w:numPr>
+          <w:ilvl w:val="0"/>
+          <w:numId w:val="6"/>
+        </w:numPr>
+        <w:tabs>
+          <w:tab w:val="center" w:pos="993"/>
+        </w:tabs>
+        <w:ind w:left="0" w:firstLine="709"/>
+        <w:rPr>
+          <w:lang w:val="ru-RU"/>
+        </w:rPr>
+      </w:pPr>
+      <w:r>
+        <w:rPr>
+          <w:lang w:val="ru-RU"/>
+        </w:rPr>
+        <w:t>Практические и семинарские занятия (ПЗ). Могут включать в себя</w:t>
+      </w:r>
+      <w:r>
+        <w:rPr>
+          <w:lang w:val="ru-RU"/>
+        </w:rPr>
+        <w:t xml:space="preserve"> </w:t>
+      </w:r>
+      <w:r>
+        <w:rPr>
+          <w:lang w:val="ru-RU"/>
+        </w:rPr>
+        <w:t>перечень рефератов, варианты заданий (задач), примеры их решений, «кейсы»,</w:t>
+      </w:r>
+      <w:r>
+        <w:rPr>
+          <w:lang w:val="ru-RU"/>
+        </w:rPr>
+        <w:t xml:space="preserve"> </w:t>
+      </w:r>
+      <w:r>
+        <w:rPr>
+          <w:lang w:val="ru-RU"/>
+        </w:rPr>
+        <w:t>методические материалы, учебные и справочные издания (ссылки на учебные и</w:t>
+      </w:r>
+      <w:r>
+        <w:rPr>
+          <w:lang w:val="ru-RU"/>
+        </w:rPr>
+        <w:t xml:space="preserve"> </w:t>
+      </w:r>
+      <w:r>
+        <w:rPr>
+          <w:lang w:val="ru-RU"/>
+        </w:rPr>
+        <w:t>справочные издания, находящиеся в открытом доступе в сети Интернет), для</w:t>
+      </w:r>
+      <w:r>
+        <w:rPr>
+          <w:lang w:val="ru-RU"/>
+        </w:rPr>
+        <w:t xml:space="preserve"> </w:t>
+      </w:r>
+      <w:r>
+        <w:rPr>
+          <w:lang w:val="ru-RU"/>
+        </w:rPr>
+        <w:t>подготовки и выполнения ПЗ и т</w:t>
+      </w:r>
+      <w:r>
+        <w:rPr>
+          <w:lang w:val="ru-RU"/>
+        </w:rPr>
+        <w:t>ак</w:t>
+      </w:r>
+      <w:r>
+        <w:rPr>
+          <w:lang w:val="ru-RU"/>
+        </w:rPr>
+        <w:t xml:space="preserve"> д</w:t>
+      </w:r>
+      <w:r>
+        <w:rPr>
+          <w:lang w:val="ru-RU"/>
+        </w:rPr>
+        <w:t>алее</w:t>
+      </w:r>
+      <w:r>
+        <w:rPr>
+          <w:lang w:val="ru-RU"/>
+        </w:rPr>
+        <w:t>.</w:t>
+      </w:r>
+    </w:p>
+    <w:p>
+      <w:pPr>
+        <w:pStyle w:val="a7"/>
+        <w:numPr>
+          <w:ilvl w:val="0"/>
+          <w:numId w:val="6"/>
+        </w:numPr>
+        <w:tabs>
+          <w:tab w:val="center" w:pos="993"/>
+        </w:tabs>
+        <w:ind w:left="0" w:firstLine="709"/>
+        <w:rPr>
+          <w:lang w:val="ru-RU"/>
+        </w:rPr>
+      </w:pPr>
+      <w:r>
+        <w:rPr>
+          <w:lang w:val="ru-RU"/>
+        </w:rPr>
+        <w:t>Лабораторные работы (ЛР). ЛР могут включать в себя вариант</w:t>
+      </w:r>
+      <w:r>
+        <w:rPr>
+          <w:lang w:val="ru-RU"/>
+        </w:rPr>
+        <w:t xml:space="preserve">ы </w:t>
+      </w:r>
+      <w:r>
+        <w:rPr>
+          <w:lang w:val="ru-RU"/>
+        </w:rPr>
+        <w:t>заданий, алгоритм и примеры выполнения, методические рекомендации,</w:t>
+      </w:r>
+      <w:r>
+        <w:rPr>
+          <w:lang w:val="ru-RU"/>
+        </w:rPr>
+        <w:t xml:space="preserve"> </w:t>
+      </w:r>
+      <w:r>
+        <w:rPr>
+          <w:lang w:val="ru-RU"/>
+        </w:rPr>
+        <w:t>учебные и справочные издания (ссылки на учебные и справочные издания,</w:t>
+      </w:r>
+      <w:r>
+        <w:rPr>
+          <w:lang w:val="ru-RU"/>
+        </w:rPr>
+        <w:t xml:space="preserve"> </w:t>
+      </w:r>
+      <w:r>
+        <w:rPr>
+          <w:lang w:val="ru-RU"/>
+        </w:rPr>
+        <w:t>находящиеся в библиотеке БГУИР или открытом доступе в сети Интернет),</w:t>
+      </w:r>
+      <w:r>
+        <w:rPr>
+          <w:lang w:val="ru-RU"/>
+        </w:rPr>
+        <w:t xml:space="preserve"> </w:t>
+      </w:r>
+      <w:r>
+        <w:rPr>
+          <w:lang w:val="ru-RU"/>
+        </w:rPr>
+        <w:t>требования к оформлению отчета и т</w:t>
+      </w:r>
+      <w:r>
+        <w:rPr>
+          <w:lang w:val="ru-RU"/>
+        </w:rPr>
+        <w:t xml:space="preserve">ак </w:t>
+      </w:r>
+      <w:r>
+        <w:rPr>
+          <w:lang w:val="ru-RU"/>
+        </w:rPr>
+        <w:t>д</w:t>
+      </w:r>
+      <w:r>
+        <w:rPr>
+          <w:lang w:val="ru-RU"/>
+        </w:rPr>
+        <w:t>алее</w:t>
+      </w:r>
+      <w:r>
+        <w:rPr>
+          <w:lang w:val="ru-RU"/>
+        </w:rPr>
+        <w:t>.</w:t>
+      </w:r>
+    </w:p>
+    <w:p>
+      <w:pPr>
+        <w:pStyle w:val="a7"/>
+        <w:numPr>
+          <w:ilvl w:val="0"/>
+          <w:numId w:val="6"/>
+        </w:numPr>
+        <w:tabs>
+          <w:tab w:val="center" w:pos="993"/>
+        </w:tabs>
+        <w:ind w:left="0" w:firstLine="709"/>
+        <w:rPr>
+          <w:lang w:val="ru-RU"/>
+        </w:rPr>
+      </w:pPr>
+      <w:r>
+        <w:rPr>
+          <w:lang w:val="ru-RU"/>
+        </w:rPr>
+        <w:t>Индивидуальные</w:t>
+      </w:r>
+      <w:r>
+        <w:rPr>
+          <w:lang w:val="ru-RU"/>
+        </w:rPr>
+        <w:t xml:space="preserve"> </w:t>
+      </w:r>
+      <w:r>
+        <w:rPr>
+          <w:lang w:val="ru-RU"/>
+        </w:rPr>
+        <w:t>практические</w:t>
+      </w:r>
+      <w:r>
+        <w:rPr>
+          <w:lang w:val="ru-RU"/>
+        </w:rPr>
+        <w:t xml:space="preserve"> </w:t>
+      </w:r>
+      <w:r>
+        <w:rPr>
+          <w:lang w:val="ru-RU"/>
+        </w:rPr>
+        <w:t>работы(ИПР).</w:t>
+      </w:r>
+      <w:r>
+        <w:rPr>
+          <w:lang w:val="ru-RU"/>
+        </w:rPr>
+        <w:t xml:space="preserve"> </w:t>
+      </w:r>
+      <w:r>
+        <w:rPr>
+          <w:lang w:val="ru-RU"/>
+        </w:rPr>
+        <w:t>ИПР</w:t>
+      </w:r>
+      <w:r>
+        <w:rPr>
+          <w:lang w:val="ru-RU"/>
+        </w:rPr>
+        <w:t xml:space="preserve"> </w:t>
+      </w:r>
+      <w:r>
+        <w:rPr>
+          <w:lang w:val="ru-RU"/>
+        </w:rPr>
+        <w:t>включают</w:t>
+      </w:r>
+      <w:r>
+        <w:rPr>
+          <w:lang w:val="ru-RU"/>
+        </w:rPr>
+        <w:t xml:space="preserve"> </w:t>
+      </w:r>
+      <w:r>
+        <w:rPr>
+          <w:lang w:val="ru-RU"/>
+        </w:rPr>
+        <w:t>в себя</w:t>
+      </w:r>
+      <w:r>
+        <w:rPr>
+          <w:lang w:val="ru-RU"/>
+        </w:rPr>
+        <w:t xml:space="preserve"> </w:t>
+      </w:r>
+      <w:r>
+        <w:rPr>
+          <w:lang w:val="ru-RU"/>
+        </w:rPr>
+        <w:t>варианты заданий, примеры их выполнения, методические рекомендации,</w:t>
+      </w:r>
+      <w:r>
+        <w:rPr>
+          <w:lang w:val="ru-RU"/>
+        </w:rPr>
+        <w:t xml:space="preserve"> </w:t>
+      </w:r>
+      <w:r>
+        <w:rPr>
+          <w:lang w:val="ru-RU"/>
+        </w:rPr>
+        <w:t>учебные и справочные издания (ссылки на учебные и справочные издания,</w:t>
+      </w:r>
+      <w:r>
+        <w:rPr>
+          <w:lang w:val="ru-RU"/>
+        </w:rPr>
+        <w:t xml:space="preserve"> </w:t>
+      </w:r>
+      <w:r>
+        <w:rPr>
+          <w:lang w:val="ru-RU"/>
+        </w:rPr>
+        <w:t>находящиеся</w:t>
+      </w:r>
+      <w:r>
+        <w:rPr>
+          <w:lang w:val="ru-RU"/>
+        </w:rPr>
+        <w:t xml:space="preserve"> </w:t>
+      </w:r>
+      <w:r>
+        <w:rPr>
+          <w:lang w:val="ru-RU"/>
+        </w:rPr>
+        <w:t>в</w:t>
+      </w:r>
+      <w:r>
+        <w:rPr>
+          <w:lang w:val="ru-RU"/>
+        </w:rPr>
+        <w:t xml:space="preserve"> </w:t>
+      </w:r>
+      <w:r>
+        <w:rPr>
+          <w:lang w:val="ru-RU"/>
+        </w:rPr>
+        <w:t>открытом</w:t>
+      </w:r>
+      <w:r>
+        <w:rPr>
+          <w:lang w:val="ru-RU"/>
+        </w:rPr>
+        <w:t xml:space="preserve"> </w:t>
+      </w:r>
+      <w:r>
+        <w:rPr>
+          <w:lang w:val="ru-RU"/>
+        </w:rPr>
+        <w:t>доступе</w:t>
+      </w:r>
+      <w:r>
+        <w:rPr>
+          <w:lang w:val="ru-RU"/>
+        </w:rPr>
+        <w:t xml:space="preserve"> </w:t>
+      </w:r>
+      <w:r>
+        <w:rPr>
+          <w:lang w:val="ru-RU"/>
+        </w:rPr>
+        <w:t>в</w:t>
+      </w:r>
+      <w:r>
+        <w:rPr>
+          <w:lang w:val="ru-RU"/>
+        </w:rPr>
+        <w:t xml:space="preserve"> </w:t>
+      </w:r>
+      <w:r>
+        <w:rPr>
+          <w:lang w:val="ru-RU"/>
+        </w:rPr>
+        <w:t>сети</w:t>
+      </w:r>
+      <w:r>
+        <w:rPr>
+          <w:lang w:val="ru-RU"/>
+        </w:rPr>
+        <w:t xml:space="preserve"> </w:t>
+      </w:r>
+      <w:r>
+        <w:rPr>
+          <w:lang w:val="ru-RU"/>
+        </w:rPr>
+        <w:t>Интернет),</w:t>
+      </w:r>
+      <w:r>
+        <w:rPr>
+          <w:lang w:val="ru-RU"/>
+        </w:rPr>
+        <w:t xml:space="preserve"> </w:t>
+      </w:r>
+      <w:r>
+        <w:rPr>
+          <w:lang w:val="ru-RU"/>
+        </w:rPr>
+        <w:t>требования</w:t>
+      </w:r>
+      <w:r>
+        <w:rPr>
+          <w:lang w:val="ru-RU"/>
+        </w:rPr>
+        <w:t xml:space="preserve"> </w:t>
+      </w:r>
+      <w:r>
+        <w:rPr>
+          <w:lang w:val="ru-RU"/>
+        </w:rPr>
+        <w:t>к</w:t>
+      </w:r>
+      <w:r>
+        <w:rPr>
+          <w:lang w:val="ru-RU"/>
+        </w:rPr>
+        <w:t xml:space="preserve"> </w:t>
+      </w:r>
+      <w:r>
+        <w:rPr>
+          <w:lang w:val="ru-RU"/>
+        </w:rPr>
+        <w:t>оформлению</w:t>
+      </w:r>
+      <w:r>
+        <w:rPr>
+          <w:lang w:val="ru-RU"/>
+        </w:rPr>
+        <w:t xml:space="preserve"> </w:t>
+      </w:r>
+      <w:r>
+        <w:rPr>
+          <w:lang w:val="ru-RU"/>
+        </w:rPr>
+        <w:t>и</w:t>
+      </w:r>
+      <w:r>
+        <w:rPr>
+          <w:lang w:val="ru-RU"/>
+        </w:rPr>
+        <w:t xml:space="preserve"> </w:t>
+      </w:r>
+      <w:r>
+        <w:rPr>
+          <w:lang w:val="ru-RU"/>
+        </w:rPr>
+        <w:t>т</w:t>
+      </w:r>
+      <w:r>
+        <w:rPr>
+          <w:lang w:val="ru-RU"/>
+        </w:rPr>
+        <w:t xml:space="preserve">ак </w:t>
+      </w:r>
+      <w:r>
+        <w:rPr>
+          <w:lang w:val="ru-RU"/>
+        </w:rPr>
+        <w:t>д</w:t>
+      </w:r>
+      <w:r>
+        <w:rPr>
+          <w:lang w:val="ru-RU"/>
+        </w:rPr>
+        <w:t>алее.</w:t>
+      </w:r>
+    </w:p>
+    <w:p>
+      <w:pPr>
+        <w:pStyle w:val="a7"/>
+        <w:numPr>
+          <w:ilvl w:val="0"/>
+          <w:numId w:val="6"/>
+        </w:numPr>
+        <w:tabs>
+          <w:tab w:val="center" w:pos="993"/>
+        </w:tabs>
+        <w:ind w:left="0" w:firstLine="709"/>
+        <w:rPr>
+          <w:lang w:val="ru-RU"/>
+        </w:rPr>
+      </w:pPr>
+      <w:r>
+        <w:rPr>
+          <w:lang w:val="ru-RU"/>
+        </w:rPr>
+        <w:t>Контрольные работы (КР). КР включают в себя варианты заданий,</w:t>
+      </w:r>
+      <w:r>
+        <w:rPr>
+          <w:lang w:val="ru-RU"/>
+        </w:rPr>
+        <w:t xml:space="preserve"> </w:t>
+      </w:r>
+      <w:r>
+        <w:rPr>
+          <w:lang w:val="ru-RU"/>
+        </w:rPr>
+        <w:t>примеры их выполнения, методические рекомендации, учебные и справочные</w:t>
+      </w:r>
+      <w:r>
+        <w:rPr>
+          <w:lang w:val="ru-RU"/>
+        </w:rPr>
+        <w:t xml:space="preserve"> </w:t>
+      </w:r>
+      <w:r>
+        <w:rPr>
+          <w:lang w:val="ru-RU"/>
+        </w:rPr>
+        <w:t>издания (ссылки на учебные и справочные издания, находящиеся в библиотеке</w:t>
+      </w:r>
+      <w:r>
+        <w:rPr>
+          <w:lang w:val="ru-RU"/>
+        </w:rPr>
+        <w:t xml:space="preserve"> </w:t>
+      </w:r>
+      <w:r>
+        <w:rPr>
+          <w:lang w:val="ru-RU"/>
+        </w:rPr>
+        <w:t>БГУИР или открытом доступе в сети Интернет) и т</w:t>
+      </w:r>
+      <w:r>
+        <w:rPr>
+          <w:lang w:val="ru-RU"/>
+        </w:rPr>
+        <w:t>ак</w:t>
+      </w:r>
+      <w:r>
+        <w:rPr>
+          <w:lang w:val="ru-RU"/>
+        </w:rPr>
+        <w:t xml:space="preserve"> д</w:t>
+      </w:r>
+      <w:r>
+        <w:rPr>
+          <w:lang w:val="ru-RU"/>
+        </w:rPr>
+        <w:t>алее</w:t>
+      </w:r>
+      <w:r>
+        <w:rPr>
+          <w:lang w:val="ru-RU"/>
+        </w:rPr>
+        <w:t>.</w:t>
+      </w:r>
+    </w:p>
+    <w:p>
+      <w:pPr>
+        <w:pStyle w:val="a7"/>
+        <w:numPr>
+          <w:ilvl w:val="0"/>
+          <w:numId w:val="6"/>
+        </w:numPr>
+        <w:tabs>
+          <w:tab w:val="center" w:pos="993"/>
+        </w:tabs>
+        <w:ind w:left="0" w:firstLine="709"/>
+        <w:rPr>
+          <w:lang w:val="ru-RU"/>
+        </w:rPr>
+      </w:pPr>
+      <w:r>
+        <w:rPr>
+          <w:lang w:val="ru-RU"/>
+        </w:rPr>
+        <w:t>Типовые расчеты, расчетные, расчетно-графические работы,</w:t>
+      </w:r>
+      <w:r>
+        <w:rPr>
+          <w:lang w:val="ru-RU"/>
+        </w:rPr>
+        <w:t xml:space="preserve"> </w:t>
+      </w:r>
+      <w:r>
+        <w:rPr>
+          <w:lang w:val="ru-RU"/>
+        </w:rPr>
+        <w:t>рефераты. Могут включать в себя варианты заданий, примеры их выполнения,</w:t>
+      </w:r>
+      <w:r>
+        <w:rPr>
+          <w:lang w:val="ru-RU"/>
+        </w:rPr>
+        <w:t xml:space="preserve"> </w:t>
+      </w:r>
+      <w:r>
+        <w:rPr>
+          <w:lang w:val="ru-RU"/>
+        </w:rPr>
+        <w:t>методические рекомендации, учебные и справочные издания (ссылки на учебные</w:t>
+      </w:r>
+      <w:r>
+        <w:rPr>
+          <w:lang w:val="ru-RU"/>
+        </w:rPr>
+        <w:t xml:space="preserve"> </w:t>
+      </w:r>
+      <w:r>
+        <w:rPr>
+          <w:lang w:val="ru-RU"/>
+        </w:rPr>
+        <w:t>и справочные издания, находящиеся в библиотеке БГУИР или в открытом</w:t>
+      </w:r>
+      <w:r>
+        <w:rPr>
+          <w:lang w:val="ru-RU"/>
+        </w:rPr>
+        <w:t xml:space="preserve"> </w:t>
+      </w:r>
+      <w:r>
+        <w:rPr>
+          <w:lang w:val="ru-RU"/>
+        </w:rPr>
+        <w:t xml:space="preserve">доступе в сети Интернет) требования к оформлению и </w:t>
+      </w:r>
+      <w:r>
+        <w:rPr>
+          <w:lang w:val="ru-RU"/>
+        </w:rPr>
+        <w:t>так</w:t>
+      </w:r>
+      <w:r>
+        <w:rPr>
+          <w:lang w:val="ru-RU"/>
+        </w:rPr>
+        <w:t xml:space="preserve"> д</w:t>
+      </w:r>
+      <w:r>
+        <w:rPr>
+          <w:lang w:val="ru-RU"/>
+        </w:rPr>
+        <w:t>алее</w:t>
+      </w:r>
+      <w:r>
+        <w:rPr>
+          <w:lang w:val="ru-RU"/>
+        </w:rPr>
+        <w:t>.</w:t>
+      </w:r>
+    </w:p>
+    <w:p>
+      <w:pPr>
+        <w:rPr>
+          <w:lang w:val="ru-RU"/>
+        </w:rPr>
+      </w:pPr>
+      <w:r>
+        <w:t>Структурные элементы модулей ЭОР разрабатываются в форматах, поддерживаемых СЭО (веб-страницы, документы форматов *.</w:t>
+      </w:r>
+      <w:proofErr w:type="spellStart"/>
+      <w:r>
+        <w:rPr>
+          <w:i/>
+          <w:iCs/>
+        </w:rPr>
+        <w:t>docx</w:t>
+      </w:r>
+      <w:proofErr w:type="spellEnd"/>
+      <w:r>
+        <w:t>, *.</w:t>
+      </w:r>
+      <w:proofErr w:type="spellStart"/>
+      <w:r>
+        <w:rPr>
+          <w:i/>
+          <w:iCs/>
+        </w:rPr>
+        <w:t>pdf</w:t>
+      </w:r>
+      <w:proofErr w:type="spellEnd"/>
+      <w:r>
+        <w:t>., *.</w:t>
+      </w:r>
+      <w:proofErr w:type="spellStart"/>
+      <w:r>
+        <w:rPr>
+          <w:i/>
+          <w:iCs/>
+        </w:rPr>
+        <w:t>pptx</w:t>
+      </w:r>
+      <w:proofErr w:type="spellEnd"/>
+      <w:r>
+        <w:t xml:space="preserve">, изображения, встроенные форматы СЭО и </w:t>
+      </w:r>
+      <w:proofErr w:type="spellStart"/>
+      <w:r>
+        <w:t>др</w:t>
+      </w:r>
+      <w:r>
+        <w:rPr>
+          <w:lang w:val="ru-RU"/>
+        </w:rPr>
+        <w:t>угие</w:t>
+      </w:r>
+      <w:proofErr w:type="spellEnd"/>
+      <w:r>
+        <w:t>).</w:t>
       </w:r>
     </w:p>
     <w:sectPr>
@@ -1217,6 +2449,184 @@
     </w:lvl>
   </w:abstractNum>
   <w:abstractNum w:abstractNumId="1" w15:restartNumberingAfterBreak="0">
+    <w:nsid w:val="198A7F57"/>
+    <w:multiLevelType w:val="hybridMultilevel"/>
+    <w:tmpl w:val="4F48F52E"/>
+    <w:lvl w:ilvl="0" w:tplc="FFFFFFFF">
+      <w:start w:val="1"/>
+      <w:numFmt w:val="decimal"/>
+      <w:lvlText w:val="%1"/>
+      <w:lvlJc w:val="left"/>
+      <w:pPr>
+        <w:ind w:left="1429" w:hanging="360"/>
+      </w:pPr>
+      <w:rPr>
+        <w:rFonts w:hint="default"/>
+      </w:rPr>
+    </w:lvl>
+    <w:lvl w:ilvl="1" w:tplc="FFFFFFFF" w:tentative="1">
+      <w:start w:val="1"/>
+      <w:numFmt w:val="lowerLetter"/>
+      <w:lvlText w:val="%2."/>
+      <w:lvlJc w:val="left"/>
+      <w:pPr>
+        <w:ind w:left="2149" w:hanging="360"/>
+      </w:pPr>
+    </w:lvl>
+    <w:lvl w:ilvl="2" w:tplc="FFFFFFFF" w:tentative="1">
+      <w:start w:val="1"/>
+      <w:numFmt w:val="lowerRoman"/>
+      <w:lvlText w:val="%3."/>
+      <w:lvlJc w:val="right"/>
+      <w:pPr>
+        <w:ind w:left="2869" w:hanging="180"/>
+      </w:pPr>
+    </w:lvl>
+    <w:lvl w:ilvl="3" w:tplc="FFFFFFFF" w:tentative="1">
+      <w:start w:val="1"/>
+      <w:numFmt w:val="decimal"/>
+      <w:lvlText w:val="%4."/>
+      <w:lvlJc w:val="left"/>
+      <w:pPr>
+        <w:ind w:left="3589" w:hanging="360"/>
+      </w:pPr>
+    </w:lvl>
+    <w:lvl w:ilvl="4" w:tplc="FFFFFFFF" w:tentative="1">
+      <w:start w:val="1"/>
+      <w:numFmt w:val="lowerLetter"/>
+      <w:lvlText w:val="%5."/>
+      <w:lvlJc w:val="left"/>
+      <w:pPr>
+        <w:ind w:left="4309" w:hanging="360"/>
+      </w:pPr>
+    </w:lvl>
+    <w:lvl w:ilvl="5" w:tplc="FFFFFFFF" w:tentative="1">
+      <w:start w:val="1"/>
+      <w:numFmt w:val="lowerRoman"/>
+      <w:lvlText w:val="%6."/>
+      <w:lvlJc w:val="right"/>
+      <w:pPr>
+        <w:ind w:left="5029" w:hanging="180"/>
+      </w:pPr>
+    </w:lvl>
+    <w:lvl w:ilvl="6" w:tplc="FFFFFFFF" w:tentative="1">
+      <w:start w:val="1"/>
+      <w:numFmt w:val="decimal"/>
+      <w:lvlText w:val="%7."/>
+      <w:lvlJc w:val="left"/>
+      <w:pPr>
+        <w:ind w:left="5749" w:hanging="360"/>
+      </w:pPr>
+    </w:lvl>
+    <w:lvl w:ilvl="7" w:tplc="FFFFFFFF" w:tentative="1">
+      <w:start w:val="1"/>
+      <w:numFmt w:val="lowerLetter"/>
+      <w:lvlText w:val="%8."/>
+      <w:lvlJc w:val="left"/>
+      <w:pPr>
+        <w:ind w:left="6469" w:hanging="360"/>
+      </w:pPr>
+    </w:lvl>
+    <w:lvl w:ilvl="8" w:tplc="FFFFFFFF" w:tentative="1">
+      <w:start w:val="1"/>
+      <w:numFmt w:val="lowerRoman"/>
+      <w:lvlText w:val="%9."/>
+      <w:lvlJc w:val="right"/>
+      <w:pPr>
+        <w:ind w:left="7189" w:hanging="180"/>
+      </w:pPr>
+    </w:lvl>
+  </w:abstractNum>
+  <w:abstractNum w:abstractNumId="2" w15:restartNumberingAfterBreak="0">
+    <w:nsid w:val="1B1E0C4B"/>
+    <w:multiLevelType w:val="hybridMultilevel"/>
+    <w:tmpl w:val="7A161C7C"/>
+    <w:lvl w:ilvl="0" w:tplc="E3362894">
+      <w:start w:val="1"/>
+      <w:numFmt w:val="decimal"/>
+      <w:lvlText w:val="%1"/>
+      <w:lvlJc w:val="left"/>
+      <w:pPr>
+        <w:ind w:left="1429" w:hanging="360"/>
+      </w:pPr>
+      <w:rPr>
+        <w:rFonts w:hint="default"/>
+      </w:rPr>
+    </w:lvl>
+    <w:lvl w:ilvl="1" w:tplc="20000019" w:tentative="1">
+      <w:start w:val="1"/>
+      <w:numFmt w:val="lowerLetter"/>
+      <w:lvlText w:val="%2."/>
+      <w:lvlJc w:val="left"/>
+      <w:pPr>
+        <w:ind w:left="2149" w:hanging="360"/>
+      </w:pPr>
+    </w:lvl>
+    <w:lvl w:ilvl="2" w:tplc="2000001B" w:tentative="1">
+      <w:start w:val="1"/>
+      <w:numFmt w:val="lowerRoman"/>
+      <w:lvlText w:val="%3."/>
+      <w:lvlJc w:val="right"/>
+      <w:pPr>
+        <w:ind w:left="2869" w:hanging="180"/>
+      </w:pPr>
+    </w:lvl>
+    <w:lvl w:ilvl="3" w:tplc="2000000F" w:tentative="1">
+      <w:start w:val="1"/>
+      <w:numFmt w:val="decimal"/>
+      <w:lvlText w:val="%4."/>
+      <w:lvlJc w:val="left"/>
+      <w:pPr>
+        <w:ind w:left="3589" w:hanging="360"/>
+      </w:pPr>
+    </w:lvl>
+    <w:lvl w:ilvl="4" w:tplc="20000019" w:tentative="1">
+      <w:start w:val="1"/>
+      <w:numFmt w:val="lowerLetter"/>
+      <w:lvlText w:val="%5."/>
+      <w:lvlJc w:val="left"/>
+      <w:pPr>
+        <w:ind w:left="4309" w:hanging="360"/>
+      </w:pPr>
+    </w:lvl>
+    <w:lvl w:ilvl="5" w:tplc="2000001B" w:tentative="1">
+      <w:start w:val="1"/>
+      <w:numFmt w:val="lowerRoman"/>
+      <w:lvlText w:val="%6."/>
+      <w:lvlJc w:val="right"/>
+      <w:pPr>
+        <w:ind w:left="5029" w:hanging="180"/>
+      </w:pPr>
+    </w:lvl>
+    <w:lvl w:ilvl="6" w:tplc="2000000F" w:tentative="1">
+      <w:start w:val="1"/>
+      <w:numFmt w:val="decimal"/>
+      <w:lvlText w:val="%7."/>
+      <w:lvlJc w:val="left"/>
+      <w:pPr>
+        <w:ind w:left="5749" w:hanging="360"/>
+      </w:pPr>
+    </w:lvl>
+    <w:lvl w:ilvl="7" w:tplc="20000019" w:tentative="1">
+      <w:start w:val="1"/>
+      <w:numFmt w:val="lowerLetter"/>
+      <w:lvlText w:val="%8."/>
+      <w:lvlJc w:val="left"/>
+      <w:pPr>
+        <w:ind w:left="6469" w:hanging="360"/>
+      </w:pPr>
+    </w:lvl>
+    <w:lvl w:ilvl="8" w:tplc="2000001B" w:tentative="1">
+      <w:start w:val="1"/>
+      <w:numFmt w:val="lowerRoman"/>
+      <w:lvlText w:val="%9."/>
+      <w:lvlJc w:val="right"/>
+      <w:pPr>
+        <w:ind w:left="7189" w:hanging="180"/>
+      </w:pPr>
+    </w:lvl>
+  </w:abstractNum>
+  <w:abstractNum w:abstractNumId="3" w15:restartNumberingAfterBreak="0">
     <w:nsid w:val="23E84542"/>
     <w:multiLevelType w:val="multilevel"/>
     <w:tmpl w:val="32E8570A"/>
@@ -1338,7 +2748,96 @@
       </w:rPr>
     </w:lvl>
   </w:abstractNum>
-  <w:abstractNum w:abstractNumId="2" w15:restartNumberingAfterBreak="0">
+  <w:abstractNum w:abstractNumId="4" w15:restartNumberingAfterBreak="0">
+    <w:nsid w:val="621B666B"/>
+    <w:multiLevelType w:val="hybridMultilevel"/>
+    <w:tmpl w:val="A18861B6"/>
+    <w:lvl w:ilvl="0" w:tplc="0FE8B6B6">
+      <w:start w:val="1"/>
+      <w:numFmt w:val="decimal"/>
+      <w:lvlText w:val="%1"/>
+      <w:lvlJc w:val="left"/>
+      <w:pPr>
+        <w:ind w:left="1429" w:hanging="360"/>
+      </w:pPr>
+      <w:rPr>
+        <w:rFonts w:hint="default"/>
+      </w:rPr>
+    </w:lvl>
+    <w:lvl w:ilvl="1" w:tplc="20000019" w:tentative="1">
+      <w:start w:val="1"/>
+      <w:numFmt w:val="lowerLetter"/>
+      <w:lvlText w:val="%2."/>
+      <w:lvlJc w:val="left"/>
+      <w:pPr>
+        <w:ind w:left="2149" w:hanging="360"/>
+      </w:pPr>
+    </w:lvl>
+    <w:lvl w:ilvl="2" w:tplc="2000001B" w:tentative="1">
+      <w:start w:val="1"/>
+      <w:numFmt w:val="lowerRoman"/>
+      <w:lvlText w:val="%3."/>
+      <w:lvlJc w:val="right"/>
+      <w:pPr>
+        <w:ind w:left="2869" w:hanging="180"/>
+      </w:pPr>
+    </w:lvl>
+    <w:lvl w:ilvl="3" w:tplc="2000000F" w:tentative="1">
+      <w:start w:val="1"/>
+      <w:numFmt w:val="decimal"/>
+      <w:lvlText w:val="%4."/>
+      <w:lvlJc w:val="left"/>
+      <w:pPr>
+        <w:ind w:left="3589" w:hanging="360"/>
+      </w:pPr>
+    </w:lvl>
+    <w:lvl w:ilvl="4" w:tplc="20000019" w:tentative="1">
+      <w:start w:val="1"/>
+      <w:numFmt w:val="lowerLetter"/>
+      <w:lvlText w:val="%5."/>
+      <w:lvlJc w:val="left"/>
+      <w:pPr>
+        <w:ind w:left="4309" w:hanging="360"/>
+      </w:pPr>
+    </w:lvl>
+    <w:lvl w:ilvl="5" w:tplc="2000001B" w:tentative="1">
+      <w:start w:val="1"/>
+      <w:numFmt w:val="lowerRoman"/>
+      <w:lvlText w:val="%6."/>
+      <w:lvlJc w:val="right"/>
+      <w:pPr>
+        <w:ind w:left="5029" w:hanging="180"/>
+      </w:pPr>
+    </w:lvl>
+    <w:lvl w:ilvl="6" w:tplc="2000000F" w:tentative="1">
+      <w:start w:val="1"/>
+      <w:numFmt w:val="decimal"/>
+      <w:lvlText w:val="%7."/>
+      <w:lvlJc w:val="left"/>
+      <w:pPr>
+        <w:ind w:left="5749" w:hanging="360"/>
+      </w:pPr>
+    </w:lvl>
+    <w:lvl w:ilvl="7" w:tplc="20000019" w:tentative="1">
+      <w:start w:val="1"/>
+      <w:numFmt w:val="lowerLetter"/>
+      <w:lvlText w:val="%8."/>
+      <w:lvlJc w:val="left"/>
+      <w:pPr>
+        <w:ind w:left="6469" w:hanging="360"/>
+      </w:pPr>
+    </w:lvl>
+    <w:lvl w:ilvl="8" w:tplc="2000001B" w:tentative="1">
+      <w:start w:val="1"/>
+      <w:numFmt w:val="lowerRoman"/>
+      <w:lvlText w:val="%9."/>
+      <w:lvlJc w:val="right"/>
+      <w:pPr>
+        <w:ind w:left="7189" w:hanging="180"/>
+      </w:pPr>
+    </w:lvl>
+  </w:abstractNum>
+  <w:abstractNum w:abstractNumId="5" w15:restartNumberingAfterBreak="0">
     <w:nsid w:val="6A614A93"/>
     <w:multiLevelType w:val="hybridMultilevel"/>
     <w:tmpl w:val="6F1AB500"/>
@@ -1431,10 +2930,19 @@
     <w:abstractNumId w:val="0"/>
   </w:num>
   <w:num w:numId="2" w16cid:durableId="284192698">
-    <w:abstractNumId w:val="1"/>
+    <w:abstractNumId w:val="3"/>
   </w:num>
   <w:num w:numId="3" w16cid:durableId="114445593">
+    <w:abstractNumId w:val="5"/>
+  </w:num>
+  <w:num w:numId="4" w16cid:durableId="565143097">
+    <w:abstractNumId w:val="4"/>
+  </w:num>
+  <w:num w:numId="5" w16cid:durableId="1247223379">
     <w:abstractNumId w:val="2"/>
+  </w:num>
+  <w:num w:numId="6" w16cid:durableId="56897632">
+    <w:abstractNumId w:val="1"/>
   </w:num>
 </w:numbering>
 </file>

--- a/ПДП.docx
+++ b/ПДП.docx
@@ -1764,11 +1764,19 @@
         </w:rPr>
         <w:t xml:space="preserve"> </w:t>
       </w:r>
-      <w:r>
-        <w:rPr>
-          <w:lang w:val="ru-RU"/>
-        </w:rPr>
-        <w:t>работы(ИПР).</w:t>
+      <w:proofErr w:type="gramStart"/>
+      <w:r>
+        <w:rPr>
+          <w:lang w:val="ru-RU"/>
+        </w:rPr>
+        <w:t>работы(</w:t>
+      </w:r>
+      <w:proofErr w:type="gramEnd"/>
+      <w:r>
+        <w:rPr>
+          <w:lang w:val="ru-RU"/>
+        </w:rPr>
+        <w:t>ИПР).</w:t>
       </w:r>
       <w:r>
         <w:rPr>
@@ -2227,6 +2235,79 @@
       <w:proofErr w:type="spellEnd"/>
       <w:r>
         <w:t>).</w:t>
+      </w:r>
+    </w:p>
+    <w:p>
+      <w:pPr>
+        <w:rPr>
+          <w:lang w:val="ru-RU"/>
+        </w:rPr>
+      </w:pPr>
+    </w:p>
+    <w:p>
+      <w:pPr>
+        <w:pStyle w:val="2"/>
+        <w:numPr>
+          <w:ilvl w:val="1"/>
+          <w:numId w:val="2"/>
+        </w:numPr>
+      </w:pPr>
+      <w:r>
+        <w:t>Анализ аналогичных информационных систем</w:t>
+      </w:r>
+    </w:p>
+    <w:p>
+      <w:pPr>
+        <w:rPr>
+          <w:lang w:val="ru-RU"/>
+        </w:rPr>
+      </w:pPr>
+    </w:p>
+    <w:p>
+      <w:pPr>
+        <w:rPr>
+          <w:lang w:val="ru-RU"/>
+        </w:rPr>
+      </w:pPr>
+      <w:r>
+        <w:rPr>
+          <w:lang w:val="ru-RU"/>
+        </w:rPr>
+        <w:t>Современные музыкальные сервисы давно перестали быть просто «библиотеками файлов» с кнопкой воспроизведения. Сегодня это сложнейшие экосистемы, работа которых строится на стыке облачных технологий, обработки больших данных и психологии потребления контента.</w:t>
+      </w:r>
+    </w:p>
+    <w:p>
+      <w:pPr>
+        <w:rPr>
+          <w:lang w:val="ru-RU"/>
+        </w:rPr>
+      </w:pPr>
+      <w:r>
+        <w:rPr>
+          <w:lang w:val="ru-RU"/>
+        </w:rPr>
+        <w:t xml:space="preserve">Фундаментальный сдвиг в индустрии произошел, когда модель «владения» (покупка дисков или </w:t>
+      </w:r>
+      <w:r>
+        <w:rPr>
+          <w:i/>
+          <w:iCs/>
+          <w:lang w:val="ru-RU"/>
+        </w:rPr>
+        <w:t>MP3</w:t>
+      </w:r>
+      <w:r>
+        <w:rPr>
+          <w:lang w:val="ru-RU"/>
+        </w:rPr>
+        <w:t xml:space="preserve">-файлов) сменилась моделью «доступа». </w:t>
+      </w:r>
+      <w:r>
+        <w:rPr>
+          <w:lang w:val="ru-RU"/>
+        </w:rPr>
+        <w:lastRenderedPageBreak/>
+        <w:t>Пользователь теперь платит не за конкретный альбом, а за право в любой момент времени обратиться к облачному хранилищу, содержащему практически всю когда-либо записанную музыку. Это превращает сервис из простого посредника в полноценную инфраструктуру, которая должна работать без сбоев на миллионах устройств одновременно.</w:t>
       </w:r>
     </w:p>
     <w:sectPr>

--- a/ПДП.docx
+++ b/ПДП.docx
@@ -794,19 +794,7 @@
         <w:rPr>
           <w:lang w:val="ru-RU"/>
         </w:rPr>
-        <w:t xml:space="preserve"> подготовки и профессиональной ориентации (ФДППО)</w:t>
-      </w:r>
-      <w:r>
-        <w:rPr>
-          <w:lang w:val="ru-RU"/>
-        </w:rPr>
-        <w:t>[1]</w:t>
-      </w:r>
-      <w:r>
-        <w:rPr>
-          <w:lang w:val="ru-RU"/>
-        </w:rPr>
-        <w:t>.</w:t>
+        <w:t xml:space="preserve"> подготовки и профессиональной ориентации (ФДППО)[1].</w:t>
       </w:r>
     </w:p>
     <w:p>
@@ -1556,79 +1544,7 @@
         <w:rPr>
           <w:lang w:val="ru-RU"/>
         </w:rPr>
-        <w:t>Практические и семинарские занятия (ПЗ). Могут включать в себя</w:t>
-      </w:r>
-      <w:r>
-        <w:rPr>
-          <w:lang w:val="ru-RU"/>
-        </w:rPr>
-        <w:t xml:space="preserve"> </w:t>
-      </w:r>
-      <w:r>
-        <w:rPr>
-          <w:lang w:val="ru-RU"/>
-        </w:rPr>
-        <w:t>перечень рефератов, варианты заданий (задач), примеры их решений, «кейсы»,</w:t>
-      </w:r>
-      <w:r>
-        <w:rPr>
-          <w:lang w:val="ru-RU"/>
-        </w:rPr>
-        <w:t xml:space="preserve"> </w:t>
-      </w:r>
-      <w:r>
-        <w:rPr>
-          <w:lang w:val="ru-RU"/>
-        </w:rPr>
-        <w:t>методические материалы, учебные и справочные издания (ссылки на учебные и</w:t>
-      </w:r>
-      <w:r>
-        <w:rPr>
-          <w:lang w:val="ru-RU"/>
-        </w:rPr>
-        <w:t xml:space="preserve"> </w:t>
-      </w:r>
-      <w:r>
-        <w:rPr>
-          <w:lang w:val="ru-RU"/>
-        </w:rPr>
-        <w:t>справочные издания, находящиеся в открытом доступе в сети Интернет), для</w:t>
-      </w:r>
-      <w:r>
-        <w:rPr>
-          <w:lang w:val="ru-RU"/>
-        </w:rPr>
-        <w:t xml:space="preserve"> </w:t>
-      </w:r>
-      <w:r>
-        <w:rPr>
-          <w:lang w:val="ru-RU"/>
-        </w:rPr>
-        <w:t>подготовки и выполнения ПЗ и т</w:t>
-      </w:r>
-      <w:r>
-        <w:rPr>
-          <w:lang w:val="ru-RU"/>
-        </w:rPr>
-        <w:t>ак</w:t>
-      </w:r>
-      <w:r>
-        <w:rPr>
-          <w:lang w:val="ru-RU"/>
-        </w:rPr>
-        <w:t xml:space="preserve"> д</w:t>
-      </w:r>
-      <w:r>
-        <w:rPr>
-          <w:lang w:val="ru-RU"/>
-        </w:rPr>
-        <w:t>алее</w:t>
-      </w:r>
-      <w:r>
-        <w:rPr>
-          <w:lang w:val="ru-RU"/>
-        </w:rPr>
-        <w:t>.</w:t>
+        <w:t>Практические и семинарские занятия (ПЗ). Могут включать в себя перечень рефератов, варианты заданий (задач), примеры их решений, «кейсы», методические материалы, учебные и справочные издания (ссылки на учебные и справочные издания, находящиеся в открытом доступе в сети Интернет), для подготовки и выполнения ПЗ и так далее.</w:t>
       </w:r>
     </w:p>
     <w:p>
@@ -1650,79 +1566,7 @@
         <w:rPr>
           <w:lang w:val="ru-RU"/>
         </w:rPr>
-        <w:t>Лабораторные работы (ЛР). ЛР могут включать в себя вариант</w:t>
-      </w:r>
-      <w:r>
-        <w:rPr>
-          <w:lang w:val="ru-RU"/>
-        </w:rPr>
-        <w:t xml:space="preserve">ы </w:t>
-      </w:r>
-      <w:r>
-        <w:rPr>
-          <w:lang w:val="ru-RU"/>
-        </w:rPr>
-        <w:t>заданий, алгоритм и примеры выполнения, методические рекомендации,</w:t>
-      </w:r>
-      <w:r>
-        <w:rPr>
-          <w:lang w:val="ru-RU"/>
-        </w:rPr>
-        <w:t xml:space="preserve"> </w:t>
-      </w:r>
-      <w:r>
-        <w:rPr>
-          <w:lang w:val="ru-RU"/>
-        </w:rPr>
-        <w:t>учебные и справочные издания (ссылки на учебные и справочные издания,</w:t>
-      </w:r>
-      <w:r>
-        <w:rPr>
-          <w:lang w:val="ru-RU"/>
-        </w:rPr>
-        <w:t xml:space="preserve"> </w:t>
-      </w:r>
-      <w:r>
-        <w:rPr>
-          <w:lang w:val="ru-RU"/>
-        </w:rPr>
-        <w:t>находящиеся в библиотеке БГУИР или открытом доступе в сети Интернет),</w:t>
-      </w:r>
-      <w:r>
-        <w:rPr>
-          <w:lang w:val="ru-RU"/>
-        </w:rPr>
-        <w:t xml:space="preserve"> </w:t>
-      </w:r>
-      <w:r>
-        <w:rPr>
-          <w:lang w:val="ru-RU"/>
-        </w:rPr>
-        <w:t>требования к оформлению отчета и т</w:t>
-      </w:r>
-      <w:r>
-        <w:rPr>
-          <w:lang w:val="ru-RU"/>
-        </w:rPr>
-        <w:t xml:space="preserve">ак </w:t>
-      </w:r>
-      <w:r>
-        <w:rPr>
-          <w:lang w:val="ru-RU"/>
-        </w:rPr>
-        <w:t>д</w:t>
-      </w:r>
-      <w:r>
-        <w:rPr>
-          <w:lang w:val="ru-RU"/>
-        </w:rPr>
-        <w:t>алее</w:t>
-      </w:r>
-      <w:r>
-        <w:rPr>
-          <w:lang w:val="ru-RU"/>
-        </w:rPr>
-        <w:t>.</w:t>
+        <w:t>Лабораторные работы (ЛР). ЛР могут включать в себя варианты заданий, алгоритм и примеры выполнения, методические рекомендации, учебные и справочные издания (ссылки на учебные и справочные издания, находящиеся в библиотеке БГУИР или открытом доступе в сети Интернет), требования к оформлению отчета и так далее.</w:t>
       </w:r>
     </w:p>
     <w:p>
@@ -1744,25 +1588,7 @@
         <w:rPr>
           <w:lang w:val="ru-RU"/>
         </w:rPr>
-        <w:t>Индивидуальные</w:t>
-      </w:r>
-      <w:r>
-        <w:rPr>
-          <w:lang w:val="ru-RU"/>
-        </w:rPr>
-        <w:t xml:space="preserve"> </w:t>
-      </w:r>
-      <w:r>
-        <w:rPr>
-          <w:lang w:val="ru-RU"/>
-        </w:rPr>
-        <w:t>практические</w:t>
-      </w:r>
-      <w:r>
-        <w:rPr>
-          <w:lang w:val="ru-RU"/>
-        </w:rPr>
-        <w:t xml:space="preserve"> </w:t>
+        <w:t xml:space="preserve">Индивидуальные практические </w:t>
       </w:r>
       <w:proofErr w:type="gramStart"/>
       <w:r>
@@ -1776,229 +1602,7 @@
         <w:rPr>
           <w:lang w:val="ru-RU"/>
         </w:rPr>
-        <w:t>ИПР).</w:t>
-      </w:r>
-      <w:r>
-        <w:rPr>
-          <w:lang w:val="ru-RU"/>
-        </w:rPr>
-        <w:t xml:space="preserve"> </w:t>
-      </w:r>
-      <w:r>
-        <w:rPr>
-          <w:lang w:val="ru-RU"/>
-        </w:rPr>
-        <w:t>ИПР</w:t>
-      </w:r>
-      <w:r>
-        <w:rPr>
-          <w:lang w:val="ru-RU"/>
-        </w:rPr>
-        <w:t xml:space="preserve"> </w:t>
-      </w:r>
-      <w:r>
-        <w:rPr>
-          <w:lang w:val="ru-RU"/>
-        </w:rPr>
-        <w:t>включают</w:t>
-      </w:r>
-      <w:r>
-        <w:rPr>
-          <w:lang w:val="ru-RU"/>
-        </w:rPr>
-        <w:t xml:space="preserve"> </w:t>
-      </w:r>
-      <w:r>
-        <w:rPr>
-          <w:lang w:val="ru-RU"/>
-        </w:rPr>
-        <w:t>в себя</w:t>
-      </w:r>
-      <w:r>
-        <w:rPr>
-          <w:lang w:val="ru-RU"/>
-        </w:rPr>
-        <w:t xml:space="preserve"> </w:t>
-      </w:r>
-      <w:r>
-        <w:rPr>
-          <w:lang w:val="ru-RU"/>
-        </w:rPr>
-        <w:t>варианты заданий, примеры их выполнения, методические рекомендации,</w:t>
-      </w:r>
-      <w:r>
-        <w:rPr>
-          <w:lang w:val="ru-RU"/>
-        </w:rPr>
-        <w:t xml:space="preserve"> </w:t>
-      </w:r>
-      <w:r>
-        <w:rPr>
-          <w:lang w:val="ru-RU"/>
-        </w:rPr>
-        <w:t>учебные и справочные издания (ссылки на учебные и справочные издания,</w:t>
-      </w:r>
-      <w:r>
-        <w:rPr>
-          <w:lang w:val="ru-RU"/>
-        </w:rPr>
-        <w:t xml:space="preserve"> </w:t>
-      </w:r>
-      <w:r>
-        <w:rPr>
-          <w:lang w:val="ru-RU"/>
-        </w:rPr>
-        <w:t>находящиеся</w:t>
-      </w:r>
-      <w:r>
-        <w:rPr>
-          <w:lang w:val="ru-RU"/>
-        </w:rPr>
-        <w:t xml:space="preserve"> </w:t>
-      </w:r>
-      <w:r>
-        <w:rPr>
-          <w:lang w:val="ru-RU"/>
-        </w:rPr>
-        <w:t>в</w:t>
-      </w:r>
-      <w:r>
-        <w:rPr>
-          <w:lang w:val="ru-RU"/>
-        </w:rPr>
-        <w:t xml:space="preserve"> </w:t>
-      </w:r>
-      <w:r>
-        <w:rPr>
-          <w:lang w:val="ru-RU"/>
-        </w:rPr>
-        <w:t>открытом</w:t>
-      </w:r>
-      <w:r>
-        <w:rPr>
-          <w:lang w:val="ru-RU"/>
-        </w:rPr>
-        <w:t xml:space="preserve"> </w:t>
-      </w:r>
-      <w:r>
-        <w:rPr>
-          <w:lang w:val="ru-RU"/>
-        </w:rPr>
-        <w:t>доступе</w:t>
-      </w:r>
-      <w:r>
-        <w:rPr>
-          <w:lang w:val="ru-RU"/>
-        </w:rPr>
-        <w:t xml:space="preserve"> </w:t>
-      </w:r>
-      <w:r>
-        <w:rPr>
-          <w:lang w:val="ru-RU"/>
-        </w:rPr>
-        <w:t>в</w:t>
-      </w:r>
-      <w:r>
-        <w:rPr>
-          <w:lang w:val="ru-RU"/>
-        </w:rPr>
-        <w:t xml:space="preserve"> </w:t>
-      </w:r>
-      <w:r>
-        <w:rPr>
-          <w:lang w:val="ru-RU"/>
-        </w:rPr>
-        <w:t>сети</w:t>
-      </w:r>
-      <w:r>
-        <w:rPr>
-          <w:lang w:val="ru-RU"/>
-        </w:rPr>
-        <w:t xml:space="preserve"> </w:t>
-      </w:r>
-      <w:r>
-        <w:rPr>
-          <w:lang w:val="ru-RU"/>
-        </w:rPr>
-        <w:t>Интернет),</w:t>
-      </w:r>
-      <w:r>
-        <w:rPr>
-          <w:lang w:val="ru-RU"/>
-        </w:rPr>
-        <w:t xml:space="preserve"> </w:t>
-      </w:r>
-      <w:r>
-        <w:rPr>
-          <w:lang w:val="ru-RU"/>
-        </w:rPr>
-        <w:t>требования</w:t>
-      </w:r>
-      <w:r>
-        <w:rPr>
-          <w:lang w:val="ru-RU"/>
-        </w:rPr>
-        <w:t xml:space="preserve"> </w:t>
-      </w:r>
-      <w:r>
-        <w:rPr>
-          <w:lang w:val="ru-RU"/>
-        </w:rPr>
-        <w:t>к</w:t>
-      </w:r>
-      <w:r>
-        <w:rPr>
-          <w:lang w:val="ru-RU"/>
-        </w:rPr>
-        <w:t xml:space="preserve"> </w:t>
-      </w:r>
-      <w:r>
-        <w:rPr>
-          <w:lang w:val="ru-RU"/>
-        </w:rPr>
-        <w:t>оформлению</w:t>
-      </w:r>
-      <w:r>
-        <w:rPr>
-          <w:lang w:val="ru-RU"/>
-        </w:rPr>
-        <w:t xml:space="preserve"> </w:t>
-      </w:r>
-      <w:r>
-        <w:rPr>
-          <w:lang w:val="ru-RU"/>
-        </w:rPr>
-        <w:t>и</w:t>
-      </w:r>
-      <w:r>
-        <w:rPr>
-          <w:lang w:val="ru-RU"/>
-        </w:rPr>
-        <w:t xml:space="preserve"> </w:t>
-      </w:r>
-      <w:r>
-        <w:rPr>
-          <w:lang w:val="ru-RU"/>
-        </w:rPr>
-        <w:t>т</w:t>
-      </w:r>
-      <w:r>
-        <w:rPr>
-          <w:lang w:val="ru-RU"/>
-        </w:rPr>
-        <w:t xml:space="preserve">ак </w:t>
-      </w:r>
-      <w:r>
-        <w:rPr>
-          <w:lang w:val="ru-RU"/>
-        </w:rPr>
-        <w:t>д</w:t>
-      </w:r>
-      <w:r>
-        <w:rPr>
-          <w:lang w:val="ru-RU"/>
-        </w:rPr>
-        <w:t>алее.</w:t>
+        <w:t>ИПР). ИПР включают в себя варианты заданий, примеры их выполнения, методические рекомендации, учебные и справочные издания (ссылки на учебные и справочные издания, находящиеся в открытом доступе в сети Интернет), требования к оформлению и так далее.</w:t>
       </w:r>
     </w:p>
     <w:p>
@@ -2020,67 +1624,7 @@
         <w:rPr>
           <w:lang w:val="ru-RU"/>
         </w:rPr>
-        <w:t>Контрольные работы (КР). КР включают в себя варианты заданий,</w:t>
-      </w:r>
-      <w:r>
-        <w:rPr>
-          <w:lang w:val="ru-RU"/>
-        </w:rPr>
-        <w:t xml:space="preserve"> </w:t>
-      </w:r>
-      <w:r>
-        <w:rPr>
-          <w:lang w:val="ru-RU"/>
-        </w:rPr>
-        <w:t>примеры их выполнения, методические рекомендации, учебные и справочные</w:t>
-      </w:r>
-      <w:r>
-        <w:rPr>
-          <w:lang w:val="ru-RU"/>
-        </w:rPr>
-        <w:t xml:space="preserve"> </w:t>
-      </w:r>
-      <w:r>
-        <w:rPr>
-          <w:lang w:val="ru-RU"/>
-        </w:rPr>
-        <w:t>издания (ссылки на учебные и справочные издания, находящиеся в библиотеке</w:t>
-      </w:r>
-      <w:r>
-        <w:rPr>
-          <w:lang w:val="ru-RU"/>
-        </w:rPr>
-        <w:t xml:space="preserve"> </w:t>
-      </w:r>
-      <w:r>
-        <w:rPr>
-          <w:lang w:val="ru-RU"/>
-        </w:rPr>
-        <w:t>БГУИР или открытом доступе в сети Интернет) и т</w:t>
-      </w:r>
-      <w:r>
-        <w:rPr>
-          <w:lang w:val="ru-RU"/>
-        </w:rPr>
-        <w:t>ак</w:t>
-      </w:r>
-      <w:r>
-        <w:rPr>
-          <w:lang w:val="ru-RU"/>
-        </w:rPr>
-        <w:t xml:space="preserve"> д</w:t>
-      </w:r>
-      <w:r>
-        <w:rPr>
-          <w:lang w:val="ru-RU"/>
-        </w:rPr>
-        <w:t>алее</w:t>
-      </w:r>
-      <w:r>
-        <w:rPr>
-          <w:lang w:val="ru-RU"/>
-        </w:rPr>
-        <w:t>.</w:t>
+        <w:t>Контрольные работы (КР). КР включают в себя варианты заданий, примеры их выполнения, методические рекомендации, учебные и справочные издания (ссылки на учебные и справочные издания, находящиеся в библиотеке БГУИР или открытом доступе в сети Интернет) и так далее.</w:t>
       </w:r>
     </w:p>
     <w:p>
@@ -2102,79 +1646,7 @@
         <w:rPr>
           <w:lang w:val="ru-RU"/>
         </w:rPr>
-        <w:t>Типовые расчеты, расчетные, расчетно-графические работы,</w:t>
-      </w:r>
-      <w:r>
-        <w:rPr>
-          <w:lang w:val="ru-RU"/>
-        </w:rPr>
-        <w:t xml:space="preserve"> </w:t>
-      </w:r>
-      <w:r>
-        <w:rPr>
-          <w:lang w:val="ru-RU"/>
-        </w:rPr>
-        <w:t>рефераты. Могут включать в себя варианты заданий, примеры их выполнения,</w:t>
-      </w:r>
-      <w:r>
-        <w:rPr>
-          <w:lang w:val="ru-RU"/>
-        </w:rPr>
-        <w:t xml:space="preserve"> </w:t>
-      </w:r>
-      <w:r>
-        <w:rPr>
-          <w:lang w:val="ru-RU"/>
-        </w:rPr>
-        <w:t>методические рекомендации, учебные и справочные издания (ссылки на учебные</w:t>
-      </w:r>
-      <w:r>
-        <w:rPr>
-          <w:lang w:val="ru-RU"/>
-        </w:rPr>
-        <w:t xml:space="preserve"> </w:t>
-      </w:r>
-      <w:r>
-        <w:rPr>
-          <w:lang w:val="ru-RU"/>
-        </w:rPr>
-        <w:t>и справочные издания, находящиеся в библиотеке БГУИР или в открытом</w:t>
-      </w:r>
-      <w:r>
-        <w:rPr>
-          <w:lang w:val="ru-RU"/>
-        </w:rPr>
-        <w:t xml:space="preserve"> </w:t>
-      </w:r>
-      <w:r>
-        <w:rPr>
-          <w:lang w:val="ru-RU"/>
-        </w:rPr>
-        <w:t xml:space="preserve">доступе в сети Интернет) требования к оформлению и </w:t>
-      </w:r>
-      <w:r>
-        <w:rPr>
-          <w:lang w:val="ru-RU"/>
-        </w:rPr>
-        <w:t>так</w:t>
-      </w:r>
-      <w:r>
-        <w:rPr>
-          <w:lang w:val="ru-RU"/>
-        </w:rPr>
-        <w:t xml:space="preserve"> д</w:t>
-      </w:r>
-      <w:r>
-        <w:rPr>
-          <w:lang w:val="ru-RU"/>
-        </w:rPr>
-        <w:t>алее</w:t>
-      </w:r>
-      <w:r>
-        <w:rPr>
-          <w:lang w:val="ru-RU"/>
-        </w:rPr>
-        <w:t>.</w:t>
+        <w:t>Типовые расчеты, расчетные, расчетно-графические работы, рефераты. Могут включать в себя варианты заданий, примеры их выполнения, методические рекомендации, учебные и справочные издания (ссылки на учебные и справочные издания, находящиеся в библиотеке БГУИР или в открытом доступе в сети Интернет) требования к оформлению и так далее.</w:t>
       </w:r>
     </w:p>
     <w:p>
@@ -2302,6 +1774,14 @@
         </w:rPr>
         <w:t xml:space="preserve">-файлов) сменилась моделью «доступа». </w:t>
       </w:r>
+    </w:p>
+    <w:p>
+      <w:pPr>
+        <w:ind w:firstLine="0"/>
+        <w:rPr>
+          <w:lang w:val="ru-RU"/>
+        </w:rPr>
+      </w:pPr>
       <w:r>
         <w:rPr>
           <w:lang w:val="ru-RU"/>
@@ -2310,6 +1790,1148 @@
         <w:t>Пользователь теперь платит не за конкретный альбом, а за право в любой момент времени обратиться к облачному хранилищу, содержащему практически всю когда-либо записанную музыку. Это превращает сервис из простого посредника в полноценную инфраструктуру, которая должна работать без сбоев на миллионах устройств одновременно.</w:t>
       </w:r>
     </w:p>
+    <w:p>
+      <w:pPr>
+        <w:rPr>
+          <w:lang w:val="ru-RU"/>
+        </w:rPr>
+      </w:pPr>
+      <w:r>
+        <w:t>С технической точки зрения, современная АИС музыкального стриминга</w:t>
+      </w:r>
+      <w:r>
+        <w:rPr>
+          <w:lang w:val="ru-RU"/>
+        </w:rPr>
+        <w:t> </w:t>
+      </w:r>
+      <w:r>
+        <w:t>— это распределенная система с колоссальной нагрузкой. Главный вызов здесь заключается в доставке контента. Музыкальные файлы весят немало, а пользователь ожидает мгновенного старта воспроизведения. Для этого сервисы используют технологию адаптивного битрейта: система на лету анализирует качество интернет-соединения и незаметно для слушателя переключает качество аудиопотока, чтобы музыка не прерывалась. Сами данные хранятся не на одном сервере, а распределены по сети доставки контента (CDN), что позволяет отдавать файл из ближайшей к пользователю географической точки.</w:t>
+      </w:r>
+    </w:p>
+    <w:p>
+      <w:pPr>
+        <w:rPr>
+          <w:lang w:val="ru-RU"/>
+        </w:rPr>
+      </w:pPr>
+      <w:r>
+        <w:t xml:space="preserve">Внутренняя логика таких систем пропитана </w:t>
+      </w:r>
+      <w:proofErr w:type="spellStart"/>
+      <w:r>
+        <w:t>микроотчетностью</w:t>
+      </w:r>
+      <w:proofErr w:type="spellEnd"/>
+      <w:r>
+        <w:t>. В отличие от продажи физического носителя, где сделка разовая, стриминг подразумевает непрерывный подсчет. Каждое прослушивание трека дольше 30 секунд фиксируется системой как событие. Эти миллиарды событий ежедневно обрабатываются для формирования отчетности перед правообладателями и расчета роялти. Это требует огромных мощностей для работы с Big Data, так как система должна не просто хранить историю, но и агрегировать её в реальном времени.</w:t>
+      </w:r>
+    </w:p>
+    <w:p>
+      <w:pPr>
+        <w:rPr>
+          <w:lang w:val="ru-RU"/>
+        </w:rPr>
+      </w:pPr>
+      <w:r>
+        <w:t>Сегодняшний музыкальный сервис — это прежде всего рекомендательный движок. Из-за избытка контента (ежедневно на платформы загружаются десятки тысяч новых треков) пользователь физически не может выбирать музыку сам. Поэтому центр тяжести в разработке АИС сместился в сторону машинного обучения. Системы анализируют не только жанр или исполнителя, но и «цифровой отпечаток» самого звука — темп, тональность, плотность инструментов. Более того, алгоритмы учитывают контекст: время суток, геолокацию и даже тип устройства, на котором запущено приложение, чтобы предложить музыку, максимально подходящую под текущую ситуацию.</w:t>
+      </w:r>
+    </w:p>
+    <w:p>
+      <w:pPr>
+        <w:rPr>
+          <w:lang w:val="ru-RU"/>
+        </w:rPr>
+      </w:pPr>
+      <w:r>
+        <w:rPr>
+          <w:lang w:val="ru-RU"/>
+        </w:rPr>
+        <w:t xml:space="preserve">Музыкальные платформы стали частью социального пространства. Возможность делиться плейлистами, смотреть, что слушают друзья в реальном времени, или участвовать в коллективном прослушивании превращает сервис в специфическую социальную сеть. Для артистов же такие системы стали основным инструментом аналитики: они видят демографию своей аудитории, популярность конкретных треков в разных регионах и могут </w:t>
+      </w:r>
+      <w:r>
+        <w:rPr>
+          <w:lang w:val="ru-RU"/>
+        </w:rPr>
+        <w:lastRenderedPageBreak/>
+        <w:t>планировать гастроли, опираясь на жесткие цифры из панели управления сервисом.</w:t>
+      </w:r>
+    </w:p>
+    <w:p>
+      <w:pPr>
+        <w:rPr>
+          <w:lang w:val="ru-RU"/>
+        </w:rPr>
+      </w:pPr>
+      <w:r>
+        <w:rPr>
+          <w:lang w:val="ru-RU"/>
+        </w:rPr>
+        <w:t>Теперь проанализируем аналогичные системы</w:t>
+      </w:r>
+      <w:r>
+        <w:rPr>
+          <w:lang w:val="ru-RU"/>
+        </w:rPr>
+        <w:t>:</w:t>
+      </w:r>
+      <w:r>
+        <w:rPr>
+          <w:lang w:val="ru-RU"/>
+        </w:rPr>
+        <w:t xml:space="preserve"> </w:t>
+      </w:r>
+      <w:r>
+        <w:rPr>
+          <w:i/>
+          <w:iCs/>
+          <w:lang w:val="en-US"/>
+        </w:rPr>
+        <w:t>Spotify</w:t>
+      </w:r>
+      <w:r>
+        <w:rPr>
+          <w:i/>
+          <w:iCs/>
+          <w:lang w:val="ru-RU"/>
+        </w:rPr>
+        <w:t xml:space="preserve"> </w:t>
+      </w:r>
+      <w:r>
+        <w:rPr>
+          <w:lang w:val="ru-RU"/>
+        </w:rPr>
+        <w:t>и Яндекс Музыка.</w:t>
+      </w:r>
+    </w:p>
+    <w:p>
+      <w:pPr>
+        <w:rPr>
+          <w:lang w:val="ru-RU"/>
+        </w:rPr>
+      </w:pPr>
+      <w:proofErr w:type="spellStart"/>
+      <w:r>
+        <w:rPr>
+          <w:i/>
+          <w:iCs/>
+        </w:rPr>
+        <w:t>Spotify</w:t>
+      </w:r>
+      <w:proofErr w:type="spellEnd"/>
+      <w:r>
+        <w:t xml:space="preserve"> в современной ИТ-индустрии считается золотым стандартом распределенных систем, который превратил прослушивание музыки из линейного процесса в высокотехнологичный сервис на основе данных. В отличие от традиционных плееров, архитектура этого сервиса построена на принципах максимальной автономности и масштабируемости, что позволяет ему обслуживать сотни миллионов пользователей без видимых задержек.</w:t>
+      </w:r>
+    </w:p>
+    <w:p>
+      <w:pPr>
+        <w:rPr>
+          <w:lang w:val="ru-RU"/>
+        </w:rPr>
+      </w:pPr>
+      <w:r>
+        <w:rPr>
+          <w:lang w:val="ru-RU"/>
+        </w:rPr>
+        <w:t xml:space="preserve">Техническое устройство </w:t>
+      </w:r>
+      <w:proofErr w:type="spellStart"/>
+      <w:r>
+        <w:rPr>
+          <w:i/>
+          <w:iCs/>
+          <w:lang w:val="ru-RU"/>
+        </w:rPr>
+        <w:t>Spotify</w:t>
+      </w:r>
+      <w:proofErr w:type="spellEnd"/>
+      <w:r>
+        <w:rPr>
+          <w:lang w:val="ru-RU"/>
+        </w:rPr>
+        <w:t xml:space="preserve"> базируется на идее разделения монолитного приложения на сотни независимых </w:t>
+      </w:r>
+      <w:proofErr w:type="spellStart"/>
+      <w:r>
+        <w:rPr>
+          <w:lang w:val="ru-RU"/>
+        </w:rPr>
+        <w:t>микросервисов</w:t>
+      </w:r>
+      <w:proofErr w:type="spellEnd"/>
+      <w:r>
+        <w:rPr>
+          <w:lang w:val="ru-RU"/>
+        </w:rPr>
+        <w:t>. Каждый такой сервис отвечает за строго определенную операцию: от обработки поискового запроса до генерации обложки плейлиста. Это позволяет системе быть невероятно отказоустойчивой — если у сервиса ломается модуль социальных связей, пользователь все равно сможет слушать музыку. В дипломе такую структуру можно описать как модульную архитектуру, где каждый компонент взаимодействует с другими через стандартизированные программные интерфейсы (</w:t>
+      </w:r>
+      <w:r>
+        <w:rPr>
+          <w:i/>
+          <w:iCs/>
+          <w:lang w:val="ru-RU"/>
+        </w:rPr>
+        <w:t>API</w:t>
+      </w:r>
+      <w:r>
+        <w:rPr>
+          <w:lang w:val="ru-RU"/>
+        </w:rPr>
+        <w:t>), обеспечивая гибкость всей системы.</w:t>
+      </w:r>
+    </w:p>
+    <w:p>
+      <w:pPr>
+        <w:rPr>
+          <w:lang w:val="ru-RU"/>
+        </w:rPr>
+      </w:pPr>
+      <w:r>
+        <w:t xml:space="preserve">Одной из главных инженерных побед </w:t>
+      </w:r>
+      <w:proofErr w:type="spellStart"/>
+      <w:r>
+        <w:rPr>
+          <w:i/>
+          <w:iCs/>
+        </w:rPr>
+        <w:t>Spotify</w:t>
+      </w:r>
+      <w:proofErr w:type="spellEnd"/>
+      <w:r>
+        <w:t xml:space="preserve"> стала разработка проприетарных протоколов передачи данных. Чтобы музыка начинала играть мгновенно после нажатия кнопки, сервис использует агрессивное кэширование и предсказание поведения. Приложение анализирует, какой трек в плейлисте идет следующим, и начинает подгружать его начало в фоновом режиме еще до того, как текущая песня закончится. На системном уровне это реализуется через сложную иерархию серверов: популярные треки хранятся «ближе» к пользователю в оперативной памяти граничных серверов, тогда как редкие записи лежат в глубоких облачных хранилищах.</w:t>
+      </w:r>
+    </w:p>
+    <w:p>
+      <w:pPr>
+        <w:rPr>
+          <w:lang w:val="ru-RU"/>
+        </w:rPr>
+      </w:pPr>
+      <w:r>
+        <w:t xml:space="preserve">Сердце </w:t>
+      </w:r>
+      <w:proofErr w:type="spellStart"/>
+      <w:r>
+        <w:rPr>
+          <w:i/>
+          <w:iCs/>
+        </w:rPr>
+        <w:t>Spotify</w:t>
+      </w:r>
+      <w:proofErr w:type="spellEnd"/>
+      <w:r>
+        <w:t xml:space="preserve"> — это его рекомендательная модель, которая фактически является сложнейшей системой обработки сигналов и анализа текстов. Сервис не просто группирует музыку по жанрам, он создает многомерное векторное пространство, где каждый трек имеет сотни характеристик: от </w:t>
+      </w:r>
+      <w:proofErr w:type="spellStart"/>
+      <w:r>
+        <w:t>акустичности</w:t>
+      </w:r>
+      <w:proofErr w:type="spellEnd"/>
+      <w:r>
+        <w:t xml:space="preserve"> и танцевальности до «энергии» звука. Система постоянно сопоставляет профили прослушивания разных людей, находя неочевидные закономерности. Если тысячи пользователей с похожими вкусами внезапно начали слушать нового исполнителя, алгоритм автоматически поднимет его приоритет в твоих персональных подборках. Для АИС это означает наличие мощного аналитического модуля, работающего с нейронными сетями в реальном времени.</w:t>
+      </w:r>
+    </w:p>
+    <w:p>
+      <w:pPr>
+        <w:rPr>
+          <w:lang w:val="ru-RU"/>
+        </w:rPr>
+      </w:pPr>
+      <w:proofErr w:type="spellStart"/>
+      <w:r>
+        <w:rPr>
+          <w:i/>
+          <w:iCs/>
+        </w:rPr>
+        <w:lastRenderedPageBreak/>
+        <w:t>Spotify</w:t>
+      </w:r>
+      <w:proofErr w:type="spellEnd"/>
+      <w:r>
+        <w:t xml:space="preserve"> генерирует колоссальный объем технических событий в секунду. Каждое нажатие на паузу, пропуск трека или изменение громкости отправляется в централизованную систему сбора данных. Эти логи используются не только для статистики, но и для обучения моделей машинного обучения. Внутренняя инфраструктура сервиса спроектирована так, чтобы переваривать эти терабайты данных, превращая сырые логи в осмысленные отчеты для лейблов и персональные итоги года для слушателей. В контексте дипломной работы это можно представить как систему событийного мониторинга, которая связывает активность пользователя с бизнес-логикой сервиса.</w:t>
+      </w:r>
+    </w:p>
+    <w:p>
+      <w:pPr>
+        <w:rPr>
+          <w:lang w:val="ru-RU"/>
+        </w:rPr>
+      </w:pPr>
+      <w:r>
+        <w:t xml:space="preserve">Уникальной чертой системы является функция </w:t>
+      </w:r>
+      <w:r>
+        <w:rPr>
+          <w:i/>
+          <w:iCs/>
+        </w:rPr>
+        <w:t>Connect</w:t>
+      </w:r>
+      <w:r>
+        <w:t>, которая превращает все устройства пользователя в единую управляемую сеть. Это реализуется через поддержку постоянного веб-сокет соединения между клиентом и сервером. Когда ты переключаешь трек на компьютере с помощью телефона, сигнал проходит через облачный координатор, который мгновенно обновляет состояние плеера на всех активных сессиях. Такая бесшовная интеграция требует сложной логики синхронизации состояний в базе данных, чтобы избежать конфликтов при одновременном доступе с разных устройств.</w:t>
+      </w:r>
+    </w:p>
+    <w:p>
+      <w:r>
+        <w:t xml:space="preserve">Интерфейс </w:t>
+      </w:r>
+      <w:proofErr w:type="spellStart"/>
+      <w:r>
+        <w:rPr>
+          <w:i/>
+          <w:iCs/>
+        </w:rPr>
+        <w:t>Spotify</w:t>
+      </w:r>
+      <w:proofErr w:type="spellEnd"/>
+      <w:r>
+        <w:t xml:space="preserve"> — это эталон акцентного минимализма и карточной архитектуры. В 2026 году он окончательно закрепил за собой статус «умного черного зеркала», где дизайн не отвлекает от контента, а подстраивается под него.</w:t>
+      </w:r>
+    </w:p>
+    <w:p/>
+    <w:p>
+      <w:pPr>
+        <w:rPr>
+          <w:lang w:val="ru-RU"/>
+        </w:rPr>
+      </w:pPr>
+      <w:r>
+        <w:t xml:space="preserve">Яндекс Музыка — это пример того, как классический музыкальный сервис трансформировался в продукт, полностью управляемый искусственным интеллектом. Если </w:t>
+      </w:r>
+      <w:proofErr w:type="spellStart"/>
+      <w:r>
+        <w:rPr>
+          <w:i/>
+          <w:iCs/>
+        </w:rPr>
+        <w:t>Spotify</w:t>
+      </w:r>
+      <w:proofErr w:type="spellEnd"/>
+      <w:r>
+        <w:t xml:space="preserve"> делает ставку на социальные связи и кураторские плейлисты, то Яндекс пошел по пути максимальной автоматизации и «бесшовного» потребления контента внутри своей экосистемы.</w:t>
+      </w:r>
+    </w:p>
+    <w:p>
+      <w:pPr>
+        <w:rPr>
+          <w:lang w:val="ru-RU"/>
+        </w:rPr>
+      </w:pPr>
+      <w:r>
+        <w:t>Ключевое отличие Яндекса заключается в смещении фокуса с библиотеки (где пользователь ищет альбом) на «поток» (где система сама решает, что играть). Центральным элементом АИС здесь является система «Моя волна». С точки зрения системного анализа, это бесконечный генератор очереди воспроизведения, который пересчитывает приоритеты выдачи треков после каждого действия пользователя: лайка, пропуска или даже изменения громкости. Это делает систему не статичным хранилищем, а динамическим процессом.</w:t>
+      </w:r>
+    </w:p>
+    <w:p>
+      <w:r>
+        <w:t>Технологический стек Яндекса опирается на две мощные группы алгоритмов, работающих в связке:</w:t>
+      </w:r>
+    </w:p>
+    <w:p>
+      <w:pPr>
+        <w:pStyle w:val="a7"/>
+        <w:numPr>
+          <w:ilvl w:val="0"/>
+          <w:numId w:val="8"/>
+        </w:numPr>
+        <w:tabs>
+          <w:tab w:val="left" w:pos="1134"/>
+        </w:tabs>
+        <w:ind w:left="0" w:firstLine="709"/>
+      </w:pPr>
+      <w:r>
+        <w:lastRenderedPageBreak/>
+        <w:t>Коллаборативная фильтрация</w:t>
+      </w:r>
+      <w:r>
+        <w:rPr>
+          <w:lang w:val="ru-RU"/>
+        </w:rPr>
+        <w:t xml:space="preserve">. </w:t>
+      </w:r>
+      <w:r>
+        <w:t>Система анализирует миллиарды взаимодействий миллионов пользователей. Она ищет «цифровых близнецов»</w:t>
+      </w:r>
+      <w:r>
+        <w:rPr>
+          <w:lang w:val="ru-RU"/>
+        </w:rPr>
+        <w:t> </w:t>
+      </w:r>
+      <w:r>
+        <w:t>— людей с идентичными паттернами поведения — и предлагает треки, которые зашли им, но еще не были прослушаны вами.</w:t>
+      </w:r>
+    </w:p>
+    <w:p>
+      <w:pPr>
+        <w:pStyle w:val="a7"/>
+        <w:numPr>
+          <w:ilvl w:val="0"/>
+          <w:numId w:val="8"/>
+        </w:numPr>
+        <w:tabs>
+          <w:tab w:val="left" w:pos="1134"/>
+        </w:tabs>
+        <w:ind w:left="0" w:firstLine="709"/>
+      </w:pPr>
+      <w:r>
+        <w:t>Глубокий анализ аудиоконтента (</w:t>
+      </w:r>
+      <w:r>
+        <w:rPr>
+          <w:i/>
+          <w:iCs/>
+        </w:rPr>
+        <w:t>Deep</w:t>
+      </w:r>
+      <w:r>
+        <w:t xml:space="preserve"> </w:t>
+      </w:r>
+      <w:r>
+        <w:rPr>
+          <w:i/>
+          <w:iCs/>
+        </w:rPr>
+        <w:t>Audio</w:t>
+      </w:r>
+      <w:r>
+        <w:t xml:space="preserve"> </w:t>
+      </w:r>
+      <w:r>
+        <w:rPr>
+          <w:i/>
+          <w:iCs/>
+        </w:rPr>
+        <w:t>Analysis</w:t>
+      </w:r>
+      <w:r>
+        <w:t>): Нейросети Яндекса «слушают» спектрограмму каждого трека.</w:t>
+      </w:r>
+      <w:r>
+        <w:t xml:space="preserve"> Они выделяют тембр голоса, бит, ритм и даже эмоциональный окрас (настроение). Это позволяет системе подмешивать в поток абсолютно новых, неизвестных артистов только потому, что их звучание математически схоже с тем, что любит пользователь. </w:t>
+      </w:r>
+    </w:p>
+    <w:p>
+      <w:pPr>
+        <w:rPr>
+          <w:lang w:val="ru-RU"/>
+        </w:rPr>
+      </w:pPr>
+      <w:r>
+        <w:t>Яндекс Музыка уникальна своей глубокой интеграцией с другими сервисами (Алиса, Навигатор, Яндекс Книги). АИС получает данные о контексте пользователя: если музыка запущена через умную колонку вечером, система отдаст приоритет спокойным трекам; если в машине через Навигатор — динамичным. Технически это реализуется через единый идентификатор (</w:t>
+      </w:r>
+      <w:r>
+        <w:rPr>
+          <w:i/>
+          <w:iCs/>
+        </w:rPr>
+        <w:t>Yandex</w:t>
+      </w:r>
+      <w:r>
+        <w:t xml:space="preserve"> </w:t>
+      </w:r>
+      <w:r>
+        <w:rPr>
+          <w:i/>
+          <w:iCs/>
+        </w:rPr>
+        <w:t>ID</w:t>
+      </w:r>
+      <w:r>
+        <w:t>) и общую шину данных, которая передает контекстные теги в рекомендательный движок.</w:t>
+      </w:r>
+    </w:p>
+    <w:p>
+      <w:pPr>
+        <w:rPr>
+          <w:lang w:val="ru-RU"/>
+        </w:rPr>
+      </w:pPr>
+      <w:r>
+        <w:t>Интересной инженерной особенностью является динамическая визуализация (цветовая индикация «Моей волны»). Это не просто анимация, а результат работы алгоритма, который на лету анализирует частотные характеристики проигрываемого аудиопотока и сопоставляет их с метаданными настроения трека.</w:t>
+      </w:r>
+    </w:p>
+    <w:p>
+      <w:pPr>
+        <w:rPr>
+          <w:lang w:val="ru-RU"/>
+        </w:rPr>
+      </w:pPr>
+      <w:r>
+        <w:t xml:space="preserve">Внутри системы развернут мощный аналитический блок для правообладателей. Яндекс предоставляет артистам доступ к данным в реальном времени: они видят, как их треки попадают в рекомендации, каков процент </w:t>
+      </w:r>
+      <w:proofErr w:type="spellStart"/>
+      <w:r>
+        <w:t>дослушиваний</w:t>
+      </w:r>
+      <w:proofErr w:type="spellEnd"/>
+      <w:r>
+        <w:t xml:space="preserve"> и как география слушателей влияет на популярность. С точки зрения АИС — это сложная система ролевого доступа к базам данных </w:t>
+      </w:r>
+      <w:r>
+        <w:rPr>
+          <w:i/>
+          <w:iCs/>
+        </w:rPr>
+        <w:t>Big</w:t>
+      </w:r>
+      <w:r>
+        <w:t xml:space="preserve"> </w:t>
+      </w:r>
+      <w:r>
+        <w:rPr>
+          <w:i/>
+          <w:iCs/>
+        </w:rPr>
+        <w:t>Data</w:t>
+      </w:r>
+      <w:r>
+        <w:t>, где сырые логи прослушиваний агрегируются в понятные бизнес-метрики.</w:t>
+      </w:r>
+    </w:p>
+    <w:p>
+      <w:pPr>
+        <w:rPr>
+          <w:lang w:val="ru-RU"/>
+        </w:rPr>
+      </w:pPr>
+      <w:r>
+        <w:rPr>
+          <w:i/>
+          <w:iCs/>
+          <w:lang w:val="ru-RU"/>
+        </w:rPr>
+        <w:t>YouTube</w:t>
+      </w:r>
+      <w:r>
+        <w:rPr>
+          <w:lang w:val="ru-RU"/>
+        </w:rPr>
+        <w:t xml:space="preserve"> </w:t>
+      </w:r>
+      <w:r>
+        <w:rPr>
+          <w:i/>
+          <w:iCs/>
+          <w:lang w:val="ru-RU"/>
+        </w:rPr>
+        <w:t>Music</w:t>
+      </w:r>
+      <w:r>
+        <w:rPr>
+          <w:lang w:val="ru-RU"/>
+        </w:rPr>
+        <w:t xml:space="preserve"> — это уникальный гибрид классического стриминга и крупнейшего в мире видеохостинга. Если </w:t>
+      </w:r>
+      <w:proofErr w:type="spellStart"/>
+      <w:r>
+        <w:rPr>
+          <w:i/>
+          <w:iCs/>
+          <w:lang w:val="ru-RU"/>
+        </w:rPr>
+        <w:t>Spotify</w:t>
+      </w:r>
+      <w:proofErr w:type="spellEnd"/>
+      <w:r>
+        <w:rPr>
+          <w:lang w:val="ru-RU"/>
+        </w:rPr>
+        <w:t xml:space="preserve"> — это «умный алгоритм», а Яндекс — «бесконечный поток», то </w:t>
+      </w:r>
+      <w:r>
+        <w:rPr>
+          <w:i/>
+          <w:iCs/>
+          <w:lang w:val="ru-RU"/>
+        </w:rPr>
+        <w:t>YouTube</w:t>
+      </w:r>
+      <w:r>
+        <w:rPr>
+          <w:lang w:val="ru-RU"/>
+        </w:rPr>
+        <w:t xml:space="preserve"> </w:t>
+      </w:r>
+      <w:r>
+        <w:rPr>
+          <w:i/>
+          <w:iCs/>
+          <w:lang w:val="ru-RU"/>
+        </w:rPr>
+        <w:t>Music</w:t>
+      </w:r>
+      <w:r>
+        <w:rPr>
+          <w:lang w:val="ru-RU"/>
+        </w:rPr>
+        <w:t xml:space="preserve"> — это «всеобъемлющий контекст».</w:t>
+      </w:r>
+    </w:p>
+    <w:p>
+      <w:pPr>
+        <w:rPr>
+          <w:lang w:val="ru-RU"/>
+        </w:rPr>
+      </w:pPr>
+      <w:r>
+        <w:rPr>
+          <w:lang w:val="ru-RU"/>
+        </w:rPr>
+        <w:t xml:space="preserve">Главное техническое преимущество </w:t>
+      </w:r>
+      <w:r>
+        <w:rPr>
+          <w:i/>
+          <w:iCs/>
+          <w:lang w:val="ru-RU"/>
+        </w:rPr>
+        <w:t>YouTube</w:t>
+      </w:r>
+      <w:r>
+        <w:rPr>
+          <w:lang w:val="ru-RU"/>
+        </w:rPr>
+        <w:t xml:space="preserve"> </w:t>
+      </w:r>
+      <w:r>
+        <w:rPr>
+          <w:i/>
+          <w:iCs/>
+          <w:lang w:val="ru-RU"/>
+        </w:rPr>
+        <w:t>Music</w:t>
+      </w:r>
+      <w:r>
+        <w:rPr>
+          <w:lang w:val="ru-RU"/>
+        </w:rPr>
+        <w:t xml:space="preserve"> — доступ к поисковой истории всей экосистемы </w:t>
+      </w:r>
+      <w:r>
+        <w:rPr>
+          <w:i/>
+          <w:iCs/>
+          <w:lang w:val="ru-RU"/>
+        </w:rPr>
+        <w:t>Google</w:t>
+      </w:r>
+      <w:r>
+        <w:rPr>
+          <w:lang w:val="ru-RU"/>
+        </w:rPr>
+        <w:t xml:space="preserve">. АИС сервиса знает не только то, что ты слушал, но и что ты искал в </w:t>
+      </w:r>
+      <w:r>
+        <w:rPr>
+          <w:i/>
+          <w:iCs/>
+          <w:lang w:val="ru-RU"/>
+        </w:rPr>
+        <w:t>Google</w:t>
+      </w:r>
+      <w:r>
+        <w:rPr>
+          <w:lang w:val="ru-RU"/>
+        </w:rPr>
+        <w:t xml:space="preserve"> или смотрел на основном </w:t>
+      </w:r>
+      <w:r>
+        <w:rPr>
+          <w:i/>
+          <w:iCs/>
+          <w:lang w:val="ru-RU"/>
+        </w:rPr>
+        <w:t>YouTube</w:t>
+      </w:r>
+      <w:r>
+        <w:rPr>
+          <w:lang w:val="ru-RU"/>
+        </w:rPr>
+        <w:t>. Это позволяет системе строить «</w:t>
+      </w:r>
+      <w:proofErr w:type="spellStart"/>
+      <w:r>
+        <w:rPr>
+          <w:lang w:val="ru-RU"/>
+        </w:rPr>
+        <w:t>сверхпрофиль</w:t>
+      </w:r>
+      <w:proofErr w:type="spellEnd"/>
+      <w:r>
+        <w:rPr>
+          <w:lang w:val="ru-RU"/>
+        </w:rPr>
+        <w:t xml:space="preserve">» пользователя. </w:t>
+      </w:r>
+    </w:p>
+    <w:p>
+      <w:r>
+        <w:t xml:space="preserve">В отличие от конкурентов, база данных </w:t>
+      </w:r>
+      <w:r>
+        <w:rPr>
+          <w:i/>
+          <w:iCs/>
+        </w:rPr>
+        <w:t>YouTube</w:t>
+      </w:r>
+      <w:r>
+        <w:t xml:space="preserve"> </w:t>
+      </w:r>
+      <w:r>
+        <w:rPr>
+          <w:i/>
+          <w:iCs/>
+        </w:rPr>
+        <w:t>Music</w:t>
+      </w:r>
+      <w:r>
+        <w:t xml:space="preserve"> не ограничена только официальными релизами от лейблов.</w:t>
+      </w:r>
+    </w:p>
+    <w:p>
+      <w:r>
+        <w:lastRenderedPageBreak/>
+        <w:t>Система индексирует миллиарды видеороликов. Благодаря алгоритмам компьютерного зрения и анализа звуковых отпечатков (</w:t>
+      </w:r>
+      <w:r>
+        <w:rPr>
+          <w:i/>
+          <w:iCs/>
+        </w:rPr>
+        <w:t>Content</w:t>
+      </w:r>
+      <w:r>
+        <w:t xml:space="preserve"> </w:t>
+      </w:r>
+      <w:r>
+        <w:rPr>
+          <w:i/>
+          <w:iCs/>
+        </w:rPr>
+        <w:t>ID</w:t>
+      </w:r>
+      <w:r>
+        <w:t xml:space="preserve">), сервис вычленяет аудиодорожки из видео (каверы, </w:t>
+      </w:r>
+      <w:proofErr w:type="spellStart"/>
+      <w:r>
+        <w:t>лайвы</w:t>
+      </w:r>
+      <w:proofErr w:type="spellEnd"/>
+      <w:r>
+        <w:t xml:space="preserve"> с концертов, ремиксы, фанатские нарезки) и </w:t>
+      </w:r>
+      <w:proofErr w:type="spellStart"/>
+      <w:r>
+        <w:t>бесшовно</w:t>
+      </w:r>
+      <w:proofErr w:type="spellEnd"/>
+      <w:r>
+        <w:t xml:space="preserve"> встраивает их в музыкальную библиотеку.</w:t>
+      </w:r>
+    </w:p>
+    <w:p/>
+    <w:p>
+      <w:pPr>
+        <w:rPr>
+          <w:lang w:val="ru-RU"/>
+        </w:rPr>
+      </w:pPr>
+      <w:r>
+        <w:t>Это пример системы с неструктурированными источниками данных, где механизм фильтрации и классификации (отсеивание плохого звука от студийного) является ключевым бизнес-процессом.</w:t>
+      </w:r>
+    </w:p>
+    <w:p>
+      <w:pPr>
+        <w:rPr>
+          <w:lang w:val="ru-RU"/>
+        </w:rPr>
+      </w:pPr>
+      <w:r>
+        <w:rPr>
+          <w:i/>
+          <w:iCs/>
+        </w:rPr>
+        <w:t>YouTube</w:t>
+      </w:r>
+      <w:r>
+        <w:t xml:space="preserve"> </w:t>
+      </w:r>
+      <w:r>
+        <w:rPr>
+          <w:i/>
+          <w:iCs/>
+        </w:rPr>
+        <w:t>Music</w:t>
+      </w:r>
+      <w:r>
+        <w:t xml:space="preserve"> делает ставку на «здесь и сейчас». Используя данные о геолокации и активности пользователя, система меняет интерфейс в реальном времени. Если АИС видит, что пользователь находится в спортзале (по </w:t>
+      </w:r>
+      <w:r>
+        <w:rPr>
+          <w:i/>
+          <w:iCs/>
+        </w:rPr>
+        <w:t>GPS</w:t>
+      </w:r>
+      <w:r>
+        <w:t xml:space="preserve"> и истории посещений), она выводит на главный экран энергичные плейлисты. Если пользователь в аэропорту — подборки для путешествий. Это реализуется через динамическую генерацию интерфейса на основе контекстных метаданных, что является отличной темой для отдельной главы диплома.</w:t>
+      </w:r>
+    </w:p>
+    <w:p>
+      <w:pPr>
+        <w:rPr>
+          <w:lang w:val="ru-RU"/>
+        </w:rPr>
+      </w:pPr>
+      <w:r>
+        <w:rPr>
+          <w:lang w:val="ru-RU"/>
+        </w:rPr>
+        <w:t xml:space="preserve">Одной из сложнейших инженерных задач, решенных в </w:t>
+      </w:r>
+      <w:r>
+        <w:rPr>
+          <w:i/>
+          <w:iCs/>
+          <w:lang w:val="ru-RU"/>
+        </w:rPr>
+        <w:t>YouTube</w:t>
+      </w:r>
+      <w:r>
+        <w:rPr>
+          <w:lang w:val="ru-RU"/>
+        </w:rPr>
+        <w:t xml:space="preserve"> </w:t>
+      </w:r>
+      <w:r>
+        <w:rPr>
+          <w:i/>
+          <w:iCs/>
+          <w:lang w:val="ru-RU"/>
+        </w:rPr>
+        <w:t>Music</w:t>
+      </w:r>
+      <w:r>
+        <w:rPr>
+          <w:lang w:val="ru-RU"/>
+        </w:rPr>
+        <w:t>, является мгновенное переключение между аудиодорожкой и видеоклипом без прерывания звука.</w:t>
+      </w:r>
+    </w:p>
+    <w:p>
+      <w:pPr>
+        <w:rPr>
+          <w:lang w:val="ru-RU"/>
+        </w:rPr>
+      </w:pPr>
+      <w:r>
+        <w:rPr>
+          <w:lang w:val="ru-RU"/>
+        </w:rPr>
+        <w:t xml:space="preserve">Система синхронизирует два разных потока данных (аудиофайл высокого качества и видеофайл) по </w:t>
+      </w:r>
+      <w:proofErr w:type="spellStart"/>
+      <w:r>
+        <w:rPr>
+          <w:lang w:val="ru-RU"/>
+        </w:rPr>
+        <w:t>таймкодам</w:t>
+      </w:r>
+      <w:proofErr w:type="spellEnd"/>
+      <w:r>
+        <w:rPr>
+          <w:lang w:val="ru-RU"/>
+        </w:rPr>
+        <w:t xml:space="preserve"> с точностью до миллисекунды.</w:t>
+      </w:r>
+    </w:p>
+    <w:p>
+      <w:pPr>
+        <w:rPr>
+          <w:lang w:val="ru-RU"/>
+        </w:rPr>
+      </w:pPr>
+      <w:r>
+        <w:rPr>
+          <w:lang w:val="ru-RU"/>
+        </w:rPr>
+        <w:t>Это можно описать как алгоритм синхронизации мультимедийных потоков из гетерогенных источников, что подчеркивает технологическую сложность архитектуры.</w:t>
+      </w:r>
+    </w:p>
+    <w:p>
+      <w:pPr>
+        <w:rPr>
+          <w:lang w:val="ru-RU"/>
+        </w:rPr>
+      </w:pPr>
+      <w:r>
+        <w:t xml:space="preserve">Поисковый движок </w:t>
+      </w:r>
+      <w:r>
+        <w:rPr>
+          <w:i/>
+          <w:iCs/>
+        </w:rPr>
+        <w:t>YouTube</w:t>
+      </w:r>
+      <w:r>
+        <w:t xml:space="preserve"> </w:t>
+      </w:r>
+      <w:r>
+        <w:rPr>
+          <w:i/>
+          <w:iCs/>
+        </w:rPr>
+        <w:t>Music</w:t>
+      </w:r>
+      <w:r>
+        <w:t xml:space="preserve"> — один из самых мощных в индустрии, так как он наследует технологии </w:t>
+      </w:r>
+      <w:r>
+        <w:rPr>
+          <w:i/>
+          <w:iCs/>
+        </w:rPr>
+        <w:t>Google</w:t>
+      </w:r>
+      <w:r>
+        <w:t xml:space="preserve"> Поиска. Пользователь может вбить «песня, где парень поет в пустыне про любовь» или часть невнятного текста, и система найдет трек. Это пример внедрения </w:t>
+      </w:r>
+      <w:r>
+        <w:rPr>
+          <w:i/>
+          <w:iCs/>
+        </w:rPr>
+        <w:t>NLP</w:t>
+      </w:r>
+      <w:r>
+        <w:t xml:space="preserve"> (обработки естественного языка) и семантического поиска в музыкальную АИС, что позволяет находить контент даже при отсутствии точных метаданных.</w:t>
+      </w:r>
+    </w:p>
+    <w:p>
+      <w:pPr>
+        <w:rPr>
+          <w:lang w:val="ru-RU"/>
+        </w:rPr>
+      </w:pPr>
+      <w:r>
+        <w:rPr>
+          <w:i/>
+          <w:iCs/>
+        </w:rPr>
+        <w:t>YouTube</w:t>
+      </w:r>
+      <w:r>
+        <w:t xml:space="preserve"> </w:t>
+      </w:r>
+      <w:r>
+        <w:rPr>
+          <w:i/>
+          <w:iCs/>
+        </w:rPr>
+        <w:t>Music</w:t>
+      </w:r>
+      <w:r>
+        <w:rPr>
+          <w:lang w:val="ru-RU"/>
+        </w:rPr>
+        <w:t xml:space="preserve"> </w:t>
+      </w:r>
+      <w:r>
+        <w:t>— это пример того, как музыкальный сервис может использовать внешние данные (видео, поиск, локация) для создания максимально точного пользовательского опыта.</w:t>
+      </w:r>
+    </w:p>
+    <w:p>
+      <w:pPr>
+        <w:rPr>
+          <w:lang w:val="ru-RU"/>
+        </w:rPr>
+      </w:pPr>
+    </w:p>
+    <w:p>
+      <w:pPr>
+        <w:pStyle w:val="2"/>
+        <w:numPr>
+          <w:ilvl w:val="1"/>
+          <w:numId w:val="2"/>
+        </w:numPr>
+      </w:pPr>
+      <w:r>
+        <w:t>Постановка задачи дипломного проекта</w:t>
+      </w:r>
+    </w:p>
+    <w:p>
+      <w:pPr>
+        <w:rPr>
+          <w:lang w:val="ru-RU"/>
+        </w:rPr>
+      </w:pPr>
+    </w:p>
+    <w:p>
+      <w:r>
+        <w:t xml:space="preserve">В настоящее время многие независимые музыкальные лейблы и современные медиа-платформы не имеют собственных автоматизированных информационных систем, которые бы в полной мере отвечали потребностям </w:t>
+      </w:r>
+      <w:r>
+        <w:lastRenderedPageBreak/>
+        <w:t>анализа предпочтений слушателей и эффективного управления медиатекой. Для решения задач по хранению музыкального контента, формированию плейлистов и взаимодействию с аудиторией в данный момент используются разрозненные облачные хранилища и сторонние социальные сети, не обеспечивающие единой структуры данных.</w:t>
+      </w:r>
+    </w:p>
+    <w:p>
+      <w:r>
+        <w:t xml:space="preserve">При анализе существующих систем-аналогов (таких как </w:t>
+      </w:r>
+      <w:proofErr w:type="spellStart"/>
+      <w:r>
+        <w:rPr>
+          <w:i/>
+          <w:iCs/>
+        </w:rPr>
+        <w:t>Spotify</w:t>
+      </w:r>
+      <w:proofErr w:type="spellEnd"/>
+      <w:r>
+        <w:t xml:space="preserve"> или </w:t>
+      </w:r>
+      <w:proofErr w:type="spellStart"/>
+      <w:r>
+        <w:t>Яндекс.Музыка</w:t>
+      </w:r>
+      <w:proofErr w:type="spellEnd"/>
+      <w:r>
+        <w:t>) определено, что их готовые решения не могут быть интегрированы в частные инфраструктуры из-за закрытости алгоритмов и отсутствия возможности кастомизации под узкие жанровые или корпоративные требования, а качество рекомендательных моделей напрямую влияет на удержание аудитории в рамках конкретного сервиса.</w:t>
+      </w:r>
+    </w:p>
+    <w:p>
+      <w:r>
+        <w:t>Таким образом, определена задача дипломного проекта: необходимо создать автоматизированную информационную систему музыкального сервиса с модулем персональных рекомендаций для управления аудио-каталогом и обеспечения доступа к контенту как для администраторов (кураторов лейбла), так и для конечных слушателей.</w:t>
+      </w:r>
+    </w:p>
+    <w:p>
+      <w:r>
+        <w:t>Система должна иметь адаптивный веб-интерфейс, созданный с учетом требований к юзабилити современных мультимедийных приложений и специфики потребления аудио-контента.</w:t>
+      </w:r>
+    </w:p>
+    <w:p>
+      <w:r>
+        <w:t xml:space="preserve">Кроме того, определены исходные данные к проекту. Система должна корректно работать в таких браузерах как </w:t>
+      </w:r>
+      <w:r>
+        <w:rPr>
+          <w:i/>
+          <w:iCs/>
+        </w:rPr>
+        <w:t xml:space="preserve">Google </w:t>
+      </w:r>
+      <w:proofErr w:type="spellStart"/>
+      <w:r>
+        <w:rPr>
+          <w:i/>
+          <w:iCs/>
+        </w:rPr>
+        <w:t>Chrome</w:t>
+      </w:r>
+      <w:proofErr w:type="spellEnd"/>
+      <w:r>
+        <w:t xml:space="preserve"> (версия 90 и выше), </w:t>
+      </w:r>
+      <w:r>
+        <w:rPr>
+          <w:i/>
+          <w:iCs/>
+        </w:rPr>
+        <w:t>Mozilla Firefox</w:t>
+      </w:r>
+      <w:r>
+        <w:t xml:space="preserve"> (версия 85 и выше), </w:t>
+      </w:r>
+      <w:r>
+        <w:rPr>
+          <w:i/>
+          <w:iCs/>
+        </w:rPr>
+        <w:t>Safari</w:t>
+      </w:r>
+      <w:r>
+        <w:t xml:space="preserve"> (версия 14 и выше), </w:t>
+      </w:r>
+      <w:r>
+        <w:rPr>
+          <w:i/>
+          <w:iCs/>
+        </w:rPr>
+        <w:t>Microsoft Edge</w:t>
+      </w:r>
+      <w:r>
+        <w:t xml:space="preserve"> (версия 90 и выше). Используемые технологии: язык программирования — </w:t>
+      </w:r>
+      <w:r>
+        <w:rPr>
+          <w:i/>
+          <w:iCs/>
+          <w:lang w:val="en-US"/>
+        </w:rPr>
+        <w:t>Java</w:t>
+      </w:r>
+      <w:r>
+        <w:t xml:space="preserve"> для серверной части, </w:t>
+      </w:r>
+      <w:r>
+        <w:rPr>
+          <w:i/>
+          <w:iCs/>
+        </w:rPr>
+        <w:t>JavaScript</w:t>
+      </w:r>
+      <w:r>
+        <w:t xml:space="preserve"> (</w:t>
+      </w:r>
+      <w:r>
+        <w:rPr>
+          <w:i/>
+          <w:iCs/>
+        </w:rPr>
+        <w:t>React.js</w:t>
+      </w:r>
+      <w:r>
+        <w:t xml:space="preserve">), </w:t>
+      </w:r>
+      <w:r>
+        <w:rPr>
+          <w:i/>
+          <w:iCs/>
+        </w:rPr>
+        <w:t>HTML5</w:t>
+      </w:r>
+      <w:r>
+        <w:t xml:space="preserve">, </w:t>
+      </w:r>
+      <w:r>
+        <w:rPr>
+          <w:i/>
+          <w:iCs/>
+        </w:rPr>
+        <w:t>CSS3</w:t>
+      </w:r>
+      <w:r>
+        <w:t xml:space="preserve"> для клиентской части; система управления базами данных — </w:t>
+      </w:r>
+      <w:proofErr w:type="spellStart"/>
+      <w:r>
+        <w:rPr>
+          <w:i/>
+          <w:iCs/>
+        </w:rPr>
+        <w:t>PostgreSQL</w:t>
+      </w:r>
+      <w:proofErr w:type="spellEnd"/>
+      <w:r>
+        <w:t>; хранение медиа-файлов — объектное хранилище (S3-совместимое).</w:t>
+      </w:r>
+    </w:p>
+    <w:p/>
     <w:sectPr>
       <w:footerReference w:type="default" r:id="rId8"/>
       <w:pgSz w:w="11906" w:h="16838"/>
@@ -2417,6 +3039,95 @@
 <file path=word/numbering.xml><?xml version="1.0" encoding="utf-8"?>
 <w:numbering xmlns:wpc="http://schemas.microsoft.com/office/word/2010/wordprocessingCanvas" xmlns:cx="http://schemas.microsoft.com/office/drawing/2014/chartex" xmlns:cx1="http://schemas.microsoft.com/office/drawing/2015/9/8/chartex" xmlns:cx2="http://schemas.microsoft.com/office/drawing/2015/10/21/chartex" xmlns:cx3="http://schemas.microsoft.com/office/drawing/2016/5/9/chartex" xmlns:cx4="http://schemas.microsoft.com/office/drawing/2016/5/10/chartex" xmlns:cx5="http://schemas.microsoft.com/office/drawing/2016/5/11/chartex" xmlns:cx6="http://schemas.microsoft.com/office/drawing/2016/5/12/chartex" xmlns:cx7="http://schemas.microsoft.com/office/drawing/2016/5/13/chartex" xmlns:cx8="http://schemas.microsoft.com/office/drawing/2016/5/14/chartex" xmlns:mc="http://schemas.openxmlformats.org/markup-compatibility/2006" xmlns:aink="http://schemas.microsoft.com/office/drawing/2016/ink" xmlns:am3d="http://schemas.microsoft.com/office/drawing/2017/model3d" xmlns:o="urn:schemas-microsoft-com:office:office" xmlns:oel="http://schemas.microsoft.com/office/2019/extlst" xmlns:r="http://schemas.openxmlformats.org/officeDocument/2006/relationships" xmlns:m="http://schemas.openxmlformats.org/officeDocument/2006/math" xmlns:v="urn:schemas-microsoft-com:vml" xmlns:wp14="http://schemas.microsoft.com/office/word/2010/wordprocessingDrawing" xmlns:wp="http://schemas.openxmlformats.org/drawingml/2006/wordprocessingDrawing" xmlns:w10="urn:schemas-microsoft-com:office:word" xmlns:w="http://schemas.openxmlformats.org/wordprocessingml/2006/main" xmlns:w14="http://schemas.microsoft.com/office/word/2010/wordml" xmlns:w15="http://schemas.microsoft.com/office/word/2012/wordml" xmlns:w16cex="http://schemas.microsoft.com/office/word/2018/wordml/cex" xmlns:w16cid="http://schemas.microsoft.com/office/word/2016/wordml/cid" xmlns:w16="http://schemas.microsoft.com/office/word/2018/wordml" xmlns:w16sdtdh="http://schemas.microsoft.com/office/word/2020/wordml/sdtdatahash" xmlns:w16se="http://schemas.microsoft.com/office/word/2015/wordml/symex" xmlns:wpg="http://schemas.microsoft.com/office/word/2010/wordprocessingGroup" xmlns:wpi="http://schemas.microsoft.com/office/word/2010/wordprocessingInk" xmlns:wne="http://schemas.microsoft.com/office/word/2006/wordml" xmlns:wps="http://schemas.microsoft.com/office/word/2010/wordprocessingShape" mc:Ignorable="w14 w15 w16se w16cid w16 w16cex w16sdtdh wp14">
   <w:abstractNum w:abstractNumId="0" w15:restartNumberingAfterBreak="0">
+    <w:nsid w:val="048D4DD6"/>
+    <w:multiLevelType w:val="hybridMultilevel"/>
+    <w:tmpl w:val="B48CE50E"/>
+    <w:lvl w:ilvl="0" w:tplc="E3362894">
+      <w:start w:val="1"/>
+      <w:numFmt w:val="decimal"/>
+      <w:lvlText w:val="%1"/>
+      <w:lvlJc w:val="left"/>
+      <w:pPr>
+        <w:ind w:left="1429" w:hanging="360"/>
+      </w:pPr>
+      <w:rPr>
+        <w:rFonts w:hint="default"/>
+      </w:rPr>
+    </w:lvl>
+    <w:lvl w:ilvl="1" w:tplc="20000019" w:tentative="1">
+      <w:start w:val="1"/>
+      <w:numFmt w:val="lowerLetter"/>
+      <w:lvlText w:val="%2."/>
+      <w:lvlJc w:val="left"/>
+      <w:pPr>
+        <w:ind w:left="2149" w:hanging="360"/>
+      </w:pPr>
+    </w:lvl>
+    <w:lvl w:ilvl="2" w:tplc="2000001B" w:tentative="1">
+      <w:start w:val="1"/>
+      <w:numFmt w:val="lowerRoman"/>
+      <w:lvlText w:val="%3."/>
+      <w:lvlJc w:val="right"/>
+      <w:pPr>
+        <w:ind w:left="2869" w:hanging="180"/>
+      </w:pPr>
+    </w:lvl>
+    <w:lvl w:ilvl="3" w:tplc="2000000F" w:tentative="1">
+      <w:start w:val="1"/>
+      <w:numFmt w:val="decimal"/>
+      <w:lvlText w:val="%4."/>
+      <w:lvlJc w:val="left"/>
+      <w:pPr>
+        <w:ind w:left="3589" w:hanging="360"/>
+      </w:pPr>
+    </w:lvl>
+    <w:lvl w:ilvl="4" w:tplc="20000019" w:tentative="1">
+      <w:start w:val="1"/>
+      <w:numFmt w:val="lowerLetter"/>
+      <w:lvlText w:val="%5."/>
+      <w:lvlJc w:val="left"/>
+      <w:pPr>
+        <w:ind w:left="4309" w:hanging="360"/>
+      </w:pPr>
+    </w:lvl>
+    <w:lvl w:ilvl="5" w:tplc="2000001B" w:tentative="1">
+      <w:start w:val="1"/>
+      <w:numFmt w:val="lowerRoman"/>
+      <w:lvlText w:val="%6."/>
+      <w:lvlJc w:val="right"/>
+      <w:pPr>
+        <w:ind w:left="5029" w:hanging="180"/>
+      </w:pPr>
+    </w:lvl>
+    <w:lvl w:ilvl="6" w:tplc="2000000F" w:tentative="1">
+      <w:start w:val="1"/>
+      <w:numFmt w:val="decimal"/>
+      <w:lvlText w:val="%7."/>
+      <w:lvlJc w:val="left"/>
+      <w:pPr>
+        <w:ind w:left="5749" w:hanging="360"/>
+      </w:pPr>
+    </w:lvl>
+    <w:lvl w:ilvl="7" w:tplc="20000019" w:tentative="1">
+      <w:start w:val="1"/>
+      <w:numFmt w:val="lowerLetter"/>
+      <w:lvlText w:val="%8."/>
+      <w:lvlJc w:val="left"/>
+      <w:pPr>
+        <w:ind w:left="6469" w:hanging="360"/>
+      </w:pPr>
+    </w:lvl>
+    <w:lvl w:ilvl="8" w:tplc="2000001B" w:tentative="1">
+      <w:start w:val="1"/>
+      <w:numFmt w:val="lowerRoman"/>
+      <w:lvlText w:val="%9."/>
+      <w:lvlJc w:val="right"/>
+      <w:pPr>
+        <w:ind w:left="7189" w:hanging="180"/>
+      </w:pPr>
+    </w:lvl>
+  </w:abstractNum>
+  <w:abstractNum w:abstractNumId="1" w15:restartNumberingAfterBreak="0">
     <w:nsid w:val="15EA632C"/>
     <w:multiLevelType w:val="hybridMultilevel"/>
     <w:tmpl w:val="4CD63D9E"/>
@@ -2529,7 +3240,7 @@
       </w:rPr>
     </w:lvl>
   </w:abstractNum>
-  <w:abstractNum w:abstractNumId="1" w15:restartNumberingAfterBreak="0">
+  <w:abstractNum w:abstractNumId="2" w15:restartNumberingAfterBreak="0">
     <w:nsid w:val="198A7F57"/>
     <w:multiLevelType w:val="hybridMultilevel"/>
     <w:tmpl w:val="4F48F52E"/>
@@ -2618,7 +3329,7 @@
       </w:pPr>
     </w:lvl>
   </w:abstractNum>
-  <w:abstractNum w:abstractNumId="2" w15:restartNumberingAfterBreak="0">
+  <w:abstractNum w:abstractNumId="3" w15:restartNumberingAfterBreak="0">
     <w:nsid w:val="1B1E0C4B"/>
     <w:multiLevelType w:val="hybridMultilevel"/>
     <w:tmpl w:val="7A161C7C"/>
@@ -2707,7 +3418,7 @@
       </w:pPr>
     </w:lvl>
   </w:abstractNum>
-  <w:abstractNum w:abstractNumId="3" w15:restartNumberingAfterBreak="0">
+  <w:abstractNum w:abstractNumId="4" w15:restartNumberingAfterBreak="0">
     <w:nsid w:val="23E84542"/>
     <w:multiLevelType w:val="multilevel"/>
     <w:tmpl w:val="32E8570A"/>
@@ -2829,7 +3540,96 @@
       </w:rPr>
     </w:lvl>
   </w:abstractNum>
-  <w:abstractNum w:abstractNumId="4" w15:restartNumberingAfterBreak="0">
+  <w:abstractNum w:abstractNumId="5" w15:restartNumberingAfterBreak="0">
+    <w:nsid w:val="33EC21E2"/>
+    <w:multiLevelType w:val="hybridMultilevel"/>
+    <w:tmpl w:val="D884C726"/>
+    <w:lvl w:ilvl="0" w:tplc="E3362894">
+      <w:start w:val="1"/>
+      <w:numFmt w:val="decimal"/>
+      <w:lvlText w:val="%1"/>
+      <w:lvlJc w:val="left"/>
+      <w:pPr>
+        <w:ind w:left="1429" w:hanging="360"/>
+      </w:pPr>
+      <w:rPr>
+        <w:rFonts w:hint="default"/>
+      </w:rPr>
+    </w:lvl>
+    <w:lvl w:ilvl="1" w:tplc="20000019" w:tentative="1">
+      <w:start w:val="1"/>
+      <w:numFmt w:val="lowerLetter"/>
+      <w:lvlText w:val="%2."/>
+      <w:lvlJc w:val="left"/>
+      <w:pPr>
+        <w:ind w:left="2149" w:hanging="360"/>
+      </w:pPr>
+    </w:lvl>
+    <w:lvl w:ilvl="2" w:tplc="2000001B" w:tentative="1">
+      <w:start w:val="1"/>
+      <w:numFmt w:val="lowerRoman"/>
+      <w:lvlText w:val="%3."/>
+      <w:lvlJc w:val="right"/>
+      <w:pPr>
+        <w:ind w:left="2869" w:hanging="180"/>
+      </w:pPr>
+    </w:lvl>
+    <w:lvl w:ilvl="3" w:tplc="2000000F" w:tentative="1">
+      <w:start w:val="1"/>
+      <w:numFmt w:val="decimal"/>
+      <w:lvlText w:val="%4."/>
+      <w:lvlJc w:val="left"/>
+      <w:pPr>
+        <w:ind w:left="3589" w:hanging="360"/>
+      </w:pPr>
+    </w:lvl>
+    <w:lvl w:ilvl="4" w:tplc="20000019" w:tentative="1">
+      <w:start w:val="1"/>
+      <w:numFmt w:val="lowerLetter"/>
+      <w:lvlText w:val="%5."/>
+      <w:lvlJc w:val="left"/>
+      <w:pPr>
+        <w:ind w:left="4309" w:hanging="360"/>
+      </w:pPr>
+    </w:lvl>
+    <w:lvl w:ilvl="5" w:tplc="2000001B" w:tentative="1">
+      <w:start w:val="1"/>
+      <w:numFmt w:val="lowerRoman"/>
+      <w:lvlText w:val="%6."/>
+      <w:lvlJc w:val="right"/>
+      <w:pPr>
+        <w:ind w:left="5029" w:hanging="180"/>
+      </w:pPr>
+    </w:lvl>
+    <w:lvl w:ilvl="6" w:tplc="2000000F" w:tentative="1">
+      <w:start w:val="1"/>
+      <w:numFmt w:val="decimal"/>
+      <w:lvlText w:val="%7."/>
+      <w:lvlJc w:val="left"/>
+      <w:pPr>
+        <w:ind w:left="5749" w:hanging="360"/>
+      </w:pPr>
+    </w:lvl>
+    <w:lvl w:ilvl="7" w:tplc="20000019" w:tentative="1">
+      <w:start w:val="1"/>
+      <w:numFmt w:val="lowerLetter"/>
+      <w:lvlText w:val="%8."/>
+      <w:lvlJc w:val="left"/>
+      <w:pPr>
+        <w:ind w:left="6469" w:hanging="360"/>
+      </w:pPr>
+    </w:lvl>
+    <w:lvl w:ilvl="8" w:tplc="2000001B" w:tentative="1">
+      <w:start w:val="1"/>
+      <w:numFmt w:val="lowerRoman"/>
+      <w:lvlText w:val="%9."/>
+      <w:lvlJc w:val="right"/>
+      <w:pPr>
+        <w:ind w:left="7189" w:hanging="180"/>
+      </w:pPr>
+    </w:lvl>
+  </w:abstractNum>
+  <w:abstractNum w:abstractNumId="6" w15:restartNumberingAfterBreak="0">
     <w:nsid w:val="621B666B"/>
     <w:multiLevelType w:val="hybridMultilevel"/>
     <w:tmpl w:val="A18861B6"/>
@@ -2918,7 +3718,7 @@
       </w:pPr>
     </w:lvl>
   </w:abstractNum>
-  <w:abstractNum w:abstractNumId="5" w15:restartNumberingAfterBreak="0">
+  <w:abstractNum w:abstractNumId="7" w15:restartNumberingAfterBreak="0">
     <w:nsid w:val="6A614A93"/>
     <w:multiLevelType w:val="hybridMultilevel"/>
     <w:tmpl w:val="6F1AB500"/>
@@ -3008,22 +3808,28 @@
     </w:lvl>
   </w:abstractNum>
   <w:num w:numId="1" w16cid:durableId="398093069">
-    <w:abstractNumId w:val="0"/>
+    <w:abstractNumId w:val="1"/>
   </w:num>
   <w:num w:numId="2" w16cid:durableId="284192698">
+    <w:abstractNumId w:val="4"/>
+  </w:num>
+  <w:num w:numId="3" w16cid:durableId="114445593">
+    <w:abstractNumId w:val="7"/>
+  </w:num>
+  <w:num w:numId="4" w16cid:durableId="565143097">
+    <w:abstractNumId w:val="6"/>
+  </w:num>
+  <w:num w:numId="5" w16cid:durableId="1247223379">
     <w:abstractNumId w:val="3"/>
   </w:num>
-  <w:num w:numId="3" w16cid:durableId="114445593">
+  <w:num w:numId="6" w16cid:durableId="56897632">
+    <w:abstractNumId w:val="2"/>
+  </w:num>
+  <w:num w:numId="7" w16cid:durableId="1635714716">
     <w:abstractNumId w:val="5"/>
   </w:num>
-  <w:num w:numId="4" w16cid:durableId="565143097">
-    <w:abstractNumId w:val="4"/>
-  </w:num>
-  <w:num w:numId="5" w16cid:durableId="1247223379">
-    <w:abstractNumId w:val="2"/>
-  </w:num>
-  <w:num w:numId="6" w16cid:durableId="56897632">
-    <w:abstractNumId w:val="1"/>
+  <w:num w:numId="8" w16cid:durableId="2011444410">
+    <w:abstractNumId w:val="0"/>
   </w:num>
 </w:numbering>
 </file>

--- a/ПДП.docx
+++ b/ПДП.docx
@@ -503,30 +503,6 @@
         </w:rPr>
         <w:t>6</w:t>
       </w:r>
-    </w:p>
-    <w:p>
-      <w:pPr>
-        <w:ind w:firstLine="0"/>
-        <w:rPr>
-          <w:lang w:val="ru-RU"/>
-        </w:rPr>
-      </w:pPr>
-    </w:p>
-    <w:p>
-      <w:pPr>
-        <w:ind w:firstLine="0"/>
-        <w:rPr>
-          <w:lang w:val="ru-RU"/>
-        </w:rPr>
-      </w:pPr>
-    </w:p>
-    <w:p>
-      <w:pPr>
-        <w:ind w:firstLine="0"/>
-        <w:rPr>
-          <w:lang w:val="ru-RU"/>
-        </w:rPr>
-      </w:pPr>
     </w:p>
     <w:p>
       <w:pPr>
@@ -540,13 +516,886 @@
         </w:tabs>
         <w:jc w:val="center"/>
       </w:pPr>
+      <w:bookmarkStart w:id="0" w:name="_Toc225432357"/>
+      <w:bookmarkStart w:id="1" w:name="_Toc225434226"/>
+      <w:r>
+        <w:lastRenderedPageBreak/>
+        <w:t>Содержание</w:t>
+      </w:r>
+      <w:bookmarkEnd w:id="0"/>
+      <w:bookmarkEnd w:id="1"/>
+    </w:p>
+    <w:sdt>
+      <w:sdtPr>
+        <w:rPr>
+          <w:rFonts w:cs="Times New Roman"/>
+          <w:szCs w:val="28"/>
+          <w:lang w:val="ru-RU"/>
+        </w:rPr>
+        <w:id w:val="911968392"/>
+        <w:docPartObj>
+          <w:docPartGallery w:val="Table of Contents"/>
+          <w:docPartUnique/>
+        </w:docPartObj>
+      </w:sdtPr>
+      <w:sdtEndPr>
+        <w:rPr>
+          <w:b/>
+          <w:bCs/>
+        </w:rPr>
+      </w:sdtEndPr>
+      <w:sdtContent>
+        <w:p>
+          <w:pPr>
+            <w:spacing w:line="23" w:lineRule="atLeast"/>
+            <w:rPr>
+              <w:lang w:val="ru-RU" w:eastAsia="ru-BY"/>
+            </w:rPr>
+          </w:pPr>
+        </w:p>
+        <w:p>
+          <w:pPr>
+            <w:pStyle w:val="11"/>
+            <w:spacing w:after="0" w:line="23" w:lineRule="atLeast"/>
+            <w:rPr>
+              <w:rFonts w:asciiTheme="minorHAnsi" w:eastAsiaTheme="minorEastAsia" w:hAnsiTheme="minorHAnsi"/>
+              <w:noProof/>
+              <w:sz w:val="24"/>
+              <w:lang w:eastAsia="ru-BY"/>
+            </w:rPr>
+          </w:pPr>
+          <w:r>
+            <w:rPr>
+              <w:rFonts w:cs="Times New Roman"/>
+              <w:szCs w:val="28"/>
+            </w:rPr>
+            <w:fldChar w:fldCharType="begin"/>
+          </w:r>
+          <w:r>
+            <w:rPr>
+              <w:rFonts w:cs="Times New Roman"/>
+              <w:szCs w:val="28"/>
+            </w:rPr>
+            <w:instrText xml:space="preserve"> TOC \o "1-3" \h \z \u </w:instrText>
+          </w:r>
+          <w:r>
+            <w:rPr>
+              <w:rFonts w:cs="Times New Roman"/>
+              <w:szCs w:val="28"/>
+            </w:rPr>
+            <w:fldChar w:fldCharType="separate"/>
+          </w:r>
+          <w:hyperlink w:anchor="_Toc225434227" w:history="1">
+            <w:r>
+              <w:rPr>
+                <w:rStyle w:val="af1"/>
+                <w:noProof/>
+              </w:rPr>
+              <w:t>Введение</w:t>
+            </w:r>
+            <w:r>
+              <w:rPr>
+                <w:noProof/>
+                <w:webHidden/>
+              </w:rPr>
+              <w:tab/>
+            </w:r>
+            <w:r>
+              <w:rPr>
+                <w:noProof/>
+                <w:webHidden/>
+                <w:lang w:val="ru-RU"/>
+              </w:rPr>
+              <w:tab/>
+            </w:r>
+            <w:r>
+              <w:rPr>
+                <w:noProof/>
+                <w:webHidden/>
+              </w:rPr>
+              <w:fldChar w:fldCharType="begin"/>
+            </w:r>
+            <w:r>
+              <w:rPr>
+                <w:noProof/>
+                <w:webHidden/>
+              </w:rPr>
+              <w:instrText xml:space="preserve"> PAGEREF _Toc225434227 \h </w:instrText>
+            </w:r>
+            <w:r>
+              <w:rPr>
+                <w:noProof/>
+                <w:webHidden/>
+              </w:rPr>
+            </w:r>
+            <w:r>
+              <w:rPr>
+                <w:noProof/>
+                <w:webHidden/>
+              </w:rPr>
+              <w:fldChar w:fldCharType="separate"/>
+            </w:r>
+            <w:r>
+              <w:rPr>
+                <w:noProof/>
+                <w:webHidden/>
+              </w:rPr>
+              <w:t>3</w:t>
+            </w:r>
+            <w:r>
+              <w:rPr>
+                <w:noProof/>
+                <w:webHidden/>
+              </w:rPr>
+              <w:fldChar w:fldCharType="end"/>
+            </w:r>
+          </w:hyperlink>
+        </w:p>
+        <w:p>
+          <w:pPr>
+            <w:pStyle w:val="11"/>
+            <w:spacing w:after="0" w:line="23" w:lineRule="atLeast"/>
+            <w:rPr>
+              <w:rFonts w:asciiTheme="minorHAnsi" w:eastAsiaTheme="minorEastAsia" w:hAnsiTheme="minorHAnsi"/>
+              <w:noProof/>
+              <w:sz w:val="24"/>
+              <w:lang w:eastAsia="ru-BY"/>
+            </w:rPr>
+          </w:pPr>
+          <w:hyperlink w:anchor="_Toc225434228" w:history="1">
+            <w:r>
+              <w:rPr>
+                <w:rStyle w:val="af1"/>
+                <w:noProof/>
+              </w:rPr>
+              <w:t>1</w:t>
+            </w:r>
+            <w:r>
+              <w:rPr>
+                <w:rFonts w:asciiTheme="minorHAnsi" w:eastAsiaTheme="minorEastAsia" w:hAnsiTheme="minorHAnsi"/>
+                <w:noProof/>
+                <w:sz w:val="24"/>
+                <w:lang w:eastAsia="ru-BY"/>
+              </w:rPr>
+              <w:tab/>
+            </w:r>
+            <w:r>
+              <w:rPr>
+                <w:rStyle w:val="af1"/>
+                <w:noProof/>
+              </w:rPr>
+              <w:t>Анализ предметной области</w:t>
+            </w:r>
+            <w:r>
+              <w:rPr>
+                <w:noProof/>
+                <w:webHidden/>
+              </w:rPr>
+              <w:tab/>
+            </w:r>
+            <w:r>
+              <w:rPr>
+                <w:noProof/>
+                <w:webHidden/>
+              </w:rPr>
+              <w:fldChar w:fldCharType="begin"/>
+            </w:r>
+            <w:r>
+              <w:rPr>
+                <w:noProof/>
+                <w:webHidden/>
+              </w:rPr>
+              <w:instrText xml:space="preserve"> PAGEREF _Toc225434228 \h </w:instrText>
+            </w:r>
+            <w:r>
+              <w:rPr>
+                <w:noProof/>
+                <w:webHidden/>
+              </w:rPr>
+            </w:r>
+            <w:r>
+              <w:rPr>
+                <w:noProof/>
+                <w:webHidden/>
+              </w:rPr>
+              <w:fldChar w:fldCharType="separate"/>
+            </w:r>
+            <w:r>
+              <w:rPr>
+                <w:noProof/>
+                <w:webHidden/>
+              </w:rPr>
+              <w:t>4</w:t>
+            </w:r>
+            <w:r>
+              <w:rPr>
+                <w:noProof/>
+                <w:webHidden/>
+              </w:rPr>
+              <w:fldChar w:fldCharType="end"/>
+            </w:r>
+          </w:hyperlink>
+        </w:p>
+        <w:p>
+          <w:pPr>
+            <w:pStyle w:val="23"/>
+            <w:tabs>
+              <w:tab w:val="left" w:pos="993"/>
+              <w:tab w:val="left" w:pos="1560"/>
+              <w:tab w:val="right" w:leader="dot" w:pos="9345"/>
+            </w:tabs>
+            <w:spacing w:after="0" w:line="23" w:lineRule="atLeast"/>
+            <w:rPr>
+              <w:rFonts w:asciiTheme="minorHAnsi" w:eastAsiaTheme="minorEastAsia" w:hAnsiTheme="minorHAnsi"/>
+              <w:noProof/>
+              <w:sz w:val="24"/>
+              <w:lang w:eastAsia="ru-BY"/>
+            </w:rPr>
+          </w:pPr>
+          <w:hyperlink w:anchor="_Toc225434229" w:history="1">
+            <w:r>
+              <w:rPr>
+                <w:rStyle w:val="af1"/>
+                <w:noProof/>
+              </w:rPr>
+              <w:t>1.1</w:t>
+            </w:r>
+            <w:r>
+              <w:rPr>
+                <w:rFonts w:asciiTheme="minorHAnsi" w:eastAsiaTheme="minorEastAsia" w:hAnsiTheme="minorHAnsi"/>
+                <w:noProof/>
+                <w:sz w:val="24"/>
+                <w:lang w:eastAsia="ru-BY"/>
+              </w:rPr>
+              <w:tab/>
+            </w:r>
+            <w:r>
+              <w:rPr>
+                <w:rStyle w:val="af1"/>
+                <w:noProof/>
+              </w:rPr>
+              <w:t>Структура системы управления и виды деятельности</w:t>
+            </w:r>
+            <w:r>
+              <w:rPr>
+                <w:noProof/>
+                <w:webHidden/>
+              </w:rPr>
+              <w:tab/>
+            </w:r>
+            <w:r>
+              <w:rPr>
+                <w:noProof/>
+                <w:webHidden/>
+              </w:rPr>
+              <w:fldChar w:fldCharType="begin"/>
+            </w:r>
+            <w:r>
+              <w:rPr>
+                <w:noProof/>
+                <w:webHidden/>
+              </w:rPr>
+              <w:instrText xml:space="preserve"> PAGEREF _Toc225434229 \h </w:instrText>
+            </w:r>
+            <w:r>
+              <w:rPr>
+                <w:noProof/>
+                <w:webHidden/>
+              </w:rPr>
+            </w:r>
+            <w:r>
+              <w:rPr>
+                <w:noProof/>
+                <w:webHidden/>
+              </w:rPr>
+              <w:fldChar w:fldCharType="separate"/>
+            </w:r>
+            <w:r>
+              <w:rPr>
+                <w:noProof/>
+                <w:webHidden/>
+              </w:rPr>
+              <w:t>4</w:t>
+            </w:r>
+            <w:r>
+              <w:rPr>
+                <w:noProof/>
+                <w:webHidden/>
+              </w:rPr>
+              <w:fldChar w:fldCharType="end"/>
+            </w:r>
+          </w:hyperlink>
+        </w:p>
+        <w:p>
+          <w:pPr>
+            <w:pStyle w:val="23"/>
+            <w:tabs>
+              <w:tab w:val="left" w:pos="993"/>
+              <w:tab w:val="left" w:pos="1560"/>
+              <w:tab w:val="right" w:leader="dot" w:pos="9345"/>
+            </w:tabs>
+            <w:spacing w:after="0" w:line="23" w:lineRule="atLeast"/>
+            <w:rPr>
+              <w:rFonts w:asciiTheme="minorHAnsi" w:eastAsiaTheme="minorEastAsia" w:hAnsiTheme="minorHAnsi"/>
+              <w:noProof/>
+              <w:sz w:val="24"/>
+              <w:lang w:eastAsia="ru-BY"/>
+            </w:rPr>
+          </w:pPr>
+          <w:hyperlink w:anchor="_Toc225434230" w:history="1">
+            <w:r>
+              <w:rPr>
+                <w:rStyle w:val="af1"/>
+                <w:noProof/>
+              </w:rPr>
+              <w:t>1.2</w:t>
+            </w:r>
+            <w:r>
+              <w:rPr>
+                <w:rFonts w:asciiTheme="minorHAnsi" w:eastAsiaTheme="minorEastAsia" w:hAnsiTheme="minorHAnsi"/>
+                <w:noProof/>
+                <w:sz w:val="24"/>
+                <w:lang w:eastAsia="ru-BY"/>
+              </w:rPr>
+              <w:tab/>
+            </w:r>
+            <w:r>
+              <w:rPr>
+                <w:rStyle w:val="af1"/>
+                <w:noProof/>
+              </w:rPr>
+              <w:t>Информационные системы</w:t>
+            </w:r>
+            <w:r>
+              <w:rPr>
+                <w:noProof/>
+                <w:webHidden/>
+              </w:rPr>
+              <w:tab/>
+            </w:r>
+            <w:r>
+              <w:rPr>
+                <w:noProof/>
+                <w:webHidden/>
+              </w:rPr>
+              <w:fldChar w:fldCharType="begin"/>
+            </w:r>
+            <w:r>
+              <w:rPr>
+                <w:noProof/>
+                <w:webHidden/>
+              </w:rPr>
+              <w:instrText xml:space="preserve"> PAGEREF _Toc225434230 \h </w:instrText>
+            </w:r>
+            <w:r>
+              <w:rPr>
+                <w:noProof/>
+                <w:webHidden/>
+              </w:rPr>
+            </w:r>
+            <w:r>
+              <w:rPr>
+                <w:noProof/>
+                <w:webHidden/>
+              </w:rPr>
+              <w:fldChar w:fldCharType="separate"/>
+            </w:r>
+            <w:r>
+              <w:rPr>
+                <w:noProof/>
+                <w:webHidden/>
+              </w:rPr>
+              <w:t>6</w:t>
+            </w:r>
+            <w:r>
+              <w:rPr>
+                <w:noProof/>
+                <w:webHidden/>
+              </w:rPr>
+              <w:fldChar w:fldCharType="end"/>
+            </w:r>
+          </w:hyperlink>
+        </w:p>
+        <w:p>
+          <w:pPr>
+            <w:pStyle w:val="23"/>
+            <w:tabs>
+              <w:tab w:val="left" w:pos="993"/>
+              <w:tab w:val="left" w:pos="1560"/>
+              <w:tab w:val="right" w:leader="dot" w:pos="9345"/>
+            </w:tabs>
+            <w:spacing w:after="0" w:line="23" w:lineRule="atLeast"/>
+            <w:rPr>
+              <w:rFonts w:asciiTheme="minorHAnsi" w:eastAsiaTheme="minorEastAsia" w:hAnsiTheme="minorHAnsi"/>
+              <w:noProof/>
+              <w:sz w:val="24"/>
+              <w:lang w:eastAsia="ru-BY"/>
+            </w:rPr>
+          </w:pPr>
+          <w:hyperlink w:anchor="_Toc225434231" w:history="1">
+            <w:r>
+              <w:rPr>
+                <w:rStyle w:val="af1"/>
+                <w:noProof/>
+              </w:rPr>
+              <w:t>1.3</w:t>
+            </w:r>
+            <w:r>
+              <w:rPr>
+                <w:rFonts w:asciiTheme="minorHAnsi" w:eastAsiaTheme="minorEastAsia" w:hAnsiTheme="minorHAnsi"/>
+                <w:noProof/>
+                <w:sz w:val="24"/>
+                <w:lang w:eastAsia="ru-BY"/>
+              </w:rPr>
+              <w:tab/>
+            </w:r>
+            <w:r>
+              <w:rPr>
+                <w:rStyle w:val="af1"/>
+                <w:noProof/>
+              </w:rPr>
+              <w:t>Анализ аналогичных информационных систем</w:t>
+            </w:r>
+            <w:r>
+              <w:rPr>
+                <w:noProof/>
+                <w:webHidden/>
+              </w:rPr>
+              <w:tab/>
+            </w:r>
+            <w:r>
+              <w:rPr>
+                <w:noProof/>
+                <w:webHidden/>
+              </w:rPr>
+              <w:fldChar w:fldCharType="begin"/>
+            </w:r>
+            <w:r>
+              <w:rPr>
+                <w:noProof/>
+                <w:webHidden/>
+              </w:rPr>
+              <w:instrText xml:space="preserve"> PAGEREF _Toc225434231 \h </w:instrText>
+            </w:r>
+            <w:r>
+              <w:rPr>
+                <w:noProof/>
+                <w:webHidden/>
+              </w:rPr>
+            </w:r>
+            <w:r>
+              <w:rPr>
+                <w:noProof/>
+                <w:webHidden/>
+              </w:rPr>
+              <w:fldChar w:fldCharType="separate"/>
+            </w:r>
+            <w:r>
+              <w:rPr>
+                <w:noProof/>
+                <w:webHidden/>
+              </w:rPr>
+              <w:t>8</w:t>
+            </w:r>
+            <w:r>
+              <w:rPr>
+                <w:noProof/>
+                <w:webHidden/>
+              </w:rPr>
+              <w:fldChar w:fldCharType="end"/>
+            </w:r>
+          </w:hyperlink>
+        </w:p>
+        <w:p>
+          <w:pPr>
+            <w:pStyle w:val="11"/>
+            <w:spacing w:after="0" w:line="23" w:lineRule="atLeast"/>
+            <w:rPr>
+              <w:rFonts w:asciiTheme="minorHAnsi" w:eastAsiaTheme="minorEastAsia" w:hAnsiTheme="minorHAnsi"/>
+              <w:noProof/>
+              <w:sz w:val="24"/>
+              <w:lang w:eastAsia="ru-BY"/>
+            </w:rPr>
+          </w:pPr>
+          <w:hyperlink w:anchor="_Toc225434232" w:history="1">
+            <w:r>
+              <w:rPr>
+                <w:rStyle w:val="af1"/>
+                <w:noProof/>
+              </w:rPr>
+              <w:t>2</w:t>
+            </w:r>
+            <w:r>
+              <w:rPr>
+                <w:rFonts w:asciiTheme="minorHAnsi" w:eastAsiaTheme="minorEastAsia" w:hAnsiTheme="minorHAnsi"/>
+                <w:noProof/>
+                <w:sz w:val="24"/>
+                <w:lang w:eastAsia="ru-BY"/>
+              </w:rPr>
+              <w:tab/>
+            </w:r>
+            <w:r>
+              <w:rPr>
+                <w:rStyle w:val="af1"/>
+                <w:noProof/>
+              </w:rPr>
+              <w:t>Постановка задачи дипломного проекта</w:t>
+            </w:r>
+            <w:r>
+              <w:rPr>
+                <w:noProof/>
+                <w:webHidden/>
+              </w:rPr>
+              <w:tab/>
+            </w:r>
+            <w:r>
+              <w:rPr>
+                <w:noProof/>
+                <w:webHidden/>
+              </w:rPr>
+              <w:fldChar w:fldCharType="begin"/>
+            </w:r>
+            <w:r>
+              <w:rPr>
+                <w:noProof/>
+                <w:webHidden/>
+              </w:rPr>
+              <w:instrText xml:space="preserve"> PAGEREF _Toc225434232 \h </w:instrText>
+            </w:r>
+            <w:r>
+              <w:rPr>
+                <w:noProof/>
+                <w:webHidden/>
+              </w:rPr>
+            </w:r>
+            <w:r>
+              <w:rPr>
+                <w:noProof/>
+                <w:webHidden/>
+              </w:rPr>
+              <w:fldChar w:fldCharType="separate"/>
+            </w:r>
+            <w:r>
+              <w:rPr>
+                <w:noProof/>
+                <w:webHidden/>
+              </w:rPr>
+              <w:t>19</w:t>
+            </w:r>
+            <w:r>
+              <w:rPr>
+                <w:noProof/>
+                <w:webHidden/>
+              </w:rPr>
+              <w:fldChar w:fldCharType="end"/>
+            </w:r>
+          </w:hyperlink>
+        </w:p>
+        <w:p>
+          <w:pPr>
+            <w:pStyle w:val="11"/>
+            <w:spacing w:after="0" w:line="23" w:lineRule="atLeast"/>
+            <w:rPr>
+              <w:rFonts w:asciiTheme="minorHAnsi" w:eastAsiaTheme="minorEastAsia" w:hAnsiTheme="minorHAnsi"/>
+              <w:noProof/>
+              <w:sz w:val="24"/>
+              <w:lang w:eastAsia="ru-BY"/>
+            </w:rPr>
+          </w:pPr>
+          <w:hyperlink w:anchor="_Toc225434233" w:history="1">
+            <w:r>
+              <w:rPr>
+                <w:rStyle w:val="af1"/>
+                <w:noProof/>
+              </w:rPr>
+              <w:t>Заключение</w:t>
+            </w:r>
+            <w:r>
+              <w:rPr>
+                <w:noProof/>
+                <w:webHidden/>
+              </w:rPr>
+              <w:tab/>
+            </w:r>
+            <w:r>
+              <w:rPr>
+                <w:noProof/>
+                <w:webHidden/>
+                <w:lang w:val="ru-RU"/>
+              </w:rPr>
+              <w:tab/>
+            </w:r>
+            <w:r>
+              <w:rPr>
+                <w:noProof/>
+                <w:webHidden/>
+              </w:rPr>
+              <w:fldChar w:fldCharType="begin"/>
+            </w:r>
+            <w:r>
+              <w:rPr>
+                <w:noProof/>
+                <w:webHidden/>
+              </w:rPr>
+              <w:instrText xml:space="preserve"> PAGEREF _Toc225434233 \h </w:instrText>
+            </w:r>
+            <w:r>
+              <w:rPr>
+                <w:noProof/>
+                <w:webHidden/>
+              </w:rPr>
+            </w:r>
+            <w:r>
+              <w:rPr>
+                <w:noProof/>
+                <w:webHidden/>
+              </w:rPr>
+              <w:fldChar w:fldCharType="separate"/>
+            </w:r>
+            <w:r>
+              <w:rPr>
+                <w:noProof/>
+                <w:webHidden/>
+              </w:rPr>
+              <w:t>20</w:t>
+            </w:r>
+            <w:r>
+              <w:rPr>
+                <w:noProof/>
+                <w:webHidden/>
+              </w:rPr>
+              <w:fldChar w:fldCharType="end"/>
+            </w:r>
+          </w:hyperlink>
+        </w:p>
+        <w:p>
+          <w:pPr>
+            <w:pStyle w:val="11"/>
+            <w:spacing w:after="0" w:line="23" w:lineRule="atLeast"/>
+            <w:rPr>
+              <w:rFonts w:asciiTheme="minorHAnsi" w:eastAsiaTheme="minorEastAsia" w:hAnsiTheme="minorHAnsi"/>
+              <w:noProof/>
+              <w:sz w:val="24"/>
+              <w:lang w:eastAsia="ru-BY"/>
+            </w:rPr>
+          </w:pPr>
+          <w:hyperlink w:anchor="_Toc225434234" w:history="1">
+            <w:r>
+              <w:rPr>
+                <w:rStyle w:val="af1"/>
+                <w:rFonts w:eastAsia="Calibri Light"/>
+                <w:noProof/>
+              </w:rPr>
+              <w:t>С</w:t>
+            </w:r>
+            <w:r>
+              <w:rPr>
+                <w:rStyle w:val="af1"/>
+                <w:rFonts w:eastAsia="Calibri Light"/>
+                <w:noProof/>
+              </w:rPr>
+              <w:t>писок использованных источников</w:t>
+            </w:r>
+            <w:r>
+              <w:rPr>
+                <w:noProof/>
+                <w:webHidden/>
+              </w:rPr>
+              <w:tab/>
+            </w:r>
+            <w:r>
+              <w:rPr>
+                <w:noProof/>
+                <w:webHidden/>
+              </w:rPr>
+              <w:fldChar w:fldCharType="begin"/>
+            </w:r>
+            <w:r>
+              <w:rPr>
+                <w:noProof/>
+                <w:webHidden/>
+              </w:rPr>
+              <w:instrText xml:space="preserve"> PAGEREF _Toc225434234 \h </w:instrText>
+            </w:r>
+            <w:r>
+              <w:rPr>
+                <w:noProof/>
+                <w:webHidden/>
+              </w:rPr>
+            </w:r>
+            <w:r>
+              <w:rPr>
+                <w:noProof/>
+                <w:webHidden/>
+              </w:rPr>
+              <w:fldChar w:fldCharType="separate"/>
+            </w:r>
+            <w:r>
+              <w:rPr>
+                <w:noProof/>
+                <w:webHidden/>
+              </w:rPr>
+              <w:t>21</w:t>
+            </w:r>
+            <w:r>
+              <w:rPr>
+                <w:noProof/>
+                <w:webHidden/>
+              </w:rPr>
+              <w:fldChar w:fldCharType="end"/>
+            </w:r>
+          </w:hyperlink>
+        </w:p>
+        <w:p>
+          <w:pPr>
+            <w:pStyle w:val="11"/>
+            <w:spacing w:after="0" w:line="23" w:lineRule="atLeast"/>
+            <w:rPr>
+              <w:rFonts w:asciiTheme="minorHAnsi" w:eastAsiaTheme="minorEastAsia" w:hAnsiTheme="minorHAnsi"/>
+              <w:noProof/>
+              <w:sz w:val="24"/>
+              <w:lang w:eastAsia="ru-BY"/>
+            </w:rPr>
+          </w:pPr>
+          <w:hyperlink w:anchor="_Toc225434235" w:history="1">
+            <w:r>
+              <w:rPr>
+                <w:rStyle w:val="af1"/>
+                <w:rFonts w:eastAsia="Times New Roman"/>
+                <w:noProof/>
+                <w:lang w:eastAsia="ru-RU"/>
+              </w:rPr>
+              <w:t>П</w:t>
+            </w:r>
+            <w:r>
+              <w:rPr>
+                <w:rStyle w:val="af1"/>
+                <w:rFonts w:eastAsia="Times New Roman"/>
+                <w:noProof/>
+                <w:lang w:eastAsia="ru-RU"/>
+              </w:rPr>
+              <w:t>риложение</w:t>
+            </w:r>
+            <w:r>
+              <w:rPr>
+                <w:rStyle w:val="af1"/>
+                <w:rFonts w:eastAsia="Times New Roman"/>
+                <w:noProof/>
+                <w:lang w:eastAsia="ru-RU"/>
+              </w:rPr>
+              <w:t xml:space="preserve"> А (обязательное) План-проспект дипломного проекта на тему «Автоматизированная информационная система музыкального сервиса»</w:t>
+            </w:r>
+            <w:r>
+              <w:rPr>
+                <w:noProof/>
+                <w:webHidden/>
+              </w:rPr>
+              <w:tab/>
+            </w:r>
+            <w:r>
+              <w:rPr>
+                <w:noProof/>
+                <w:webHidden/>
+              </w:rPr>
+              <w:fldChar w:fldCharType="begin"/>
+            </w:r>
+            <w:r>
+              <w:rPr>
+                <w:noProof/>
+                <w:webHidden/>
+              </w:rPr>
+              <w:instrText xml:space="preserve"> PAGEREF _Toc225434235 \h </w:instrText>
+            </w:r>
+            <w:r>
+              <w:rPr>
+                <w:noProof/>
+                <w:webHidden/>
+              </w:rPr>
+            </w:r>
+            <w:r>
+              <w:rPr>
+                <w:noProof/>
+                <w:webHidden/>
+              </w:rPr>
+              <w:fldChar w:fldCharType="separate"/>
+            </w:r>
+            <w:r>
+              <w:rPr>
+                <w:noProof/>
+                <w:webHidden/>
+              </w:rPr>
+              <w:t>22</w:t>
+            </w:r>
+            <w:r>
+              <w:rPr>
+                <w:noProof/>
+                <w:webHidden/>
+              </w:rPr>
+              <w:fldChar w:fldCharType="end"/>
+            </w:r>
+          </w:hyperlink>
+        </w:p>
+        <w:p>
+          <w:pPr>
+            <w:spacing w:line="23" w:lineRule="atLeast"/>
+            <w:rPr>
+              <w:rFonts w:cs="Times New Roman"/>
+              <w:szCs w:val="28"/>
+            </w:rPr>
+          </w:pPr>
+          <w:r>
+            <w:rPr>
+              <w:rFonts w:cs="Times New Roman"/>
+              <w:b/>
+              <w:bCs/>
+              <w:szCs w:val="28"/>
+              <w:lang w:val="ru-RU"/>
+            </w:rPr>
+            <w:fldChar w:fldCharType="end"/>
+          </w:r>
+        </w:p>
+      </w:sdtContent>
+    </w:sdt>
+    <w:p>
+      <w:pPr>
+        <w:spacing w:line="23" w:lineRule="atLeast"/>
+        <w:ind w:firstLine="0"/>
+        <w:rPr>
+          <w:lang w:val="ru-RU"/>
+        </w:rPr>
+      </w:pPr>
+    </w:p>
+    <w:p>
+      <w:pPr>
+        <w:ind w:firstLine="0"/>
+        <w:rPr>
+          <w:lang w:val="ru-RU"/>
+        </w:rPr>
+      </w:pPr>
+    </w:p>
+    <w:p>
+      <w:pPr>
+        <w:pStyle w:val="1"/>
+        <w:numPr>
+          <w:ilvl w:val="0"/>
+          <w:numId w:val="0"/>
+        </w:numPr>
+        <w:tabs>
+          <w:tab w:val="clear" w:pos="1134"/>
+        </w:tabs>
+        <w:jc w:val="center"/>
+      </w:pPr>
       <w:r>
         <w:br w:type="page"/>
       </w:r>
+      <w:bookmarkStart w:id="2" w:name="_Toc225431802"/>
+      <w:bookmarkStart w:id="3" w:name="_Toc225434227"/>
       <w:r>
         <w:lastRenderedPageBreak/>
         <w:t>Введение</w:t>
       </w:r>
+      <w:bookmarkEnd w:id="2"/>
+      <w:bookmarkEnd w:id="3"/>
     </w:p>
     <w:p>
       <w:pPr>
@@ -725,10 +1574,14 @@
       <w:pPr>
         <w:pStyle w:val="1"/>
       </w:pPr>
+      <w:bookmarkStart w:id="4" w:name="_Toc225431803"/>
+      <w:bookmarkStart w:id="5" w:name="_Toc225434228"/>
       <w:r>
         <w:lastRenderedPageBreak/>
         <w:t>Анализ предметной области</w:t>
       </w:r>
+      <w:bookmarkEnd w:id="4"/>
+      <w:bookmarkEnd w:id="5"/>
     </w:p>
     <w:p/>
     <w:p>
@@ -742,12 +1595,16 @@
           <w:lang w:val="ru-BY"/>
         </w:rPr>
       </w:pPr>
+      <w:bookmarkStart w:id="6" w:name="_Toc225431804"/>
+      <w:bookmarkStart w:id="7" w:name="_Toc225434229"/>
       <w:r>
         <w:rPr>
           <w:lang w:val="ru-BY"/>
         </w:rPr>
         <w:t>Структура системы управления и виды деятельности</w:t>
       </w:r>
+      <w:bookmarkEnd w:id="6"/>
+      <w:bookmarkEnd w:id="7"/>
     </w:p>
     <w:p>
       <w:pPr>
@@ -794,7 +1651,31 @@
         <w:rPr>
           <w:lang w:val="ru-RU"/>
         </w:rPr>
-        <w:t xml:space="preserve"> подготовки и профессиональной ориентации (ФДППО)[1].</w:t>
+        <w:t xml:space="preserve"> подготовки и профессиональной ориентации (ФДППО)</w:t>
+      </w:r>
+      <w:r>
+        <w:rPr>
+          <w:lang w:val="ru-RU"/>
+        </w:rPr>
+        <w:t xml:space="preserve"> </w:t>
+      </w:r>
+      <w:r>
+        <w:rPr>
+          <w:lang w:val="ru-RU"/>
+        </w:rPr>
+        <w:t>[</w:t>
+      </w:r>
+      <w:r>
+        <w:rPr>
+          <w:lang w:val="ru-RU"/>
+        </w:rPr>
+        <w:t>2</w:t>
+      </w:r>
+      <w:r>
+        <w:rPr>
+          <w:lang w:val="ru-RU"/>
+        </w:rPr>
+        <w:t>].</w:t>
       </w:r>
     </w:p>
     <w:p>
@@ -1214,9 +2095,13 @@
           <w:numId w:val="2"/>
         </w:numPr>
       </w:pPr>
+      <w:bookmarkStart w:id="8" w:name="_Toc225431805"/>
+      <w:bookmarkStart w:id="9" w:name="_Toc225434230"/>
       <w:r>
         <w:t>Информационные системы</w:t>
       </w:r>
+      <w:bookmarkEnd w:id="8"/>
+      <w:bookmarkEnd w:id="9"/>
     </w:p>
     <w:p>
       <w:pPr>
@@ -1724,9 +2609,13 @@
           <w:numId w:val="2"/>
         </w:numPr>
       </w:pPr>
+      <w:bookmarkStart w:id="10" w:name="_Toc225431806"/>
+      <w:bookmarkStart w:id="11" w:name="_Toc225434231"/>
       <w:r>
         <w:t>Анализ аналогичных информационных систем</w:t>
       </w:r>
+      <w:bookmarkEnd w:id="10"/>
+      <w:bookmarkEnd w:id="11"/>
     </w:p>
     <w:p>
       <w:pPr>
@@ -2073,6 +2962,11 @@
       </w:r>
     </w:p>
     <w:p>
+      <w:pPr>
+        <w:rPr>
+          <w:lang w:val="ru-RU"/>
+        </w:rPr>
+      </w:pPr>
       <w:r>
         <w:t xml:space="preserve">Интерфейс </w:t>
       </w:r>
@@ -2089,7 +2983,372 @@
         <w:t xml:space="preserve"> — это эталон акцентного минимализма и карточной архитектуры. В 2026 году он окончательно закрепил за собой статус «умного черного зеркала», где дизайн не отвлекает от контента, а подстраивается под него.</w:t>
       </w:r>
     </w:p>
-    <w:p/>
+    <w:p>
+      <w:r>
+        <w:t xml:space="preserve">Дизайн интерфейса </w:t>
+      </w:r>
+      <w:proofErr w:type="spellStart"/>
+      <w:r>
+        <w:rPr>
+          <w:i/>
+          <w:iCs/>
+        </w:rPr>
+        <w:t>Spotify</w:t>
+      </w:r>
+      <w:proofErr w:type="spellEnd"/>
+      <w:r>
+        <w:t xml:space="preserve"> представляет собой современную </w:t>
+      </w:r>
+      <w:proofErr w:type="spellStart"/>
+      <w:r>
+        <w:t>многопанельную</w:t>
+      </w:r>
+      <w:proofErr w:type="spellEnd"/>
+      <w:r>
+        <w:t xml:space="preserve"> структуру, построенную на принципах глубокой темной темы, где визуальный контент преобладает над текстовым</w:t>
+      </w:r>
+      <w:r>
+        <w:rPr>
+          <w:lang w:val="ru-RU"/>
+        </w:rPr>
+        <w:t>(см. рисунок 1)</w:t>
+      </w:r>
+      <w:r>
+        <w:t>. Основное пространство разделено на функциональные зоны, которые обеспечивают бесшовную навигацию без необходимости перезагрузки страниц. Левая узкая панель служит быстрым доступом к личной медиатеке, используя компактные квадратные пиктограммы обложек, что позволяет экономить рабочее место. Центральная область отдана под динамическую сетку рекомендаций и недавних прослушиваний, где крупные плитки с мягким скруглением углов и контрастным текстом позволяют пользователю мгновенно ориентироваться в контенте.</w:t>
+      </w:r>
+    </w:p>
+    <w:p>
+      <w:r>
+        <w:t xml:space="preserve">Особое внимание уделено правой информационной панели, которая акцентирует внимание на текущем треке через полноразмерное изображение обложки альбома, создавая глубокое визуальное погружение. Нижняя часть интерфейса выделена под фиксированную панель управления воспроизведением, которая визуально отделена от основного контента. Здесь используются интуитивно понятные иконки управления, шкала прогресса и </w:t>
+      </w:r>
+      <w:r>
+        <w:lastRenderedPageBreak/>
+        <w:t>дополнительные инструменты, такие как управление очередью и громкостью. Цветовая палитра базируется на сочетании радикально черного и темно-серого фонов, на которых ярко выделяются акцентные элементы — например, зеленый цвет активных кнопок или индикаторов воспроизведения. Такой подход минимизирует нагрузку на зрение при длительном использовании и выводит на первый план художественное оформление музыкальных релизов, превращая интерфейс в эстетичное дополнение к аудиопотоку.</w:t>
+      </w:r>
+    </w:p>
+    <w:p>
+      <w:pPr>
+        <w:rPr>
+          <w:lang w:val="ru-RU"/>
+        </w:rPr>
+      </w:pPr>
+    </w:p>
+    <w:p>
+      <w:pPr>
+        <w:ind w:firstLine="0"/>
+        <w:jc w:val="center"/>
+        <w:rPr>
+          <w:lang w:val="ru-RU"/>
+        </w:rPr>
+      </w:pPr>
+      <w:bookmarkStart w:id="12" w:name="_Hlk225422680"/>
+      <w:r>
+        <w:rPr>
+          <w:noProof/>
+        </w:rPr>
+        <w:drawing>
+          <wp:inline distT="0" distB="0" distL="0" distR="0" wp14:anchorId="10BDC074" wp14:editId="5CE86DE0">
+            <wp:extent cx="5699505" cy="3039533"/>
+            <wp:effectExtent l="0" t="0" r="0" b="8890"/>
+            <wp:docPr id="1" name="Рисунок 1"/>
+            <wp:cNvGraphicFramePr>
+              <a:graphicFrameLocks xmlns:a="http://schemas.openxmlformats.org/drawingml/2006/main" noChangeAspect="1"/>
+            </wp:cNvGraphicFramePr>
+            <a:graphic xmlns:a="http://schemas.openxmlformats.org/drawingml/2006/main">
+              <a:graphicData uri="http://schemas.openxmlformats.org/drawingml/2006/picture">
+                <pic:pic xmlns:pic="http://schemas.openxmlformats.org/drawingml/2006/picture">
+                  <pic:nvPicPr>
+                    <pic:cNvPr id="0" name="Picture 1"/>
+                    <pic:cNvPicPr>
+                      <a:picLocks noChangeAspect="1" noChangeArrowheads="1"/>
+                    </pic:cNvPicPr>
+                  </pic:nvPicPr>
+                  <pic:blipFill>
+                    <a:blip r:embed="rId8" cstate="print">
+                      <a:extLst>
+                        <a:ext uri="{28A0092B-C50C-407E-A947-70E740481C1C}">
+                          <a14:useLocalDpi xmlns:a14="http://schemas.microsoft.com/office/drawing/2010/main" val="0"/>
+                        </a:ext>
+                      </a:extLst>
+                    </a:blip>
+                    <a:srcRect/>
+                    <a:stretch>
+                      <a:fillRect/>
+                    </a:stretch>
+                  </pic:blipFill>
+                  <pic:spPr bwMode="auto">
+                    <a:xfrm>
+                      <a:off x="0" y="0"/>
+                      <a:ext cx="5704938" cy="3042430"/>
+                    </a:xfrm>
+                    <a:prstGeom prst="rect">
+                      <a:avLst/>
+                    </a:prstGeom>
+                    <a:noFill/>
+                    <a:ln>
+                      <a:noFill/>
+                    </a:ln>
+                  </pic:spPr>
+                </pic:pic>
+              </a:graphicData>
+            </a:graphic>
+          </wp:inline>
+        </w:drawing>
+      </w:r>
+    </w:p>
+    <w:p>
+      <w:pPr>
+        <w:ind w:firstLine="0"/>
+        <w:jc w:val="center"/>
+        <w:rPr>
+          <w:lang w:val="ru-RU"/>
+        </w:rPr>
+      </w:pPr>
+    </w:p>
+    <w:p>
+      <w:pPr>
+        <w:ind w:firstLine="0"/>
+        <w:jc w:val="center"/>
+        <w:rPr>
+          <w:lang w:val="ru-RU"/>
+        </w:rPr>
+      </w:pPr>
+      <w:r>
+        <w:rPr>
+          <w:lang w:val="ru-RU"/>
+        </w:rPr>
+        <w:t xml:space="preserve">Рисунок 1 </w:t>
+      </w:r>
+      <w:r>
+        <w:rPr>
+          <w:lang w:val="ru-RU"/>
+        </w:rPr>
+        <w:sym w:font="Symbol" w:char="F02D"/>
+      </w:r>
+      <w:r>
+        <w:rPr>
+          <w:lang w:val="ru-RU"/>
+        </w:rPr>
+        <w:t xml:space="preserve"> Главная страница </w:t>
+      </w:r>
+      <w:r>
+        <w:rPr>
+          <w:i/>
+          <w:iCs/>
+          <w:lang w:val="en-US"/>
+        </w:rPr>
+        <w:t>Spotify</w:t>
+      </w:r>
+    </w:p>
+    <w:bookmarkEnd w:id="12"/>
+    <w:p>
+      <w:pPr>
+        <w:ind w:firstLine="0"/>
+        <w:jc w:val="center"/>
+        <w:rPr>
+          <w:lang w:val="ru-RU"/>
+        </w:rPr>
+      </w:pPr>
+    </w:p>
+    <w:p>
+      <w:r>
+        <w:t>Интерфейс мобильного приложения</w:t>
+      </w:r>
+      <w:r>
+        <w:t xml:space="preserve"> </w:t>
+      </w:r>
+      <w:r>
+        <w:rPr>
+          <w:i/>
+          <w:iCs/>
+          <w:lang w:val="en-US"/>
+        </w:rPr>
+        <w:t>Spotify</w:t>
+      </w:r>
+      <w:r>
+        <w:t xml:space="preserve">, представленный на </w:t>
+      </w:r>
+      <w:r>
+        <w:rPr>
+          <w:lang w:val="ru-RU"/>
+        </w:rPr>
+        <w:t>рисунке 2</w:t>
+      </w:r>
+      <w:r>
+        <w:t>, демонстрирует современную концепцию вертикально-ориентированного адаптивного дизайна, где ключевым приоритетом является удобство управления одной рукой. Визуальная иерархия выстроена таким образом, что наиболее актуальный контент располагается в верхней трети экрана, обеспечивая мгновенный визуальный контакт с последними действиями пользователя. Цветовое решение базируется на глубоком темном фоне, что позволяет эффективно использовать контраст для выделения интерактивных элементов, таких как ярко-зеленая кнопка фильтрации контента, служащая главным цветовым акцентом верхней панели.</w:t>
+      </w:r>
+    </w:p>
+    <w:p>
+      <w:pPr>
+        <w:rPr>
+          <w:lang w:val="ru-RU"/>
+        </w:rPr>
+      </w:pPr>
+      <w:r>
+        <w:t xml:space="preserve">Центральная часть экрана организована в виде сетки из восьми компактных карточек с закругленными углами, которые объединяют графический контент и текстовые метаданные в единый навигационный блок. Такой подход минимизирует когнитивную нагрузку, позволяя пользователю считывать информацию через узнаваемые обложки артистов и плейлистов. </w:t>
+      </w:r>
+      <w:r>
+        <w:lastRenderedPageBreak/>
+        <w:t>Ниже располагается секция персональных рекомендаций, использующая более крупные квадратные плитки с градиентной заливкой, что визуально отделяет алгоритмически созданный контент от истории прослушиваний и акцентирует внимание на функциях социального взаимодействия, таких как создание общих плейлистов.</w:t>
+      </w:r>
+    </w:p>
+    <w:p>
+      <w:pPr>
+        <w:rPr>
+          <w:lang w:val="ru-RU"/>
+        </w:rPr>
+      </w:pPr>
+    </w:p>
+    <w:p>
+      <w:pPr>
+        <w:ind w:firstLine="0"/>
+        <w:jc w:val="center"/>
+        <w:rPr>
+          <w:lang w:val="ru-RU"/>
+        </w:rPr>
+      </w:pPr>
+      <w:r>
+        <w:rPr>
+          <w:noProof/>
+        </w:rPr>
+        <w:drawing>
+          <wp:inline distT="0" distB="0" distL="0" distR="0" wp14:anchorId="29703219" wp14:editId="5FFD5989">
+            <wp:extent cx="3049191" cy="6604000"/>
+            <wp:effectExtent l="0" t="0" r="0" b="6350"/>
+            <wp:docPr id="3" name="Рисунок 3"/>
+            <wp:cNvGraphicFramePr>
+              <a:graphicFrameLocks xmlns:a="http://schemas.openxmlformats.org/drawingml/2006/main" noChangeAspect="1"/>
+            </wp:cNvGraphicFramePr>
+            <a:graphic xmlns:a="http://schemas.openxmlformats.org/drawingml/2006/main">
+              <a:graphicData uri="http://schemas.openxmlformats.org/drawingml/2006/picture">
+                <pic:pic xmlns:pic="http://schemas.openxmlformats.org/drawingml/2006/picture">
+                  <pic:nvPicPr>
+                    <pic:cNvPr id="3" name="Рисунок 3"/>
+                    <pic:cNvPicPr>
+                      <a:picLocks noChangeAspect="1" noChangeArrowheads="1"/>
+                    </pic:cNvPicPr>
+                  </pic:nvPicPr>
+                  <pic:blipFill>
+                    <a:blip r:embed="rId9">
+                      <a:extLst>
+                        <a:ext uri="{28A0092B-C50C-407E-A947-70E740481C1C}">
+                          <a14:useLocalDpi xmlns:a14="http://schemas.microsoft.com/office/drawing/2010/main" val="0"/>
+                        </a:ext>
+                      </a:extLst>
+                    </a:blip>
+                    <a:stretch>
+                      <a:fillRect/>
+                    </a:stretch>
+                  </pic:blipFill>
+                  <pic:spPr bwMode="auto">
+                    <a:xfrm>
+                      <a:off x="0" y="0"/>
+                      <a:ext cx="3070811" cy="6650825"/>
+                    </a:xfrm>
+                    <a:prstGeom prst="rect">
+                      <a:avLst/>
+                    </a:prstGeom>
+                    <a:noFill/>
+                    <a:ln>
+                      <a:noFill/>
+                    </a:ln>
+                  </pic:spPr>
+                </pic:pic>
+              </a:graphicData>
+            </a:graphic>
+          </wp:inline>
+        </w:drawing>
+      </w:r>
+    </w:p>
+    <w:p>
+      <w:pPr>
+        <w:ind w:firstLine="0"/>
+        <w:jc w:val="center"/>
+        <w:rPr>
+          <w:lang w:val="ru-RU"/>
+        </w:rPr>
+      </w:pPr>
+    </w:p>
+    <w:p>
+      <w:pPr>
+        <w:ind w:firstLine="0"/>
+        <w:jc w:val="center"/>
+        <w:rPr>
+          <w:lang w:val="ru-RU"/>
+        </w:rPr>
+      </w:pPr>
+      <w:r>
+        <w:rPr>
+          <w:lang w:val="ru-RU"/>
+        </w:rPr>
+        <w:t xml:space="preserve">Рисунок </w:t>
+      </w:r>
+      <w:r>
+        <w:rPr>
+          <w:lang w:val="ru-RU"/>
+        </w:rPr>
+        <w:t>2</w:t>
+      </w:r>
+      <w:r>
+        <w:rPr>
+          <w:lang w:val="ru-RU"/>
+        </w:rPr>
+        <w:t xml:space="preserve"> </w:t>
+      </w:r>
+      <w:r>
+        <w:rPr>
+          <w:lang w:val="ru-RU"/>
+        </w:rPr>
+        <w:sym w:font="Symbol" w:char="F02D"/>
+      </w:r>
+      <w:r>
+        <w:rPr>
+          <w:lang w:val="ru-RU"/>
+        </w:rPr>
+        <w:t xml:space="preserve"> Главная страница</w:t>
+      </w:r>
+      <w:r>
+        <w:rPr>
+          <w:lang w:val="ru-RU"/>
+        </w:rPr>
+        <w:t xml:space="preserve"> мобильного</w:t>
+      </w:r>
+      <w:r>
+        <w:rPr>
+          <w:lang w:val="ru-RU"/>
+        </w:rPr>
+        <w:t xml:space="preserve"> </w:t>
+      </w:r>
+      <w:r>
+        <w:rPr>
+          <w:i/>
+          <w:iCs/>
+          <w:lang w:val="en-US"/>
+        </w:rPr>
+        <w:t>Spotify</w:t>
+      </w:r>
+    </w:p>
+    <w:p>
+      <w:pPr>
+        <w:rPr>
+          <w:lang w:val="ru-RU"/>
+        </w:rPr>
+      </w:pPr>
+    </w:p>
+    <w:p>
+      <w:pPr>
+        <w:rPr>
+          <w:lang w:val="ru-RU"/>
+        </w:rPr>
+      </w:pPr>
+      <w:r>
+        <w:t xml:space="preserve">Особое значение в архитектуре интерфейса имеет нижняя навигационная панель и плавающий мини-плеер. Плеер визуально выделен </w:t>
+      </w:r>
+      <w:r>
+        <w:lastRenderedPageBreak/>
+        <w:t>мягким вишневым оттенком, извлеченным из палитры обложки текущего трека, что создает эффект динамического интерфейса, подстраивающегося под контекст прослушивания. Панель управления в самом низу экрана обеспечивает быстрый доступ к ключевым разделам системы — поиску, библиотеке и созданию контента — через минималистичные контурные иконки. Общая композиция элементов стремится к максимальной информативности при сохранении «воздуха» в интерфейсе, что характерно для современных АИС мультимедийной направленности, где дизайн служит лишь проводником к основному контенту.</w:t>
+      </w:r>
+    </w:p>
     <w:p>
       <w:pPr>
         <w:rPr>
@@ -2140,7 +3399,6 @@
         <w:ind w:left="0" w:firstLine="709"/>
       </w:pPr>
       <w:r>
-        <w:lastRenderedPageBreak/>
         <w:t>Коллаборативная фильтрация</w:t>
       </w:r>
       <w:r>
@@ -2218,7 +3476,11 @@
         </w:rPr>
       </w:pPr>
       <w:r>
-        <w:t>Яндекс Музыка уникальна своей глубокой интеграцией с другими сервисами (Алиса, Навигатор, Яндекс Книги). АИС получает данные о контексте пользователя: если музыка запущена через умную колонку вечером, система отдаст приоритет спокойным трекам; если в машине через Навигатор — динамичным. Технически это реализуется через единый идентификатор (</w:t>
+        <w:t xml:space="preserve">Яндекс Музыка уникальна своей глубокой интеграцией с другими сервисами (Алиса, Навигатор, Яндекс Книги). АИС получает данные о контексте пользователя: если музыка запущена через умную колонку вечером, система отдаст приоритет спокойным трекам; если в машине через Навигатор — динамичным. Технически это реализуется через единый идентификатор </w:t>
+      </w:r>
+      <w:r>
+        <w:lastRenderedPageBreak/>
+        <w:t>(</w:t>
       </w:r>
       <w:r>
         <w:rPr>
@@ -2290,6 +3552,173 @@
       </w:r>
     </w:p>
     <w:p>
+      <w:r>
+        <w:t xml:space="preserve">Интерфейс Яндекс Музыки на представленном </w:t>
+      </w:r>
+      <w:r>
+        <w:rPr>
+          <w:lang w:val="ru-RU"/>
+        </w:rPr>
+        <w:t>рисунке 3</w:t>
+      </w:r>
+      <w:r>
+        <w:t xml:space="preserve"> демонстрирует современный подход к проектированию стриминговых платформ, где ключевой акцент сделан на функциональном зонировании и алгоритмической подаче контента. Дизайн выполнен в темной цветовой гамме, которая служит нейтральным фоном для ярких интерактивных элементов и обложек, не отвлекая пользователя от основной задачи — выбора музыки.</w:t>
+      </w:r>
+    </w:p>
+    <w:p>
+      <w:r>
+        <w:t>Левая вертикальная панель представляет собой классическое навигационное меню с интуитивно понятными пиктограммами и текстовыми подписями, что обеспечивает быстрый переход между глобальными разделами сервиса. В нижней части этой панели расположен блок авторизации пользователя и кнопка загрузки десктопного приложения, что подчеркивает экосистемный характер продукта.</w:t>
+      </w:r>
+    </w:p>
+    <w:p>
+      <w:r>
+        <w:t>Центральное рабочее пространство организовано по принципу горизонтальных лент (каруселей). В верхней части расположены приоритетные блоки «Избранное» и «История», оформленные в виде крупных карточек с мягким градиентом, что выделяет их на общем фоне. Ниже представлен уникальный блок «Моя волна», реализованный через систему тегов-фильтров (по жанру, настроению, активности). Это позволяет пользователю кастомизировать поток воспроизведения в один клик. Визуальное решение этих кнопок выполнено с использованием абстрактных паттернов, что подчеркивает «интеллектуальность» и динамичность алгоритмов.</w:t>
+      </w:r>
+    </w:p>
+    <w:p>
+      <w:pPr>
+        <w:rPr>
+          <w:lang w:val="ru-RU"/>
+        </w:rPr>
+      </w:pPr>
+      <w:r>
+        <w:t xml:space="preserve">Нижнюю часть интерфейса занимает фиксированный плеер, который является центром управления звуком. Он визуально отделен от контентной области тонкой разделительной линией и содержит все необходимые </w:t>
+      </w:r>
+      <w:r>
+        <w:lastRenderedPageBreak/>
+        <w:t>инструменты: индикатор прогресса трека, кнопки управления очередью, лайк и настройки громкости. Яркая желтая кнопка воспроизведения в центре плеера служит главным визуальным якорем всего интерфейса. Дизайн в целом выглядит цельным и сбалансированным, сочетая в себе строгость системных компонентов с яркостью и эмоциональностью музыкального контента.</w:t>
+      </w:r>
+    </w:p>
+    <w:p>
+      <w:pPr>
+        <w:rPr>
+          <w:lang w:val="ru-RU"/>
+        </w:rPr>
+      </w:pPr>
+    </w:p>
+    <w:p>
+      <w:pPr>
+        <w:ind w:firstLine="0"/>
+        <w:jc w:val="center"/>
+        <w:rPr>
+          <w:lang w:val="ru-RU"/>
+        </w:rPr>
+      </w:pPr>
+      <w:r>
+        <w:rPr>
+          <w:noProof/>
+        </w:rPr>
+        <w:drawing>
+          <wp:inline distT="0" distB="0" distL="0" distR="0" wp14:anchorId="5B162A4C" wp14:editId="1560D841">
+            <wp:extent cx="5897187" cy="3022600"/>
+            <wp:effectExtent l="0" t="0" r="8890" b="6350"/>
+            <wp:docPr id="2" name="Рисунок 2"/>
+            <wp:cNvGraphicFramePr>
+              <a:graphicFrameLocks xmlns:a="http://schemas.openxmlformats.org/drawingml/2006/main" noChangeAspect="1"/>
+            </wp:cNvGraphicFramePr>
+            <a:graphic xmlns:a="http://schemas.openxmlformats.org/drawingml/2006/main">
+              <a:graphicData uri="http://schemas.openxmlformats.org/drawingml/2006/picture">
+                <pic:pic xmlns:pic="http://schemas.openxmlformats.org/drawingml/2006/picture">
+                  <pic:nvPicPr>
+                    <pic:cNvPr id="2" name="Рисунок 2"/>
+                    <pic:cNvPicPr>
+                      <a:picLocks noChangeAspect="1" noChangeArrowheads="1"/>
+                    </pic:cNvPicPr>
+                  </pic:nvPicPr>
+                  <pic:blipFill>
+                    <a:blip r:embed="rId10" cstate="print">
+                      <a:extLst>
+                        <a:ext uri="{28A0092B-C50C-407E-A947-70E740481C1C}">
+                          <a14:useLocalDpi xmlns:a14="http://schemas.microsoft.com/office/drawing/2010/main" val="0"/>
+                        </a:ext>
+                      </a:extLst>
+                    </a:blip>
+                    <a:stretch>
+                      <a:fillRect/>
+                    </a:stretch>
+                  </pic:blipFill>
+                  <pic:spPr bwMode="auto">
+                    <a:xfrm>
+                      <a:off x="0" y="0"/>
+                      <a:ext cx="5903894" cy="3026037"/>
+                    </a:xfrm>
+                    <a:prstGeom prst="rect">
+                      <a:avLst/>
+                    </a:prstGeom>
+                    <a:noFill/>
+                    <a:ln>
+                      <a:noFill/>
+                    </a:ln>
+                  </pic:spPr>
+                </pic:pic>
+              </a:graphicData>
+            </a:graphic>
+          </wp:inline>
+        </w:drawing>
+      </w:r>
+    </w:p>
+    <w:p>
+      <w:pPr>
+        <w:ind w:firstLine="0"/>
+        <w:jc w:val="center"/>
+        <w:rPr>
+          <w:lang w:val="ru-RU"/>
+        </w:rPr>
+      </w:pPr>
+    </w:p>
+    <w:p>
+      <w:pPr>
+        <w:ind w:firstLine="0"/>
+        <w:jc w:val="center"/>
+        <w:rPr>
+          <w:lang w:val="ru-RU"/>
+        </w:rPr>
+      </w:pPr>
+      <w:r>
+        <w:rPr>
+          <w:lang w:val="ru-RU"/>
+        </w:rPr>
+        <w:t xml:space="preserve">Рисунок </w:t>
+      </w:r>
+      <w:r>
+        <w:rPr>
+          <w:lang w:val="ru-RU"/>
+        </w:rPr>
+        <w:t>3</w:t>
+      </w:r>
+      <w:r>
+        <w:rPr>
+          <w:lang w:val="ru-RU"/>
+        </w:rPr>
+        <w:t xml:space="preserve"> </w:t>
+      </w:r>
+      <w:r>
+        <w:rPr>
+          <w:lang w:val="ru-RU"/>
+        </w:rPr>
+        <w:sym w:font="Symbol" w:char="F02D"/>
+      </w:r>
+      <w:r>
+        <w:rPr>
+          <w:lang w:val="ru-RU"/>
+        </w:rPr>
+        <w:t xml:space="preserve"> Главная страница </w:t>
+      </w:r>
+      <w:r>
+        <w:rPr>
+          <w:lang w:val="ru-RU"/>
+        </w:rPr>
+        <w:t>Яндекс Музыка</w:t>
+      </w:r>
+    </w:p>
+    <w:p>
+      <w:pPr>
+        <w:rPr>
+          <w:lang w:val="ru-RU"/>
+        </w:rPr>
+      </w:pPr>
+    </w:p>
+    <w:p>
       <w:pPr>
         <w:rPr>
           <w:lang w:val="ru-RU"/>
@@ -2492,15 +3921,68 @@
     </w:p>
     <w:p>
       <w:r>
+        <w:t>Система индексирует миллиарды видеороликов. Благодаря алгоритмам компьютерного зрения и анализа звуковых отпечатков (</w:t>
+      </w:r>
+      <w:r>
+        <w:rPr>
+          <w:i/>
+          <w:iCs/>
+        </w:rPr>
+        <w:t>Content</w:t>
+      </w:r>
+      <w:r>
+        <w:t xml:space="preserve"> </w:t>
+      </w:r>
+      <w:r>
+        <w:rPr>
+          <w:i/>
+          <w:iCs/>
+        </w:rPr>
+        <w:t>ID</w:t>
+      </w:r>
+      <w:r>
+        <w:t xml:space="preserve">), сервис вычленяет аудиодорожки из видео (каверы, </w:t>
+      </w:r>
+      <w:proofErr w:type="spellStart"/>
+      <w:r>
+        <w:t>лайвы</w:t>
+      </w:r>
+      <w:proofErr w:type="spellEnd"/>
+      <w:r>
+        <w:t xml:space="preserve"> с концертов, ремиксы, фанатские нарезки) и </w:t>
+      </w:r>
+      <w:proofErr w:type="spellStart"/>
+      <w:r>
+        <w:t>бесшовно</w:t>
+      </w:r>
+      <w:proofErr w:type="spellEnd"/>
+      <w:r>
+        <w:t xml:space="preserve"> встраивает их в музыкальную библиотеку.</w:t>
+      </w:r>
+    </w:p>
+    <w:p>
+      <w:pPr>
+        <w:rPr>
+          <w:lang w:val="ru-RU"/>
+        </w:rPr>
+      </w:pPr>
+      <w:r>
+        <w:t>Это пример системы с неструктурированными источниками данных, где механизм фильтрации и классификации (отсеивание плохого звука от студийного) является ключевым бизнес-процессом.</w:t>
+      </w:r>
+    </w:p>
+    <w:p>
+      <w:pPr>
+        <w:rPr>
+          <w:lang w:val="ru-RU"/>
+        </w:rPr>
+      </w:pPr>
+      <w:r>
+        <w:rPr>
+          <w:i/>
+          <w:iCs/>
+        </w:rPr>
         <w:lastRenderedPageBreak/>
-        <w:t>Система индексирует миллиарды видеороликов. Благодаря алгоритмам компьютерного зрения и анализа звуковых отпечатков (</w:t>
-      </w:r>
-      <w:r>
-        <w:rPr>
-          <w:i/>
-          <w:iCs/>
-        </w:rPr>
-        <w:t>Content</w:t>
+        <w:t>YouTube</w:t>
       </w:r>
       <w:r>
         <w:t xml:space="preserve"> </w:t>
@@ -2510,430 +3992,1968 @@
           <w:i/>
           <w:iCs/>
         </w:rPr>
-        <w:t>ID</w:t>
-      </w:r>
-      <w:r>
-        <w:t xml:space="preserve">), сервис вычленяет аудиодорожки из видео (каверы, </w:t>
+        <w:t>Music</w:t>
+      </w:r>
+      <w:r>
+        <w:t xml:space="preserve"> делает ставку на «здесь и сейчас». Используя данные о геолокации и активности пользователя, система меняет интерфейс в реальном времени. Если АИС видит, что пользователь находится в спортзале (по </w:t>
+      </w:r>
+      <w:r>
+        <w:rPr>
+          <w:i/>
+          <w:iCs/>
+        </w:rPr>
+        <w:t>GPS</w:t>
+      </w:r>
+      <w:r>
+        <w:t xml:space="preserve"> и истории посещений), она выводит на главный экран энергичные плейлисты. Если пользователь в аэропорту — подборки для путешествий. Это реализуется через динамическую генерацию интерфейса на основе контекстных метаданных, что является отличной темой для отдельной главы диплома.</w:t>
+      </w:r>
+    </w:p>
+    <w:p>
+      <w:pPr>
+        <w:rPr>
+          <w:lang w:val="ru-RU"/>
+        </w:rPr>
+      </w:pPr>
+      <w:r>
+        <w:rPr>
+          <w:lang w:val="ru-RU"/>
+        </w:rPr>
+        <w:t xml:space="preserve">Одной из сложнейших инженерных задач, решенных в </w:t>
+      </w:r>
+      <w:r>
+        <w:rPr>
+          <w:i/>
+          <w:iCs/>
+          <w:lang w:val="ru-RU"/>
+        </w:rPr>
+        <w:t>YouTube</w:t>
+      </w:r>
+      <w:r>
+        <w:rPr>
+          <w:lang w:val="ru-RU"/>
+        </w:rPr>
+        <w:t xml:space="preserve"> </w:t>
+      </w:r>
+      <w:r>
+        <w:rPr>
+          <w:i/>
+          <w:iCs/>
+          <w:lang w:val="ru-RU"/>
+        </w:rPr>
+        <w:t>Music</w:t>
+      </w:r>
+      <w:r>
+        <w:rPr>
+          <w:lang w:val="ru-RU"/>
+        </w:rPr>
+        <w:t>, является мгновенное переключение между аудиодорожкой и видеоклипом без прерывания звука.</w:t>
+      </w:r>
+    </w:p>
+    <w:p>
+      <w:pPr>
+        <w:rPr>
+          <w:lang w:val="ru-RU"/>
+        </w:rPr>
+      </w:pPr>
+      <w:r>
+        <w:rPr>
+          <w:lang w:val="ru-RU"/>
+        </w:rPr>
+        <w:t xml:space="preserve">Система синхронизирует два разных потока данных (аудиофайл высокого качества и видеофайл) по </w:t>
       </w:r>
       <w:proofErr w:type="spellStart"/>
       <w:r>
-        <w:t>лайвы</w:t>
+        <w:rPr>
+          <w:lang w:val="ru-RU"/>
+        </w:rPr>
+        <w:t>таймкодам</w:t>
       </w:r>
       <w:proofErr w:type="spellEnd"/>
       <w:r>
-        <w:t xml:space="preserve"> с концертов, ремиксы, фанатские нарезки) и </w:t>
+        <w:rPr>
+          <w:lang w:val="ru-RU"/>
+        </w:rPr>
+        <w:t xml:space="preserve"> с точностью до миллисекунды.</w:t>
+      </w:r>
+    </w:p>
+    <w:p>
+      <w:pPr>
+        <w:rPr>
+          <w:lang w:val="ru-RU"/>
+        </w:rPr>
+      </w:pPr>
+      <w:r>
+        <w:rPr>
+          <w:lang w:val="ru-RU"/>
+        </w:rPr>
+        <w:t>Это можно описать как алгоритм синхронизации мультимедийных потоков из гетерогенных источников, что подчеркивает технологическую сложность архитектуры.</w:t>
+      </w:r>
+    </w:p>
+    <w:p>
+      <w:pPr>
+        <w:rPr>
+          <w:lang w:val="ru-RU"/>
+        </w:rPr>
+      </w:pPr>
+      <w:r>
+        <w:t xml:space="preserve">Поисковый движок </w:t>
+      </w:r>
+      <w:r>
+        <w:rPr>
+          <w:i/>
+          <w:iCs/>
+        </w:rPr>
+        <w:t>YouTube</w:t>
+      </w:r>
+      <w:r>
+        <w:t xml:space="preserve"> </w:t>
+      </w:r>
+      <w:r>
+        <w:rPr>
+          <w:i/>
+          <w:iCs/>
+        </w:rPr>
+        <w:t>Music</w:t>
+      </w:r>
+      <w:r>
+        <w:t xml:space="preserve"> — один из самых мощных в индустрии, так как он наследует технологии </w:t>
+      </w:r>
+      <w:r>
+        <w:rPr>
+          <w:i/>
+          <w:iCs/>
+        </w:rPr>
+        <w:t>Google</w:t>
+      </w:r>
+      <w:r>
+        <w:t xml:space="preserve"> Поиска. Пользователь может вбить «песня, где парень поет в пустыне про любовь» или часть невнятного текста, и система найдет трек. Это пример внедрения </w:t>
+      </w:r>
+      <w:r>
+        <w:rPr>
+          <w:i/>
+          <w:iCs/>
+        </w:rPr>
+        <w:t>NLP</w:t>
+      </w:r>
+      <w:r>
+        <w:t xml:space="preserve"> (обработки естественного языка) и семантического поиска в музыкальную АИС, что позволяет находить контент даже при отсутствии точных метаданных.</w:t>
+      </w:r>
+    </w:p>
+    <w:p>
+      <w:pPr>
+        <w:rPr>
+          <w:lang w:val="ru-RU"/>
+        </w:rPr>
+      </w:pPr>
+      <w:r>
+        <w:rPr>
+          <w:i/>
+          <w:iCs/>
+        </w:rPr>
+        <w:t>YouTube</w:t>
+      </w:r>
+      <w:r>
+        <w:t xml:space="preserve"> </w:t>
+      </w:r>
+      <w:r>
+        <w:rPr>
+          <w:i/>
+          <w:iCs/>
+        </w:rPr>
+        <w:t>Music</w:t>
+      </w:r>
+      <w:r>
+        <w:rPr>
+          <w:lang w:val="ru-RU"/>
+        </w:rPr>
+        <w:t xml:space="preserve"> </w:t>
+      </w:r>
+      <w:r>
+        <w:t>— это пример того, как музыкальный сервис может использовать внешние данные (видео, поиск, локация) для создания максимально точного пользовательского опыта.</w:t>
+      </w:r>
+    </w:p>
+    <w:p>
+      <w:r>
+        <w:t xml:space="preserve">Интерфейс </w:t>
+      </w:r>
+      <w:r>
+        <w:rPr>
+          <w:i/>
+          <w:iCs/>
+        </w:rPr>
+        <w:t>YouTube</w:t>
+      </w:r>
+      <w:r>
+        <w:t xml:space="preserve"> «Музыка», представленный на</w:t>
+      </w:r>
+      <w:r>
+        <w:rPr>
+          <w:lang w:val="ru-RU"/>
+        </w:rPr>
+        <w:t xml:space="preserve"> рисунке 4</w:t>
+      </w:r>
+      <w:r>
+        <w:t xml:space="preserve">, отражает философию масштабируемости и интеграции, где музыкальный сервис является частью глобального видеохостинга. В отличие от </w:t>
       </w:r>
       <w:proofErr w:type="spellStart"/>
       <w:r>
-        <w:t>бесшовно</w:t>
+        <w:rPr>
+          <w:i/>
+          <w:iCs/>
+        </w:rPr>
+        <w:t>Spotify</w:t>
       </w:r>
       <w:proofErr w:type="spellEnd"/>
       <w:r>
-        <w:t xml:space="preserve"> встраивает их в музыкальную библиотеку.</w:t>
+        <w:t xml:space="preserve"> или Яндекс Музыки, здесь дизайн строится на строгой блочной системе, которая должна одинаково эффективно отображать как профессиональные студийные альбомы, так и пользовательский видеоконтент. Визуальная доминанта смещена в сторону максимально крупных превью-карточек, которые занимают почти всё полезное пространство центральной части экрана, создавая эффект витрины.</w:t>
+      </w:r>
+    </w:p>
+    <w:p>
+      <w:r>
+        <w:t xml:space="preserve">Левая навигационная панель выполнена в классическом стиле сервисов </w:t>
+      </w:r>
+      <w:r>
+        <w:rPr>
+          <w:i/>
+          <w:iCs/>
+        </w:rPr>
+        <w:t>Google</w:t>
+      </w:r>
+      <w:r>
+        <w:t xml:space="preserve">: она максимально лаконична и использует тонкие контурные иконки на темном фоне. Это позволяет пользователю быстро переключаться между основным </w:t>
+      </w:r>
+      <w:r>
+        <w:rPr>
+          <w:i/>
+          <w:iCs/>
+        </w:rPr>
+        <w:t>YouTube</w:t>
+      </w:r>
+      <w:r>
+        <w:t xml:space="preserve"> и его музыкальным подсегментом, сохраняя единообразие пользовательского опыта. В верхней части интерфейса находится массивная </w:t>
+      </w:r>
+      <w:r>
+        <w:lastRenderedPageBreak/>
+        <w:t>строка поиска, которая визуально объединена с кнопками голосового ввода и создания контента, что подчеркивает активную роль пользователя в системе — он не только потребитель, но и потенциальный автор.</w:t>
+      </w:r>
+    </w:p>
+    <w:p>
+      <w:r>
+        <w:t>Особое внимание в дизайне уделено карточкам плейлистов в ленте рекомендаций. Каждая плитка имеет вертикальную ориентацию и включает в себя яркое изображение с наложенным поверх него контрастным типографическим оформлением названия подборки. В нижней части каждой карточки расположен полупрозрачный индикатор количества треков, что добавляет интерфейсу информативности без перегрузки деталями. Использование радикально черного фона в сочетании с яркими, насыщенными цветами обложек создает динамичную и современную эстетику, которая ориентирована на визуальное восприятие и быстрый скроллинг в поисках нужного настроения</w:t>
+      </w:r>
+      <w:r>
+        <w:rPr>
+          <w:lang w:val="ru-RU"/>
+        </w:rPr>
+        <w:t xml:space="preserve"> </w:t>
+      </w:r>
+      <w:r>
+        <w:rPr>
+          <w:lang w:val="ru-RU"/>
+        </w:rPr>
+        <w:t>[</w:t>
+      </w:r>
+      <w:r>
+        <w:rPr>
+          <w:lang w:val="ru-RU"/>
+        </w:rPr>
+        <w:t>4</w:t>
+      </w:r>
+      <w:r>
+        <w:rPr>
+          <w:lang w:val="ru-RU"/>
+        </w:rPr>
+        <w:t>]</w:t>
+      </w:r>
+      <w:r>
+        <w:t>.</w:t>
       </w:r>
     </w:p>
     <w:p/>
     <w:p>
       <w:pPr>
-        <w:rPr>
-          <w:lang w:val="ru-RU"/>
-        </w:rPr>
-      </w:pPr>
-      <w:r>
-        <w:t>Это пример системы с неструктурированными источниками данных, где механизм фильтрации и классификации (отсеивание плохого звука от студийного) является ключевым бизнес-процессом.</w:t>
-      </w:r>
-    </w:p>
-    <w:p>
-      <w:pPr>
-        <w:rPr>
-          <w:lang w:val="ru-RU"/>
-        </w:rPr>
-      </w:pPr>
-      <w:r>
-        <w:rPr>
-          <w:i/>
-          <w:iCs/>
+        <w:ind w:firstLine="0"/>
+        <w:jc w:val="center"/>
+        <w:rPr>
+          <w:lang w:val="ru-RU"/>
+        </w:rPr>
+      </w:pPr>
+      <w:r>
+        <w:rPr>
+          <w:noProof/>
+        </w:rPr>
+        <w:drawing>
+          <wp:inline distT="0" distB="0" distL="0" distR="0" wp14:anchorId="1AADFE12" wp14:editId="47A7FFC3">
+            <wp:extent cx="5903738" cy="2676525"/>
+            <wp:effectExtent l="0" t="0" r="1905" b="0"/>
+            <wp:docPr id="4" name="Рисунок 4"/>
+            <wp:cNvGraphicFramePr>
+              <a:graphicFrameLocks xmlns:a="http://schemas.openxmlformats.org/drawingml/2006/main" noChangeAspect="1"/>
+            </wp:cNvGraphicFramePr>
+            <a:graphic xmlns:a="http://schemas.openxmlformats.org/drawingml/2006/main">
+              <a:graphicData uri="http://schemas.openxmlformats.org/drawingml/2006/picture">
+                <pic:pic xmlns:pic="http://schemas.openxmlformats.org/drawingml/2006/picture">
+                  <pic:nvPicPr>
+                    <pic:cNvPr id="4" name="Рисунок 4"/>
+                    <pic:cNvPicPr>
+                      <a:picLocks noChangeAspect="1" noChangeArrowheads="1"/>
+                    </pic:cNvPicPr>
+                  </pic:nvPicPr>
+                  <pic:blipFill>
+                    <a:blip r:embed="rId11" cstate="print">
+                      <a:extLst>
+                        <a:ext uri="{28A0092B-C50C-407E-A947-70E740481C1C}">
+                          <a14:useLocalDpi xmlns:a14="http://schemas.microsoft.com/office/drawing/2010/main" val="0"/>
+                        </a:ext>
+                      </a:extLst>
+                    </a:blip>
+                    <a:stretch>
+                      <a:fillRect/>
+                    </a:stretch>
+                  </pic:blipFill>
+                  <pic:spPr bwMode="auto">
+                    <a:xfrm>
+                      <a:off x="0" y="0"/>
+                      <a:ext cx="5912058" cy="2680297"/>
+                    </a:xfrm>
+                    <a:prstGeom prst="rect">
+                      <a:avLst/>
+                    </a:prstGeom>
+                    <a:noFill/>
+                    <a:ln>
+                      <a:noFill/>
+                    </a:ln>
+                  </pic:spPr>
+                </pic:pic>
+              </a:graphicData>
+            </a:graphic>
+          </wp:inline>
+        </w:drawing>
+      </w:r>
+    </w:p>
+    <w:p>
+      <w:pPr>
+        <w:ind w:firstLine="0"/>
+        <w:jc w:val="center"/>
+        <w:rPr>
+          <w:lang w:val="ru-RU"/>
+        </w:rPr>
+      </w:pPr>
+    </w:p>
+    <w:p>
+      <w:pPr>
+        <w:ind w:firstLine="0"/>
+        <w:jc w:val="center"/>
+        <w:rPr>
+          <w:i/>
+          <w:iCs/>
+          <w:lang w:val="ru-RU"/>
+        </w:rPr>
+      </w:pPr>
+      <w:r>
+        <w:rPr>
+          <w:lang w:val="ru-RU"/>
+        </w:rPr>
+        <w:t xml:space="preserve">Рисунок </w:t>
+      </w:r>
+      <w:r>
+        <w:rPr>
+          <w:lang w:val="ru-RU"/>
+        </w:rPr>
+        <w:t>4</w:t>
+      </w:r>
+      <w:r>
+        <w:rPr>
+          <w:lang w:val="ru-RU"/>
+        </w:rPr>
+        <w:t xml:space="preserve"> </w:t>
+      </w:r>
+      <w:r>
+        <w:rPr>
+          <w:lang w:val="ru-RU"/>
+        </w:rPr>
+        <w:sym w:font="Symbol" w:char="F02D"/>
+      </w:r>
+      <w:r>
+        <w:rPr>
+          <w:lang w:val="ru-RU"/>
+        </w:rPr>
+        <w:t xml:space="preserve"> Главная страница </w:t>
+      </w:r>
+      <w:r>
+        <w:rPr>
+          <w:i/>
+          <w:iCs/>
+          <w:lang w:val="en-US"/>
         </w:rPr>
         <w:t>YouTube</w:t>
       </w:r>
       <w:r>
+        <w:rPr>
+          <w:i/>
+          <w:iCs/>
+          <w:lang w:val="ru-RU"/>
+        </w:rPr>
         <w:t xml:space="preserve"> </w:t>
       </w:r>
       <w:r>
         <w:rPr>
           <w:i/>
           <w:iCs/>
+          <w:lang w:val="en-US"/>
         </w:rPr>
         <w:t>Music</w:t>
       </w:r>
-      <w:r>
-        <w:t xml:space="preserve"> делает ставку на «здесь и сейчас». Используя данные о геолокации и активности пользователя, система меняет интерфейс в реальном времени. Если АИС видит, что пользователь находится в спортзале (по </w:t>
-      </w:r>
-      <w:r>
-        <w:rPr>
-          <w:i/>
-          <w:iCs/>
-        </w:rPr>
-        <w:t>GPS</w:t>
-      </w:r>
-      <w:r>
-        <w:t xml:space="preserve"> и истории посещений), она выводит на главный экран энергичные плейлисты. Если пользователь в аэропорту — подборки для путешествий. Это реализуется через динамическую генерацию интерфейса на основе контекстных метаданных, что является отличной темой для отдельной главы диплома.</w:t>
-      </w:r>
-    </w:p>
-    <w:p>
-      <w:pPr>
-        <w:rPr>
-          <w:lang w:val="ru-RU"/>
-        </w:rPr>
-      </w:pPr>
-      <w:r>
-        <w:rPr>
-          <w:lang w:val="ru-RU"/>
-        </w:rPr>
-        <w:t xml:space="preserve">Одной из сложнейших инженерных задач, решенных в </w:t>
-      </w:r>
-      <w:r>
-        <w:rPr>
-          <w:i/>
-          <w:iCs/>
-          <w:lang w:val="ru-RU"/>
-        </w:rPr>
-        <w:t>YouTube</w:t>
-      </w:r>
-      <w:r>
-        <w:rPr>
-          <w:lang w:val="ru-RU"/>
-        </w:rPr>
+    </w:p>
+    <w:p>
+      <w:pPr>
+        <w:spacing w:after="160"/>
+        <w:ind w:firstLine="0"/>
+        <w:jc w:val="left"/>
+        <w:rPr>
+          <w:lang w:val="ru-RU"/>
+        </w:rPr>
+      </w:pPr>
+      <w:r>
+        <w:rPr>
+          <w:lang w:val="ru-RU"/>
+        </w:rPr>
+        <w:br w:type="page"/>
+      </w:r>
+    </w:p>
+    <w:p>
+      <w:pPr>
+        <w:pStyle w:val="1"/>
+      </w:pPr>
+      <w:bookmarkStart w:id="13" w:name="_Toc225431807"/>
+      <w:bookmarkStart w:id="14" w:name="_Toc225434232"/>
+      <w:r>
+        <w:lastRenderedPageBreak/>
+        <w:t>Постановка задачи дипломного проекта</w:t>
+      </w:r>
+      <w:bookmarkEnd w:id="13"/>
+      <w:bookmarkEnd w:id="14"/>
+    </w:p>
+    <w:p>
+      <w:pPr>
+        <w:rPr>
+          <w:lang w:val="ru-RU"/>
+        </w:rPr>
+      </w:pPr>
+    </w:p>
+    <w:p>
+      <w:r>
+        <w:t xml:space="preserve">В настоящее время многие независимые </w:t>
+      </w:r>
+      <w:r>
+        <w:rPr>
+          <w:i/>
+          <w:iCs/>
+        </w:rPr>
+        <w:t>музыкальные</w:t>
+      </w:r>
+      <w:r>
+        <w:t xml:space="preserve"> лейблы и современные медиа-платформы не имеют собственных автоматизированных информационных систем, которые бы в полной мере отвечали потребностям анализа предпочтений слушателей и эффективного управления медиатекой. Для решения задач по хранению музыкального контента, формированию плейлистов и взаимодействию с аудиторией в данный момент используются разрозненные облачные хранилища и сторонние социальные сети, не обеспечивающие единой структуры данных</w:t>
+      </w:r>
+      <w:r>
         <w:t xml:space="preserve"> </w:t>
       </w:r>
       <w:r>
         <w:rPr>
-          <w:i/>
-          <w:iCs/>
-          <w:lang w:val="ru-RU"/>
+          <w:lang w:val="ru-RU"/>
+        </w:rPr>
+        <w:t>[3]</w:t>
+      </w:r>
+      <w:r>
+        <w:t>.</w:t>
+      </w:r>
+    </w:p>
+    <w:p>
+      <w:r>
+        <w:t xml:space="preserve">При анализе существующих систем-аналогов (таких как </w:t>
+      </w:r>
+      <w:proofErr w:type="spellStart"/>
+      <w:r>
+        <w:rPr>
+          <w:i/>
+          <w:iCs/>
+        </w:rPr>
+        <w:t>Spotify</w:t>
+      </w:r>
+      <w:proofErr w:type="spellEnd"/>
+      <w:r>
+        <w:t xml:space="preserve"> или </w:t>
+      </w:r>
+      <w:proofErr w:type="spellStart"/>
+      <w:r>
+        <w:t>Яндекс.Музыка</w:t>
+      </w:r>
+      <w:proofErr w:type="spellEnd"/>
+      <w:r>
+        <w:t>) определено, что их готовые решения не могут быть интегрированы в частные инфраструктуры из-за закрытости алгоритмов и отсутствия возможности кастомизации под узкие жанровые или корпоративные требования, а качество рекомендательных моделей напрямую влияет на удержание аудитории в рамках конкретного сервиса.</w:t>
+      </w:r>
+    </w:p>
+    <w:p>
+      <w:r>
+        <w:t>Таким образом, определена задача дипломного проекта: необходимо создать автоматизированную информационную систему музыкального сервиса с модулем персональных рекомендаций для управления аудио-каталогом и обеспечения доступа к контенту как для администраторов (кураторов лейбла), так и для конечных слушателей.</w:t>
+      </w:r>
+    </w:p>
+    <w:p>
+      <w:r>
+        <w:t>Система должна иметь адаптивный веб-интерфейс, созданный с учетом требований к юзабилити современных мультимедийных приложений и специфики потребления аудио-контента.</w:t>
+      </w:r>
+    </w:p>
+    <w:p>
+      <w:r>
+        <w:t xml:space="preserve">Кроме того, определены исходные данные к проекту. Система должна корректно работать в таких браузерах как </w:t>
+      </w:r>
+      <w:r>
+        <w:rPr>
+          <w:i/>
+          <w:iCs/>
+        </w:rPr>
+        <w:t xml:space="preserve">Google </w:t>
+      </w:r>
+      <w:proofErr w:type="spellStart"/>
+      <w:r>
+        <w:rPr>
+          <w:i/>
+          <w:iCs/>
+        </w:rPr>
+        <w:t>Chrome</w:t>
+      </w:r>
+      <w:proofErr w:type="spellEnd"/>
+      <w:r>
+        <w:t xml:space="preserve"> (версия 90 и выше), </w:t>
+      </w:r>
+      <w:r>
+        <w:rPr>
+          <w:i/>
+          <w:iCs/>
+        </w:rPr>
+        <w:t>Mozilla Firefox</w:t>
+      </w:r>
+      <w:r>
+        <w:t xml:space="preserve"> (версия 85 и выше), </w:t>
+      </w:r>
+      <w:r>
+        <w:rPr>
+          <w:i/>
+          <w:iCs/>
+        </w:rPr>
+        <w:t>Safari</w:t>
+      </w:r>
+      <w:r>
+        <w:t xml:space="preserve"> (версия 14 и выше), </w:t>
+      </w:r>
+      <w:r>
+        <w:rPr>
+          <w:i/>
+          <w:iCs/>
+        </w:rPr>
+        <w:t>Microsoft Edge</w:t>
+      </w:r>
+      <w:r>
+        <w:t xml:space="preserve"> (версия 90 и выше). Используемые технологии: язык программирования — </w:t>
+      </w:r>
+      <w:r>
+        <w:rPr>
+          <w:i/>
+          <w:iCs/>
+          <w:lang w:val="en-US"/>
+        </w:rPr>
+        <w:t>Java</w:t>
+      </w:r>
+      <w:r>
+        <w:t xml:space="preserve"> для серверной части, </w:t>
+      </w:r>
+      <w:r>
+        <w:rPr>
+          <w:i/>
+          <w:iCs/>
+        </w:rPr>
+        <w:t>JavaScript</w:t>
+      </w:r>
+      <w:r>
+        <w:t xml:space="preserve"> (</w:t>
+      </w:r>
+      <w:r>
+        <w:rPr>
+          <w:i/>
+          <w:iCs/>
+        </w:rPr>
+        <w:t>React.js</w:t>
+      </w:r>
+      <w:r>
+        <w:t xml:space="preserve">), </w:t>
+      </w:r>
+      <w:r>
+        <w:rPr>
+          <w:i/>
+          <w:iCs/>
+        </w:rPr>
+        <w:t>HTML5</w:t>
+      </w:r>
+      <w:r>
+        <w:t xml:space="preserve">, </w:t>
+      </w:r>
+      <w:r>
+        <w:rPr>
+          <w:i/>
+          <w:iCs/>
+        </w:rPr>
+        <w:t>CSS3</w:t>
+      </w:r>
+      <w:r>
+        <w:t xml:space="preserve"> для клиентской части; система управления базами данных — </w:t>
+      </w:r>
+      <w:proofErr w:type="spellStart"/>
+      <w:r>
+        <w:rPr>
+          <w:i/>
+          <w:iCs/>
+        </w:rPr>
+        <w:t>PostgreSQL</w:t>
+      </w:r>
+      <w:proofErr w:type="spellEnd"/>
+      <w:r>
+        <w:t>; хранение медиа-файлов — объектное хранилище (S3-совместимое).</w:t>
+      </w:r>
+    </w:p>
+    <w:p>
+      <w:pPr>
+        <w:spacing w:after="160"/>
+        <w:ind w:firstLine="0"/>
+        <w:jc w:val="left"/>
+      </w:pPr>
+      <w:r>
+        <w:br w:type="page"/>
+      </w:r>
+    </w:p>
+    <w:p>
+      <w:pPr>
+        <w:pStyle w:val="1"/>
+        <w:numPr>
+          <w:ilvl w:val="0"/>
+          <w:numId w:val="0"/>
+        </w:numPr>
+        <w:tabs>
+          <w:tab w:val="clear" w:pos="1134"/>
+        </w:tabs>
+        <w:jc w:val="center"/>
+      </w:pPr>
+      <w:bookmarkStart w:id="15" w:name="_Toc225431808"/>
+      <w:bookmarkStart w:id="16" w:name="_Toc225434233"/>
+      <w:r>
+        <w:lastRenderedPageBreak/>
+        <w:t>За</w:t>
+      </w:r>
+      <w:bookmarkEnd w:id="15"/>
+      <w:r>
+        <w:t>ключение</w:t>
+      </w:r>
+      <w:bookmarkEnd w:id="16"/>
+    </w:p>
+    <w:p>
+      <w:pPr>
+        <w:rPr>
+          <w:lang w:val="ru-RU"/>
+        </w:rPr>
+      </w:pPr>
+    </w:p>
+    <w:p>
+      <w:r>
+        <w:t>В результате прохождения преддипломной практики были полностью уточнены цели и задачи предстоящего дипломного проектирования, а также собран необходимый массив информационных и технических материалов, составляющих основу будущей работы. В соответствии с выданным индивидуальным заданием на проектирование был проведен комплексный обзор актуальных литературных источников, публикаций в профильных периодических изданиях и документации к современным программным интерфейсам (</w:t>
+      </w:r>
+      <w:r>
+        <w:rPr>
+          <w:i/>
+          <w:iCs/>
+        </w:rPr>
+        <w:t>API</w:t>
+      </w:r>
+      <w:r>
+        <w:t>).</w:t>
+      </w:r>
+    </w:p>
+    <w:p>
+      <w:r>
+        <w:t xml:space="preserve">В ходе практики была детально изучена организационная структура и основные направления деятельности исследуемой области музыкального стриминга и цифровой дистрибуции контента. Проведен подробный сравнительный системный анализ существующих решений-аналогов, таких как </w:t>
+      </w:r>
+      <w:proofErr w:type="spellStart"/>
+      <w:r>
+        <w:rPr>
+          <w:i/>
+          <w:iCs/>
+        </w:rPr>
+        <w:t>Spotify</w:t>
+      </w:r>
+      <w:proofErr w:type="spellEnd"/>
+      <w:r>
+        <w:t xml:space="preserve">, </w:t>
+      </w:r>
+      <w:r>
+        <w:rPr>
+          <w:i/>
+          <w:iCs/>
+        </w:rPr>
+        <w:t>Yandex Music</w:t>
+      </w:r>
+      <w:r>
+        <w:t xml:space="preserve"> и </w:t>
+      </w:r>
+      <w:r>
+        <w:rPr>
+          <w:i/>
+          <w:iCs/>
+        </w:rPr>
+        <w:t>YouTube Music</w:t>
+      </w:r>
+      <w:r>
+        <w:t>, в результате которого были выявлены ключевые закономерности построения архитектур высоконагруженных мультимедийных систем и принципы функционирования их рекомендательных алгоритмов. Особое внимание было уделено изучению пользовательских интерфейсов и анализу их UX-составляющей, что позволило сформулировать собственные требования к эргономике разрабатываемой АИС.</w:t>
+      </w:r>
+    </w:p>
+    <w:p>
+      <w:r>
+        <w:t xml:space="preserve">На основании проведенных исследований были окончательно сформированы цель и задачи дипломного проекта, направленного на создание автоматизированной информационной системы музыкального сервиса с интегрированным модулем персональных подборок. Были обоснованы проектные решения в части выбора стека технологий, включающего язык программирования </w:t>
+      </w:r>
+      <w:r>
+        <w:rPr>
+          <w:i/>
+          <w:iCs/>
+        </w:rPr>
+        <w:t>Python</w:t>
+      </w:r>
+      <w:r>
+        <w:t xml:space="preserve"> (фреймворк </w:t>
+      </w:r>
+      <w:proofErr w:type="spellStart"/>
+      <w:r>
+        <w:rPr>
+          <w:i/>
+          <w:iCs/>
+        </w:rPr>
+        <w:t>FastAPI</w:t>
+      </w:r>
+      <w:proofErr w:type="spellEnd"/>
+      <w:r>
+        <w:t xml:space="preserve">), библиотеку </w:t>
+      </w:r>
+      <w:r>
+        <w:rPr>
+          <w:i/>
+          <w:iCs/>
+        </w:rPr>
+        <w:t>React.js</w:t>
+      </w:r>
+      <w:r>
+        <w:t xml:space="preserve"> для построения </w:t>
+      </w:r>
+      <w:proofErr w:type="spellStart"/>
+      <w:r>
+        <w:t>фронтенд</w:t>
+      </w:r>
+      <w:proofErr w:type="spellEnd"/>
+      <w:r>
+        <w:t xml:space="preserve">-части, а также систему управления базами данных </w:t>
+      </w:r>
+      <w:proofErr w:type="spellStart"/>
+      <w:r>
+        <w:rPr>
+          <w:i/>
+          <w:iCs/>
+        </w:rPr>
+        <w:t>PostgreSQL</w:t>
+      </w:r>
+      <w:proofErr w:type="spellEnd"/>
+      <w:r>
+        <w:t>.</w:t>
+      </w:r>
+    </w:p>
+    <w:p>
+      <w:r>
+        <w:t>Выполненный в ходе практики анализ предметной области и смежных технологических решений позволил определить функциональные требования к разрабатываемой системе и составить детальный план-проспект дипломного проекта. Отчет по преддипломной практике оформлен в строгом соответствии с действующими государственными стандартами и общими требованиями образовательного учреждения</w:t>
+      </w:r>
+      <w:r>
+        <w:rPr>
+          <w:lang w:val="ru-RU"/>
+        </w:rPr>
+        <w:t xml:space="preserve"> </w:t>
+      </w:r>
+      <w:r>
+        <w:rPr>
+          <w:lang w:val="ru-RU"/>
+        </w:rPr>
+        <w:t>[</w:t>
+      </w:r>
+      <w:r>
+        <w:rPr>
+          <w:lang w:val="ru-RU"/>
+        </w:rPr>
+        <w:t>1</w:t>
+      </w:r>
+      <w:r>
+        <w:rPr>
+          <w:lang w:val="ru-RU"/>
+        </w:rPr>
+        <w:t>]</w:t>
+      </w:r>
+      <w:r>
+        <w:t>.</w:t>
+      </w:r>
+    </w:p>
+    <w:p>
+      <w:pPr>
+        <w:spacing w:after="160"/>
+        <w:ind w:firstLine="0"/>
+        <w:jc w:val="left"/>
+      </w:pPr>
+      <w:r>
+        <w:br w:type="page"/>
+      </w:r>
+    </w:p>
+    <w:p>
+      <w:pPr>
+        <w:pStyle w:val="1"/>
+        <w:numPr>
+          <w:ilvl w:val="0"/>
+          <w:numId w:val="0"/>
+        </w:numPr>
+        <w:tabs>
+          <w:tab w:val="clear" w:pos="1134"/>
+        </w:tabs>
+        <w:jc w:val="center"/>
+        <w:rPr>
+          <w:rFonts w:eastAsia="Calibri Light"/>
+        </w:rPr>
+      </w:pPr>
+      <w:bookmarkStart w:id="17" w:name="_Toc225434234"/>
+      <w:r>
+        <w:rPr>
+          <w:rFonts w:eastAsia="Calibri Light"/>
+        </w:rPr>
+        <w:lastRenderedPageBreak/>
+        <w:t>СПИСОК ИСПОЛЬЗОВАННЫХ ИСТОЧНИКОВ</w:t>
+      </w:r>
+      <w:bookmarkEnd w:id="17"/>
+    </w:p>
+    <w:p>
+      <w:pPr>
+        <w:spacing w:line="240" w:lineRule="auto"/>
+        <w:contextualSpacing/>
+        <w:rPr>
+          <w:rFonts w:cs="Calibri"/>
+          <w:szCs w:val="28"/>
+        </w:rPr>
+      </w:pPr>
+    </w:p>
+    <w:p>
+      <w:pPr>
+        <w:tabs>
+          <w:tab w:val="left" w:pos="426"/>
+          <w:tab w:val="left" w:pos="567"/>
+          <w:tab w:val="left" w:pos="709"/>
+          <w:tab w:val="left" w:pos="1276"/>
+        </w:tabs>
+        <w:rPr>
+          <w:rFonts w:eastAsia="Times New Roman"/>
+          <w:szCs w:val="28"/>
+          <w:lang w:eastAsia="ru-RU"/>
+        </w:rPr>
+      </w:pPr>
+      <w:r>
+        <w:rPr>
+          <w:rFonts w:eastAsia="Times New Roman"/>
+          <w:szCs w:val="28"/>
+          <w:lang w:eastAsia="ru-RU"/>
+        </w:rPr>
+        <w:t>[1]</w:t>
+      </w:r>
+      <w:r>
+        <w:rPr>
+          <w:rFonts w:eastAsia="Times New Roman"/>
+          <w:szCs w:val="28"/>
+          <w:lang w:eastAsia="ru-RU"/>
+        </w:rPr>
+        <w:tab/>
+      </w:r>
+      <w:r>
+        <w:rPr>
+          <w:rFonts w:eastAsia="Times New Roman"/>
+          <w:szCs w:val="28"/>
+          <w:lang w:eastAsia="ru-RU"/>
+        </w:rPr>
+        <w:t>СТП БГУИР 01-2024. Стандарт предприятия. Дипломное проектирование. Общие требования к оформлению пояснительной записки – Минск : БГУИР, 2024. – 179 с.</w:t>
+      </w:r>
+    </w:p>
+    <w:p>
+      <w:pPr>
+        <w:tabs>
+          <w:tab w:val="left" w:pos="426"/>
+          <w:tab w:val="left" w:pos="1276"/>
+        </w:tabs>
+        <w:rPr>
+          <w:rFonts w:eastAsia="Times New Roman"/>
+          <w:szCs w:val="28"/>
+          <w:lang w:eastAsia="ru-RU"/>
+        </w:rPr>
+      </w:pPr>
+      <w:r>
+        <w:rPr>
+          <w:rFonts w:eastAsia="Times New Roman"/>
+          <w:szCs w:val="28"/>
+          <w:lang w:eastAsia="ru-RU"/>
+        </w:rPr>
+        <w:t>[</w:t>
+      </w:r>
+      <w:r>
+        <w:rPr>
+          <w:rFonts w:eastAsia="Times New Roman"/>
+          <w:szCs w:val="28"/>
+          <w:lang w:eastAsia="ru-RU"/>
+        </w:rPr>
+        <w:t>2</w:t>
+      </w:r>
+      <w:r>
+        <w:rPr>
+          <w:rFonts w:eastAsia="Times New Roman"/>
+          <w:szCs w:val="28"/>
+          <w:lang w:eastAsia="ru-RU"/>
+        </w:rPr>
+        <w:t>]</w:t>
+      </w:r>
+      <w:r>
+        <w:rPr>
+          <w:rFonts w:eastAsia="Times New Roman"/>
+          <w:szCs w:val="28"/>
+          <w:lang w:eastAsia="ru-RU"/>
+        </w:rPr>
+        <w:tab/>
+      </w:r>
+      <w:r>
+        <w:rPr>
+          <w:rFonts w:eastAsia="Times New Roman"/>
+          <w:szCs w:val="28"/>
+          <w:lang w:eastAsia="ru-RU"/>
+        </w:rPr>
+        <w:t>Положение «Об электронном образовательном ресурсе по учебной</w:t>
+      </w:r>
+      <w:r>
+        <w:rPr>
+          <w:rFonts w:eastAsia="Times New Roman"/>
+          <w:szCs w:val="28"/>
+          <w:lang w:eastAsia="ru-RU"/>
+        </w:rPr>
+        <w:t xml:space="preserve"> </w:t>
+      </w:r>
+      <w:r>
+        <w:rPr>
+          <w:rFonts w:eastAsia="Times New Roman"/>
+          <w:szCs w:val="28"/>
+          <w:lang w:eastAsia="ru-RU"/>
+        </w:rPr>
+        <w:t>дисциплине»</w:t>
+      </w:r>
+      <w:r>
+        <w:rPr>
+          <w:rFonts w:eastAsia="Times New Roman"/>
+          <w:szCs w:val="28"/>
+          <w:lang w:eastAsia="ru-RU"/>
+        </w:rPr>
+        <w:t xml:space="preserve"> – Режим доступа : </w:t>
+      </w:r>
+      <w:r>
+        <w:rPr>
+          <w:i/>
+          <w:iCs/>
+        </w:rPr>
+        <w:t>https://www.bsuir.by/m/12_100229_1_185877.pdf</w:t>
+      </w:r>
+    </w:p>
+    <w:p>
+      <w:pPr>
+        <w:tabs>
+          <w:tab w:val="left" w:pos="1276"/>
+        </w:tabs>
+        <w:rPr>
+          <w:rFonts w:eastAsia="Times New Roman"/>
+          <w:szCs w:val="28"/>
+          <w:lang w:val="ru-RU" w:eastAsia="ru-RU"/>
+        </w:rPr>
+      </w:pPr>
+      <w:r>
+        <w:rPr>
+          <w:rFonts w:eastAsia="Times New Roman"/>
+          <w:szCs w:val="28"/>
+          <w:lang w:eastAsia="ru-RU"/>
+        </w:rPr>
+        <w:t>[</w:t>
+      </w:r>
+      <w:r>
+        <w:rPr>
+          <w:rFonts w:eastAsia="Times New Roman"/>
+          <w:szCs w:val="28"/>
+          <w:lang w:val="ru-RU" w:eastAsia="ru-RU"/>
+        </w:rPr>
+        <w:t>3</w:t>
+      </w:r>
+      <w:r>
+        <w:rPr>
+          <w:rFonts w:eastAsia="Times New Roman"/>
+          <w:szCs w:val="28"/>
+          <w:lang w:eastAsia="ru-RU"/>
+        </w:rPr>
+        <w:t>]</w:t>
+      </w:r>
+      <w:r>
+        <w:rPr>
+          <w:rFonts w:eastAsia="Times New Roman"/>
+          <w:szCs w:val="28"/>
+          <w:lang w:eastAsia="ru-RU"/>
+        </w:rPr>
+        <w:tab/>
+      </w:r>
+      <w:r>
+        <w:rPr>
+          <w:rFonts w:eastAsia="Times New Roman"/>
+          <w:szCs w:val="28"/>
+          <w:lang w:eastAsia="ru-RU"/>
+        </w:rPr>
+        <w:t xml:space="preserve">Yandex </w:t>
+      </w:r>
+      <w:proofErr w:type="spellStart"/>
+      <w:r>
+        <w:rPr>
+          <w:rFonts w:eastAsia="Times New Roman"/>
+          <w:szCs w:val="28"/>
+          <w:lang w:eastAsia="ru-RU"/>
+        </w:rPr>
+        <w:t>Cloud</w:t>
+      </w:r>
+      <w:proofErr w:type="spellEnd"/>
+      <w:r>
+        <w:rPr>
+          <w:rFonts w:eastAsia="Times New Roman"/>
+          <w:szCs w:val="28"/>
+          <w:lang w:val="ru-RU" w:eastAsia="ru-RU"/>
+        </w:rPr>
+        <w:t xml:space="preserve">. Официальная документация </w:t>
+      </w:r>
+      <w:r>
+        <w:rPr>
+          <w:rFonts w:eastAsia="Times New Roman"/>
+          <w:szCs w:val="28"/>
+          <w:lang w:eastAsia="ru-RU"/>
+        </w:rPr>
+        <w:t>[Электронный ресурс]</w:t>
+      </w:r>
+      <w:r>
+        <w:rPr>
+          <w:rFonts w:eastAsia="Times New Roman"/>
+          <w:szCs w:val="28"/>
+          <w:lang w:eastAsia="ru-RU"/>
+        </w:rPr>
+        <w:t xml:space="preserve"> </w:t>
+      </w:r>
+      <w:r>
+        <w:rPr>
+          <w:rFonts w:eastAsia="Times New Roman"/>
+          <w:szCs w:val="28"/>
+          <w:lang w:eastAsia="ru-RU"/>
+        </w:rPr>
+        <w:t>–</w:t>
+      </w:r>
+      <w:r>
+        <w:rPr>
+          <w:rFonts w:eastAsia="Times New Roman"/>
+          <w:szCs w:val="28"/>
+          <w:lang w:val="ru-RU" w:eastAsia="ru-RU"/>
+        </w:rPr>
+        <w:t> </w:t>
+      </w:r>
+      <w:r>
+        <w:rPr>
+          <w:rFonts w:eastAsia="Times New Roman"/>
+          <w:szCs w:val="28"/>
+          <w:lang w:eastAsia="ru-RU"/>
+        </w:rPr>
+        <w:t>Режим</w:t>
+      </w:r>
+      <w:r>
+        <w:rPr>
+          <w:rFonts w:eastAsia="Times New Roman"/>
+          <w:szCs w:val="28"/>
+          <w:lang w:val="ru-RU" w:eastAsia="ru-RU"/>
+        </w:rPr>
+        <w:t> </w:t>
+      </w:r>
+      <w:r>
+        <w:rPr>
+          <w:rFonts w:eastAsia="Times New Roman"/>
+          <w:szCs w:val="28"/>
+          <w:lang w:eastAsia="ru-RU"/>
+        </w:rPr>
+        <w:t>доступа:</w:t>
+      </w:r>
+      <w:r>
+        <w:rPr>
+          <w:rFonts w:eastAsia="Times New Roman"/>
+          <w:szCs w:val="28"/>
+          <w:lang w:val="ru-RU" w:eastAsia="ru-RU"/>
+        </w:rPr>
+        <w:t> </w:t>
+      </w:r>
+      <w:r>
+        <w:rPr>
+          <w:i/>
+          <w:iCs/>
+        </w:rPr>
+        <w:t>https://yandex.cloud/en/docs?utm_referrer=https%3A%2F%2Fwww.google.com%2F</w:t>
+      </w:r>
+    </w:p>
+    <w:p>
+      <w:pPr>
+        <w:tabs>
+          <w:tab w:val="left" w:pos="426"/>
+          <w:tab w:val="left" w:pos="1276"/>
+        </w:tabs>
+        <w:rPr>
+          <w:rFonts w:eastAsia="Times New Roman"/>
+          <w:szCs w:val="28"/>
+          <w:lang w:eastAsia="ru-RU"/>
+        </w:rPr>
+      </w:pPr>
+      <w:r>
+        <w:rPr>
+          <w:rFonts w:eastAsia="Times New Roman"/>
+          <w:szCs w:val="28"/>
+          <w:lang w:eastAsia="ru-RU"/>
+        </w:rPr>
+        <w:t>[</w:t>
+      </w:r>
+      <w:r>
+        <w:rPr>
+          <w:rFonts w:eastAsia="Times New Roman"/>
+          <w:szCs w:val="28"/>
+          <w:lang w:val="ru-RU" w:eastAsia="ru-RU"/>
+        </w:rPr>
+        <w:t>4</w:t>
+      </w:r>
+      <w:r>
+        <w:rPr>
+          <w:rFonts w:eastAsia="Times New Roman"/>
+          <w:szCs w:val="28"/>
+          <w:lang w:eastAsia="ru-RU"/>
+        </w:rPr>
+        <w:t>]</w:t>
+      </w:r>
+      <w:r>
+        <w:rPr>
+          <w:rFonts w:eastAsia="Times New Roman"/>
+          <w:szCs w:val="28"/>
+          <w:lang w:val="ru-RU" w:eastAsia="ru-RU"/>
+        </w:rPr>
+        <w:tab/>
+      </w:r>
+      <w:r>
+        <w:rPr>
+          <w:rFonts w:eastAsia="Times New Roman"/>
+          <w:szCs w:val="28"/>
+          <w:lang w:eastAsia="ru-RU"/>
+        </w:rPr>
+        <w:t>Купер, А. Об интерфейсе. Основы проектирования взаимодействий / А. Купер, Р. Рейман, Д. Кронин. – Санкт-Петербург : Питер, 2022. – 720 с.</w:t>
+      </w:r>
+    </w:p>
+    <w:p>
+      <w:pPr>
+        <w:rPr>
+          <w:lang w:val="ru-RU"/>
+        </w:rPr>
+      </w:pPr>
+    </w:p>
+    <w:p>
+      <w:pPr>
+        <w:spacing w:after="160"/>
+        <w:ind w:firstLine="0"/>
+        <w:jc w:val="left"/>
+        <w:rPr>
+          <w:lang w:val="ru-RU"/>
+        </w:rPr>
+      </w:pPr>
+      <w:r>
+        <w:rPr>
+          <w:lang w:val="ru-RU"/>
+        </w:rPr>
+        <w:br w:type="page"/>
+      </w:r>
+    </w:p>
+    <w:p>
+      <w:pPr>
+        <w:pStyle w:val="1"/>
+        <w:numPr>
+          <w:ilvl w:val="0"/>
+          <w:numId w:val="0"/>
+        </w:numPr>
+        <w:tabs>
+          <w:tab w:val="clear" w:pos="1134"/>
+        </w:tabs>
+        <w:jc w:val="center"/>
+        <w:rPr>
+          <w:rFonts w:eastAsia="Times New Roman"/>
+          <w:lang w:eastAsia="ru-RU"/>
+        </w:rPr>
+      </w:pPr>
+      <w:bookmarkStart w:id="18" w:name="_Toc225434235"/>
+      <w:r>
+        <w:rPr>
+          <w:rFonts w:eastAsia="Times New Roman"/>
+          <w:lang w:eastAsia="ru-RU"/>
+        </w:rPr>
+        <w:lastRenderedPageBreak/>
+        <w:t>ПРИЛОЖЕНИЕ А</w:t>
+      </w:r>
+      <w:r>
+        <w:rPr>
+          <w:rFonts w:eastAsia="Times New Roman"/>
+          <w:lang w:eastAsia="ru-RU"/>
+        </w:rPr>
+        <w:br/>
+        <w:t>(обязательное)</w:t>
+      </w:r>
+      <w:r>
+        <w:rPr>
+          <w:rFonts w:eastAsia="Times New Roman"/>
+          <w:lang w:eastAsia="ru-RU"/>
+        </w:rPr>
+        <w:br/>
+      </w:r>
+      <w:r>
+        <w:rPr>
+          <w:rFonts w:eastAsia="Times New Roman"/>
+          <w:lang w:eastAsia="ru-RU"/>
+        </w:rPr>
+        <w:t>План-проспект дипломного проекта на тему</w:t>
+      </w:r>
+      <w:r>
+        <w:rPr>
+          <w:rFonts w:eastAsia="Times New Roman"/>
+          <w:lang w:eastAsia="ru-RU"/>
+        </w:rPr>
+        <w:br/>
+      </w:r>
+      <w:r>
+        <w:rPr>
+          <w:rFonts w:eastAsia="Times New Roman"/>
+          <w:lang w:eastAsia="ru-RU"/>
+        </w:rPr>
+        <w:t>«</w:t>
+      </w:r>
+      <w:r>
+        <w:rPr>
+          <w:rFonts w:eastAsia="Times New Roman"/>
+          <w:lang w:eastAsia="ru-RU"/>
+        </w:rPr>
+        <w:t>Автоматизированная информационная система музыкального сервиса</w:t>
+      </w:r>
+      <w:r>
+        <w:rPr>
+          <w:rFonts w:eastAsia="Times New Roman"/>
+          <w:lang w:eastAsia="ru-RU"/>
+        </w:rPr>
+        <w:t>»</w:t>
+      </w:r>
+      <w:bookmarkEnd w:id="18"/>
+    </w:p>
+    <w:p>
+      <w:pPr>
+        <w:tabs>
+          <w:tab w:val="left" w:pos="993"/>
+        </w:tabs>
+        <w:ind w:right="181"/>
+        <w:contextualSpacing/>
+        <w:jc w:val="center"/>
+        <w:rPr>
+          <w:rFonts w:eastAsia="Times New Roman"/>
+          <w:b/>
+          <w:szCs w:val="28"/>
+          <w:lang w:eastAsia="ru-RU"/>
+        </w:rPr>
+      </w:pPr>
+    </w:p>
+    <w:p>
+      <w:pPr>
+        <w:tabs>
+          <w:tab w:val="left" w:pos="993"/>
+        </w:tabs>
+        <w:spacing w:line="0" w:lineRule="atLeast"/>
+        <w:ind w:right="181"/>
+        <w:rPr>
+          <w:rFonts w:eastAsia="Times New Roman"/>
+          <w:szCs w:val="28"/>
+          <w:lang w:eastAsia="ru-RU"/>
+        </w:rPr>
+      </w:pPr>
+      <w:r>
+        <w:rPr>
+          <w:rFonts w:eastAsia="Times New Roman"/>
+          <w:szCs w:val="28"/>
+          <w:lang w:eastAsia="ru-RU"/>
+        </w:rPr>
+        <w:t>Введение</w:t>
+      </w:r>
+    </w:p>
+    <w:p>
+      <w:pPr>
+        <w:tabs>
+          <w:tab w:val="left" w:pos="993"/>
+        </w:tabs>
+        <w:spacing w:line="0" w:lineRule="atLeast"/>
+        <w:ind w:right="181"/>
+        <w:rPr>
+          <w:rFonts w:eastAsia="Times New Roman"/>
+          <w:szCs w:val="28"/>
+          <w:lang w:eastAsia="ru-RU"/>
+        </w:rPr>
+      </w:pPr>
+      <w:r>
+        <w:rPr>
+          <w:rFonts w:eastAsia="Times New Roman"/>
+          <w:szCs w:val="28"/>
+          <w:lang w:eastAsia="ru-RU"/>
+        </w:rPr>
+        <w:t>1 Анализ объекта автоматизации</w:t>
+      </w:r>
+    </w:p>
+    <w:p>
+      <w:pPr>
+        <w:tabs>
+          <w:tab w:val="left" w:pos="993"/>
+        </w:tabs>
+        <w:spacing w:line="0" w:lineRule="atLeast"/>
+        <w:ind w:right="181"/>
+        <w:rPr>
+          <w:rFonts w:eastAsia="Times New Roman"/>
+          <w:szCs w:val="28"/>
+          <w:lang w:eastAsia="ru-RU"/>
+        </w:rPr>
+      </w:pPr>
+      <w:r>
+        <w:rPr>
+          <w:rFonts w:eastAsia="Times New Roman"/>
+          <w:szCs w:val="28"/>
+          <w:lang w:eastAsia="ru-RU"/>
+        </w:rPr>
+        <w:t>1.1 Обзор предметной области</w:t>
+      </w:r>
+    </w:p>
+    <w:p>
+      <w:pPr>
+        <w:tabs>
+          <w:tab w:val="left" w:pos="993"/>
+        </w:tabs>
+        <w:spacing w:line="0" w:lineRule="atLeast"/>
+        <w:ind w:right="181"/>
+        <w:rPr>
+          <w:rFonts w:eastAsia="Times New Roman"/>
+          <w:szCs w:val="28"/>
+          <w:lang w:eastAsia="ru-RU"/>
+        </w:rPr>
+      </w:pPr>
+      <w:r>
+        <w:rPr>
+          <w:rFonts w:eastAsia="Times New Roman"/>
+          <w:szCs w:val="28"/>
+          <w:lang w:eastAsia="ru-RU"/>
+        </w:rPr>
+        <w:t>1.2 Обзор аналогов</w:t>
+      </w:r>
+    </w:p>
+    <w:p>
+      <w:pPr>
+        <w:tabs>
+          <w:tab w:val="left" w:pos="993"/>
+        </w:tabs>
+        <w:spacing w:line="0" w:lineRule="atLeast"/>
+        <w:ind w:right="181"/>
+        <w:rPr>
+          <w:rFonts w:eastAsia="Times New Roman"/>
+          <w:szCs w:val="28"/>
+          <w:lang w:eastAsia="ru-RU"/>
+        </w:rPr>
+      </w:pPr>
+      <w:r>
+        <w:rPr>
+          <w:rFonts w:eastAsia="Times New Roman"/>
+          <w:szCs w:val="28"/>
+          <w:lang w:eastAsia="ru-RU"/>
+        </w:rPr>
+        <w:t xml:space="preserve">1.2.1 </w:t>
+      </w:r>
+      <w:proofErr w:type="spellStart"/>
+      <w:r>
+        <w:rPr>
+          <w:rFonts w:eastAsia="Times New Roman"/>
+          <w:i/>
+          <w:iCs/>
+          <w:szCs w:val="28"/>
+        </w:rPr>
+        <w:t>Spotify</w:t>
+      </w:r>
+      <w:proofErr w:type="spellEnd"/>
+    </w:p>
+    <w:p>
+      <w:pPr>
+        <w:tabs>
+          <w:tab w:val="left" w:pos="993"/>
+        </w:tabs>
+        <w:spacing w:line="0" w:lineRule="atLeast"/>
+        <w:ind w:right="181"/>
+        <w:rPr>
+          <w:rFonts w:eastAsia="Times New Roman"/>
+          <w:szCs w:val="28"/>
+          <w:lang w:val="ru-RU"/>
+        </w:rPr>
+      </w:pPr>
+      <w:r>
+        <w:rPr>
+          <w:rFonts w:eastAsia="Times New Roman"/>
+          <w:szCs w:val="28"/>
+          <w:lang w:eastAsia="ru-RU"/>
+        </w:rPr>
+        <w:t xml:space="preserve">1.2.2 </w:t>
+      </w:r>
+      <w:r>
+        <w:rPr>
+          <w:rFonts w:eastAsia="Times New Roman"/>
+          <w:szCs w:val="28"/>
+          <w:lang w:val="ru-RU"/>
+        </w:rPr>
+        <w:t>Яндекс Музыка</w:t>
+      </w:r>
+    </w:p>
+    <w:p>
+      <w:pPr>
+        <w:pStyle w:val="11"/>
+        <w:spacing w:after="0"/>
+      </w:pPr>
+      <w:hyperlink w:anchor="_Toc171296890" w:history="1">
+        <w:r>
+          <w:rPr>
+            <w:rFonts w:eastAsia="Times New Roman"/>
+            <w:szCs w:val="28"/>
+            <w:lang w:eastAsia="ru-RU"/>
+          </w:rPr>
+          <w:t xml:space="preserve">1.2.3 </w:t>
+        </w:r>
+        <w:r>
+          <w:rPr>
+            <w:rFonts w:eastAsia="Times New Roman"/>
+            <w:i/>
+            <w:iCs/>
+            <w:szCs w:val="28"/>
+            <w:lang w:val="en-US" w:eastAsia="ru-RU"/>
+          </w:rPr>
+          <w:t>YouTube</w:t>
+        </w:r>
+      </w:hyperlink>
+      <w:r>
+        <w:rPr>
+          <w:rFonts w:eastAsia="Times New Roman"/>
+          <w:szCs w:val="28"/>
+          <w:lang w:eastAsia="ru-RU"/>
+        </w:rPr>
+        <w:t xml:space="preserve"> </w:t>
+      </w:r>
+      <w:r>
+        <w:rPr>
+          <w:rFonts w:eastAsia="Times New Roman"/>
+          <w:i/>
+          <w:iCs/>
+          <w:szCs w:val="28"/>
+          <w:lang w:eastAsia="ru-RU"/>
         </w:rPr>
         <w:t>Music</w:t>
       </w:r>
-      <w:r>
-        <w:rPr>
-          <w:lang w:val="ru-RU"/>
-        </w:rPr>
-        <w:t>, является мгновенное переключение между аудиодорожкой и видеоклипом без прерывания звука.</w:t>
-      </w:r>
-    </w:p>
-    <w:p>
-      <w:pPr>
-        <w:rPr>
-          <w:lang w:val="ru-RU"/>
-        </w:rPr>
-      </w:pPr>
-      <w:r>
-        <w:rPr>
-          <w:lang w:val="ru-RU"/>
-        </w:rPr>
-        <w:t xml:space="preserve">Система синхронизирует два разных потока данных (аудиофайл высокого качества и видеофайл) по </w:t>
-      </w:r>
-      <w:proofErr w:type="spellStart"/>
-      <w:r>
-        <w:rPr>
-          <w:lang w:val="ru-RU"/>
-        </w:rPr>
-        <w:t>таймкодам</w:t>
-      </w:r>
-      <w:proofErr w:type="spellEnd"/>
-      <w:r>
-        <w:rPr>
-          <w:lang w:val="ru-RU"/>
-        </w:rPr>
-        <w:t xml:space="preserve"> с точностью до миллисекунды.</w:t>
-      </w:r>
-    </w:p>
-    <w:p>
-      <w:pPr>
-        <w:rPr>
-          <w:lang w:val="ru-RU"/>
-        </w:rPr>
-      </w:pPr>
-      <w:r>
-        <w:rPr>
-          <w:lang w:val="ru-RU"/>
-        </w:rPr>
-        <w:t>Это можно описать как алгоритм синхронизации мультимедийных потоков из гетерогенных источников, что подчеркивает технологическую сложность архитектуры.</w:t>
-      </w:r>
-    </w:p>
-    <w:p>
-      <w:pPr>
-        <w:rPr>
-          <w:lang w:val="ru-RU"/>
-        </w:rPr>
-      </w:pPr>
-      <w:r>
-        <w:t xml:space="preserve">Поисковый движок </w:t>
-      </w:r>
-      <w:r>
-        <w:rPr>
-          <w:i/>
-          <w:iCs/>
-        </w:rPr>
-        <w:t>YouTube</w:t>
-      </w:r>
-      <w:r>
-        <w:t xml:space="preserve"> </w:t>
-      </w:r>
-      <w:r>
-        <w:rPr>
-          <w:i/>
-          <w:iCs/>
-        </w:rPr>
-        <w:t>Music</w:t>
-      </w:r>
-      <w:r>
-        <w:t xml:space="preserve"> — один из самых мощных в индустрии, так как он наследует технологии </w:t>
-      </w:r>
-      <w:r>
-        <w:rPr>
-          <w:i/>
-          <w:iCs/>
-        </w:rPr>
-        <w:t>Google</w:t>
-      </w:r>
-      <w:r>
-        <w:t xml:space="preserve"> Поиска. Пользователь может вбить «песня, где парень поет в пустыне про любовь» или часть невнятного текста, и система найдет трек. Это пример внедрения </w:t>
-      </w:r>
-      <w:r>
-        <w:rPr>
-          <w:i/>
-          <w:iCs/>
-        </w:rPr>
-        <w:t>NLP</w:t>
-      </w:r>
-      <w:r>
-        <w:t xml:space="preserve"> (обработки естественного языка) и семантического поиска в музыкальную АИС, что позволяет находить контент даже при отсутствии точных метаданных.</w:t>
-      </w:r>
-    </w:p>
-    <w:p>
-      <w:pPr>
-        <w:rPr>
-          <w:lang w:val="ru-RU"/>
-        </w:rPr>
-      </w:pPr>
-      <w:r>
-        <w:rPr>
-          <w:i/>
-          <w:iCs/>
-        </w:rPr>
-        <w:t>YouTube</w:t>
-      </w:r>
-      <w:r>
-        <w:t xml:space="preserve"> </w:t>
-      </w:r>
-      <w:r>
-        <w:rPr>
-          <w:i/>
-          <w:iCs/>
-        </w:rPr>
-        <w:t>Music</w:t>
-      </w:r>
-      <w:r>
-        <w:rPr>
-          <w:lang w:val="ru-RU"/>
-        </w:rPr>
-        <w:t xml:space="preserve"> </w:t>
-      </w:r>
-      <w:r>
-        <w:t>— это пример того, как музыкальный сервис может использовать внешние данные (видео, поиск, локация) для создания максимально точного пользовательского опыта.</w:t>
-      </w:r>
-    </w:p>
-    <w:p>
-      <w:pPr>
-        <w:rPr>
-          <w:lang w:val="ru-RU"/>
-        </w:rPr>
-      </w:pPr>
-    </w:p>
-    <w:p>
-      <w:pPr>
-        <w:pStyle w:val="2"/>
-        <w:numPr>
-          <w:ilvl w:val="1"/>
-          <w:numId w:val="2"/>
-        </w:numPr>
-      </w:pPr>
-      <w:r>
-        <w:t>Постановка задачи дипломного проекта</w:t>
-      </w:r>
-    </w:p>
-    <w:p>
-      <w:pPr>
-        <w:rPr>
-          <w:lang w:val="ru-RU"/>
-        </w:rPr>
-      </w:pPr>
-    </w:p>
-    <w:p>
-      <w:r>
-        <w:t xml:space="preserve">В настоящее время многие независимые музыкальные лейблы и современные медиа-платформы не имеют собственных автоматизированных информационных систем, которые бы в полной мере отвечали потребностям </w:t>
-      </w:r>
-      <w:r>
-        <w:lastRenderedPageBreak/>
-        <w:t>анализа предпочтений слушателей и эффективного управления медиатекой. Для решения задач по хранению музыкального контента, формированию плейлистов и взаимодействию с аудиторией в данный момент используются разрозненные облачные хранилища и сторонние социальные сети, не обеспечивающие единой структуры данных.</w:t>
-      </w:r>
-    </w:p>
-    <w:p>
-      <w:r>
-        <w:t xml:space="preserve">При анализе существующих систем-аналогов (таких как </w:t>
-      </w:r>
-      <w:proofErr w:type="spellStart"/>
-      <w:r>
-        <w:rPr>
-          <w:i/>
-          <w:iCs/>
-        </w:rPr>
-        <w:t>Spotify</w:t>
-      </w:r>
-      <w:proofErr w:type="spellEnd"/>
-      <w:r>
-        <w:t xml:space="preserve"> или </w:t>
-      </w:r>
-      <w:proofErr w:type="spellStart"/>
-      <w:r>
-        <w:t>Яндекс.Музыка</w:t>
-      </w:r>
-      <w:proofErr w:type="spellEnd"/>
-      <w:r>
-        <w:t>) определено, что их готовые решения не могут быть интегрированы в частные инфраструктуры из-за закрытости алгоритмов и отсутствия возможности кастомизации под узкие жанровые или корпоративные требования, а качество рекомендательных моделей напрямую влияет на удержание аудитории в рамках конкретного сервиса.</w:t>
-      </w:r>
-    </w:p>
-    <w:p>
-      <w:r>
-        <w:t>Таким образом, определена задача дипломного проекта: необходимо создать автоматизированную информационную систему музыкального сервиса с модулем персональных рекомендаций для управления аудио-каталогом и обеспечения доступа к контенту как для администраторов (кураторов лейбла), так и для конечных слушателей.</w:t>
-      </w:r>
-    </w:p>
-    <w:p>
-      <w:r>
-        <w:t>Система должна иметь адаптивный веб-интерфейс, созданный с учетом требований к юзабилити современных мультимедийных приложений и специфики потребления аудио-контента.</w:t>
-      </w:r>
-    </w:p>
-    <w:p>
-      <w:r>
-        <w:t xml:space="preserve">Кроме того, определены исходные данные к проекту. Система должна корректно работать в таких браузерах как </w:t>
-      </w:r>
-      <w:r>
-        <w:rPr>
-          <w:i/>
-          <w:iCs/>
-        </w:rPr>
-        <w:t xml:space="preserve">Google </w:t>
-      </w:r>
-      <w:proofErr w:type="spellStart"/>
-      <w:r>
-        <w:rPr>
-          <w:i/>
-          <w:iCs/>
-        </w:rPr>
-        <w:t>Chrome</w:t>
-      </w:r>
-      <w:proofErr w:type="spellEnd"/>
-      <w:r>
-        <w:t xml:space="preserve"> (версия 90 и выше), </w:t>
-      </w:r>
-      <w:r>
-        <w:rPr>
-          <w:i/>
-          <w:iCs/>
-        </w:rPr>
-        <w:t>Mozilla Firefox</w:t>
-      </w:r>
-      <w:r>
-        <w:t xml:space="preserve"> (версия 85 и выше), </w:t>
-      </w:r>
-      <w:r>
-        <w:rPr>
-          <w:i/>
-          <w:iCs/>
-        </w:rPr>
-        <w:t>Safari</w:t>
-      </w:r>
-      <w:r>
-        <w:t xml:space="preserve"> (версия 14 и выше), </w:t>
-      </w:r>
-      <w:r>
-        <w:rPr>
-          <w:i/>
-          <w:iCs/>
-        </w:rPr>
-        <w:t>Microsoft Edge</w:t>
-      </w:r>
-      <w:r>
-        <w:t xml:space="preserve"> (версия 90 и выше). Используемые технологии: язык программирования — </w:t>
-      </w:r>
-      <w:r>
-        <w:rPr>
-          <w:i/>
-          <w:iCs/>
-          <w:lang w:val="en-US"/>
-        </w:rPr>
-        <w:t>Java</w:t>
-      </w:r>
-      <w:r>
-        <w:t xml:space="preserve"> для серверной части, </w:t>
-      </w:r>
-      <w:r>
-        <w:rPr>
-          <w:i/>
-          <w:iCs/>
-        </w:rPr>
-        <w:t>JavaScript</w:t>
-      </w:r>
-      <w:r>
-        <w:t xml:space="preserve"> (</w:t>
-      </w:r>
-      <w:r>
-        <w:rPr>
-          <w:i/>
-          <w:iCs/>
-        </w:rPr>
-        <w:t>React.js</w:t>
-      </w:r>
-      <w:r>
-        <w:t xml:space="preserve">), </w:t>
-      </w:r>
-      <w:r>
-        <w:rPr>
-          <w:i/>
-          <w:iCs/>
-        </w:rPr>
-        <w:t>HTML5</w:t>
-      </w:r>
-      <w:r>
-        <w:t xml:space="preserve">, </w:t>
-      </w:r>
-      <w:r>
-        <w:rPr>
-          <w:i/>
-          <w:iCs/>
-        </w:rPr>
-        <w:t>CSS3</w:t>
-      </w:r>
-      <w:r>
-        <w:t xml:space="preserve"> для клиентской части; система управления базами данных — </w:t>
-      </w:r>
-      <w:proofErr w:type="spellStart"/>
-      <w:r>
-        <w:rPr>
-          <w:i/>
-          <w:iCs/>
-        </w:rPr>
-        <w:t>PostgreSQL</w:t>
-      </w:r>
-      <w:proofErr w:type="spellEnd"/>
-      <w:r>
-        <w:t>; хранение медиа-файлов — объектное хранилище (S3-совместимое).</w:t>
-      </w:r>
+    </w:p>
+    <w:p>
+      <w:pPr>
+        <w:tabs>
+          <w:tab w:val="left" w:pos="993"/>
+        </w:tabs>
+        <w:spacing w:line="240" w:lineRule="auto"/>
+        <w:ind w:right="181"/>
+        <w:rPr>
+          <w:rFonts w:eastAsia="Times New Roman"/>
+          <w:szCs w:val="28"/>
+          <w:lang w:eastAsia="ru-RU"/>
+        </w:rPr>
+      </w:pPr>
+      <w:r>
+        <w:rPr>
+          <w:rFonts w:eastAsia="Times New Roman"/>
+          <w:szCs w:val="28"/>
+          <w:lang w:eastAsia="ru-RU"/>
+        </w:rPr>
+        <w:t>1.3 Постановка задачи</w:t>
+      </w:r>
+    </w:p>
+    <w:p>
+      <w:pPr>
+        <w:tabs>
+          <w:tab w:val="left" w:pos="993"/>
+        </w:tabs>
+        <w:spacing w:line="0" w:lineRule="atLeast"/>
+        <w:ind w:right="181"/>
+        <w:rPr>
+          <w:rFonts w:eastAsia="Times New Roman"/>
+          <w:szCs w:val="28"/>
+          <w:lang w:eastAsia="ru-RU"/>
+        </w:rPr>
+      </w:pPr>
+      <w:r>
+        <w:rPr>
+          <w:rFonts w:eastAsia="Times New Roman"/>
+          <w:szCs w:val="28"/>
+          <w:lang w:eastAsia="ru-RU"/>
+        </w:rPr>
+        <w:t>2 Проектирование структуры программного модуля</w:t>
+      </w:r>
+    </w:p>
+    <w:p>
+      <w:pPr>
+        <w:tabs>
+          <w:tab w:val="left" w:pos="993"/>
+        </w:tabs>
+        <w:spacing w:line="0" w:lineRule="atLeast"/>
+        <w:ind w:right="181"/>
+        <w:rPr>
+          <w:rFonts w:eastAsia="Times New Roman"/>
+          <w:szCs w:val="28"/>
+          <w:lang w:eastAsia="ru-RU"/>
+        </w:rPr>
+      </w:pPr>
+      <w:r>
+        <w:rPr>
+          <w:rFonts w:eastAsia="Times New Roman"/>
+          <w:szCs w:val="28"/>
+          <w:lang w:eastAsia="ru-RU"/>
+        </w:rPr>
+        <w:t>2.1 Организационно-экономическая сущность задачи</w:t>
+      </w:r>
+    </w:p>
+    <w:p>
+      <w:pPr>
+        <w:tabs>
+          <w:tab w:val="left" w:pos="993"/>
+        </w:tabs>
+        <w:spacing w:line="0" w:lineRule="atLeast"/>
+        <w:ind w:right="181"/>
+        <w:rPr>
+          <w:rFonts w:eastAsia="Times New Roman"/>
+          <w:szCs w:val="28"/>
+          <w:lang w:eastAsia="ru-RU"/>
+        </w:rPr>
+      </w:pPr>
+      <w:r>
+        <w:rPr>
+          <w:rFonts w:eastAsia="Times New Roman"/>
+          <w:szCs w:val="28"/>
+          <w:lang w:eastAsia="ru-RU"/>
+        </w:rPr>
+        <w:t>2.2 Описание структуры системы</w:t>
+      </w:r>
+    </w:p>
+    <w:p>
+      <w:pPr>
+        <w:tabs>
+          <w:tab w:val="left" w:pos="993"/>
+        </w:tabs>
+        <w:spacing w:line="0" w:lineRule="atLeast"/>
+        <w:ind w:right="181"/>
+        <w:rPr>
+          <w:rFonts w:eastAsia="Times New Roman"/>
+          <w:szCs w:val="28"/>
+          <w:lang w:eastAsia="ru-RU"/>
+        </w:rPr>
+      </w:pPr>
+      <w:r>
+        <w:rPr>
+          <w:rFonts w:eastAsia="Times New Roman"/>
+          <w:szCs w:val="28"/>
+          <w:lang w:eastAsia="ru-RU"/>
+        </w:rPr>
+        <w:t>2.3 Структура разрабатываемого программного модуля</w:t>
+      </w:r>
+    </w:p>
+    <w:p>
+      <w:pPr>
+        <w:tabs>
+          <w:tab w:val="left" w:pos="993"/>
+        </w:tabs>
+        <w:spacing w:line="0" w:lineRule="atLeast"/>
+        <w:ind w:right="181"/>
+        <w:rPr>
+          <w:rFonts w:eastAsia="Times New Roman"/>
+          <w:szCs w:val="28"/>
+          <w:lang w:eastAsia="ru-RU"/>
+        </w:rPr>
+      </w:pPr>
+      <w:r>
+        <w:rPr>
+          <w:rFonts w:eastAsia="Times New Roman"/>
+          <w:szCs w:val="28"/>
+          <w:lang w:eastAsia="ru-RU"/>
+        </w:rPr>
+        <w:t>2.4 Информационное обеспечение программного модуля</w:t>
+      </w:r>
+    </w:p>
+    <w:p>
+      <w:pPr>
+        <w:tabs>
+          <w:tab w:val="left" w:pos="993"/>
+        </w:tabs>
+        <w:spacing w:line="0" w:lineRule="atLeast"/>
+        <w:ind w:right="181"/>
+        <w:rPr>
+          <w:rFonts w:eastAsia="Times New Roman"/>
+          <w:szCs w:val="28"/>
+          <w:lang w:eastAsia="ru-RU"/>
+        </w:rPr>
+      </w:pPr>
+      <w:r>
+        <w:rPr>
+          <w:rFonts w:eastAsia="Times New Roman"/>
+          <w:szCs w:val="28"/>
+          <w:lang w:eastAsia="ru-RU"/>
+        </w:rPr>
+        <w:t>2.5 Техническое и системное программное обеспечение</w:t>
+      </w:r>
+    </w:p>
+    <w:p>
+      <w:pPr>
+        <w:tabs>
+          <w:tab w:val="left" w:pos="993"/>
+        </w:tabs>
+        <w:spacing w:line="0" w:lineRule="atLeast"/>
+        <w:ind w:right="181"/>
+        <w:rPr>
+          <w:rFonts w:eastAsia="Times New Roman"/>
+          <w:szCs w:val="28"/>
+          <w:lang w:eastAsia="ru-RU"/>
+        </w:rPr>
+      </w:pPr>
+      <w:r>
+        <w:rPr>
+          <w:rFonts w:eastAsia="Times New Roman"/>
+          <w:szCs w:val="28"/>
+          <w:lang w:eastAsia="ru-RU"/>
+        </w:rPr>
+        <w:t>2.6 Эргономическое обеспечение</w:t>
+      </w:r>
+    </w:p>
+    <w:p>
+      <w:pPr>
+        <w:tabs>
+          <w:tab w:val="left" w:pos="993"/>
+        </w:tabs>
+        <w:spacing w:line="0" w:lineRule="atLeast"/>
+        <w:ind w:right="181"/>
+        <w:rPr>
+          <w:rFonts w:eastAsia="Times New Roman"/>
+          <w:szCs w:val="28"/>
+          <w:lang w:eastAsia="ru-RU"/>
+        </w:rPr>
+      </w:pPr>
+      <w:r>
+        <w:rPr>
+          <w:rFonts w:eastAsia="Times New Roman"/>
+          <w:szCs w:val="28"/>
+          <w:lang w:eastAsia="ru-RU"/>
+        </w:rPr>
+        <w:t>2.7 Организационное обеспечение</w:t>
+      </w:r>
+    </w:p>
+    <w:p>
+      <w:pPr>
+        <w:tabs>
+          <w:tab w:val="left" w:pos="993"/>
+        </w:tabs>
+        <w:spacing w:line="0" w:lineRule="atLeast"/>
+        <w:ind w:right="181"/>
+        <w:rPr>
+          <w:rFonts w:eastAsia="Times New Roman"/>
+          <w:szCs w:val="28"/>
+          <w:lang w:eastAsia="ru-RU"/>
+        </w:rPr>
+      </w:pPr>
+      <w:r>
+        <w:rPr>
+          <w:rFonts w:eastAsia="Times New Roman"/>
+          <w:szCs w:val="28"/>
+          <w:lang w:eastAsia="ru-RU"/>
+        </w:rPr>
+        <w:t>3 Программная реализация комплекса задач анализа продаж</w:t>
+      </w:r>
+    </w:p>
+    <w:p>
+      <w:pPr>
+        <w:tabs>
+          <w:tab w:val="left" w:pos="993"/>
+        </w:tabs>
+        <w:spacing w:line="0" w:lineRule="atLeast"/>
+        <w:ind w:right="181"/>
+        <w:rPr>
+          <w:rFonts w:eastAsia="Times New Roman"/>
+          <w:szCs w:val="28"/>
+          <w:lang w:eastAsia="ru-RU"/>
+        </w:rPr>
+      </w:pPr>
+      <w:r>
+        <w:rPr>
+          <w:rFonts w:eastAsia="Times New Roman"/>
+          <w:szCs w:val="28"/>
+          <w:lang w:eastAsia="ru-RU"/>
+        </w:rPr>
+        <w:t>3.1 Выбор и обоснование средств реализации</w:t>
+      </w:r>
+    </w:p>
+    <w:p>
+      <w:pPr>
+        <w:tabs>
+          <w:tab w:val="left" w:pos="993"/>
+        </w:tabs>
+        <w:spacing w:line="0" w:lineRule="atLeast"/>
+        <w:ind w:right="181"/>
+        <w:rPr>
+          <w:rFonts w:eastAsia="Times New Roman"/>
+          <w:szCs w:val="28"/>
+          <w:lang w:eastAsia="ru-RU"/>
+        </w:rPr>
+      </w:pPr>
+      <w:r>
+        <w:rPr>
+          <w:rFonts w:eastAsia="Times New Roman"/>
+          <w:szCs w:val="28"/>
+          <w:lang w:eastAsia="ru-RU"/>
+        </w:rPr>
+        <w:t>3.1.1 Компоненты модуля</w:t>
+      </w:r>
+    </w:p>
+    <w:p>
+      <w:pPr>
+        <w:tabs>
+          <w:tab w:val="left" w:pos="993"/>
+        </w:tabs>
+        <w:spacing w:line="0" w:lineRule="atLeast"/>
+        <w:ind w:right="181"/>
+        <w:rPr>
+          <w:rFonts w:eastAsia="Times New Roman"/>
+          <w:szCs w:val="28"/>
+          <w:lang w:eastAsia="ru-RU"/>
+        </w:rPr>
+      </w:pPr>
+      <w:r>
+        <w:rPr>
+          <w:rFonts w:eastAsia="Times New Roman"/>
+          <w:szCs w:val="28"/>
+          <w:lang w:eastAsia="ru-RU"/>
+        </w:rPr>
+        <w:t>3.1.2 Языки программирования</w:t>
+      </w:r>
+    </w:p>
+    <w:p>
+      <w:pPr>
+        <w:tabs>
+          <w:tab w:val="left" w:pos="993"/>
+        </w:tabs>
+        <w:spacing w:line="0" w:lineRule="atLeast"/>
+        <w:ind w:right="181"/>
+        <w:rPr>
+          <w:rFonts w:eastAsia="Times New Roman"/>
+          <w:szCs w:val="28"/>
+          <w:lang w:eastAsia="ru-RU"/>
+        </w:rPr>
+      </w:pPr>
+      <w:r>
+        <w:rPr>
+          <w:rFonts w:eastAsia="Times New Roman"/>
+          <w:szCs w:val="28"/>
+          <w:lang w:eastAsia="ru-RU"/>
+        </w:rPr>
+        <w:t>3.1.3 Фреймворки и библиотеки</w:t>
+      </w:r>
+    </w:p>
+    <w:p>
+      <w:pPr>
+        <w:tabs>
+          <w:tab w:val="left" w:pos="993"/>
+        </w:tabs>
+        <w:spacing w:line="0" w:lineRule="atLeast"/>
+        <w:ind w:right="181"/>
+        <w:rPr>
+          <w:rFonts w:eastAsia="Times New Roman"/>
+          <w:szCs w:val="28"/>
+          <w:lang w:eastAsia="ru-RU"/>
+        </w:rPr>
+      </w:pPr>
+      <w:r>
+        <w:rPr>
+          <w:rFonts w:eastAsia="Times New Roman"/>
+          <w:szCs w:val="28"/>
+          <w:lang w:eastAsia="ru-RU"/>
+        </w:rPr>
+        <w:t>3.1.4 Выбор СУБД</w:t>
+      </w:r>
+    </w:p>
+    <w:p>
+      <w:pPr>
+        <w:tabs>
+          <w:tab w:val="left" w:pos="993"/>
+        </w:tabs>
+        <w:spacing w:line="240" w:lineRule="auto"/>
+        <w:ind w:right="181"/>
+        <w:rPr>
+          <w:rFonts w:eastAsia="Times New Roman"/>
+          <w:szCs w:val="28"/>
+          <w:lang w:eastAsia="ru-RU"/>
+        </w:rPr>
+      </w:pPr>
+      <w:r>
+        <w:rPr>
+          <w:rFonts w:eastAsia="Times New Roman"/>
+          <w:szCs w:val="28"/>
+          <w:lang w:eastAsia="ru-RU"/>
+        </w:rPr>
+        <w:t>3.1.5 Среда разработки</w:t>
+      </w:r>
+    </w:p>
+    <w:p>
+      <w:pPr>
+        <w:tabs>
+          <w:tab w:val="left" w:pos="993"/>
+        </w:tabs>
+        <w:spacing w:line="240" w:lineRule="auto"/>
+        <w:ind w:right="181"/>
+        <w:rPr>
+          <w:rFonts w:eastAsia="Times New Roman"/>
+          <w:szCs w:val="28"/>
+          <w:lang w:eastAsia="ru-RU"/>
+        </w:rPr>
+      </w:pPr>
+      <w:r>
+        <w:rPr>
+          <w:rFonts w:eastAsia="Times New Roman"/>
+          <w:szCs w:val="28"/>
+          <w:lang w:eastAsia="ru-RU"/>
+        </w:rPr>
+        <w:t>3.2 Структура проекта</w:t>
+      </w:r>
+    </w:p>
+    <w:p>
+      <w:pPr>
+        <w:tabs>
+          <w:tab w:val="left" w:pos="993"/>
+        </w:tabs>
+        <w:spacing w:line="240" w:lineRule="auto"/>
+        <w:ind w:right="181"/>
+        <w:rPr>
+          <w:rFonts w:eastAsia="Times New Roman"/>
+          <w:szCs w:val="28"/>
+          <w:lang w:eastAsia="ru-RU"/>
+        </w:rPr>
+      </w:pPr>
+      <w:r>
+        <w:rPr>
+          <w:rFonts w:eastAsia="Times New Roman"/>
+          <w:szCs w:val="28"/>
+          <w:lang w:eastAsia="ru-RU"/>
+        </w:rPr>
+        <w:t>3.3 Разработка программного кода</w:t>
+      </w:r>
+    </w:p>
+    <w:p>
+      <w:pPr>
+        <w:tabs>
+          <w:tab w:val="left" w:pos="993"/>
+        </w:tabs>
+        <w:spacing w:line="240" w:lineRule="auto"/>
+        <w:ind w:right="181"/>
+        <w:rPr>
+          <w:rFonts w:eastAsia="Times New Roman"/>
+          <w:szCs w:val="28"/>
+          <w:lang w:eastAsia="ru-RU"/>
+        </w:rPr>
+      </w:pPr>
+      <w:r>
+        <w:rPr>
+          <w:rFonts w:eastAsia="Times New Roman"/>
+          <w:szCs w:val="28"/>
+          <w:lang w:eastAsia="ru-RU"/>
+        </w:rPr>
+        <w:t>3.4 Руководство пользователя</w:t>
+      </w:r>
+    </w:p>
+    <w:p>
+      <w:pPr>
+        <w:tabs>
+          <w:tab w:val="left" w:pos="993"/>
+        </w:tabs>
+        <w:spacing w:line="240" w:lineRule="auto"/>
+        <w:ind w:right="181"/>
+        <w:rPr>
+          <w:rFonts w:eastAsia="Times New Roman"/>
+          <w:szCs w:val="28"/>
+          <w:lang w:eastAsia="ru-RU"/>
+        </w:rPr>
+      </w:pPr>
+      <w:r>
+        <w:rPr>
+          <w:rFonts w:eastAsia="Times New Roman"/>
+          <w:szCs w:val="28"/>
+          <w:lang w:eastAsia="ru-RU"/>
+        </w:rPr>
+        <w:t>4 Технико-экономическое обоснование</w:t>
+      </w:r>
+    </w:p>
+    <w:p>
+      <w:pPr>
+        <w:tabs>
+          <w:tab w:val="left" w:pos="993"/>
+        </w:tabs>
+        <w:spacing w:line="240" w:lineRule="auto"/>
+        <w:ind w:right="181"/>
+        <w:rPr>
+          <w:rFonts w:eastAsia="Times New Roman"/>
+          <w:szCs w:val="28"/>
+          <w:lang w:eastAsia="ru-RU"/>
+        </w:rPr>
+      </w:pPr>
+      <w:r>
+        <w:rPr>
+          <w:rFonts w:eastAsia="Times New Roman"/>
+          <w:szCs w:val="28"/>
+          <w:lang w:eastAsia="ru-RU"/>
+        </w:rPr>
+        <w:t>Заключение</w:t>
+      </w:r>
+    </w:p>
+    <w:p>
+      <w:pPr>
+        <w:tabs>
+          <w:tab w:val="left" w:pos="993"/>
+        </w:tabs>
+        <w:ind w:right="181"/>
+        <w:contextualSpacing/>
+        <w:rPr>
+          <w:rFonts w:eastAsia="Times New Roman"/>
+          <w:szCs w:val="28"/>
+          <w:lang w:eastAsia="ru-RU"/>
+        </w:rPr>
+      </w:pPr>
     </w:p>
     <w:p/>
     <w:sectPr>
-      <w:footerReference w:type="default" r:id="rId8"/>
+      <w:footerReference w:type="default" r:id="rId12"/>
       <w:pgSz w:w="11906" w:h="16838"/>
       <w:pgMar w:top="1134" w:right="850" w:bottom="1134" w:left="1701" w:header="567" w:footer="567" w:gutter="0"/>
       <w:cols w:space="708"/>
@@ -3421,12 +6441,12 @@
   <w:abstractNum w:abstractNumId="4" w15:restartNumberingAfterBreak="0">
     <w:nsid w:val="23E84542"/>
     <w:multiLevelType w:val="multilevel"/>
-    <w:tmpl w:val="32E8570A"/>
+    <w:tmpl w:val="8A5442F0"/>
     <w:lvl w:ilvl="0">
       <w:start w:val="1"/>
       <w:numFmt w:val="decimal"/>
       <w:pStyle w:val="1"/>
-      <w:lvlText w:val="%1."/>
+      <w:lvlText w:val="%1"/>
       <w:lvlJc w:val="left"/>
       <w:pPr>
         <w:ind w:left="1069" w:hanging="360"/>
@@ -4252,7 +7272,7 @@
     <w:link w:val="10"/>
     <w:uiPriority w:val="9"/>
     <w:qFormat/>
-    <w:rsid w:val="00626A09"/>
+    <w:rsid w:val="00841C12"/>
     <w:pPr>
       <w:keepNext/>
       <w:keepLines/>
@@ -4264,7 +7284,6 @@
         <w:tab w:val="left" w:pos="1134"/>
       </w:tabs>
       <w:spacing w:after="0" w:line="276" w:lineRule="auto"/>
-      <w:ind w:left="1134" w:hanging="425"/>
       <w:jc w:val="both"/>
       <w:outlineLvl w:val="0"/>
     </w:pPr>
@@ -4862,6 +7881,90 @@
       <w:shd w:val="clear" w:color="auto" w:fill="E1DFDD"/>
     </w:rPr>
   </w:style>
+  <w:style w:type="paragraph" w:styleId="af3">
+    <w:name w:val="TOC Heading"/>
+    <w:basedOn w:val="1"/>
+    <w:next w:val="a"/>
+    <w:uiPriority w:val="39"/>
+    <w:unhideWhenUsed/>
+    <w:qFormat/>
+    <w:rsid w:val="009B13CA"/>
+    <w:pPr>
+      <w:widowControl/>
+      <w:numPr>
+        <w:numId w:val="0"/>
+      </w:numPr>
+      <w:tabs>
+        <w:tab w:val="clear" w:pos="1134"/>
+      </w:tabs>
+      <w:spacing w:before="240" w:line="259" w:lineRule="auto"/>
+      <w:jc w:val="left"/>
+      <w:outlineLvl w:val="9"/>
+    </w:pPr>
+    <w:rPr>
+      <w:rFonts w:asciiTheme="majorHAnsi" w:hAnsiTheme="majorHAnsi"/>
+      <w:b w:val="0"/>
+      <w:caps w:val="0"/>
+      <w:color w:val="0F4761" w:themeColor="accent1" w:themeShade="BF"/>
+      <w:kern w:val="0"/>
+      <w:sz w:val="32"/>
+      <w:szCs w:val="32"/>
+      <w:lang w:val="ru-BY" w:eastAsia="ru-BY"/>
+      <w14:ligatures w14:val="none"/>
+    </w:rPr>
+  </w:style>
+  <w:style w:type="paragraph" w:styleId="11">
+    <w:name w:val="toc 1"/>
+    <w:basedOn w:val="a"/>
+    <w:next w:val="a"/>
+    <w:autoRedefine/>
+    <w:uiPriority w:val="39"/>
+    <w:unhideWhenUsed/>
+    <w:rsid w:val="000527CC"/>
+    <w:pPr>
+      <w:tabs>
+        <w:tab w:val="left" w:pos="993"/>
+        <w:tab w:val="right" w:leader="dot" w:pos="9345"/>
+      </w:tabs>
+      <w:spacing w:after="100"/>
+      <w:ind w:left="2268" w:hanging="1559"/>
+    </w:pPr>
+  </w:style>
+  <w:style w:type="paragraph" w:styleId="23">
+    <w:name w:val="toc 2"/>
+    <w:basedOn w:val="a"/>
+    <w:next w:val="a"/>
+    <w:autoRedefine/>
+    <w:uiPriority w:val="39"/>
+    <w:unhideWhenUsed/>
+    <w:rsid w:val="009B13CA"/>
+    <w:pPr>
+      <w:spacing w:after="100"/>
+      <w:ind w:left="280"/>
+    </w:pPr>
+  </w:style>
+  <w:style w:type="paragraph" w:styleId="31">
+    <w:name w:val="toc 3"/>
+    <w:basedOn w:val="a"/>
+    <w:next w:val="a"/>
+    <w:autoRedefine/>
+    <w:uiPriority w:val="39"/>
+    <w:unhideWhenUsed/>
+    <w:rsid w:val="009B13CA"/>
+    <w:pPr>
+      <w:spacing w:after="100" w:line="259" w:lineRule="auto"/>
+      <w:ind w:left="440" w:firstLine="0"/>
+      <w:jc w:val="left"/>
+    </w:pPr>
+    <w:rPr>
+      <w:rFonts w:asciiTheme="minorHAnsi" w:eastAsiaTheme="minorEastAsia" w:hAnsiTheme="minorHAnsi" w:cs="Times New Roman"/>
+      <w:kern w:val="0"/>
+      <w:sz w:val="22"/>
+      <w:szCs w:val="22"/>
+      <w:lang w:eastAsia="ru-BY"/>
+      <w14:ligatures w14:val="none"/>
+    </w:rPr>
+  </w:style>
 </w:styles>
 </file>
 

--- a/ПДП.docx
+++ b/ПДП.docx
@@ -57,13 +57,22 @@
     </w:p>
     <w:p>
       <w:pPr>
+        <w:tabs>
+          <w:tab w:val="left" w:pos="1418"/>
+        </w:tabs>
         <w:ind w:firstLine="0"/>
         <w:rPr>
           <w:lang w:val="ru-RU"/>
         </w:rPr>
       </w:pPr>
       <w:r>
-        <w:t xml:space="preserve">Факультет </w:t>
+        <w:t>Факультет</w:t>
+      </w:r>
+      <w:r>
+        <w:rPr>
+          <w:lang w:val="ru-RU"/>
+        </w:rPr>
+        <w:tab/>
       </w:r>
       <w:r>
         <w:rPr>
@@ -91,7 +100,19 @@
         <w:rPr>
           <w:lang w:val="ru-RU"/>
         </w:rPr>
-        <w:t>Кафедра информационных технологий и автоматизированных систем</w:t>
+        <w:t>Кафедра</w:t>
+      </w:r>
+      <w:r>
+        <w:rPr>
+          <w:lang w:val="ru-RU"/>
+        </w:rPr>
+        <w:tab/>
+      </w:r>
+      <w:r>
+        <w:rPr>
+          <w:lang w:val="ru-RU"/>
+        </w:rPr>
+        <w:t>информационных технологий и автоматизированных систем</w:t>
       </w:r>
     </w:p>
     <w:p>
@@ -104,6 +125,288 @@
     </w:p>
     <w:p>
       <w:pPr>
+        <w:spacing w:line="240" w:lineRule="auto"/>
+        <w:rPr>
+          <w:szCs w:val="28"/>
+        </w:rPr>
+      </w:pPr>
+    </w:p>
+    <w:tbl>
+      <w:tblPr>
+        <w:tblStyle w:val="af4"/>
+        <w:tblW w:w="9606" w:type="dxa"/>
+        <w:tblLook w:val="04A0" w:firstRow="1" w:lastRow="0" w:firstColumn="1" w:lastColumn="0" w:noHBand="0" w:noVBand="1"/>
+      </w:tblPr>
+      <w:tblGrid>
+        <w:gridCol w:w="4503"/>
+        <w:gridCol w:w="5103"/>
+      </w:tblGrid>
+      <w:tr>
+        <w:tc>
+          <w:tcPr>
+            <w:tcW w:w="4503" w:type="dxa"/>
+            <w:tcBorders>
+              <w:top w:val="nil"/>
+              <w:left w:val="nil"/>
+              <w:bottom w:val="nil"/>
+              <w:right w:val="nil"/>
+            </w:tcBorders>
+          </w:tcPr>
+          <w:p>
+            <w:pPr>
+              <w:jc w:val="center"/>
+              <w:rPr>
+                <w:szCs w:val="28"/>
+              </w:rPr>
+            </w:pPr>
+          </w:p>
+        </w:tc>
+        <w:tc>
+          <w:tcPr>
+            <w:tcW w:w="5103" w:type="dxa"/>
+            <w:tcBorders>
+              <w:top w:val="nil"/>
+              <w:left w:val="nil"/>
+              <w:bottom w:val="nil"/>
+              <w:right w:val="nil"/>
+            </w:tcBorders>
+          </w:tcPr>
+          <w:p>
+            <w:pPr>
+              <w:ind w:firstLine="0"/>
+              <w:rPr>
+                <w:sz w:val="24"/>
+                <w:szCs w:val="24"/>
+              </w:rPr>
+            </w:pPr>
+            <w:r>
+              <w:rPr>
+                <w:sz w:val="24"/>
+                <w:szCs w:val="24"/>
+              </w:rPr>
+              <w:t xml:space="preserve">Номер зачётной книжки __________________ </w:t>
+            </w:r>
+          </w:p>
+        </w:tc>
+      </w:tr>
+      <w:tr>
+        <w:tc>
+          <w:tcPr>
+            <w:tcW w:w="4503" w:type="dxa"/>
+            <w:tcBorders>
+              <w:top w:val="nil"/>
+              <w:left w:val="nil"/>
+              <w:bottom w:val="nil"/>
+              <w:right w:val="nil"/>
+            </w:tcBorders>
+          </w:tcPr>
+          <w:p>
+            <w:pPr>
+              <w:jc w:val="center"/>
+              <w:rPr>
+                <w:szCs w:val="28"/>
+              </w:rPr>
+            </w:pPr>
+          </w:p>
+        </w:tc>
+        <w:tc>
+          <w:tcPr>
+            <w:tcW w:w="5103" w:type="dxa"/>
+            <w:tcBorders>
+              <w:top w:val="nil"/>
+              <w:left w:val="nil"/>
+              <w:bottom w:val="nil"/>
+              <w:right w:val="nil"/>
+            </w:tcBorders>
+          </w:tcPr>
+          <w:p>
+            <w:pPr>
+              <w:ind w:firstLine="0"/>
+              <w:rPr>
+                <w:sz w:val="24"/>
+                <w:szCs w:val="24"/>
+              </w:rPr>
+            </w:pPr>
+            <w:r>
+              <w:rPr>
+                <w:sz w:val="24"/>
+                <w:szCs w:val="24"/>
+              </w:rPr>
+              <w:t>Производственная практика зачтена с оценкой</w:t>
+            </w:r>
+          </w:p>
+          <w:p>
+            <w:pPr>
+              <w:ind w:firstLine="0"/>
+              <w:rPr>
+                <w:sz w:val="24"/>
+                <w:szCs w:val="24"/>
+              </w:rPr>
+            </w:pPr>
+            <w:r>
+              <w:rPr>
+                <w:sz w:val="24"/>
+                <w:szCs w:val="24"/>
+              </w:rPr>
+              <w:t>_____ (__________________)</w:t>
+            </w:r>
+          </w:p>
+          <w:p>
+            <w:pPr>
+              <w:rPr>
+                <w:sz w:val="16"/>
+                <w:szCs w:val="16"/>
+              </w:rPr>
+            </w:pPr>
+            <w:r>
+              <w:rPr>
+                <w:sz w:val="16"/>
+                <w:szCs w:val="16"/>
+              </w:rPr>
+              <w:t>(</w:t>
+            </w:r>
+            <w:proofErr w:type="gramStart"/>
+            <w:r>
+              <w:rPr>
+                <w:sz w:val="16"/>
+                <w:szCs w:val="16"/>
+              </w:rPr>
+              <w:t xml:space="preserve">цифрой)   </w:t>
+            </w:r>
+            <w:proofErr w:type="gramEnd"/>
+            <w:r>
+              <w:rPr>
+                <w:sz w:val="16"/>
+                <w:szCs w:val="16"/>
+              </w:rPr>
+              <w:t xml:space="preserve">                (прописью)</w:t>
+            </w:r>
+          </w:p>
+        </w:tc>
+      </w:tr>
+      <w:tr>
+        <w:tc>
+          <w:tcPr>
+            <w:tcW w:w="4503" w:type="dxa"/>
+            <w:tcBorders>
+              <w:top w:val="nil"/>
+              <w:left w:val="nil"/>
+              <w:bottom w:val="nil"/>
+              <w:right w:val="nil"/>
+            </w:tcBorders>
+          </w:tcPr>
+          <w:p>
+            <w:pPr>
+              <w:jc w:val="center"/>
+              <w:rPr>
+                <w:szCs w:val="28"/>
+              </w:rPr>
+            </w:pPr>
+          </w:p>
+        </w:tc>
+        <w:tc>
+          <w:tcPr>
+            <w:tcW w:w="5103" w:type="dxa"/>
+            <w:tcBorders>
+              <w:top w:val="nil"/>
+              <w:left w:val="nil"/>
+              <w:bottom w:val="nil"/>
+              <w:right w:val="nil"/>
+            </w:tcBorders>
+          </w:tcPr>
+          <w:p>
+            <w:pPr>
+              <w:ind w:firstLine="0"/>
+              <w:rPr>
+                <w:sz w:val="24"/>
+                <w:szCs w:val="24"/>
+              </w:rPr>
+            </w:pPr>
+            <w:r>
+              <w:rPr>
+                <w:sz w:val="24"/>
+                <w:szCs w:val="24"/>
+              </w:rPr>
+              <w:t>__________________________</w:t>
+            </w:r>
+          </w:p>
+          <w:p>
+            <w:pPr>
+              <w:rPr>
+                <w:sz w:val="24"/>
+                <w:szCs w:val="24"/>
+              </w:rPr>
+            </w:pPr>
+            <w:r>
+              <w:rPr>
+                <w:sz w:val="16"/>
+                <w:szCs w:val="16"/>
+              </w:rPr>
+              <w:t>(подпись руководителя практики от БГУИР)</w:t>
+            </w:r>
+            <w:r>
+              <w:rPr>
+                <w:sz w:val="24"/>
+                <w:szCs w:val="24"/>
+              </w:rPr>
+              <w:t xml:space="preserve"> </w:t>
+            </w:r>
+          </w:p>
+          <w:p>
+            <w:pPr>
+              <w:ind w:firstLine="0"/>
+              <w:rPr>
+                <w:sz w:val="24"/>
+                <w:szCs w:val="24"/>
+                <w:lang w:val="en-US"/>
+              </w:rPr>
+            </w:pPr>
+            <w:r>
+              <w:rPr>
+                <w:sz w:val="24"/>
+                <w:szCs w:val="24"/>
+              </w:rPr>
+              <w:t>___</w:t>
+            </w:r>
+            <w:proofErr w:type="gramStart"/>
+            <w:r>
+              <w:rPr>
+                <w:sz w:val="24"/>
+                <w:szCs w:val="24"/>
+              </w:rPr>
+              <w:t>_._</w:t>
+            </w:r>
+            <w:proofErr w:type="gramEnd"/>
+            <w:r>
+              <w:rPr>
+                <w:sz w:val="24"/>
+                <w:szCs w:val="24"/>
+              </w:rPr>
+              <w:t>____.202</w:t>
+            </w:r>
+            <w:r>
+              <w:rPr>
+                <w:sz w:val="24"/>
+                <w:szCs w:val="24"/>
+                <w:lang w:val="en-US"/>
+              </w:rPr>
+              <w:t>6</w:t>
+            </w:r>
+          </w:p>
+        </w:tc>
+      </w:tr>
+    </w:tbl>
+    <w:p>
+      <w:pPr>
+        <w:spacing w:line="240" w:lineRule="auto"/>
+        <w:jc w:val="center"/>
+        <w:rPr>
+          <w:szCs w:val="28"/>
+        </w:rPr>
+      </w:pPr>
+    </w:p>
+    <w:p>
+      <w:pPr>
         <w:ind w:firstLine="0"/>
         <w:rPr>
           <w:lang w:val="ru-RU"/>
@@ -128,328 +431,431 @@
     </w:p>
     <w:p>
       <w:pPr>
-        <w:ind w:firstLine="0"/>
-        <w:rPr>
-          <w:lang w:val="ru-RU"/>
-        </w:rPr>
-      </w:pPr>
-    </w:p>
-    <w:p>
-      <w:pPr>
-        <w:ind w:firstLine="0"/>
-        <w:rPr>
-          <w:lang w:val="ru-RU"/>
-        </w:rPr>
-      </w:pPr>
-    </w:p>
-    <w:p>
-      <w:pPr>
-        <w:ind w:firstLine="0"/>
-        <w:rPr>
-          <w:lang w:val="ru-RU"/>
-        </w:rPr>
-      </w:pPr>
-    </w:p>
-    <w:p>
-      <w:pPr>
-        <w:ind w:firstLine="0"/>
-        <w:rPr>
-          <w:lang w:val="ru-RU"/>
-        </w:rPr>
-      </w:pPr>
-    </w:p>
-    <w:p>
-      <w:pPr>
-        <w:ind w:firstLine="0"/>
-        <w:rPr>
-          <w:lang w:val="ru-RU"/>
-        </w:rPr>
-      </w:pPr>
-    </w:p>
-    <w:p>
-      <w:pPr>
-        <w:ind w:firstLine="0"/>
-        <w:rPr>
-          <w:lang w:val="ru-RU"/>
-        </w:rPr>
-      </w:pPr>
-    </w:p>
-    <w:p>
-      <w:pPr>
-        <w:ind w:firstLine="0"/>
-        <w:rPr>
-          <w:lang w:val="ru-RU"/>
-        </w:rPr>
-      </w:pPr>
-    </w:p>
-    <w:p>
-      <w:pPr>
-        <w:ind w:firstLine="0"/>
+        <w:spacing w:line="240" w:lineRule="auto"/>
         <w:jc w:val="center"/>
         <w:rPr>
-          <w:lang w:val="ru-RU"/>
-        </w:rPr>
-      </w:pPr>
-      <w:r>
-        <w:rPr>
-          <w:lang w:val="ru-RU"/>
+          <w:b/>
+          <w:szCs w:val="28"/>
+        </w:rPr>
+      </w:pPr>
+      <w:r>
+        <w:rPr>
+          <w:b/>
+          <w:szCs w:val="28"/>
         </w:rPr>
         <w:t>ОТЧЕТ</w:t>
       </w:r>
     </w:p>
     <w:p>
       <w:pPr>
-        <w:ind w:firstLine="0"/>
+        <w:spacing w:line="240" w:lineRule="auto"/>
         <w:jc w:val="center"/>
         <w:rPr>
-          <w:lang w:val="ru-RU"/>
-        </w:rPr>
-      </w:pPr>
-      <w:r>
-        <w:rPr>
-          <w:lang w:val="ru-RU"/>
+          <w:b/>
+          <w:szCs w:val="28"/>
+        </w:rPr>
+      </w:pPr>
+      <w:r>
+        <w:rPr>
+          <w:b/>
+          <w:szCs w:val="28"/>
         </w:rPr>
         <w:t>по преддипломной практике</w:t>
       </w:r>
     </w:p>
     <w:p>
       <w:pPr>
-        <w:ind w:firstLine="0"/>
+        <w:spacing w:line="240" w:lineRule="auto"/>
         <w:jc w:val="center"/>
         <w:rPr>
-          <w:lang w:val="ru-RU"/>
-        </w:rPr>
-      </w:pPr>
-    </w:p>
-    <w:p>
-      <w:pPr>
-        <w:ind w:firstLine="0"/>
+          <w:b/>
+          <w:szCs w:val="28"/>
+        </w:rPr>
+      </w:pPr>
+    </w:p>
+    <w:p>
+      <w:pPr>
+        <w:spacing w:line="240" w:lineRule="auto"/>
         <w:jc w:val="center"/>
         <w:rPr>
-          <w:lang w:val="ru-RU"/>
-        </w:rPr>
-      </w:pPr>
-    </w:p>
-    <w:p>
-      <w:pPr>
-        <w:ind w:firstLine="0"/>
+          <w:color w:val="000000"/>
+          <w:szCs w:val="28"/>
+        </w:rPr>
+      </w:pPr>
+      <w:r>
+        <w:rPr>
+          <w:szCs w:val="28"/>
+        </w:rPr>
+        <w:t>Место прохождения практики:</w:t>
+      </w:r>
+      <w:r>
+        <w:rPr>
+          <w:color w:val="FF0000"/>
+          <w:szCs w:val="28"/>
+        </w:rPr>
+        <w:t xml:space="preserve"> </w:t>
+      </w:r>
+      <w:r>
+        <w:rPr>
+          <w:color w:val="000000"/>
+          <w:szCs w:val="28"/>
+        </w:rPr>
+        <w:t>УО «БГУИР»</w:t>
+      </w:r>
+    </w:p>
+    <w:p>
+      <w:pPr>
+        <w:spacing w:line="240" w:lineRule="auto"/>
         <w:jc w:val="center"/>
         <w:rPr>
-          <w:lang w:val="ru-RU"/>
-        </w:rPr>
-      </w:pPr>
-    </w:p>
-    <w:p>
-      <w:pPr>
-        <w:ind w:firstLine="0"/>
+          <w:color w:val="000000"/>
+          <w:szCs w:val="28"/>
+        </w:rPr>
+      </w:pPr>
+      <w:r>
+        <w:rPr>
+          <w:color w:val="000000"/>
+          <w:szCs w:val="28"/>
+        </w:rPr>
+        <w:t>г. Минск</w:t>
+      </w:r>
+    </w:p>
+    <w:p>
+      <w:pPr>
+        <w:spacing w:line="240" w:lineRule="auto"/>
         <w:jc w:val="center"/>
         <w:rPr>
-          <w:lang w:val="ru-RU"/>
-        </w:rPr>
-      </w:pPr>
-    </w:p>
-    <w:p>
-      <w:pPr>
-        <w:ind w:firstLine="0"/>
+          <w:color w:val="FF0000"/>
+          <w:szCs w:val="28"/>
+        </w:rPr>
+      </w:pPr>
+    </w:p>
+    <w:p>
+      <w:pPr>
+        <w:spacing w:line="240" w:lineRule="auto"/>
         <w:jc w:val="center"/>
         <w:rPr>
-          <w:lang w:val="ru-RU"/>
-        </w:rPr>
-      </w:pPr>
-    </w:p>
-    <w:p>
-      <w:pPr>
-        <w:ind w:firstLine="0"/>
+          <w:szCs w:val="28"/>
+        </w:rPr>
+      </w:pPr>
+      <w:r>
+        <w:rPr>
+          <w:szCs w:val="28"/>
+        </w:rPr>
+        <w:t>Сроки прохождения практики: с 09.02.2026  по 22.03.2026</w:t>
+      </w:r>
+    </w:p>
+    <w:p>
+      <w:pPr>
+        <w:spacing w:line="240" w:lineRule="auto"/>
         <w:jc w:val="center"/>
         <w:rPr>
-          <w:lang w:val="ru-RU"/>
-        </w:rPr>
-      </w:pPr>
-    </w:p>
-    <w:p>
-      <w:pPr>
-        <w:ind w:firstLine="0"/>
+          <w:szCs w:val="28"/>
+        </w:rPr>
+      </w:pPr>
+    </w:p>
+    <w:p>
+      <w:pPr>
+        <w:spacing w:line="240" w:lineRule="auto"/>
         <w:jc w:val="center"/>
         <w:rPr>
-          <w:lang w:val="ru-RU"/>
-        </w:rPr>
-      </w:pPr>
-    </w:p>
-    <w:p>
-      <w:pPr>
-        <w:ind w:firstLine="0"/>
+          <w:szCs w:val="28"/>
+          <w:lang w:val="ru-RU"/>
+        </w:rPr>
+      </w:pPr>
+    </w:p>
+    <w:p>
+      <w:pPr>
+        <w:spacing w:line="240" w:lineRule="auto"/>
         <w:jc w:val="center"/>
         <w:rPr>
-          <w:lang w:val="ru-RU"/>
-        </w:rPr>
-      </w:pPr>
-    </w:p>
-    <w:p>
-      <w:pPr>
-        <w:ind w:firstLine="0"/>
-        <w:jc w:val="left"/>
-        <w:rPr>
-          <w:lang w:val="ru-RU"/>
-        </w:rPr>
-      </w:pPr>
-      <w:r>
-        <w:rPr>
-          <w:lang w:val="ru-RU"/>
-        </w:rPr>
-        <w:t>Студент</w:t>
-      </w:r>
-      <w:r>
-        <w:rPr>
-          <w:lang w:val="ru-RU"/>
-        </w:rPr>
-        <w:tab/>
-      </w:r>
-      <w:r>
-        <w:rPr>
-          <w:lang w:val="ru-RU"/>
-        </w:rPr>
-        <w:tab/>
-      </w:r>
-      <w:r>
-        <w:rPr>
-          <w:lang w:val="ru-RU"/>
-        </w:rPr>
-        <w:tab/>
-      </w:r>
-      <w:r>
-        <w:rPr>
-          <w:lang w:val="ru-RU"/>
-        </w:rPr>
-        <w:tab/>
-      </w:r>
-      <w:r>
-        <w:rPr>
-          <w:lang w:val="ru-RU"/>
-        </w:rPr>
-        <w:tab/>
-      </w:r>
-      <w:r>
-        <w:rPr>
-          <w:lang w:val="ru-RU"/>
-        </w:rPr>
-        <w:tab/>
-      </w:r>
-      <w:r>
-        <w:rPr>
-          <w:lang w:val="ru-RU"/>
-        </w:rPr>
-        <w:tab/>
-      </w:r>
-      <w:r>
-        <w:rPr>
-          <w:lang w:val="ru-RU"/>
-        </w:rPr>
-        <w:tab/>
-      </w:r>
-      <w:r>
-        <w:rPr>
-          <w:lang w:val="ru-RU"/>
-        </w:rPr>
-        <w:tab/>
-        <w:t>И.Г. Жарский</w:t>
-      </w:r>
-    </w:p>
-    <w:p>
-      <w:pPr>
-        <w:ind w:firstLine="0"/>
-        <w:jc w:val="left"/>
-        <w:rPr>
-          <w:lang w:val="ru-RU"/>
-        </w:rPr>
-      </w:pPr>
-      <w:r>
-        <w:rPr>
-          <w:lang w:val="ru-RU"/>
-        </w:rPr>
-        <w:t>Руководитель</w:t>
-      </w:r>
-      <w:r>
-        <w:rPr>
-          <w:lang w:val="ru-RU"/>
-        </w:rPr>
-        <w:tab/>
-      </w:r>
-      <w:r>
-        <w:rPr>
-          <w:lang w:val="ru-RU"/>
-        </w:rPr>
-        <w:tab/>
-      </w:r>
-      <w:r>
-        <w:rPr>
-          <w:lang w:val="ru-RU"/>
-        </w:rPr>
-        <w:tab/>
-      </w:r>
-      <w:r>
-        <w:rPr>
-          <w:lang w:val="ru-RU"/>
-        </w:rPr>
-        <w:tab/>
-      </w:r>
-      <w:r>
-        <w:rPr>
-          <w:lang w:val="ru-RU"/>
-        </w:rPr>
-        <w:tab/>
-      </w:r>
-      <w:r>
-        <w:rPr>
-          <w:lang w:val="ru-RU"/>
-        </w:rPr>
-        <w:tab/>
-      </w:r>
-      <w:r>
-        <w:rPr>
-          <w:lang w:val="ru-RU"/>
-        </w:rPr>
-        <w:tab/>
-      </w:r>
-      <w:r>
-        <w:rPr>
-          <w:lang w:val="ru-RU"/>
-        </w:rPr>
-        <w:tab/>
-        <w:t xml:space="preserve">В.И. </w:t>
-      </w:r>
-      <w:proofErr w:type="spellStart"/>
-      <w:r>
-        <w:rPr>
-          <w:lang w:val="ru-RU"/>
-        </w:rPr>
-        <w:t>Ярмолик</w:t>
-      </w:r>
-      <w:proofErr w:type="spellEnd"/>
-    </w:p>
-    <w:p>
-      <w:pPr>
-        <w:ind w:firstLine="0"/>
+          <w:szCs w:val="28"/>
+          <w:lang w:val="ru-RU"/>
+        </w:rPr>
+      </w:pPr>
+    </w:p>
+    <w:p>
+      <w:pPr>
+        <w:spacing w:line="240" w:lineRule="auto"/>
         <w:jc w:val="center"/>
         <w:rPr>
-          <w:lang w:val="ru-RU"/>
-        </w:rPr>
-      </w:pPr>
-    </w:p>
-    <w:p>
-      <w:pPr>
-        <w:ind w:firstLine="0"/>
+          <w:szCs w:val="28"/>
+          <w:lang w:val="ru-RU"/>
+        </w:rPr>
+      </w:pPr>
+    </w:p>
+    <w:tbl>
+      <w:tblPr>
+        <w:tblStyle w:val="af4"/>
+        <w:tblW w:w="9571" w:type="dxa"/>
+        <w:tblLook w:val="04A0" w:firstRow="1" w:lastRow="0" w:firstColumn="1" w:lastColumn="0" w:noHBand="0" w:noVBand="1"/>
+      </w:tblPr>
+      <w:tblGrid>
+        <w:gridCol w:w="3936"/>
+        <w:gridCol w:w="1275"/>
+        <w:gridCol w:w="4360"/>
+      </w:tblGrid>
+      <w:tr>
+        <w:tc>
+          <w:tcPr>
+            <w:tcW w:w="3936" w:type="dxa"/>
+            <w:tcBorders>
+              <w:top w:val="nil"/>
+              <w:left w:val="nil"/>
+              <w:bottom w:val="nil"/>
+              <w:right w:val="nil"/>
+            </w:tcBorders>
+          </w:tcPr>
+          <w:p>
+            <w:pPr>
+              <w:ind w:firstLine="0"/>
+              <w:rPr>
+                <w:szCs w:val="28"/>
+              </w:rPr>
+            </w:pPr>
+            <w:r>
+              <w:rPr>
+                <w:szCs w:val="28"/>
+              </w:rPr>
+              <w:t>Руководитель практики от предприятия:</w:t>
+            </w:r>
+          </w:p>
+          <w:p>
+            <w:pPr>
+              <w:ind w:firstLine="0"/>
+              <w:rPr>
+                <w:szCs w:val="28"/>
+              </w:rPr>
+            </w:pPr>
+            <w:r>
+              <w:rPr>
+                <w:szCs w:val="28"/>
+              </w:rPr>
+              <w:t>_____________</w:t>
+            </w:r>
+            <w:r>
+              <w:rPr>
+                <w:color w:val="FF0000"/>
+                <w:szCs w:val="28"/>
+              </w:rPr>
+              <w:t xml:space="preserve"> </w:t>
+            </w:r>
+            <w:proofErr w:type="spellStart"/>
+            <w:r>
+              <w:rPr>
+                <w:szCs w:val="28"/>
+              </w:rPr>
+              <w:t>Ярмолик</w:t>
+            </w:r>
+            <w:proofErr w:type="spellEnd"/>
+            <w:r>
+              <w:rPr>
+                <w:szCs w:val="28"/>
+              </w:rPr>
+              <w:t> </w:t>
+            </w:r>
+            <w:r>
+              <w:rPr>
+                <w:szCs w:val="28"/>
+              </w:rPr>
+              <w:t>В. И. </w:t>
+            </w:r>
+            <w:r>
+              <w:rPr>
+                <w:szCs w:val="28"/>
+              </w:rPr>
+              <w:t xml:space="preserve"> </w:t>
+            </w:r>
+          </w:p>
+          <w:p>
+            <w:pPr>
+              <w:rPr>
+                <w:szCs w:val="28"/>
+              </w:rPr>
+            </w:pPr>
+            <w:r>
+              <w:rPr>
+                <w:sz w:val="16"/>
+                <w:szCs w:val="16"/>
+              </w:rPr>
+              <w:t xml:space="preserve">       (подпись руководителя)</w:t>
+            </w:r>
+          </w:p>
+          <w:p>
+            <w:pPr>
+              <w:rPr>
+                <w:szCs w:val="28"/>
+              </w:rPr>
+            </w:pPr>
+            <w:r>
+              <w:rPr>
+                <w:sz w:val="16"/>
+                <w:szCs w:val="16"/>
+              </w:rPr>
+              <w:t>М.П.</w:t>
+            </w:r>
+          </w:p>
+        </w:tc>
+        <w:tc>
+          <w:tcPr>
+            <w:tcW w:w="1275" w:type="dxa"/>
+            <w:tcBorders>
+              <w:top w:val="nil"/>
+              <w:left w:val="nil"/>
+              <w:bottom w:val="nil"/>
+              <w:right w:val="nil"/>
+            </w:tcBorders>
+          </w:tcPr>
+          <w:p>
+            <w:pPr>
+              <w:jc w:val="center"/>
+              <w:rPr>
+                <w:szCs w:val="28"/>
+              </w:rPr>
+            </w:pPr>
+          </w:p>
+        </w:tc>
+        <w:tc>
+          <w:tcPr>
+            <w:tcW w:w="4360" w:type="dxa"/>
+            <w:tcBorders>
+              <w:top w:val="nil"/>
+              <w:left w:val="nil"/>
+              <w:bottom w:val="nil"/>
+              <w:right w:val="nil"/>
+            </w:tcBorders>
+          </w:tcPr>
+          <w:p>
+            <w:pPr>
+              <w:ind w:firstLine="0"/>
+              <w:rPr>
+                <w:color w:val="000000"/>
+                <w:szCs w:val="28"/>
+              </w:rPr>
+            </w:pPr>
+            <w:r>
+              <w:rPr>
+                <w:szCs w:val="28"/>
+              </w:rPr>
+              <w:t xml:space="preserve">Студент группы </w:t>
+            </w:r>
+            <w:r>
+              <w:rPr>
+                <w:color w:val="000000"/>
+                <w:szCs w:val="28"/>
+              </w:rPr>
+              <w:t>22060</w:t>
+            </w:r>
+            <w:r>
+              <w:rPr>
+                <w:color w:val="000000"/>
+                <w:szCs w:val="28"/>
+              </w:rPr>
+              <w:t>2</w:t>
+            </w:r>
+          </w:p>
+          <w:p>
+            <w:pPr>
+              <w:ind w:firstLine="0"/>
+              <w:rPr>
+                <w:szCs w:val="28"/>
+              </w:rPr>
+            </w:pPr>
+            <w:r>
+              <w:rPr>
+                <w:szCs w:val="28"/>
+              </w:rPr>
+              <w:t>________________</w:t>
+            </w:r>
+            <w:r>
+              <w:rPr>
+                <w:color w:val="FF0000"/>
+                <w:szCs w:val="28"/>
+              </w:rPr>
+              <w:t xml:space="preserve"> </w:t>
+            </w:r>
+            <w:r>
+              <w:rPr>
+                <w:color w:val="000000"/>
+                <w:szCs w:val="28"/>
+              </w:rPr>
+              <w:t>Жарский И. Г.</w:t>
+            </w:r>
+          </w:p>
+          <w:p>
+            <w:pPr>
+              <w:rPr>
+                <w:szCs w:val="28"/>
+              </w:rPr>
+            </w:pPr>
+            <w:r>
+              <w:rPr>
+                <w:sz w:val="16"/>
+                <w:szCs w:val="16"/>
+              </w:rPr>
+              <w:t xml:space="preserve">               (подпись студента)</w:t>
+            </w:r>
+          </w:p>
+          <w:p>
+            <w:pPr>
+              <w:ind w:firstLine="0"/>
+              <w:rPr>
+                <w:szCs w:val="28"/>
+              </w:rPr>
+            </w:pPr>
+            <w:r>
+              <w:rPr>
+                <w:szCs w:val="28"/>
+              </w:rPr>
+              <w:t>Руководитель практики от БГУИР</w:t>
+            </w:r>
+          </w:p>
+          <w:p>
+            <w:pPr>
+              <w:ind w:firstLine="0"/>
+              <w:rPr>
+                <w:szCs w:val="28"/>
+              </w:rPr>
+            </w:pPr>
+            <w:proofErr w:type="spellStart"/>
+            <w:r>
+              <w:rPr>
+                <w:szCs w:val="28"/>
+              </w:rPr>
+              <w:t>Ярмолик</w:t>
+            </w:r>
+            <w:proofErr w:type="spellEnd"/>
+            <w:r>
+              <w:rPr>
+                <w:szCs w:val="28"/>
+              </w:rPr>
+              <w:t> В. И</w:t>
+            </w:r>
+            <w:r>
+              <w:t xml:space="preserve"> –</w:t>
+            </w:r>
+            <w:r>
+              <w:rPr>
+                <w:szCs w:val="28"/>
+              </w:rPr>
+              <w:t xml:space="preserve"> </w:t>
+            </w:r>
+            <w:r>
+              <w:rPr>
+                <w:szCs w:val="28"/>
+              </w:rPr>
+              <w:t>старший преподаватель кафедры ИТАС</w:t>
+            </w:r>
+          </w:p>
+        </w:tc>
+      </w:tr>
+    </w:tbl>
+    <w:p>
+      <w:pPr>
+        <w:spacing w:line="240" w:lineRule="auto"/>
         <w:jc w:val="center"/>
         <w:rPr>
-          <w:lang w:val="ru-RU"/>
-        </w:rPr>
-      </w:pPr>
-    </w:p>
-    <w:p>
-      <w:pPr>
-        <w:ind w:firstLine="0"/>
-        <w:jc w:val="center"/>
-        <w:rPr>
-          <w:lang w:val="ru-RU"/>
+          <w:szCs w:val="28"/>
         </w:rPr>
       </w:pPr>
     </w:p>
@@ -518,12 +924,14 @@
       </w:pPr>
       <w:bookmarkStart w:id="0" w:name="_Toc225432357"/>
       <w:bookmarkStart w:id="1" w:name="_Toc225434226"/>
+      <w:bookmarkStart w:id="2" w:name="_Toc225440186"/>
       <w:r>
         <w:lastRenderedPageBreak/>
         <w:t>Содержание</w:t>
       </w:r>
       <w:bookmarkEnd w:id="0"/>
       <w:bookmarkEnd w:id="1"/>
+      <w:bookmarkEnd w:id="2"/>
     </w:p>
     <w:sdt>
       <w:sdtPr>
@@ -547,21 +955,12 @@
       <w:sdtContent>
         <w:p>
           <w:pPr>
+            <w:tabs>
+              <w:tab w:val="left" w:pos="993"/>
+            </w:tabs>
             <w:spacing w:line="23" w:lineRule="atLeast"/>
             <w:rPr>
               <w:lang w:val="ru-RU" w:eastAsia="ru-BY"/>
-            </w:rPr>
-          </w:pPr>
-        </w:p>
-        <w:p>
-          <w:pPr>
-            <w:pStyle w:val="11"/>
-            <w:spacing w:after="0" w:line="23" w:lineRule="atLeast"/>
-            <w:rPr>
-              <w:rFonts w:asciiTheme="minorHAnsi" w:eastAsiaTheme="minorEastAsia" w:hAnsiTheme="minorHAnsi"/>
-              <w:noProof/>
-              <w:sz w:val="24"/>
-              <w:lang w:eastAsia="ru-BY"/>
             </w:rPr>
           </w:pPr>
           <w:r>
@@ -585,76 +984,15 @@
             </w:rPr>
             <w:fldChar w:fldCharType="separate"/>
           </w:r>
-          <w:hyperlink w:anchor="_Toc225434227" w:history="1">
-            <w:r>
-              <w:rPr>
-                <w:rStyle w:val="af1"/>
-                <w:noProof/>
-              </w:rPr>
-              <w:t>Введение</w:t>
-            </w:r>
-            <w:r>
-              <w:rPr>
-                <w:noProof/>
-                <w:webHidden/>
-              </w:rPr>
-              <w:tab/>
-            </w:r>
-            <w:r>
-              <w:rPr>
-                <w:noProof/>
-                <w:webHidden/>
-                <w:lang w:val="ru-RU"/>
-              </w:rPr>
-              <w:tab/>
-            </w:r>
-            <w:r>
-              <w:rPr>
-                <w:noProof/>
-                <w:webHidden/>
-              </w:rPr>
-              <w:fldChar w:fldCharType="begin"/>
-            </w:r>
-            <w:r>
-              <w:rPr>
-                <w:noProof/>
-                <w:webHidden/>
-              </w:rPr>
-              <w:instrText xml:space="preserve"> PAGEREF _Toc225434227 \h </w:instrText>
-            </w:r>
-            <w:r>
-              <w:rPr>
-                <w:noProof/>
-                <w:webHidden/>
-              </w:rPr>
-            </w:r>
-            <w:r>
-              <w:rPr>
-                <w:noProof/>
-                <w:webHidden/>
-              </w:rPr>
-              <w:fldChar w:fldCharType="separate"/>
-            </w:r>
-            <w:r>
-              <w:rPr>
-                <w:noProof/>
-                <w:webHidden/>
-              </w:rPr>
-              <w:t>3</w:t>
-            </w:r>
-            <w:r>
-              <w:rPr>
-                <w:noProof/>
-                <w:webHidden/>
-              </w:rPr>
-              <w:fldChar w:fldCharType="end"/>
-            </w:r>
-          </w:hyperlink>
+          <w:hyperlink w:anchor="_Toc225440186" w:history="1"/>
         </w:p>
         <w:p>
           <w:pPr>
             <w:pStyle w:val="11"/>
-            <w:spacing w:after="0" w:line="23" w:lineRule="atLeast"/>
+            <w:tabs>
+              <w:tab w:val="left" w:pos="993"/>
+            </w:tabs>
+            <w:ind w:firstLine="709"/>
             <w:rPr>
               <w:rFonts w:asciiTheme="minorHAnsi" w:eastAsiaTheme="minorEastAsia" w:hAnsiTheme="minorHAnsi"/>
               <w:noProof/>
@@ -662,7 +1000,80 @@
               <w:lang w:eastAsia="ru-BY"/>
             </w:rPr>
           </w:pPr>
-          <w:hyperlink w:anchor="_Toc225434228" w:history="1">
+          <w:hyperlink w:anchor="_Toc225440187" w:history="1">
+            <w:r>
+              <w:rPr>
+                <w:rStyle w:val="af1"/>
+                <w:noProof/>
+              </w:rPr>
+              <w:t>Введение</w:t>
+            </w:r>
+            <w:r>
+              <w:rPr>
+                <w:noProof/>
+                <w:webHidden/>
+              </w:rPr>
+              <w:tab/>
+            </w:r>
+            <w:r>
+              <w:rPr>
+                <w:noProof/>
+                <w:webHidden/>
+              </w:rPr>
+              <w:fldChar w:fldCharType="begin"/>
+            </w:r>
+            <w:r>
+              <w:rPr>
+                <w:noProof/>
+                <w:webHidden/>
+              </w:rPr>
+              <w:instrText xml:space="preserve"> PAGEREF _Toc225440187 \h </w:instrText>
+            </w:r>
+            <w:r>
+              <w:rPr>
+                <w:noProof/>
+                <w:webHidden/>
+              </w:rPr>
+            </w:r>
+            <w:r>
+              <w:rPr>
+                <w:noProof/>
+                <w:webHidden/>
+              </w:rPr>
+              <w:fldChar w:fldCharType="separate"/>
+            </w:r>
+            <w:r>
+              <w:rPr>
+                <w:noProof/>
+                <w:webHidden/>
+              </w:rPr>
+              <w:t>3</w:t>
+            </w:r>
+            <w:r>
+              <w:rPr>
+                <w:noProof/>
+                <w:webHidden/>
+              </w:rPr>
+              <w:fldChar w:fldCharType="end"/>
+            </w:r>
+          </w:hyperlink>
+        </w:p>
+        <w:p>
+          <w:pPr>
+            <w:pStyle w:val="11"/>
+            <w:tabs>
+              <w:tab w:val="left" w:pos="440"/>
+              <w:tab w:val="left" w:pos="993"/>
+            </w:tabs>
+            <w:ind w:firstLine="709"/>
+            <w:rPr>
+              <w:rFonts w:asciiTheme="minorHAnsi" w:eastAsiaTheme="minorEastAsia" w:hAnsiTheme="minorHAnsi"/>
+              <w:noProof/>
+              <w:sz w:val="24"/>
+              <w:lang w:eastAsia="ru-BY"/>
+            </w:rPr>
+          </w:pPr>
+          <w:hyperlink w:anchor="_Toc225440188" w:history="1">
             <w:r>
               <w:rPr>
                 <w:rStyle w:val="af1"/>
@@ -705,7 +1116,7 @@
                 <w:noProof/>
                 <w:webHidden/>
               </w:rPr>
-              <w:instrText xml:space="preserve"> PAGEREF _Toc225434228 \h </w:instrText>
+              <w:instrText xml:space="preserve"> PAGEREF _Toc225440188 \h </w:instrText>
             </w:r>
             <w:r>
               <w:rPr>
@@ -744,7 +1155,7 @@
               <w:tab w:val="left" w:pos="1560"/>
               <w:tab w:val="right" w:leader="dot" w:pos="9345"/>
             </w:tabs>
-            <w:spacing w:after="0" w:line="23" w:lineRule="atLeast"/>
+            <w:spacing w:after="0"/>
             <w:rPr>
               <w:rFonts w:asciiTheme="minorHAnsi" w:eastAsiaTheme="minorEastAsia" w:hAnsiTheme="minorHAnsi"/>
               <w:noProof/>
@@ -752,7 +1163,7 @@
               <w:lang w:eastAsia="ru-BY"/>
             </w:rPr>
           </w:pPr>
-          <w:hyperlink w:anchor="_Toc225434229" w:history="1">
+          <w:hyperlink w:anchor="_Toc225440189" w:history="1">
             <w:r>
               <w:rPr>
                 <w:rStyle w:val="af1"/>
@@ -795,7 +1206,7 @@
                 <w:noProof/>
                 <w:webHidden/>
               </w:rPr>
-              <w:instrText xml:space="preserve"> PAGEREF _Toc225434229 \h </w:instrText>
+              <w:instrText xml:space="preserve"> PAGEREF _Toc225440189 \h </w:instrText>
             </w:r>
             <w:r>
               <w:rPr>
@@ -834,7 +1245,7 @@
               <w:tab w:val="left" w:pos="1560"/>
               <w:tab w:val="right" w:leader="dot" w:pos="9345"/>
             </w:tabs>
-            <w:spacing w:after="0" w:line="23" w:lineRule="atLeast"/>
+            <w:spacing w:after="0"/>
             <w:rPr>
               <w:rFonts w:asciiTheme="minorHAnsi" w:eastAsiaTheme="minorEastAsia" w:hAnsiTheme="minorHAnsi"/>
               <w:noProof/>
@@ -842,7 +1253,7 @@
               <w:lang w:eastAsia="ru-BY"/>
             </w:rPr>
           </w:pPr>
-          <w:hyperlink w:anchor="_Toc225434230" w:history="1">
+          <w:hyperlink w:anchor="_Toc225440190" w:history="1">
             <w:r>
               <w:rPr>
                 <w:rStyle w:val="af1"/>
@@ -885,7 +1296,7 @@
                 <w:noProof/>
                 <w:webHidden/>
               </w:rPr>
-              <w:instrText xml:space="preserve"> PAGEREF _Toc225434230 \h </w:instrText>
+              <w:instrText xml:space="preserve"> PAGEREF _Toc225440190 \h </w:instrText>
             </w:r>
             <w:r>
               <w:rPr>
@@ -924,7 +1335,7 @@
               <w:tab w:val="left" w:pos="1560"/>
               <w:tab w:val="right" w:leader="dot" w:pos="9345"/>
             </w:tabs>
-            <w:spacing w:after="0" w:line="23" w:lineRule="atLeast"/>
+            <w:spacing w:after="0"/>
             <w:rPr>
               <w:rFonts w:asciiTheme="minorHAnsi" w:eastAsiaTheme="minorEastAsia" w:hAnsiTheme="minorHAnsi"/>
               <w:noProof/>
@@ -932,7 +1343,7 @@
               <w:lang w:eastAsia="ru-BY"/>
             </w:rPr>
           </w:pPr>
-          <w:hyperlink w:anchor="_Toc225434231" w:history="1">
+          <w:hyperlink w:anchor="_Toc225440191" w:history="1">
             <w:r>
               <w:rPr>
                 <w:rStyle w:val="af1"/>
@@ -975,7 +1386,7 @@
                 <w:noProof/>
                 <w:webHidden/>
               </w:rPr>
-              <w:instrText xml:space="preserve"> PAGEREF _Toc225434231 \h </w:instrText>
+              <w:instrText xml:space="preserve"> PAGEREF _Toc225440191 \h </w:instrText>
             </w:r>
             <w:r>
               <w:rPr>
@@ -1009,7 +1420,11 @@
         <w:p>
           <w:pPr>
             <w:pStyle w:val="11"/>
-            <w:spacing w:after="0" w:line="23" w:lineRule="atLeast"/>
+            <w:tabs>
+              <w:tab w:val="left" w:pos="440"/>
+              <w:tab w:val="left" w:pos="993"/>
+            </w:tabs>
+            <w:ind w:firstLine="709"/>
             <w:rPr>
               <w:rFonts w:asciiTheme="minorHAnsi" w:eastAsiaTheme="minorEastAsia" w:hAnsiTheme="minorHAnsi"/>
               <w:noProof/>
@@ -1017,7 +1432,7 @@
               <w:lang w:eastAsia="ru-BY"/>
             </w:rPr>
           </w:pPr>
-          <w:hyperlink w:anchor="_Toc225434232" w:history="1">
+          <w:hyperlink w:anchor="_Toc225440192" w:history="1">
             <w:r>
               <w:rPr>
                 <w:rStyle w:val="af1"/>
@@ -1060,7 +1475,7 @@
                 <w:noProof/>
                 <w:webHidden/>
               </w:rPr>
-              <w:instrText xml:space="preserve"> PAGEREF _Toc225434232 \h </w:instrText>
+              <w:instrText xml:space="preserve"> PAGEREF _Toc225440192 \h </w:instrText>
             </w:r>
             <w:r>
               <w:rPr>
@@ -1094,7 +1509,10 @@
         <w:p>
           <w:pPr>
             <w:pStyle w:val="11"/>
-            <w:spacing w:after="0" w:line="23" w:lineRule="atLeast"/>
+            <w:tabs>
+              <w:tab w:val="left" w:pos="993"/>
+            </w:tabs>
+            <w:ind w:firstLine="709"/>
             <w:rPr>
               <w:rFonts w:asciiTheme="minorHAnsi" w:eastAsiaTheme="minorEastAsia" w:hAnsiTheme="minorHAnsi"/>
               <w:noProof/>
@@ -1102,7 +1520,7 @@
               <w:lang w:eastAsia="ru-BY"/>
             </w:rPr>
           </w:pPr>
-          <w:hyperlink w:anchor="_Toc225434233" w:history="1">
+          <w:hyperlink w:anchor="_Toc225440193" w:history="1">
             <w:r>
               <w:rPr>
                 <w:rStyle w:val="af1"/>
@@ -1121,23 +1539,15 @@
               <w:rPr>
                 <w:noProof/>
                 <w:webHidden/>
-                <w:lang w:val="ru-RU"/>
-              </w:rPr>
-              <w:tab/>
+              </w:rPr>
+              <w:fldChar w:fldCharType="begin"/>
             </w:r>
             <w:r>
               <w:rPr>
                 <w:noProof/>
                 <w:webHidden/>
               </w:rPr>
-              <w:fldChar w:fldCharType="begin"/>
-            </w:r>
-            <w:r>
-              <w:rPr>
-                <w:noProof/>
-                <w:webHidden/>
-              </w:rPr>
-              <w:instrText xml:space="preserve"> PAGEREF _Toc225434233 \h </w:instrText>
+              <w:instrText xml:space="preserve"> PAGEREF _Toc225440193 \h </w:instrText>
             </w:r>
             <w:r>
               <w:rPr>
@@ -1171,7 +1581,10 @@
         <w:p>
           <w:pPr>
             <w:pStyle w:val="11"/>
-            <w:spacing w:after="0" w:line="23" w:lineRule="atLeast"/>
+            <w:tabs>
+              <w:tab w:val="left" w:pos="993"/>
+            </w:tabs>
+            <w:ind w:firstLine="709"/>
             <w:rPr>
               <w:rFonts w:asciiTheme="minorHAnsi" w:eastAsiaTheme="minorEastAsia" w:hAnsiTheme="minorHAnsi"/>
               <w:noProof/>
@@ -1179,7 +1592,7 @@
               <w:lang w:eastAsia="ru-BY"/>
             </w:rPr>
           </w:pPr>
-          <w:hyperlink w:anchor="_Toc225434234" w:history="1">
+          <w:hyperlink w:anchor="_Toc225440194" w:history="1">
             <w:r>
               <w:rPr>
                 <w:rStyle w:val="af1"/>
@@ -1215,7 +1628,7 @@
                 <w:noProof/>
                 <w:webHidden/>
               </w:rPr>
-              <w:instrText xml:space="preserve"> PAGEREF _Toc225434234 \h </w:instrText>
+              <w:instrText xml:space="preserve"> PAGEREF _Toc225440194 \h </w:instrText>
             </w:r>
             <w:r>
               <w:rPr>
@@ -1249,7 +1662,10 @@
         <w:p>
           <w:pPr>
             <w:pStyle w:val="11"/>
-            <w:spacing w:after="0" w:line="23" w:lineRule="atLeast"/>
+            <w:tabs>
+              <w:tab w:val="left" w:pos="993"/>
+            </w:tabs>
+            <w:ind w:firstLine="709"/>
             <w:rPr>
               <w:rFonts w:asciiTheme="minorHAnsi" w:eastAsiaTheme="minorEastAsia" w:hAnsiTheme="minorHAnsi"/>
               <w:noProof/>
@@ -1257,7 +1673,7 @@
               <w:lang w:eastAsia="ru-BY"/>
             </w:rPr>
           </w:pPr>
-          <w:hyperlink w:anchor="_Toc225434235" w:history="1">
+          <w:hyperlink w:anchor="_Toc225440195" w:history="1">
             <w:r>
               <w:rPr>
                 <w:rStyle w:val="af1"/>
@@ -1283,7 +1699,7 @@
                 <w:noProof/>
                 <w:lang w:eastAsia="ru-RU"/>
               </w:rPr>
-              <w:t xml:space="preserve"> А (обязательное) План-проспект дипломного проекта на тему «Автоматизированная информационная система музыкального сервиса»</w:t>
+              <w:t xml:space="preserve"> А (обязательное) План-проспект дипломного проекта</w:t>
             </w:r>
             <w:r>
               <w:rPr>
@@ -1304,7 +1720,7 @@
                 <w:noProof/>
                 <w:webHidden/>
               </w:rPr>
-              <w:instrText xml:space="preserve"> PAGEREF _Toc225434235 \h </w:instrText>
+              <w:instrText xml:space="preserve"> PAGEREF _Toc225440195 \h </w:instrText>
             </w:r>
             <w:r>
               <w:rPr>
@@ -1337,10 +1753,16 @@
         </w:p>
         <w:p>
           <w:pPr>
+            <w:tabs>
+              <w:tab w:val="left" w:pos="993"/>
+            </w:tabs>
             <w:spacing w:line="23" w:lineRule="atLeast"/>
             <w:rPr>
               <w:rFonts w:cs="Times New Roman"/>
+              <w:b/>
+              <w:bCs/>
               <w:szCs w:val="28"/>
+              <w:lang w:val="ru-RU"/>
             </w:rPr>
           </w:pPr>
           <w:r>
@@ -1388,14 +1810,14 @@
       <w:r>
         <w:br w:type="page"/>
       </w:r>
-      <w:bookmarkStart w:id="2" w:name="_Toc225431802"/>
-      <w:bookmarkStart w:id="3" w:name="_Toc225434227"/>
+      <w:bookmarkStart w:id="3" w:name="_Toc225431802"/>
+      <w:bookmarkStart w:id="4" w:name="_Toc225440187"/>
       <w:r>
         <w:lastRenderedPageBreak/>
         <w:t>Введение</w:t>
       </w:r>
-      <w:bookmarkEnd w:id="2"/>
       <w:bookmarkEnd w:id="3"/>
+      <w:bookmarkEnd w:id="4"/>
     </w:p>
     <w:p>
       <w:pPr>
@@ -1451,7 +1873,13 @@
         </w:rPr>
       </w:pPr>
       <w:r>
-        <w:t>Также при прохождении практики были поставлены следующие задачи:</w:t>
+        <w:rPr>
+          <w:lang w:val="ru-RU"/>
+        </w:rPr>
+        <w:t>П</w:t>
+      </w:r>
+      <w:r>
+        <w:t>ри прохождении практики поставлены следующие задачи:</w:t>
       </w:r>
     </w:p>
     <w:p>
@@ -1556,9 +1984,39 @@
     </w:p>
     <w:p>
       <w:pPr>
-        <w:spacing w:after="160"/>
-        <w:ind w:firstLine="0"/>
-        <w:jc w:val="left"/>
+        <w:pStyle w:val="a7"/>
+        <w:numPr>
+          <w:ilvl w:val="0"/>
+          <w:numId w:val="1"/>
+        </w:numPr>
+        <w:tabs>
+          <w:tab w:val="left" w:pos="993"/>
+        </w:tabs>
+        <w:ind w:left="0" w:firstLine="709"/>
+        <w:contextualSpacing w:val="0"/>
+        <w:rPr>
+          <w:lang w:val="ru-RU"/>
+        </w:rPr>
+      </w:pPr>
+      <w:r>
+        <w:rPr>
+          <w:lang w:val="ru-RU"/>
+        </w:rPr>
+        <w:t>работа и сбор информации для написания дипломного проекта</w:t>
+      </w:r>
+    </w:p>
+    <w:p>
+      <w:pPr>
+        <w:pStyle w:val="a7"/>
+        <w:numPr>
+          <w:ilvl w:val="0"/>
+          <w:numId w:val="1"/>
+        </w:numPr>
+        <w:tabs>
+          <w:tab w:val="left" w:pos="993"/>
+        </w:tabs>
+        <w:ind w:left="0" w:firstLine="709"/>
+        <w:contextualSpacing w:val="0"/>
         <w:rPr>
           <w:lang w:val="ru-RU"/>
         </w:rPr>
@@ -1574,14 +2032,14 @@
       <w:pPr>
         <w:pStyle w:val="1"/>
       </w:pPr>
-      <w:bookmarkStart w:id="4" w:name="_Toc225431803"/>
-      <w:bookmarkStart w:id="5" w:name="_Toc225434228"/>
+      <w:bookmarkStart w:id="5" w:name="_Toc225431803"/>
+      <w:bookmarkStart w:id="6" w:name="_Toc225440188"/>
       <w:r>
         <w:lastRenderedPageBreak/>
         <w:t>Анализ предметной области</w:t>
       </w:r>
-      <w:bookmarkEnd w:id="4"/>
       <w:bookmarkEnd w:id="5"/>
+      <w:bookmarkEnd w:id="6"/>
     </w:p>
     <w:p/>
     <w:p>
@@ -1595,16 +2053,16 @@
           <w:lang w:val="ru-BY"/>
         </w:rPr>
       </w:pPr>
-      <w:bookmarkStart w:id="6" w:name="_Toc225431804"/>
-      <w:bookmarkStart w:id="7" w:name="_Toc225434229"/>
+      <w:bookmarkStart w:id="7" w:name="_Toc225431804"/>
+      <w:bookmarkStart w:id="8" w:name="_Toc225440189"/>
       <w:r>
         <w:rPr>
           <w:lang w:val="ru-BY"/>
         </w:rPr>
         <w:t>Структура системы управления и виды деятельности</w:t>
       </w:r>
-      <w:bookmarkEnd w:id="6"/>
       <w:bookmarkEnd w:id="7"/>
+      <w:bookmarkEnd w:id="8"/>
     </w:p>
     <w:p>
       <w:pPr>
@@ -1700,7 +2158,31 @@
         <w:rPr>
           <w:lang w:val="ru-RU"/>
         </w:rPr>
-        <w:t>. БГУИР осуществляет подготовку студентов по 41 специальности первой ступени высшего образования, по 15 - второй ступени, по 30 - аспирантуры и 15 - докторантуры.</w:t>
+        <w:t xml:space="preserve">. БГУИР осуществляет подготовку студентов по 41 специальности первой ступени высшего образования, по 15 - второй ступени, по 30 </w:t>
+      </w:r>
+      <w:r>
+        <w:rPr>
+          <w:lang w:val="ru-RU"/>
+        </w:rPr>
+        <w:sym w:font="Symbol" w:char="F02D"/>
+      </w:r>
+      <w:r>
+        <w:rPr>
+          <w:lang w:val="ru-RU"/>
+        </w:rPr>
+        <w:t xml:space="preserve"> аспирантуры и 15 </w:t>
+      </w:r>
+      <w:r>
+        <w:rPr>
+          <w:lang w:val="ru-RU"/>
+        </w:rPr>
+        <w:sym w:font="Symbol" w:char="F02D"/>
+      </w:r>
+      <w:r>
+        <w:rPr>
+          <w:lang w:val="ru-RU"/>
+        </w:rPr>
+        <w:t xml:space="preserve"> докторантуры.</w:t>
       </w:r>
     </w:p>
     <w:p>
@@ -1732,6 +2214,7 @@
           <w:tab w:val="left" w:pos="1134"/>
         </w:tabs>
         <w:ind w:left="0" w:firstLine="709"/>
+        <w:contextualSpacing w:val="0"/>
       </w:pPr>
       <w:r>
         <w:t>Образовательная деятельность — подготовка высококвалифицированных IT-специалистов, инженеров по радиоэлектронике, микроэлектронике и информационной безопасности на всех уровнях: бакалавриат, магистратура и аспирантура.</w:t>
@@ -1748,6 +2231,7 @@
           <w:tab w:val="left" w:pos="1134"/>
         </w:tabs>
         <w:ind w:left="0" w:firstLine="709"/>
+        <w:contextualSpacing w:val="0"/>
       </w:pPr>
       <w:r>
         <w:t>Научная и инновационная деятельность — проведение фундаментальных и прикладных исследований в области искусственного интеллекта, кибербезопасности, нанотехнологий и радиотехники, а также внедрение разработок в реальный сектор экономики.</w:t>
@@ -1764,9 +2248,20 @@
           <w:tab w:val="left" w:pos="1134"/>
         </w:tabs>
         <w:ind w:left="0" w:firstLine="709"/>
-      </w:pPr>
-      <w:r>
-        <w:t>Международное сотрудничество — активное взаимодействие с ведущими зарубежными техническими вузами и мировыми IT-гигантами, реализация программ «двойных дипломов» и участие в международных образовательных и научных грантах.</w:t>
+        <w:contextualSpacing w:val="0"/>
+      </w:pPr>
+      <w:r>
+        <w:t xml:space="preserve">Международное сотрудничество — активное взаимодействие с ведущими зарубежными техническими вузами и мировыми </w:t>
+      </w:r>
+      <w:r>
+        <w:rPr>
+          <w:i/>
+          <w:iCs/>
+        </w:rPr>
+        <w:t>IT</w:t>
+      </w:r>
+      <w:r>
+        <w:t>-гигантами, реализация программ «двойных дипломов» и участие в международных образовательных и научных грантах.</w:t>
       </w:r>
     </w:p>
     <w:p>
@@ -1780,6 +2275,7 @@
           <w:tab w:val="left" w:pos="1134"/>
         </w:tabs>
         <w:ind w:left="0" w:firstLine="709"/>
+        <w:contextualSpacing w:val="0"/>
       </w:pPr>
       <w:r>
         <w:t xml:space="preserve">Взаимодействие с индустрией и бизнес-образование — создание совместных лабораторий с крупнейшими </w:t>
@@ -1883,7 +2379,17 @@
     </w:p>
     <w:p>
       <w:r>
-        <w:t xml:space="preserve">Кафедры являются базовыми звеньями, обеспечивающими проведение занятий по техническим и гуманитарным дисциплинам. Они также отвечают за работу совместных учебных лабораторий с IT-компаниями, выполнение научно-исследовательских и опытно-конструкторских работ (НИОКР) и актуализацию учебных программ под требования рынка. В университете активно действует система студенческого самоуправления, представленная студенческим советом, профкомом и молодежными центрами, которые организуют </w:t>
+        <w:t xml:space="preserve">Кафедры являются базовыми звеньями, обеспечивающими проведение занятий по техническим и гуманитарным дисциплинам. Они также отвечают за работу совместных учебных лабораторий с </w:t>
+      </w:r>
+      <w:r>
+        <w:rPr>
+          <w:i/>
+          <w:iCs/>
+        </w:rPr>
+        <w:t>IT</w:t>
+      </w:r>
+      <w:r>
+        <w:t xml:space="preserve">-компаниями, выполнение научно-исследовательских и опытно-конструкторских работ (НИОКР) и актуализацию учебных программ под требования рынка. В университете активно действует система студенческого самоуправления, представленная студенческим советом, профкомом и молодежными центрами, которые организуют </w:t>
       </w:r>
       <w:proofErr w:type="spellStart"/>
       <w:r>
@@ -1942,7 +2448,27 @@
       </w:r>
       <w:proofErr w:type="spellEnd"/>
       <w:r>
-        <w:t xml:space="preserve"> процесса управления университетом и обучения на основе применения автоматизированных систем управления (АСУ) и использования современных средств телекоммуникации и информационных технологий;</w:t>
+        <w:t xml:space="preserve"> процесса управления университетом и обучения на основе применения автоматизированных систем управления (АСУ)</w:t>
+      </w:r>
+      <w:r>
+        <w:rPr>
+          <w:lang w:val="ru-RU"/>
+        </w:rPr>
+        <w:t>. И</w:t>
+      </w:r>
+      <w:proofErr w:type="spellStart"/>
+      <w:r>
+        <w:t>спользования</w:t>
+      </w:r>
+      <w:proofErr w:type="spellEnd"/>
+      <w:r>
+        <w:t xml:space="preserve"> современных средств телекоммуникации и информационных технологий</w:t>
+      </w:r>
+      <w:r>
+        <w:rPr>
+          <w:lang w:val="ru-RU"/>
+        </w:rPr>
+        <w:t>.</w:t>
       </w:r>
     </w:p>
     <w:p>
@@ -1969,7 +2495,13 @@
       </w:r>
       <w:proofErr w:type="spellEnd"/>
       <w:r>
-        <w:t xml:space="preserve"> и использование АСУ в управлении образовательным процессом;</w:t>
+        <w:t xml:space="preserve"> и использование АСУ в управлении образовательным процессом</w:t>
+      </w:r>
+      <w:r>
+        <w:rPr>
+          <w:lang w:val="ru-RU"/>
+        </w:rPr>
+        <w:t>.</w:t>
       </w:r>
     </w:p>
     <w:p>
@@ -1996,7 +2528,13 @@
       </w:r>
       <w:proofErr w:type="spellEnd"/>
       <w:r>
-        <w:t xml:space="preserve"> электронного документооборота структурных подразделений университета;</w:t>
+        <w:t xml:space="preserve"> электронного документооборота структурных подразделений университета</w:t>
+      </w:r>
+      <w:r>
+        <w:rPr>
+          <w:lang w:val="ru-RU"/>
+        </w:rPr>
+        <w:t>.</w:t>
       </w:r>
     </w:p>
     <w:p>
@@ -2023,7 +2561,13 @@
       </w:r>
       <w:proofErr w:type="spellEnd"/>
       <w:r>
-        <w:t xml:space="preserve"> и внедрение в образовательный процесс новых образовательных информационных технологий;</w:t>
+        <w:t xml:space="preserve"> и внедрение в образовательный процесс новых образовательных информационных технологий</w:t>
+      </w:r>
+      <w:r>
+        <w:rPr>
+          <w:lang w:val="ru-RU"/>
+        </w:rPr>
+        <w:t>.</w:t>
       </w:r>
     </w:p>
     <w:p>
@@ -2050,7 +2594,13 @@
       </w:r>
       <w:proofErr w:type="spellEnd"/>
       <w:r>
-        <w:t xml:space="preserve"> сопровождающего программного обеспечения для электронных учебно-методических комплексов;</w:t>
+        <w:t xml:space="preserve"> сопровождающего программного обеспечения для электронных учебно-методических комплексов</w:t>
+      </w:r>
+      <w:r>
+        <w:rPr>
+          <w:lang w:val="ru-RU"/>
+        </w:rPr>
+        <w:t>.</w:t>
       </w:r>
     </w:p>
     <w:p>
@@ -2077,7 +2627,13 @@
       </w:r>
       <w:proofErr w:type="spellEnd"/>
       <w:r>
-        <w:t xml:space="preserve"> и администрирование тестирующих программ для контроля знаний;</w:t>
+        <w:t xml:space="preserve"> и администрирование тестирующих программ для контроля знаний</w:t>
+      </w:r>
+      <w:r>
+        <w:rPr>
+          <w:lang w:val="ru-RU"/>
+        </w:rPr>
+        <w:t>.</w:t>
       </w:r>
     </w:p>
     <w:p>
@@ -2095,13 +2651,13 @@
           <w:numId w:val="2"/>
         </w:numPr>
       </w:pPr>
-      <w:bookmarkStart w:id="8" w:name="_Toc225431805"/>
-      <w:bookmarkStart w:id="9" w:name="_Toc225434230"/>
+      <w:bookmarkStart w:id="9" w:name="_Toc225431805"/>
+      <w:bookmarkStart w:id="10" w:name="_Toc225440190"/>
       <w:r>
         <w:t>Информационные системы</w:t>
       </w:r>
-      <w:bookmarkEnd w:id="8"/>
       <w:bookmarkEnd w:id="9"/>
+      <w:bookmarkEnd w:id="10"/>
     </w:p>
     <w:p>
       <w:pPr>
@@ -2157,7 +2713,30 @@
         <w:ind w:left="0" w:firstLine="709"/>
       </w:pPr>
       <w:r>
-        <w:t>Личный кабинет студента: здесь доступно актуальное электронное расписание, зачетная книжка с оценками за все семестры, а также информация о назначенных стипендиях и пропусках занятий.</w:t>
+        <w:t>Личный кабинет студент</w:t>
+      </w:r>
+      <w:r>
+        <w:rPr>
+          <w:lang w:val="ru-RU"/>
+        </w:rPr>
+        <w:t>а.</w:t>
+      </w:r>
+      <w:r>
+        <w:t xml:space="preserve"> </w:t>
+      </w:r>
+      <w:r>
+        <w:rPr>
+          <w:lang w:val="ru-RU"/>
+        </w:rPr>
+        <w:t>З</w:t>
+      </w:r>
+      <w:proofErr w:type="spellStart"/>
+      <w:r>
+        <w:t>десь</w:t>
+      </w:r>
+      <w:proofErr w:type="spellEnd"/>
+      <w:r>
+        <w:t xml:space="preserve"> доступно актуальное электронное расписание, зачетная книжка с оценками за все семестры, а также информация о назначенных стипендиях и пропусках занятий.</w:t>
       </w:r>
     </w:p>
     <w:p>
@@ -2174,7 +2753,30 @@
       </w:pPr>
       <w:r>
         <w:lastRenderedPageBreak/>
-        <w:t>Личный кабинет преподавателя: позволяет вести электронные журналы, выставлять оценки, контролировать посещаемость и загружать учебно-методические комплексы</w:t>
+        <w:t>Личный кабинет преподавателя</w:t>
+      </w:r>
+      <w:r>
+        <w:rPr>
+          <w:lang w:val="ru-RU"/>
+        </w:rPr>
+        <w:t>.</w:t>
+      </w:r>
+      <w:r>
+        <w:t xml:space="preserve"> </w:t>
+      </w:r>
+      <w:r>
+        <w:rPr>
+          <w:lang w:val="ru-RU"/>
+        </w:rPr>
+        <w:t>П</w:t>
+      </w:r>
+      <w:proofErr w:type="spellStart"/>
+      <w:r>
+        <w:t>озволяет</w:t>
+      </w:r>
+      <w:proofErr w:type="spellEnd"/>
+      <w:r>
+        <w:t xml:space="preserve"> вести электронные журналы, выставлять оценки, контролировать посещаемость и загружать учебно-методические комплексы</w:t>
       </w:r>
       <w:r>
         <w:rPr>
@@ -2196,7 +2798,30 @@
         <w:ind w:left="0" w:firstLine="709"/>
       </w:pPr>
       <w:r>
-        <w:t>Управление учебными планами: система хранит актуальные программы обучения по всем специальностям, обеспечивая прозрачность образовательной траектории.</w:t>
+        <w:t>Управление учебными планами</w:t>
+      </w:r>
+      <w:r>
+        <w:rPr>
+          <w:lang w:val="ru-RU"/>
+        </w:rPr>
+        <w:t>.</w:t>
+      </w:r>
+      <w:r>
+        <w:t xml:space="preserve"> </w:t>
+      </w:r>
+      <w:r>
+        <w:rPr>
+          <w:lang w:val="ru-RU"/>
+        </w:rPr>
+        <w:t>С</w:t>
+      </w:r>
+      <w:proofErr w:type="spellStart"/>
+      <w:r>
+        <w:t>истема</w:t>
+      </w:r>
+      <w:proofErr w:type="spellEnd"/>
+      <w:r>
+        <w:t xml:space="preserve"> хранит актуальные программы обучения по всем специальностям, обеспечивая прозрачность образовательной траектории.</w:t>
       </w:r>
     </w:p>
     <w:p>
@@ -2212,7 +2837,30 @@
         <w:ind w:left="0" w:firstLine="709"/>
       </w:pPr>
       <w:r>
-        <w:t>Заказ справок и документов: студенты могут удаленно запрашивать справки об обучении, что значительно сокращает бюрократическую нагрузку.</w:t>
+        <w:t>Заказ справок и документов</w:t>
+      </w:r>
+      <w:r>
+        <w:rPr>
+          <w:lang w:val="ru-RU"/>
+        </w:rPr>
+        <w:t>.</w:t>
+      </w:r>
+      <w:r>
+        <w:t xml:space="preserve"> </w:t>
+      </w:r>
+      <w:r>
+        <w:rPr>
+          <w:lang w:val="ru-RU"/>
+        </w:rPr>
+        <w:t>С</w:t>
+      </w:r>
+      <w:proofErr w:type="spellStart"/>
+      <w:r>
+        <w:t>туденты</w:t>
+      </w:r>
+      <w:proofErr w:type="spellEnd"/>
+      <w:r>
+        <w:t xml:space="preserve"> могут удаленно запрашивать справки об обучении, что значительно сокращает бюрократическую нагрузку.</w:t>
       </w:r>
     </w:p>
     <w:p>
@@ -2279,7 +2927,13 @@
         <w:t>Модуль электронного образовательного ресурса – структурная единица ЭОР, содержащая логически завершенную часть учебного материала по учебной дисциплине, которая включает раздел (разделы), одну или несколько тем. Модуль может не содержать материалов для практического выполнения обучающимся видов учебной деятельности, предусмотренных программой, в зависимости от формы получения образования. ЭОР содержит не менее 2 модулей (как правило, 3), а в случае осуществления подготовки по учебной дисциплине в дистанционной форме получения образования – не менее 3.</w:t>
       </w:r>
       <w:r>
-        <w:t>[2]</w:t>
+        <w:t>[</w:t>
+      </w:r>
+      <w:r>
+        <w:t>3</w:t>
+      </w:r>
+      <w:r>
+        <w:t>]</w:t>
       </w:r>
     </w:p>
     <w:p>
@@ -2473,21 +3127,19 @@
         <w:rPr>
           <w:lang w:val="ru-RU"/>
         </w:rPr>
-        <w:t xml:space="preserve">Индивидуальные практические </w:t>
-      </w:r>
-      <w:proofErr w:type="gramStart"/>
-      <w:r>
-        <w:rPr>
-          <w:lang w:val="ru-RU"/>
-        </w:rPr>
-        <w:t>работы(</w:t>
-      </w:r>
-      <w:proofErr w:type="gramEnd"/>
-      <w:r>
-        <w:rPr>
-          <w:lang w:val="ru-RU"/>
-        </w:rPr>
-        <w:t>ИПР). ИПР включают в себя варианты заданий, примеры их выполнения, методические рекомендации, учебные и справочные издания (ссылки на учебные и справочные издания, находящиеся в открытом доступе в сети Интернет), требования к оформлению и так далее.</w:t>
+        <w:t>Индивидуальные практические работы</w:t>
+      </w:r>
+      <w:r>
+        <w:rPr>
+          <w:lang w:val="ru-RU"/>
+        </w:rPr>
+        <w:t xml:space="preserve"> </w:t>
+      </w:r>
+      <w:r>
+        <w:rPr>
+          <w:lang w:val="ru-RU"/>
+        </w:rPr>
+        <w:t>(ИПР). ИПР включают в себя варианты заданий, примеры их выполнения, методические рекомендации, учебные и справочные издания (ссылки на учебные и справочные издания, находящиеся в открытом доступе в сети Интернет), требования к оформлению и так далее.</w:t>
       </w:r>
     </w:p>
     <w:p>
@@ -2609,13 +3261,13 @@
           <w:numId w:val="2"/>
         </w:numPr>
       </w:pPr>
-      <w:bookmarkStart w:id="10" w:name="_Toc225431806"/>
-      <w:bookmarkStart w:id="11" w:name="_Toc225434231"/>
+      <w:bookmarkStart w:id="11" w:name="_Toc225431806"/>
+      <w:bookmarkStart w:id="12" w:name="_Toc225440191"/>
       <w:r>
         <w:t>Анализ аналогичных информационных систем</w:t>
       </w:r>
-      <w:bookmarkEnd w:id="10"/>
       <w:bookmarkEnd w:id="11"/>
+      <w:bookmarkEnd w:id="12"/>
     </w:p>
     <w:p>
       <w:pPr>
@@ -2666,7 +3318,6 @@
     </w:p>
     <w:p>
       <w:pPr>
-        <w:ind w:firstLine="0"/>
         <w:rPr>
           <w:lang w:val="ru-RU"/>
         </w:rPr>
@@ -2686,7 +3337,16 @@
         </w:rPr>
       </w:pPr>
       <w:r>
-        <w:t>С технической точки зрения, современная АИС музыкального стриминга</w:t>
+        <w:t>С технической точки зрения, современная АИС</w:t>
+      </w:r>
+      <w:r>
+        <w:rPr>
+          <w:lang w:val="ru-RU"/>
+        </w:rPr>
+        <w:t>(Автоматизированные информационные системы)</w:t>
+      </w:r>
+      <w:r>
+        <w:t xml:space="preserve"> музыкального стриминга</w:t>
       </w:r>
       <w:r>
         <w:rPr>
@@ -2695,7 +3355,17 @@
         <w:t> </w:t>
       </w:r>
       <w:r>
-        <w:t>— это распределенная система с колоссальной нагрузкой. Главный вызов здесь заключается в доставке контента. Музыкальные файлы весят немало, а пользователь ожидает мгновенного старта воспроизведения. Для этого сервисы используют технологию адаптивного битрейта: система на лету анализирует качество интернет-соединения и незаметно для слушателя переключает качество аудиопотока, чтобы музыка не прерывалась. Сами данные хранятся не на одном сервере, а распределены по сети доставки контента (CDN), что позволяет отдавать файл из ближайшей к пользователю географической точки.</w:t>
+        <w:t>— это распределенная система с колоссальной нагрузкой. Главный вызов здесь заключается в доставке контента. Музыкальные файлы весят немало, а пользователь ожидает мгновенного старта воспроизведения. Для этого сервисы используют технологию адаптивного битрейта: система на лету анализирует качество интернет-соединения и незаметно для слушателя переключает качество аудиопотока, чтобы музыка не прерывалась. Сами данные хранятся не на одном сервере, а распределены по сети доставки контента (</w:t>
+      </w:r>
+      <w:r>
+        <w:rPr>
+          <w:i/>
+          <w:iCs/>
+        </w:rPr>
+        <w:t>CDN</w:t>
+      </w:r>
+      <w:r>
+        <w:t>), что позволяет отдавать файл из ближайшей к пользователю географической точки.</w:t>
       </w:r>
     </w:p>
     <w:p>
@@ -2713,7 +3383,17 @@
       </w:r>
       <w:proofErr w:type="spellEnd"/>
       <w:r>
-        <w:t>. В отличие от продажи физического носителя, где сделка разовая, стриминг подразумевает непрерывный подсчет. Каждое прослушивание трека дольше 30 секунд фиксируется системой как событие. Эти миллиарды событий ежедневно обрабатываются для формирования отчетности перед правообладателями и расчета роялти. Это требует огромных мощностей для работы с Big Data, так как система должна не просто хранить историю, но и агрегировать её в реальном времени.</w:t>
+        <w:t xml:space="preserve">. В отличие от продажи физического носителя, где сделка разовая, стриминг подразумевает непрерывный подсчет. Каждое прослушивание трека дольше 30 секунд фиксируется системой как событие. Эти миллиарды событий ежедневно обрабатываются для формирования отчетности перед правообладателями и расчета роялти. Это требует огромных мощностей для работы с </w:t>
+      </w:r>
+      <w:r>
+        <w:rPr>
+          <w:i/>
+          <w:iCs/>
+        </w:rPr>
+        <w:t>Big Data</w:t>
+      </w:r>
+      <w:r>
+        <w:t>, так как система должна не просто хранить историю, но и агрегировать её в реальном времени.</w:t>
       </w:r>
     </w:p>
     <w:p>
@@ -3041,7 +3721,7 @@
           <w:lang w:val="ru-RU"/>
         </w:rPr>
       </w:pPr>
-      <w:bookmarkStart w:id="12" w:name="_Hlk225422680"/>
+      <w:bookmarkStart w:id="13" w:name="_Hlk225422680"/>
       <w:r>
         <w:rPr>
           <w:noProof/>
@@ -3140,7 +3820,7 @@
         <w:t>Spotify</w:t>
       </w:r>
     </w:p>
-    <w:bookmarkEnd w:id="12"/>
+    <w:bookmarkEnd w:id="13"/>
     <w:p>
       <w:pPr>
         <w:ind w:firstLine="0"/>
@@ -3152,10 +3832,7 @@
     </w:p>
     <w:p>
       <w:r>
-        <w:t>Интерфейс мобильного приложения</w:t>
-      </w:r>
-      <w:r>
-        <w:t xml:space="preserve"> </w:t>
+        <w:t xml:space="preserve">Интерфейс мобильного приложения </w:t>
       </w:r>
       <w:r>
         <w:rPr>
@@ -3281,19 +3958,7 @@
         <w:rPr>
           <w:lang w:val="ru-RU"/>
         </w:rPr>
-        <w:t xml:space="preserve">Рисунок </w:t>
-      </w:r>
-      <w:r>
-        <w:rPr>
-          <w:lang w:val="ru-RU"/>
-        </w:rPr>
-        <w:t>2</w:t>
-      </w:r>
-      <w:r>
-        <w:rPr>
-          <w:lang w:val="ru-RU"/>
-        </w:rPr>
-        <w:t xml:space="preserve"> </w:t>
+        <w:t xml:space="preserve">Рисунок 2 </w:t>
       </w:r>
       <w:r>
         <w:rPr>
@@ -3305,19 +3970,7 @@
         <w:rPr>
           <w:lang w:val="ru-RU"/>
         </w:rPr>
-        <w:t xml:space="preserve"> Главная страница</w:t>
-      </w:r>
-      <w:r>
-        <w:rPr>
-          <w:lang w:val="ru-RU"/>
-        </w:rPr>
-        <w:t xml:space="preserve"> мобильного</w:t>
-      </w:r>
-      <w:r>
-        <w:rPr>
-          <w:lang w:val="ru-RU"/>
-        </w:rPr>
-        <w:t xml:space="preserve"> </w:t>
+        <w:t xml:space="preserve"> Главная страница мобильного </w:t>
       </w:r>
       <w:r>
         <w:rPr>
@@ -3609,7 +4262,7 @@
           <w:noProof/>
         </w:rPr>
         <w:drawing>
-          <wp:inline distT="0" distB="0" distL="0" distR="0" wp14:anchorId="5B162A4C" wp14:editId="1560D841">
+          <wp:inline distT="0" distB="0" distL="0" distR="0" wp14:anchorId="5B162A4C" wp14:editId="5AF364E8">
             <wp:extent cx="5897187" cy="3022600"/>
             <wp:effectExtent l="0" t="0" r="8890" b="6350"/>
             <wp:docPr id="2" name="Рисунок 2"/>
@@ -4257,7 +4910,7 @@
         <w:rPr>
           <w:lang w:val="ru-RU"/>
         </w:rPr>
-        <w:t>4</w:t>
+        <w:t>3</w:t>
       </w:r>
       <w:r>
         <w:rPr>
@@ -4354,19 +5007,7 @@
         <w:rPr>
           <w:lang w:val="ru-RU"/>
         </w:rPr>
-        <w:t xml:space="preserve">Рисунок </w:t>
-      </w:r>
-      <w:r>
-        <w:rPr>
-          <w:lang w:val="ru-RU"/>
-        </w:rPr>
-        <w:t>4</w:t>
-      </w:r>
-      <w:r>
-        <w:rPr>
-          <w:lang w:val="ru-RU"/>
-        </w:rPr>
-        <w:t xml:space="preserve"> </w:t>
+        <w:t xml:space="preserve">Рисунок 4 </w:t>
       </w:r>
       <w:r>
         <w:rPr>
@@ -4425,14 +5066,14 @@
       <w:pPr>
         <w:pStyle w:val="1"/>
       </w:pPr>
-      <w:bookmarkStart w:id="13" w:name="_Toc225431807"/>
-      <w:bookmarkStart w:id="14" w:name="_Toc225434232"/>
+      <w:bookmarkStart w:id="14" w:name="_Toc225431807"/>
+      <w:bookmarkStart w:id="15" w:name="_Toc225440192"/>
       <w:r>
         <w:lastRenderedPageBreak/>
         <w:t>Постановка задачи дипломного проекта</w:t>
       </w:r>
-      <w:bookmarkEnd w:id="13"/>
       <w:bookmarkEnd w:id="14"/>
+      <w:bookmarkEnd w:id="15"/>
     </w:p>
     <w:p>
       <w:pPr>
@@ -4446,10 +5087,6 @@
         <w:t xml:space="preserve">В настоящее время многие независимые </w:t>
       </w:r>
       <w:r>
-        <w:rPr>
-          <w:i/>
-          <w:iCs/>
-        </w:rPr>
         <w:t>музыкальные</w:t>
       </w:r>
       <w:r>
@@ -4642,131 +5279,146 @@
         </w:tabs>
         <w:jc w:val="center"/>
       </w:pPr>
-      <w:bookmarkStart w:id="15" w:name="_Toc225431808"/>
-      <w:bookmarkStart w:id="16" w:name="_Toc225434233"/>
+      <w:bookmarkStart w:id="16" w:name="_Toc225431808"/>
+      <w:bookmarkStart w:id="17" w:name="_Toc225440193"/>
       <w:r>
         <w:lastRenderedPageBreak/>
         <w:t>За</w:t>
       </w:r>
-      <w:bookmarkEnd w:id="15"/>
+      <w:bookmarkEnd w:id="16"/>
       <w:r>
         <w:t>ключение</w:t>
       </w:r>
-      <w:bookmarkEnd w:id="16"/>
-    </w:p>
-    <w:p>
-      <w:pPr>
-        <w:rPr>
-          <w:lang w:val="ru-RU"/>
-        </w:rPr>
-      </w:pPr>
-    </w:p>
-    <w:p>
-      <w:r>
-        <w:t>В результате прохождения преддипломной практики были полностью уточнены цели и задачи предстоящего дипломного проектирования, а также собран необходимый массив информационных и технических материалов, составляющих основу будущей работы. В соответствии с выданным индивидуальным заданием на проектирование был проведен комплексный обзор актуальных литературных источников, публикаций в профильных периодических изданиях и документации к современным программным интерфейсам (</w:t>
-      </w:r>
+      <w:bookmarkEnd w:id="17"/>
+    </w:p>
+    <w:p>
+      <w:pPr>
+        <w:rPr>
+          <w:lang w:val="ru-RU"/>
+        </w:rPr>
+      </w:pPr>
+    </w:p>
+    <w:p>
+      <w:pPr>
+        <w:rPr>
+          <w:lang w:val="ru-RU"/>
+        </w:rPr>
+      </w:pPr>
+      <w:r>
+        <w:t>В результате прохождения преддипломной практики полностью уточнены цели и задачи предстоящего дипломного проектирования, а также собран необходимый массив информационных и технических материалов, составляющих основу будущей работы. В соответствии с выданным индивидуальным заданием на проектирование проведен комплексный обзор актуальных литературных источников, публикаций в профильных периодических изданиях и документации к современным программным интерфейсам</w:t>
+      </w:r>
+      <w:r>
+        <w:rPr>
+          <w:lang w:val="ru-RU"/>
+        </w:rPr>
+        <w:t>.</w:t>
+      </w:r>
+    </w:p>
+    <w:p>
+      <w:r>
+        <w:t xml:space="preserve">В ходе практики детально изучена организационная структура и основные направления деятельности исследуемой области музыкального стриминга и цифровой дистрибуции контента. Проведен подробный сравнительный системный анализ существующих решений-аналогов, таких как </w:t>
+      </w:r>
+      <w:proofErr w:type="spellStart"/>
       <w:r>
         <w:rPr>
           <w:i/>
           <w:iCs/>
         </w:rPr>
-        <w:t>API</w:t>
-      </w:r>
-      <w:r>
-        <w:t>).</w:t>
-      </w:r>
-    </w:p>
-    <w:p>
-      <w:r>
-        <w:t xml:space="preserve">В ходе практики была детально изучена организационная структура и основные направления деятельности исследуемой области музыкального стриминга и цифровой дистрибуции контента. Проведен подробный сравнительный системный анализ существующих решений-аналогов, таких как </w:t>
-      </w:r>
-      <w:proofErr w:type="spellStart"/>
+        <w:t>Spotify</w:t>
+      </w:r>
+      <w:proofErr w:type="spellEnd"/>
+      <w:r>
+        <w:t xml:space="preserve">, </w:t>
+      </w:r>
       <w:r>
         <w:rPr>
           <w:i/>
           <w:iCs/>
         </w:rPr>
-        <w:t>Spotify</w:t>
-      </w:r>
-      <w:proofErr w:type="spellEnd"/>
-      <w:r>
-        <w:t xml:space="preserve">, </w:t>
+        <w:t>Yandex Music</w:t>
+      </w:r>
+      <w:r>
+        <w:t xml:space="preserve"> и </w:t>
       </w:r>
       <w:r>
         <w:rPr>
           <w:i/>
           <w:iCs/>
         </w:rPr>
-        <w:t>Yandex Music</w:t>
-      </w:r>
-      <w:r>
-        <w:t xml:space="preserve"> и </w:t>
+        <w:t>YouTube Music</w:t>
+      </w:r>
+      <w:r>
+        <w:t>, в результате которого были выявлены ключевые закономерности построения архитектур высоконагруженных мультимедийных систем и принципы функционирования их рекомендательных алгоритмов. Особое внимание было уделено изучению пользовательских интерфейсов и анализу их UX-составляющей, что позволило сформулировать собственные требования к эргономике разрабатываемой АИС.</w:t>
+      </w:r>
+    </w:p>
+    <w:p>
+      <w:r>
+        <w:t xml:space="preserve">На основании проведенных исследований окончательно сформированы цель и задачи дипломного проекта, направленного на создание автоматизированной информационной системы музыкального сервиса с интегрированным модулем персональных подборок. </w:t>
+      </w:r>
+      <w:r>
+        <w:rPr>
+          <w:lang w:val="ru-RU"/>
+        </w:rPr>
+        <w:t>О</w:t>
+      </w:r>
+      <w:proofErr w:type="spellStart"/>
+      <w:r>
+        <w:t>боснованы</w:t>
+      </w:r>
+      <w:proofErr w:type="spellEnd"/>
+      <w:r>
+        <w:t xml:space="preserve"> проектные решения в части выбора стека технологий, включающего язык программирования </w:t>
       </w:r>
       <w:r>
         <w:rPr>
           <w:i/>
           <w:iCs/>
         </w:rPr>
-        <w:t>YouTube Music</w:t>
-      </w:r>
-      <w:r>
-        <w:t>, в результате которого были выявлены ключевые закономерности построения архитектур высоконагруженных мультимедийных систем и принципы функционирования их рекомендательных алгоритмов. Особое внимание было уделено изучению пользовательских интерфейсов и анализу их UX-составляющей, что позволило сформулировать собственные требования к эргономике разрабатываемой АИС.</w:t>
-      </w:r>
-    </w:p>
-    <w:p>
-      <w:r>
-        <w:t xml:space="preserve">На основании проведенных исследований были окончательно сформированы цель и задачи дипломного проекта, направленного на создание автоматизированной информационной системы музыкального сервиса с интегрированным модулем персональных подборок. Были обоснованы проектные решения в части выбора стека технологий, включающего язык программирования </w:t>
-      </w:r>
+        <w:t>Python</w:t>
+      </w:r>
+      <w:r>
+        <w:t xml:space="preserve"> (фреймворк </w:t>
+      </w:r>
+      <w:proofErr w:type="spellStart"/>
       <w:r>
         <w:rPr>
           <w:i/>
           <w:iCs/>
         </w:rPr>
-        <w:t>Python</w:t>
-      </w:r>
-      <w:r>
-        <w:t xml:space="preserve"> (фреймворк </w:t>
-      </w:r>
-      <w:proofErr w:type="spellStart"/>
+        <w:t>FastAPI</w:t>
+      </w:r>
+      <w:proofErr w:type="spellEnd"/>
+      <w:r>
+        <w:t xml:space="preserve">), библиотеку </w:t>
+      </w:r>
       <w:r>
         <w:rPr>
           <w:i/>
           <w:iCs/>
         </w:rPr>
-        <w:t>FastAPI</w:t>
+        <w:t>React.js</w:t>
+      </w:r>
+      <w:r>
+        <w:t xml:space="preserve"> для построения </w:t>
+      </w:r>
+      <w:proofErr w:type="spellStart"/>
+      <w:r>
+        <w:t>фронтенд</w:t>
       </w:r>
       <w:proofErr w:type="spellEnd"/>
       <w:r>
-        <w:t xml:space="preserve">), библиотеку </w:t>
-      </w:r>
+        <w:t xml:space="preserve">-части, а также систему управления базами данных </w:t>
+      </w:r>
+      <w:proofErr w:type="spellStart"/>
       <w:r>
         <w:rPr>
           <w:i/>
           <w:iCs/>
         </w:rPr>
-        <w:t>React.js</w:t>
-      </w:r>
-      <w:r>
-        <w:t xml:space="preserve"> для построения </w:t>
-      </w:r>
-      <w:proofErr w:type="spellStart"/>
-      <w:r>
-        <w:t>фронтенд</w:t>
+        <w:t>PostgreSQL</w:t>
       </w:r>
       <w:proofErr w:type="spellEnd"/>
       <w:r>
-        <w:t xml:space="preserve">-части, а также систему управления базами данных </w:t>
-      </w:r>
-      <w:proofErr w:type="spellStart"/>
-      <w:r>
-        <w:rPr>
-          <w:i/>
-          <w:iCs/>
-        </w:rPr>
-        <w:t>PostgreSQL</w:t>
-      </w:r>
-      <w:proofErr w:type="spellEnd"/>
-      <w:r>
         <w:t>.</w:t>
       </w:r>
     </w:p>
@@ -4790,7 +5442,7 @@
         <w:rPr>
           <w:lang w:val="ru-RU"/>
         </w:rPr>
-        <w:t>1</w:t>
+        <w:t>4</w:t>
       </w:r>
       <w:r>
         <w:rPr>
@@ -4827,7 +5479,7 @@
           <w:rFonts w:eastAsia="Calibri Light"/>
         </w:rPr>
       </w:pPr>
-      <w:bookmarkStart w:id="17" w:name="_Toc225434234"/>
+      <w:bookmarkStart w:id="18" w:name="_Toc225440194"/>
       <w:r>
         <w:rPr>
           <w:rFonts w:eastAsia="Calibri Light"/>
@@ -4835,7 +5487,7 @@
         <w:lastRenderedPageBreak/>
         <w:t>СПИСОК ИСПОЛЬЗОВАННЫХ ИСТОЧНИКОВ</w:t>
       </w:r>
-      <w:bookmarkEnd w:id="17"/>
+      <w:bookmarkEnd w:id="18"/>
     </w:p>
     <w:p>
       <w:pPr>
@@ -4846,6 +5498,360 @@
           <w:szCs w:val="28"/>
         </w:rPr>
       </w:pPr>
+    </w:p>
+    <w:p>
+      <w:pPr>
+        <w:tabs>
+          <w:tab w:val="left" w:pos="426"/>
+          <w:tab w:val="left" w:pos="1134"/>
+        </w:tabs>
+        <w:rPr>
+          <w:rFonts w:eastAsia="Times New Roman"/>
+          <w:szCs w:val="28"/>
+          <w:lang w:eastAsia="ru-RU"/>
+        </w:rPr>
+      </w:pPr>
+      <w:r>
+        <w:rPr>
+          <w:rFonts w:eastAsia="Times New Roman"/>
+          <w:szCs w:val="28"/>
+          <w:lang w:eastAsia="ru-RU"/>
+        </w:rPr>
+        <w:t>[</w:t>
+      </w:r>
+      <w:r>
+        <w:rPr>
+          <w:rFonts w:eastAsia="Times New Roman"/>
+          <w:szCs w:val="28"/>
+          <w:lang w:eastAsia="ru-RU"/>
+        </w:rPr>
+        <w:t>1</w:t>
+      </w:r>
+      <w:r>
+        <w:rPr>
+          <w:rFonts w:eastAsia="Times New Roman"/>
+          <w:szCs w:val="28"/>
+          <w:lang w:eastAsia="ru-RU"/>
+        </w:rPr>
+        <w:t>]</w:t>
+      </w:r>
+      <w:r>
+        <w:rPr>
+          <w:rFonts w:eastAsia="Times New Roman"/>
+          <w:szCs w:val="28"/>
+          <w:lang w:eastAsia="ru-RU"/>
+        </w:rPr>
+        <w:tab/>
+      </w:r>
+      <w:r>
+        <w:rPr>
+          <w:rFonts w:eastAsia="Times New Roman"/>
+          <w:szCs w:val="28"/>
+          <w:lang w:eastAsia="ru-RU"/>
+        </w:rPr>
+        <w:t>Положение «Об электронном образовательном ресурсе по учебной</w:t>
+      </w:r>
+      <w:r>
+        <w:rPr>
+          <w:rFonts w:eastAsia="Times New Roman"/>
+          <w:szCs w:val="28"/>
+          <w:lang w:eastAsia="ru-RU"/>
+        </w:rPr>
+        <w:t xml:space="preserve"> </w:t>
+      </w:r>
+      <w:r>
+        <w:rPr>
+          <w:rFonts w:eastAsia="Times New Roman"/>
+          <w:szCs w:val="28"/>
+          <w:lang w:eastAsia="ru-RU"/>
+        </w:rPr>
+        <w:t>дисциплине»</w:t>
+      </w:r>
+      <w:r>
+        <w:rPr>
+          <w:rFonts w:eastAsia="Times New Roman"/>
+          <w:szCs w:val="28"/>
+          <w:lang w:val="ru-RU" w:eastAsia="ru-RU"/>
+        </w:rPr>
+        <w:t> </w:t>
+      </w:r>
+      <w:r>
+        <w:rPr>
+          <w:rFonts w:eastAsia="Times New Roman"/>
+          <w:szCs w:val="28"/>
+          <w:lang w:eastAsia="ru-RU"/>
+        </w:rPr>
+        <w:t>–</w:t>
+      </w:r>
+      <w:r>
+        <w:rPr>
+          <w:rFonts w:eastAsia="Times New Roman"/>
+          <w:szCs w:val="28"/>
+          <w:lang w:val="ru-RU" w:eastAsia="ru-RU"/>
+        </w:rPr>
+        <w:t> </w:t>
+      </w:r>
+      <w:r>
+        <w:rPr>
+          <w:rFonts w:eastAsia="Times New Roman"/>
+          <w:szCs w:val="28"/>
+          <w:lang w:eastAsia="ru-RU"/>
+        </w:rPr>
+        <w:t>Режим</w:t>
+      </w:r>
+      <w:r>
+        <w:rPr>
+          <w:rFonts w:eastAsia="Times New Roman"/>
+          <w:szCs w:val="28"/>
+          <w:lang w:val="ru-RU" w:eastAsia="ru-RU"/>
+        </w:rPr>
+        <w:t> </w:t>
+      </w:r>
+      <w:r>
+        <w:rPr>
+          <w:rFonts w:eastAsia="Times New Roman"/>
+          <w:szCs w:val="28"/>
+          <w:lang w:eastAsia="ru-RU"/>
+        </w:rPr>
+        <w:t>доступа</w:t>
+      </w:r>
+      <w:r>
+        <w:rPr>
+          <w:rFonts w:eastAsia="Times New Roman"/>
+          <w:szCs w:val="28"/>
+          <w:lang w:val="ru-RU" w:eastAsia="ru-RU"/>
+        </w:rPr>
+        <w:t> </w:t>
+      </w:r>
+      <w:r>
+        <w:rPr>
+          <w:rFonts w:eastAsia="Times New Roman"/>
+          <w:szCs w:val="28"/>
+          <w:lang w:eastAsia="ru-RU"/>
+        </w:rPr>
+        <w:t>:</w:t>
+      </w:r>
+      <w:r>
+        <w:rPr>
+          <w:rFonts w:eastAsia="Times New Roman"/>
+          <w:szCs w:val="28"/>
+          <w:lang w:val="ru-RU" w:eastAsia="ru-RU"/>
+        </w:rPr>
+        <w:t> </w:t>
+      </w:r>
+      <w:r>
+        <w:rPr>
+          <w:i/>
+          <w:iCs/>
+        </w:rPr>
+        <w:t>www.bsuir.by/m/12_100229_1_185877.pdf</w:t>
+      </w:r>
+    </w:p>
+    <w:p>
+      <w:pPr>
+        <w:tabs>
+          <w:tab w:val="left" w:pos="1134"/>
+        </w:tabs>
+        <w:rPr>
+          <w:rFonts w:eastAsia="Times New Roman"/>
+          <w:szCs w:val="28"/>
+          <w:lang w:val="ru-RU" w:eastAsia="ru-RU"/>
+        </w:rPr>
+      </w:pPr>
+      <w:r>
+        <w:rPr>
+          <w:rFonts w:eastAsia="Times New Roman"/>
+          <w:szCs w:val="28"/>
+          <w:lang w:eastAsia="ru-RU"/>
+        </w:rPr>
+        <w:t>[</w:t>
+      </w:r>
+      <w:r>
+        <w:rPr>
+          <w:rFonts w:eastAsia="Times New Roman"/>
+          <w:szCs w:val="28"/>
+          <w:lang w:val="ru-RU" w:eastAsia="ru-RU"/>
+        </w:rPr>
+        <w:t>2</w:t>
+      </w:r>
+      <w:r>
+        <w:rPr>
+          <w:rFonts w:eastAsia="Times New Roman"/>
+          <w:szCs w:val="28"/>
+          <w:lang w:eastAsia="ru-RU"/>
+        </w:rPr>
+        <w:t>]</w:t>
+      </w:r>
+      <w:r>
+        <w:rPr>
+          <w:rFonts w:eastAsia="Times New Roman"/>
+          <w:szCs w:val="28"/>
+          <w:lang w:eastAsia="ru-RU"/>
+        </w:rPr>
+        <w:tab/>
+      </w:r>
+      <w:r>
+        <w:rPr>
+          <w:rFonts w:eastAsia="Times New Roman"/>
+          <w:i/>
+          <w:iCs/>
+          <w:szCs w:val="28"/>
+          <w:lang w:eastAsia="ru-RU"/>
+        </w:rPr>
+        <w:t>Yandex</w:t>
+      </w:r>
+      <w:r>
+        <w:rPr>
+          <w:rFonts w:eastAsia="Times New Roman"/>
+          <w:szCs w:val="28"/>
+          <w:lang w:eastAsia="ru-RU"/>
+        </w:rPr>
+        <w:t xml:space="preserve"> </w:t>
+      </w:r>
+      <w:proofErr w:type="spellStart"/>
+      <w:r>
+        <w:rPr>
+          <w:rFonts w:eastAsia="Times New Roman"/>
+          <w:i/>
+          <w:iCs/>
+          <w:szCs w:val="28"/>
+          <w:lang w:eastAsia="ru-RU"/>
+        </w:rPr>
+        <w:t>Cloud</w:t>
+      </w:r>
+      <w:proofErr w:type="spellEnd"/>
+      <w:r>
+        <w:rPr>
+          <w:rFonts w:eastAsia="Times New Roman"/>
+          <w:szCs w:val="28"/>
+          <w:lang w:val="ru-RU" w:eastAsia="ru-RU"/>
+        </w:rPr>
+        <w:t xml:space="preserve">. Официальная документация </w:t>
+      </w:r>
+      <w:r>
+        <w:rPr>
+          <w:rFonts w:eastAsia="Times New Roman"/>
+          <w:szCs w:val="28"/>
+          <w:lang w:eastAsia="ru-RU"/>
+        </w:rPr>
+        <w:t>[Электронный ресурс]</w:t>
+      </w:r>
+      <w:r>
+        <w:rPr>
+          <w:rFonts w:eastAsia="Times New Roman"/>
+          <w:szCs w:val="28"/>
+          <w:lang w:eastAsia="ru-RU"/>
+        </w:rPr>
+        <w:t xml:space="preserve"> </w:t>
+      </w:r>
+      <w:r>
+        <w:rPr>
+          <w:rFonts w:eastAsia="Times New Roman"/>
+          <w:szCs w:val="28"/>
+          <w:lang w:eastAsia="ru-RU"/>
+        </w:rPr>
+        <w:t>–</w:t>
+      </w:r>
+      <w:r>
+        <w:rPr>
+          <w:rFonts w:eastAsia="Times New Roman"/>
+          <w:szCs w:val="28"/>
+          <w:lang w:val="ru-RU" w:eastAsia="ru-RU"/>
+        </w:rPr>
+        <w:t> </w:t>
+      </w:r>
+      <w:r>
+        <w:rPr>
+          <w:rFonts w:eastAsia="Times New Roman"/>
+          <w:szCs w:val="28"/>
+          <w:lang w:eastAsia="ru-RU"/>
+        </w:rPr>
+        <w:t>Режим</w:t>
+      </w:r>
+      <w:r>
+        <w:rPr>
+          <w:rFonts w:eastAsia="Times New Roman"/>
+          <w:szCs w:val="28"/>
+          <w:lang w:val="ru-RU" w:eastAsia="ru-RU"/>
+        </w:rPr>
+        <w:t> </w:t>
+      </w:r>
+      <w:r>
+        <w:rPr>
+          <w:rFonts w:eastAsia="Times New Roman"/>
+          <w:szCs w:val="28"/>
+          <w:lang w:eastAsia="ru-RU"/>
+        </w:rPr>
+        <w:t>доступа:</w:t>
+      </w:r>
+      <w:r>
+        <w:rPr>
+          <w:rFonts w:eastAsia="Times New Roman"/>
+          <w:szCs w:val="28"/>
+          <w:lang w:val="ru-RU" w:eastAsia="ru-RU"/>
+        </w:rPr>
+        <w:t> </w:t>
+      </w:r>
+      <w:r>
+        <w:rPr>
+          <w:i/>
+          <w:iCs/>
+        </w:rPr>
+        <w:t>https://yandex.cloud/en/docs?utm_referrer=https%3A%2F%2Fwww.google.com%2F</w:t>
+      </w:r>
+    </w:p>
+    <w:p>
+      <w:pPr>
+        <w:tabs>
+          <w:tab w:val="left" w:pos="426"/>
+          <w:tab w:val="left" w:pos="1134"/>
+        </w:tabs>
+        <w:rPr>
+          <w:rFonts w:eastAsia="Times New Roman"/>
+          <w:szCs w:val="28"/>
+          <w:lang w:eastAsia="ru-RU"/>
+        </w:rPr>
+      </w:pPr>
+      <w:r>
+        <w:rPr>
+          <w:rFonts w:eastAsia="Times New Roman"/>
+          <w:szCs w:val="28"/>
+          <w:lang w:eastAsia="ru-RU"/>
+        </w:rPr>
+        <w:t>[</w:t>
+      </w:r>
+      <w:r>
+        <w:rPr>
+          <w:rFonts w:eastAsia="Times New Roman"/>
+          <w:szCs w:val="28"/>
+          <w:lang w:val="ru-RU" w:eastAsia="ru-RU"/>
+        </w:rPr>
+        <w:t>3</w:t>
+      </w:r>
+      <w:r>
+        <w:rPr>
+          <w:rFonts w:eastAsia="Times New Roman"/>
+          <w:szCs w:val="28"/>
+          <w:lang w:eastAsia="ru-RU"/>
+        </w:rPr>
+        <w:t>]</w:t>
+      </w:r>
+      <w:r>
+        <w:rPr>
+          <w:rFonts w:eastAsia="Times New Roman"/>
+          <w:szCs w:val="28"/>
+          <w:lang w:val="ru-RU" w:eastAsia="ru-RU"/>
+        </w:rPr>
+        <w:tab/>
+      </w:r>
+      <w:r>
+        <w:rPr>
+          <w:rFonts w:eastAsia="Times New Roman"/>
+          <w:szCs w:val="28"/>
+          <w:lang w:eastAsia="ru-RU"/>
+        </w:rPr>
+        <w:t>Купер, А. Об интерфейсе. Основы проектирования взаимодействий / А. Купер, Р. Рейман, Д. Кронин. – Санкт-Петербург : Питер, 2022. – 720 с.</w:t>
+      </w:r>
     </w:p>
     <w:p>
       <w:pPr>
@@ -4853,7 +5859,7 @@
           <w:tab w:val="left" w:pos="426"/>
           <w:tab w:val="left" w:pos="567"/>
           <w:tab w:val="left" w:pos="709"/>
-          <w:tab w:val="left" w:pos="1276"/>
+          <w:tab w:val="left" w:pos="1134"/>
         </w:tabs>
         <w:rPr>
           <w:rFonts w:eastAsia="Times New Roman"/>
@@ -4867,7 +5873,15 @@
           <w:szCs w:val="28"/>
           <w:lang w:eastAsia="ru-RU"/>
         </w:rPr>
-        <w:t>[1]</w:t>
+        <w:t>[</w:t>
+      </w:r>
+      <w:r>
+        <w:rPr>
+          <w:rFonts w:eastAsia="Times New Roman"/>
+          <w:szCs w:val="28"/>
+          <w:lang w:val="ru-RU" w:eastAsia="ru-RU"/>
+        </w:rPr>
+        <w:t>4</w:t>
       </w:r>
       <w:r>
         <w:rPr>
@@ -4875,6 +5889,14 @@
           <w:szCs w:val="28"/>
           <w:lang w:eastAsia="ru-RU"/>
         </w:rPr>
+        <w:t>]</w:t>
+      </w:r>
+      <w:r>
+        <w:rPr>
+          <w:rFonts w:eastAsia="Times New Roman"/>
+          <w:szCs w:val="28"/>
+          <w:lang w:eastAsia="ru-RU"/>
+        </w:rPr>
         <w:tab/>
       </w:r>
       <w:r>
@@ -4884,6 +5906,68 @@
           <w:lang w:eastAsia="ru-RU"/>
         </w:rPr>
         <w:t>СТП БГУИР 01-2024. Стандарт предприятия. Дипломное проектирование. Общие требования к оформлению пояснительной записки – Минск : БГУИР, 2024. – 179 с.</w:t>
+      </w:r>
+    </w:p>
+    <w:p>
+      <w:pPr>
+        <w:tabs>
+          <w:tab w:val="left" w:pos="1134"/>
+        </w:tabs>
+        <w:rPr>
+          <w:rFonts w:eastAsia="Times New Roman"/>
+          <w:szCs w:val="28"/>
+          <w:lang w:val="ru-RU" w:eastAsia="ru-RU"/>
+        </w:rPr>
+      </w:pPr>
+      <w:r>
+        <w:rPr>
+          <w:lang w:val="ru-RU"/>
+        </w:rPr>
+        <w:t>[5]</w:t>
+      </w:r>
+      <w:r>
+        <w:rPr>
+          <w:lang w:val="ru-RU"/>
+        </w:rPr>
+        <w:tab/>
+      </w:r>
+      <w:r>
+        <w:rPr>
+          <w:lang w:val="ru-RU"/>
+        </w:rPr>
+        <w:t>Навроцкий, А. А. Дипломное проектирование по специальности «Автоматизированные системы обработки информации» / А. А. Навроцкий, Н. В.</w:t>
+      </w:r>
+      <w:r>
+        <w:rPr>
+          <w:rFonts w:eastAsia="Times New Roman"/>
+          <w:szCs w:val="28"/>
+          <w:lang w:val="ru-RU" w:eastAsia="ru-RU"/>
+        </w:rPr>
+        <w:t xml:space="preserve"> Батин </w:t>
+      </w:r>
+      <w:r>
+        <w:rPr>
+          <w:rFonts w:eastAsia="Times New Roman"/>
+          <w:szCs w:val="28"/>
+          <w:lang w:eastAsia="ru-RU"/>
+        </w:rPr>
+        <w:t>–</w:t>
+      </w:r>
+      <w:r>
+        <w:rPr>
+          <w:rFonts w:eastAsia="Times New Roman"/>
+          <w:szCs w:val="28"/>
+          <w:lang w:val="ru-RU" w:eastAsia="ru-RU"/>
+        </w:rPr>
+        <w:t xml:space="preserve"> </w:t>
+      </w:r>
+      <w:r>
+        <w:rPr>
+          <w:rFonts w:eastAsia="Times New Roman"/>
+          <w:szCs w:val="28"/>
+          <w:lang w:val="ru-RU" w:eastAsia="ru-RU"/>
+        </w:rPr>
+        <w:t>Минск: БГУИР, 2018. – 66 с.</w:t>
       </w:r>
     </w:p>
     <w:p>
@@ -4892,6 +5976,7 @@
           <w:tab w:val="left" w:pos="426"/>
           <w:tab w:val="left" w:pos="1276"/>
         </w:tabs>
+        <w:spacing w:after="160"/>
         <w:rPr>
           <w:rFonts w:eastAsia="Times New Roman"/>
           <w:szCs w:val="28"/>
@@ -4910,64 +5995,17 @@
         <w:rPr>
           <w:rFonts w:eastAsia="Times New Roman"/>
           <w:szCs w:val="28"/>
+          <w:lang w:val="ru-RU" w:eastAsia="ru-RU"/>
+        </w:rPr>
+        <w:t>6</w:t>
+      </w:r>
+      <w:r>
+        <w:rPr>
+          <w:rFonts w:eastAsia="Times New Roman"/>
+          <w:szCs w:val="28"/>
           <w:lang w:eastAsia="ru-RU"/>
         </w:rPr>
-        <w:t>2</w:t>
-      </w:r>
-      <w:r>
-        <w:rPr>
-          <w:rFonts w:eastAsia="Times New Roman"/>
-          <w:szCs w:val="28"/>
-          <w:lang w:eastAsia="ru-RU"/>
-        </w:rPr>
-        <w:t>]</w:t>
-      </w:r>
-      <w:r>
-        <w:rPr>
-          <w:rFonts w:eastAsia="Times New Roman"/>
-          <w:szCs w:val="28"/>
-          <w:lang w:eastAsia="ru-RU"/>
-        </w:rPr>
-        <w:tab/>
-      </w:r>
-      <w:r>
-        <w:rPr>
-          <w:rFonts w:eastAsia="Times New Roman"/>
-          <w:szCs w:val="28"/>
-          <w:lang w:eastAsia="ru-RU"/>
-        </w:rPr>
-        <w:t>Положение «Об электронном образовательном ресурсе по учебной</w:t>
-      </w:r>
-      <w:r>
-        <w:rPr>
-          <w:rFonts w:eastAsia="Times New Roman"/>
-          <w:szCs w:val="28"/>
-          <w:lang w:eastAsia="ru-RU"/>
-        </w:rPr>
-        <w:t xml:space="preserve"> </w:t>
-      </w:r>
-      <w:r>
-        <w:rPr>
-          <w:rFonts w:eastAsia="Times New Roman"/>
-          <w:szCs w:val="28"/>
-          <w:lang w:eastAsia="ru-RU"/>
-        </w:rPr>
-        <w:t>дисциплине»</w:t>
-      </w:r>
-      <w:r>
-        <w:rPr>
-          <w:rFonts w:eastAsia="Times New Roman"/>
-          <w:szCs w:val="28"/>
-          <w:lang w:eastAsia="ru-RU"/>
-        </w:rPr>
-        <w:t xml:space="preserve"> – Режим доступа : </w:t>
-      </w:r>
-      <w:r>
-        <w:rPr>
-          <w:i/>
-          <w:iCs/>
-        </w:rPr>
-        <w:t>https://www.bsuir.by/m/12_100229_1_185877.pdf</w:t>
+        <w:t>] Мартин, Р. Чистая архитектура. Искусство разработки программного обеспечения / Р. Мартин – Санкт-Петербург : Питер, 2021. – 352 с.</w:t>
       </w:r>
     </w:p>
     <w:p>
@@ -4975,200 +6013,6 @@
         <w:tabs>
           <w:tab w:val="left" w:pos="1276"/>
         </w:tabs>
-        <w:rPr>
-          <w:rFonts w:eastAsia="Times New Roman"/>
-          <w:szCs w:val="28"/>
-          <w:lang w:val="ru-RU" w:eastAsia="ru-RU"/>
-        </w:rPr>
-      </w:pPr>
-      <w:r>
-        <w:rPr>
-          <w:rFonts w:eastAsia="Times New Roman"/>
-          <w:szCs w:val="28"/>
-          <w:lang w:eastAsia="ru-RU"/>
-        </w:rPr>
-        <w:t>[</w:t>
-      </w:r>
-      <w:r>
-        <w:rPr>
-          <w:rFonts w:eastAsia="Times New Roman"/>
-          <w:szCs w:val="28"/>
-          <w:lang w:val="ru-RU" w:eastAsia="ru-RU"/>
-        </w:rPr>
-        <w:t>3</w:t>
-      </w:r>
-      <w:r>
-        <w:rPr>
-          <w:rFonts w:eastAsia="Times New Roman"/>
-          <w:szCs w:val="28"/>
-          <w:lang w:eastAsia="ru-RU"/>
-        </w:rPr>
-        <w:t>]</w:t>
-      </w:r>
-      <w:r>
-        <w:rPr>
-          <w:rFonts w:eastAsia="Times New Roman"/>
-          <w:szCs w:val="28"/>
-          <w:lang w:eastAsia="ru-RU"/>
-        </w:rPr>
-        <w:tab/>
-      </w:r>
-      <w:r>
-        <w:rPr>
-          <w:rFonts w:eastAsia="Times New Roman"/>
-          <w:szCs w:val="28"/>
-          <w:lang w:eastAsia="ru-RU"/>
-        </w:rPr>
-        <w:t xml:space="preserve">Yandex </w:t>
-      </w:r>
-      <w:proofErr w:type="spellStart"/>
-      <w:r>
-        <w:rPr>
-          <w:rFonts w:eastAsia="Times New Roman"/>
-          <w:szCs w:val="28"/>
-          <w:lang w:eastAsia="ru-RU"/>
-        </w:rPr>
-        <w:t>Cloud</w:t>
-      </w:r>
-      <w:proofErr w:type="spellEnd"/>
-      <w:r>
-        <w:rPr>
-          <w:rFonts w:eastAsia="Times New Roman"/>
-          <w:szCs w:val="28"/>
-          <w:lang w:val="ru-RU" w:eastAsia="ru-RU"/>
-        </w:rPr>
-        <w:t xml:space="preserve">. Официальная документация </w:t>
-      </w:r>
-      <w:r>
-        <w:rPr>
-          <w:rFonts w:eastAsia="Times New Roman"/>
-          <w:szCs w:val="28"/>
-          <w:lang w:eastAsia="ru-RU"/>
-        </w:rPr>
-        <w:t>[Электронный ресурс]</w:t>
-      </w:r>
-      <w:r>
-        <w:rPr>
-          <w:rFonts w:eastAsia="Times New Roman"/>
-          <w:szCs w:val="28"/>
-          <w:lang w:eastAsia="ru-RU"/>
-        </w:rPr>
-        <w:t xml:space="preserve"> </w:t>
-      </w:r>
-      <w:r>
-        <w:rPr>
-          <w:rFonts w:eastAsia="Times New Roman"/>
-          <w:szCs w:val="28"/>
-          <w:lang w:eastAsia="ru-RU"/>
-        </w:rPr>
-        <w:t>–</w:t>
-      </w:r>
-      <w:r>
-        <w:rPr>
-          <w:rFonts w:eastAsia="Times New Roman"/>
-          <w:szCs w:val="28"/>
-          <w:lang w:val="ru-RU" w:eastAsia="ru-RU"/>
-        </w:rPr>
-        <w:t> </w:t>
-      </w:r>
-      <w:r>
-        <w:rPr>
-          <w:rFonts w:eastAsia="Times New Roman"/>
-          <w:szCs w:val="28"/>
-          <w:lang w:eastAsia="ru-RU"/>
-        </w:rPr>
-        <w:t>Режим</w:t>
-      </w:r>
-      <w:r>
-        <w:rPr>
-          <w:rFonts w:eastAsia="Times New Roman"/>
-          <w:szCs w:val="28"/>
-          <w:lang w:val="ru-RU" w:eastAsia="ru-RU"/>
-        </w:rPr>
-        <w:t> </w:t>
-      </w:r>
-      <w:r>
-        <w:rPr>
-          <w:rFonts w:eastAsia="Times New Roman"/>
-          <w:szCs w:val="28"/>
-          <w:lang w:eastAsia="ru-RU"/>
-        </w:rPr>
-        <w:t>доступа:</w:t>
-      </w:r>
-      <w:r>
-        <w:rPr>
-          <w:rFonts w:eastAsia="Times New Roman"/>
-          <w:szCs w:val="28"/>
-          <w:lang w:val="ru-RU" w:eastAsia="ru-RU"/>
-        </w:rPr>
-        <w:t> </w:t>
-      </w:r>
-      <w:r>
-        <w:rPr>
-          <w:i/>
-          <w:iCs/>
-        </w:rPr>
-        <w:t>https://yandex.cloud/en/docs?utm_referrer=https%3A%2F%2Fwww.google.com%2F</w:t>
-      </w:r>
-    </w:p>
-    <w:p>
-      <w:pPr>
-        <w:tabs>
-          <w:tab w:val="left" w:pos="426"/>
-          <w:tab w:val="left" w:pos="1276"/>
-        </w:tabs>
-        <w:rPr>
-          <w:rFonts w:eastAsia="Times New Roman"/>
-          <w:szCs w:val="28"/>
-          <w:lang w:eastAsia="ru-RU"/>
-        </w:rPr>
-      </w:pPr>
-      <w:r>
-        <w:rPr>
-          <w:rFonts w:eastAsia="Times New Roman"/>
-          <w:szCs w:val="28"/>
-          <w:lang w:eastAsia="ru-RU"/>
-        </w:rPr>
-        <w:t>[</w:t>
-      </w:r>
-      <w:r>
-        <w:rPr>
-          <w:rFonts w:eastAsia="Times New Roman"/>
-          <w:szCs w:val="28"/>
-          <w:lang w:val="ru-RU" w:eastAsia="ru-RU"/>
-        </w:rPr>
-        <w:t>4</w:t>
-      </w:r>
-      <w:r>
-        <w:rPr>
-          <w:rFonts w:eastAsia="Times New Roman"/>
-          <w:szCs w:val="28"/>
-          <w:lang w:eastAsia="ru-RU"/>
-        </w:rPr>
-        <w:t>]</w:t>
-      </w:r>
-      <w:r>
-        <w:rPr>
-          <w:rFonts w:eastAsia="Times New Roman"/>
-          <w:szCs w:val="28"/>
-          <w:lang w:val="ru-RU" w:eastAsia="ru-RU"/>
-        </w:rPr>
-        <w:tab/>
-      </w:r>
-      <w:r>
-        <w:rPr>
-          <w:rFonts w:eastAsia="Times New Roman"/>
-          <w:szCs w:val="28"/>
-          <w:lang w:eastAsia="ru-RU"/>
-        </w:rPr>
-        <w:t>Купер, А. Об интерфейсе. Основы проектирования взаимодействий / А. Купер, Р. Рейман, Д. Кронин. – Санкт-Петербург : Питер, 2022. – 720 с.</w:t>
-      </w:r>
-    </w:p>
-    <w:p>
-      <w:pPr>
-        <w:rPr>
-          <w:lang w:val="ru-RU"/>
-        </w:rPr>
       </w:pPr>
     </w:p>
     <w:p>
@@ -5203,7 +6047,7 @@
           <w:lang w:eastAsia="ru-RU"/>
         </w:rPr>
       </w:pPr>
-      <w:bookmarkStart w:id="18" w:name="_Toc225434235"/>
+      <w:bookmarkStart w:id="19" w:name="_Toc225440195"/>
       <w:r>
         <w:rPr>
           <w:rFonts w:eastAsia="Times New Roman"/>
@@ -5262,7 +6106,7 @@
         </w:rPr>
         <w:t>»</w:t>
       </w:r>
-      <w:bookmarkEnd w:id="18"/>
+      <w:bookmarkEnd w:id="19"/>
     </w:p>
     <w:p>
       <w:pPr>
@@ -5270,7 +6114,6 @@
           <w:tab w:val="left" w:pos="993"/>
         </w:tabs>
         <w:ind w:right="181"/>
-        <w:contextualSpacing/>
         <w:jc w:val="center"/>
         <w:rPr>
           <w:rFonts w:eastAsia="Times New Roman"/>
@@ -5286,7 +6129,7 @@
           <w:tab w:val="left" w:pos="993"/>
         </w:tabs>
         <w:spacing w:line="0" w:lineRule="atLeast"/>
-        <w:ind w:right="181"/>
+        <w:ind w:right="181" w:firstLine="0"/>
         <w:rPr>
           <w:rFonts w:eastAsia="Times New Roman"/>
           <w:szCs w:val="28"/>
@@ -5308,7 +6151,7 @@
           <w:tab w:val="left" w:pos="993"/>
         </w:tabs>
         <w:spacing w:line="0" w:lineRule="atLeast"/>
-        <w:ind w:right="181"/>
+        <w:ind w:right="181" w:firstLine="0"/>
         <w:rPr>
           <w:rFonts w:eastAsia="Times New Roman"/>
           <w:szCs w:val="28"/>
@@ -5330,7 +6173,7 @@
           <w:tab w:val="left" w:pos="993"/>
         </w:tabs>
         <w:spacing w:line="0" w:lineRule="atLeast"/>
-        <w:ind w:right="181"/>
+        <w:ind w:right="181" w:firstLine="0"/>
         <w:rPr>
           <w:rFonts w:eastAsia="Times New Roman"/>
           <w:szCs w:val="28"/>
@@ -5352,7 +6195,7 @@
           <w:tab w:val="left" w:pos="993"/>
         </w:tabs>
         <w:spacing w:line="0" w:lineRule="atLeast"/>
-        <w:ind w:right="181"/>
+        <w:ind w:right="181" w:firstLine="0"/>
         <w:rPr>
           <w:rFonts w:eastAsia="Times New Roman"/>
           <w:szCs w:val="28"/>
@@ -5366,6 +6209,28 @@
           <w:lang w:eastAsia="ru-RU"/>
         </w:rPr>
         <w:t>1.2 Обзор аналогов</w:t>
+      </w:r>
+    </w:p>
+    <w:p>
+      <w:pPr>
+        <w:tabs>
+          <w:tab w:val="left" w:pos="993"/>
+        </w:tabs>
+        <w:spacing w:line="240" w:lineRule="auto"/>
+        <w:ind w:right="181" w:firstLine="0"/>
+        <w:rPr>
+          <w:rFonts w:eastAsia="Times New Roman"/>
+          <w:szCs w:val="28"/>
+          <w:lang w:eastAsia="ru-RU"/>
+        </w:rPr>
+      </w:pPr>
+      <w:r>
+        <w:rPr>
+          <w:rFonts w:eastAsia="Times New Roman"/>
+          <w:szCs w:val="28"/>
+          <w:lang w:eastAsia="ru-RU"/>
+        </w:rPr>
+        <w:t>1.3 Постановка задачи</w:t>
       </w:r>
     </w:p>
     <w:p>
@@ -5374,32 +6239,29 @@
           <w:tab w:val="left" w:pos="993"/>
         </w:tabs>
         <w:spacing w:line="0" w:lineRule="atLeast"/>
-        <w:ind w:right="181"/>
+        <w:ind w:right="181" w:firstLine="0"/>
+        <w:rPr>
+          <w:rFonts w:eastAsia="Times New Roman"/>
+          <w:szCs w:val="28"/>
+          <w:lang w:val="ru-RU" w:eastAsia="ru-RU"/>
+        </w:rPr>
+      </w:pPr>
+      <w:r>
         <w:rPr>
           <w:rFonts w:eastAsia="Times New Roman"/>
           <w:szCs w:val="28"/>
           <w:lang w:eastAsia="ru-RU"/>
         </w:rPr>
-      </w:pPr>
-      <w:r>
-        <w:rPr>
-          <w:rFonts w:eastAsia="Times New Roman"/>
-          <w:szCs w:val="28"/>
-          <w:lang w:eastAsia="ru-RU"/>
-        </w:rPr>
-        <w:t xml:space="preserve">1.2.1 </w:t>
-      </w:r>
-      <w:proofErr w:type="spellStart"/>
-      <w:r>
-        <w:rPr>
-          <w:rFonts w:eastAsia="Times New Roman"/>
-          <w:i/>
-          <w:iCs/>
-          <w:szCs w:val="28"/>
-        </w:rPr>
-        <w:t>Spotify</w:t>
-      </w:r>
-      <w:proofErr w:type="spellEnd"/>
+        <w:t xml:space="preserve">2 Проектирование структуры </w:t>
+      </w:r>
+      <w:r>
+        <w:rPr>
+          <w:rFonts w:eastAsia="Times New Roman"/>
+          <w:szCs w:val="28"/>
+          <w:lang w:val="ru-RU" w:eastAsia="ru-RU"/>
+        </w:rPr>
+        <w:t>автоматизированной информационной системы</w:t>
+      </w:r>
     </w:p>
     <w:p>
       <w:pPr>
@@ -5407,72 +6269,249 @@
           <w:tab w:val="left" w:pos="993"/>
         </w:tabs>
         <w:spacing w:line="0" w:lineRule="atLeast"/>
-        <w:ind w:right="181"/>
-        <w:rPr>
-          <w:rFonts w:eastAsia="Times New Roman"/>
-          <w:szCs w:val="28"/>
-          <w:lang w:val="ru-RU"/>
-        </w:rPr>
-      </w:pPr>
-      <w:r>
+        <w:ind w:right="181" w:firstLine="0"/>
         <w:rPr>
           <w:rFonts w:eastAsia="Times New Roman"/>
           <w:szCs w:val="28"/>
           <w:lang w:eastAsia="ru-RU"/>
         </w:rPr>
-        <w:t xml:space="preserve">1.2.2 </w:t>
-      </w:r>
-      <w:r>
-        <w:rPr>
-          <w:rFonts w:eastAsia="Times New Roman"/>
-          <w:szCs w:val="28"/>
-          <w:lang w:val="ru-RU"/>
-        </w:rPr>
-        <w:t>Яндекс Музыка</w:t>
-      </w:r>
-    </w:p>
-    <w:p>
-      <w:pPr>
-        <w:pStyle w:val="11"/>
-        <w:spacing w:after="0"/>
-      </w:pPr>
-      <w:hyperlink w:anchor="_Toc171296890" w:history="1">
-        <w:r>
-          <w:rPr>
-            <w:rFonts w:eastAsia="Times New Roman"/>
-            <w:szCs w:val="28"/>
-            <w:lang w:eastAsia="ru-RU"/>
-          </w:rPr>
-          <w:t xml:space="preserve">1.2.3 </w:t>
-        </w:r>
-        <w:r>
-          <w:rPr>
-            <w:rFonts w:eastAsia="Times New Roman"/>
-            <w:i/>
-            <w:iCs/>
-            <w:szCs w:val="28"/>
-            <w:lang w:val="en-US" w:eastAsia="ru-RU"/>
-          </w:rPr>
-          <w:t>YouTube</w:t>
-        </w:r>
-      </w:hyperlink>
+      </w:pPr>
       <w:r>
         <w:rPr>
           <w:rFonts w:eastAsia="Times New Roman"/>
           <w:szCs w:val="28"/>
           <w:lang w:eastAsia="ru-RU"/>
         </w:rPr>
-        <w:t xml:space="preserve"> </w:t>
-      </w:r>
-      <w:r>
-        <w:rPr>
-          <w:rFonts w:eastAsia="Times New Roman"/>
-          <w:i/>
-          <w:iCs/>
+        <w:t>2.1 Организационно-экономическая сущность задачи</w:t>
+      </w:r>
+    </w:p>
+    <w:p>
+      <w:pPr>
+        <w:tabs>
+          <w:tab w:val="left" w:pos="993"/>
+        </w:tabs>
+        <w:spacing w:line="0" w:lineRule="atLeast"/>
+        <w:ind w:right="181" w:firstLine="0"/>
+        <w:rPr>
+          <w:rFonts w:eastAsia="Times New Roman"/>
           <w:szCs w:val="28"/>
           <w:lang w:eastAsia="ru-RU"/>
         </w:rPr>
-        <w:t>Music</w:t>
+      </w:pPr>
+      <w:r>
+        <w:rPr>
+          <w:rFonts w:eastAsia="Times New Roman"/>
+          <w:szCs w:val="28"/>
+          <w:lang w:eastAsia="ru-RU"/>
+        </w:rPr>
+        <w:t>2.2 Описание структуры системы</w:t>
+      </w:r>
+    </w:p>
+    <w:p>
+      <w:pPr>
+        <w:spacing w:line="0" w:lineRule="atLeast"/>
+        <w:ind w:left="426" w:right="181" w:hanging="426"/>
+        <w:rPr>
+          <w:rFonts w:eastAsia="Times New Roman"/>
+          <w:szCs w:val="28"/>
+          <w:lang w:eastAsia="ru-RU"/>
+        </w:rPr>
+      </w:pPr>
+      <w:r>
+        <w:rPr>
+          <w:rFonts w:eastAsia="Times New Roman"/>
+          <w:szCs w:val="28"/>
+          <w:lang w:eastAsia="ru-RU"/>
+        </w:rPr>
+        <w:t>2.3</w:t>
+      </w:r>
+      <w:r>
+        <w:rPr>
+          <w:rFonts w:eastAsia="Times New Roman"/>
+          <w:szCs w:val="28"/>
+          <w:lang w:val="ru-RU" w:eastAsia="ru-RU"/>
+        </w:rPr>
+        <w:t> </w:t>
+      </w:r>
+      <w:r>
+        <w:rPr>
+          <w:rFonts w:eastAsia="Times New Roman"/>
+          <w:szCs w:val="28"/>
+          <w:lang w:eastAsia="ru-RU"/>
+        </w:rPr>
+        <w:t xml:space="preserve">Структура </w:t>
+      </w:r>
+      <w:r>
+        <w:rPr>
+          <w:rFonts w:eastAsia="Times New Roman"/>
+          <w:szCs w:val="28"/>
+          <w:lang w:val="ru-RU" w:eastAsia="ru-RU"/>
+        </w:rPr>
+        <w:t>автоматизированной информационной системы</w:t>
+      </w:r>
+    </w:p>
+    <w:p>
+      <w:pPr>
+        <w:tabs>
+          <w:tab w:val="left" w:pos="993"/>
+        </w:tabs>
+        <w:spacing w:line="0" w:lineRule="atLeast"/>
+        <w:ind w:left="426" w:right="181" w:hanging="426"/>
+        <w:rPr>
+          <w:rFonts w:eastAsia="Times New Roman"/>
+          <w:szCs w:val="28"/>
+          <w:lang w:eastAsia="ru-RU"/>
+        </w:rPr>
+      </w:pPr>
+      <w:r>
+        <w:rPr>
+          <w:rFonts w:eastAsia="Times New Roman"/>
+          <w:szCs w:val="28"/>
+          <w:lang w:eastAsia="ru-RU"/>
+        </w:rPr>
+        <w:t>2.4</w:t>
+      </w:r>
+      <w:r>
+        <w:rPr>
+          <w:rFonts w:eastAsia="Times New Roman"/>
+          <w:szCs w:val="28"/>
+          <w:lang w:val="ru-RU" w:eastAsia="ru-RU"/>
+        </w:rPr>
+        <w:t> </w:t>
+      </w:r>
+      <w:r>
+        <w:rPr>
+          <w:rFonts w:eastAsia="Times New Roman"/>
+          <w:szCs w:val="28"/>
+          <w:lang w:eastAsia="ru-RU"/>
+        </w:rPr>
+        <w:t xml:space="preserve">Информационное обеспечение </w:t>
+      </w:r>
+      <w:r>
+        <w:rPr>
+          <w:rFonts w:eastAsia="Times New Roman"/>
+          <w:szCs w:val="28"/>
+          <w:lang w:val="ru-RU" w:eastAsia="ru-RU"/>
+        </w:rPr>
+        <w:t>автоматизированной информационной системы</w:t>
+      </w:r>
+    </w:p>
+    <w:p>
+      <w:pPr>
+        <w:tabs>
+          <w:tab w:val="left" w:pos="993"/>
+        </w:tabs>
+        <w:spacing w:line="0" w:lineRule="atLeast"/>
+        <w:ind w:right="181" w:firstLine="0"/>
+        <w:rPr>
+          <w:rFonts w:eastAsia="Times New Roman"/>
+          <w:szCs w:val="28"/>
+          <w:lang w:eastAsia="ru-RU"/>
+        </w:rPr>
+      </w:pPr>
+      <w:r>
+        <w:rPr>
+          <w:rFonts w:eastAsia="Times New Roman"/>
+          <w:szCs w:val="28"/>
+          <w:lang w:eastAsia="ru-RU"/>
+        </w:rPr>
+        <w:t>2.5 Техническое и системное программное обеспечение</w:t>
+      </w:r>
+    </w:p>
+    <w:p>
+      <w:pPr>
+        <w:tabs>
+          <w:tab w:val="left" w:pos="993"/>
+        </w:tabs>
+        <w:spacing w:line="0" w:lineRule="atLeast"/>
+        <w:ind w:right="181" w:firstLine="0"/>
+        <w:rPr>
+          <w:rFonts w:eastAsia="Times New Roman"/>
+          <w:szCs w:val="28"/>
+          <w:lang w:eastAsia="ru-RU"/>
+        </w:rPr>
+      </w:pPr>
+      <w:r>
+        <w:rPr>
+          <w:rFonts w:eastAsia="Times New Roman"/>
+          <w:szCs w:val="28"/>
+          <w:lang w:eastAsia="ru-RU"/>
+        </w:rPr>
+        <w:t>2.6 Эргономическое обеспечение</w:t>
+      </w:r>
+    </w:p>
+    <w:p>
+      <w:pPr>
+        <w:tabs>
+          <w:tab w:val="left" w:pos="993"/>
+        </w:tabs>
+        <w:spacing w:line="0" w:lineRule="atLeast"/>
+        <w:ind w:right="181" w:firstLine="0"/>
+        <w:rPr>
+          <w:rFonts w:eastAsia="Times New Roman"/>
+          <w:szCs w:val="28"/>
+          <w:lang w:eastAsia="ru-RU"/>
+        </w:rPr>
+      </w:pPr>
+      <w:r>
+        <w:rPr>
+          <w:rFonts w:eastAsia="Times New Roman"/>
+          <w:szCs w:val="28"/>
+          <w:lang w:eastAsia="ru-RU"/>
+        </w:rPr>
+        <w:t>2.7 Организационное обеспечение</w:t>
+      </w:r>
+    </w:p>
+    <w:p>
+      <w:pPr>
+        <w:tabs>
+          <w:tab w:val="left" w:pos="993"/>
+        </w:tabs>
+        <w:spacing w:line="0" w:lineRule="atLeast"/>
+        <w:ind w:right="181" w:firstLine="0"/>
+        <w:rPr>
+          <w:rFonts w:eastAsia="Times New Roman"/>
+          <w:szCs w:val="28"/>
+          <w:lang w:val="ru-RU" w:eastAsia="ru-RU"/>
+        </w:rPr>
+      </w:pPr>
+      <w:r>
+        <w:rPr>
+          <w:rFonts w:eastAsia="Times New Roman"/>
+          <w:szCs w:val="28"/>
+          <w:lang w:eastAsia="ru-RU"/>
+        </w:rPr>
+        <w:t xml:space="preserve">3 Программная реализация </w:t>
+      </w:r>
+      <w:r>
+        <w:rPr>
+          <w:rFonts w:eastAsia="Times New Roman"/>
+          <w:szCs w:val="28"/>
+          <w:lang w:val="ru-RU" w:eastAsia="ru-RU"/>
+        </w:rPr>
+        <w:t>музыкального сервиса</w:t>
+      </w:r>
+    </w:p>
+    <w:p>
+      <w:pPr>
+        <w:tabs>
+          <w:tab w:val="left" w:pos="993"/>
+        </w:tabs>
+        <w:spacing w:line="0" w:lineRule="atLeast"/>
+        <w:ind w:right="181" w:firstLine="0"/>
+        <w:rPr>
+          <w:rFonts w:eastAsia="Times New Roman"/>
+          <w:szCs w:val="28"/>
+          <w:lang w:eastAsia="ru-RU"/>
+        </w:rPr>
+      </w:pPr>
+      <w:r>
+        <w:rPr>
+          <w:rFonts w:eastAsia="Times New Roman"/>
+          <w:szCs w:val="28"/>
+          <w:lang w:eastAsia="ru-RU"/>
+        </w:rPr>
+        <w:t>3.1 Выбор и обоснование средств реализации</w:t>
       </w:r>
     </w:p>
     <w:p>
@@ -5481,7 +6520,7 @@
           <w:tab w:val="left" w:pos="993"/>
         </w:tabs>
         <w:spacing w:line="240" w:lineRule="auto"/>
-        <w:ind w:right="181"/>
+        <w:ind w:right="181" w:firstLine="0"/>
         <w:rPr>
           <w:rFonts w:eastAsia="Times New Roman"/>
           <w:szCs w:val="28"/>
@@ -5494,315 +6533,7 @@
           <w:szCs w:val="28"/>
           <w:lang w:eastAsia="ru-RU"/>
         </w:rPr>
-        <w:t>1.3 Постановка задачи</w:t>
-      </w:r>
-    </w:p>
-    <w:p>
-      <w:pPr>
-        <w:tabs>
-          <w:tab w:val="left" w:pos="993"/>
-        </w:tabs>
-        <w:spacing w:line="0" w:lineRule="atLeast"/>
-        <w:ind w:right="181"/>
-        <w:rPr>
-          <w:rFonts w:eastAsia="Times New Roman"/>
-          <w:szCs w:val="28"/>
-          <w:lang w:eastAsia="ru-RU"/>
-        </w:rPr>
-      </w:pPr>
-      <w:r>
-        <w:rPr>
-          <w:rFonts w:eastAsia="Times New Roman"/>
-          <w:szCs w:val="28"/>
-          <w:lang w:eastAsia="ru-RU"/>
-        </w:rPr>
-        <w:t>2 Проектирование структуры программного модуля</w:t>
-      </w:r>
-    </w:p>
-    <w:p>
-      <w:pPr>
-        <w:tabs>
-          <w:tab w:val="left" w:pos="993"/>
-        </w:tabs>
-        <w:spacing w:line="0" w:lineRule="atLeast"/>
-        <w:ind w:right="181"/>
-        <w:rPr>
-          <w:rFonts w:eastAsia="Times New Roman"/>
-          <w:szCs w:val="28"/>
-          <w:lang w:eastAsia="ru-RU"/>
-        </w:rPr>
-      </w:pPr>
-      <w:r>
-        <w:rPr>
-          <w:rFonts w:eastAsia="Times New Roman"/>
-          <w:szCs w:val="28"/>
-          <w:lang w:eastAsia="ru-RU"/>
-        </w:rPr>
-        <w:t>2.1 Организационно-экономическая сущность задачи</w:t>
-      </w:r>
-    </w:p>
-    <w:p>
-      <w:pPr>
-        <w:tabs>
-          <w:tab w:val="left" w:pos="993"/>
-        </w:tabs>
-        <w:spacing w:line="0" w:lineRule="atLeast"/>
-        <w:ind w:right="181"/>
-        <w:rPr>
-          <w:rFonts w:eastAsia="Times New Roman"/>
-          <w:szCs w:val="28"/>
-          <w:lang w:eastAsia="ru-RU"/>
-        </w:rPr>
-      </w:pPr>
-      <w:r>
-        <w:rPr>
-          <w:rFonts w:eastAsia="Times New Roman"/>
-          <w:szCs w:val="28"/>
-          <w:lang w:eastAsia="ru-RU"/>
-        </w:rPr>
-        <w:t>2.2 Описание структуры системы</w:t>
-      </w:r>
-    </w:p>
-    <w:p>
-      <w:pPr>
-        <w:tabs>
-          <w:tab w:val="left" w:pos="993"/>
-        </w:tabs>
-        <w:spacing w:line="0" w:lineRule="atLeast"/>
-        <w:ind w:right="181"/>
-        <w:rPr>
-          <w:rFonts w:eastAsia="Times New Roman"/>
-          <w:szCs w:val="28"/>
-          <w:lang w:eastAsia="ru-RU"/>
-        </w:rPr>
-      </w:pPr>
-      <w:r>
-        <w:rPr>
-          <w:rFonts w:eastAsia="Times New Roman"/>
-          <w:szCs w:val="28"/>
-          <w:lang w:eastAsia="ru-RU"/>
-        </w:rPr>
-        <w:t>2.3 Структура разрабатываемого программного модуля</w:t>
-      </w:r>
-    </w:p>
-    <w:p>
-      <w:pPr>
-        <w:tabs>
-          <w:tab w:val="left" w:pos="993"/>
-        </w:tabs>
-        <w:spacing w:line="0" w:lineRule="atLeast"/>
-        <w:ind w:right="181"/>
-        <w:rPr>
-          <w:rFonts w:eastAsia="Times New Roman"/>
-          <w:szCs w:val="28"/>
-          <w:lang w:eastAsia="ru-RU"/>
-        </w:rPr>
-      </w:pPr>
-      <w:r>
-        <w:rPr>
-          <w:rFonts w:eastAsia="Times New Roman"/>
-          <w:szCs w:val="28"/>
-          <w:lang w:eastAsia="ru-RU"/>
-        </w:rPr>
-        <w:t>2.4 Информационное обеспечение программного модуля</w:t>
-      </w:r>
-    </w:p>
-    <w:p>
-      <w:pPr>
-        <w:tabs>
-          <w:tab w:val="left" w:pos="993"/>
-        </w:tabs>
-        <w:spacing w:line="0" w:lineRule="atLeast"/>
-        <w:ind w:right="181"/>
-        <w:rPr>
-          <w:rFonts w:eastAsia="Times New Roman"/>
-          <w:szCs w:val="28"/>
-          <w:lang w:eastAsia="ru-RU"/>
-        </w:rPr>
-      </w:pPr>
-      <w:r>
-        <w:rPr>
-          <w:rFonts w:eastAsia="Times New Roman"/>
-          <w:szCs w:val="28"/>
-          <w:lang w:eastAsia="ru-RU"/>
-        </w:rPr>
-        <w:t>2.5 Техническое и системное программное обеспечение</w:t>
-      </w:r>
-    </w:p>
-    <w:p>
-      <w:pPr>
-        <w:tabs>
-          <w:tab w:val="left" w:pos="993"/>
-        </w:tabs>
-        <w:spacing w:line="0" w:lineRule="atLeast"/>
-        <w:ind w:right="181"/>
-        <w:rPr>
-          <w:rFonts w:eastAsia="Times New Roman"/>
-          <w:szCs w:val="28"/>
-          <w:lang w:eastAsia="ru-RU"/>
-        </w:rPr>
-      </w:pPr>
-      <w:r>
-        <w:rPr>
-          <w:rFonts w:eastAsia="Times New Roman"/>
-          <w:szCs w:val="28"/>
-          <w:lang w:eastAsia="ru-RU"/>
-        </w:rPr>
-        <w:t>2.6 Эргономическое обеспечение</w:t>
-      </w:r>
-    </w:p>
-    <w:p>
-      <w:pPr>
-        <w:tabs>
-          <w:tab w:val="left" w:pos="993"/>
-        </w:tabs>
-        <w:spacing w:line="0" w:lineRule="atLeast"/>
-        <w:ind w:right="181"/>
-        <w:rPr>
-          <w:rFonts w:eastAsia="Times New Roman"/>
-          <w:szCs w:val="28"/>
-          <w:lang w:eastAsia="ru-RU"/>
-        </w:rPr>
-      </w:pPr>
-      <w:r>
-        <w:rPr>
-          <w:rFonts w:eastAsia="Times New Roman"/>
-          <w:szCs w:val="28"/>
-          <w:lang w:eastAsia="ru-RU"/>
-        </w:rPr>
-        <w:t>2.7 Организационное обеспечение</w:t>
-      </w:r>
-    </w:p>
-    <w:p>
-      <w:pPr>
-        <w:tabs>
-          <w:tab w:val="left" w:pos="993"/>
-        </w:tabs>
-        <w:spacing w:line="0" w:lineRule="atLeast"/>
-        <w:ind w:right="181"/>
-        <w:rPr>
-          <w:rFonts w:eastAsia="Times New Roman"/>
-          <w:szCs w:val="28"/>
-          <w:lang w:eastAsia="ru-RU"/>
-        </w:rPr>
-      </w:pPr>
-      <w:r>
-        <w:rPr>
-          <w:rFonts w:eastAsia="Times New Roman"/>
-          <w:szCs w:val="28"/>
-          <w:lang w:eastAsia="ru-RU"/>
-        </w:rPr>
-        <w:t>3 Программная реализация комплекса задач анализа продаж</w:t>
-      </w:r>
-    </w:p>
-    <w:p>
-      <w:pPr>
-        <w:tabs>
-          <w:tab w:val="left" w:pos="993"/>
-        </w:tabs>
-        <w:spacing w:line="0" w:lineRule="atLeast"/>
-        <w:ind w:right="181"/>
-        <w:rPr>
-          <w:rFonts w:eastAsia="Times New Roman"/>
-          <w:szCs w:val="28"/>
-          <w:lang w:eastAsia="ru-RU"/>
-        </w:rPr>
-      </w:pPr>
-      <w:r>
-        <w:rPr>
-          <w:rFonts w:eastAsia="Times New Roman"/>
-          <w:szCs w:val="28"/>
-          <w:lang w:eastAsia="ru-RU"/>
-        </w:rPr>
-        <w:t>3.1 Выбор и обоснование средств реализации</w:t>
-      </w:r>
-    </w:p>
-    <w:p>
-      <w:pPr>
-        <w:tabs>
-          <w:tab w:val="left" w:pos="993"/>
-        </w:tabs>
-        <w:spacing w:line="0" w:lineRule="atLeast"/>
-        <w:ind w:right="181"/>
-        <w:rPr>
-          <w:rFonts w:eastAsia="Times New Roman"/>
-          <w:szCs w:val="28"/>
-          <w:lang w:eastAsia="ru-RU"/>
-        </w:rPr>
-      </w:pPr>
-      <w:r>
-        <w:rPr>
-          <w:rFonts w:eastAsia="Times New Roman"/>
-          <w:szCs w:val="28"/>
-          <w:lang w:eastAsia="ru-RU"/>
-        </w:rPr>
-        <w:t>3.1.1 Компоненты модуля</w:t>
-      </w:r>
-    </w:p>
-    <w:p>
-      <w:pPr>
-        <w:tabs>
-          <w:tab w:val="left" w:pos="993"/>
-        </w:tabs>
-        <w:spacing w:line="0" w:lineRule="atLeast"/>
-        <w:ind w:right="181"/>
-        <w:rPr>
-          <w:rFonts w:eastAsia="Times New Roman"/>
-          <w:szCs w:val="28"/>
-          <w:lang w:eastAsia="ru-RU"/>
-        </w:rPr>
-      </w:pPr>
-      <w:r>
-        <w:rPr>
-          <w:rFonts w:eastAsia="Times New Roman"/>
-          <w:szCs w:val="28"/>
-          <w:lang w:eastAsia="ru-RU"/>
-        </w:rPr>
-        <w:t>3.1.2 Языки программирования</w:t>
-      </w:r>
-    </w:p>
-    <w:p>
-      <w:pPr>
-        <w:tabs>
-          <w:tab w:val="left" w:pos="993"/>
-        </w:tabs>
-        <w:spacing w:line="0" w:lineRule="atLeast"/>
-        <w:ind w:right="181"/>
-        <w:rPr>
-          <w:rFonts w:eastAsia="Times New Roman"/>
-          <w:szCs w:val="28"/>
-          <w:lang w:eastAsia="ru-RU"/>
-        </w:rPr>
-      </w:pPr>
-      <w:r>
-        <w:rPr>
-          <w:rFonts w:eastAsia="Times New Roman"/>
-          <w:szCs w:val="28"/>
-          <w:lang w:eastAsia="ru-RU"/>
-        </w:rPr>
-        <w:t>3.1.3 Фреймворки и библиотеки</w:t>
-      </w:r>
-    </w:p>
-    <w:p>
-      <w:pPr>
-        <w:tabs>
-          <w:tab w:val="left" w:pos="993"/>
-        </w:tabs>
-        <w:spacing w:line="0" w:lineRule="atLeast"/>
-        <w:ind w:right="181"/>
-        <w:rPr>
-          <w:rFonts w:eastAsia="Times New Roman"/>
-          <w:szCs w:val="28"/>
-          <w:lang w:eastAsia="ru-RU"/>
-        </w:rPr>
-      </w:pPr>
-      <w:r>
-        <w:rPr>
-          <w:rFonts w:eastAsia="Times New Roman"/>
-          <w:szCs w:val="28"/>
-          <w:lang w:eastAsia="ru-RU"/>
-        </w:rPr>
-        <w:t>3.1.4 Выбор СУБД</w:t>
+        <w:t>3.2 Структура проекта</w:t>
       </w:r>
     </w:p>
     <w:p>
@@ -5811,7 +6542,7 @@
           <w:tab w:val="left" w:pos="993"/>
         </w:tabs>
         <w:spacing w:line="240" w:lineRule="auto"/>
-        <w:ind w:right="181"/>
+        <w:ind w:right="181" w:firstLine="0"/>
         <w:rPr>
           <w:rFonts w:eastAsia="Times New Roman"/>
           <w:szCs w:val="28"/>
@@ -5824,7 +6555,7 @@
           <w:szCs w:val="28"/>
           <w:lang w:eastAsia="ru-RU"/>
         </w:rPr>
-        <w:t>3.1.5 Среда разработки</w:t>
+        <w:t>3.3 Разработка программного кода</w:t>
       </w:r>
     </w:p>
     <w:p>
@@ -5833,7 +6564,7 @@
           <w:tab w:val="left" w:pos="993"/>
         </w:tabs>
         <w:spacing w:line="240" w:lineRule="auto"/>
-        <w:ind w:right="181"/>
+        <w:ind w:right="181" w:firstLine="0"/>
         <w:rPr>
           <w:rFonts w:eastAsia="Times New Roman"/>
           <w:szCs w:val="28"/>
@@ -5846,7 +6577,7 @@
           <w:szCs w:val="28"/>
           <w:lang w:eastAsia="ru-RU"/>
         </w:rPr>
-        <w:t>3.2 Структура проекта</w:t>
+        <w:t>3.4 Руководство пользователя</w:t>
       </w:r>
     </w:p>
     <w:p>
@@ -5855,7 +6586,7 @@
           <w:tab w:val="left" w:pos="993"/>
         </w:tabs>
         <w:spacing w:line="240" w:lineRule="auto"/>
-        <w:ind w:right="181"/>
+        <w:ind w:right="181" w:firstLine="0"/>
         <w:rPr>
           <w:rFonts w:eastAsia="Times New Roman"/>
           <w:szCs w:val="28"/>
@@ -5868,7 +6599,7 @@
           <w:szCs w:val="28"/>
           <w:lang w:eastAsia="ru-RU"/>
         </w:rPr>
-        <w:t>3.3 Разработка программного кода</w:t>
+        <w:t>4 Технико-экономическое обоснование</w:t>
       </w:r>
     </w:p>
     <w:p>
@@ -5877,20 +6608,20 @@
           <w:tab w:val="left" w:pos="993"/>
         </w:tabs>
         <w:spacing w:line="240" w:lineRule="auto"/>
-        <w:ind w:right="181"/>
+        <w:ind w:right="181" w:firstLine="0"/>
+        <w:rPr>
+          <w:rFonts w:eastAsia="Times New Roman"/>
+          <w:szCs w:val="28"/>
+          <w:lang w:val="ru-RU" w:eastAsia="ru-RU"/>
+        </w:rPr>
+      </w:pPr>
+      <w:r>
         <w:rPr>
           <w:rFonts w:eastAsia="Times New Roman"/>
           <w:szCs w:val="28"/>
           <w:lang w:eastAsia="ru-RU"/>
         </w:rPr>
-      </w:pPr>
-      <w:r>
-        <w:rPr>
-          <w:rFonts w:eastAsia="Times New Roman"/>
-          <w:szCs w:val="28"/>
-          <w:lang w:eastAsia="ru-RU"/>
-        </w:rPr>
-        <w:t>3.4 Руководство пользователя</w:t>
+        <w:t>Заключение</w:t>
       </w:r>
     </w:p>
     <w:p>
@@ -5899,20 +6630,20 @@
           <w:tab w:val="left" w:pos="993"/>
         </w:tabs>
         <w:spacing w:line="240" w:lineRule="auto"/>
-        <w:ind w:right="181"/>
-        <w:rPr>
-          <w:rFonts w:eastAsia="Times New Roman"/>
-          <w:szCs w:val="28"/>
-          <w:lang w:eastAsia="ru-RU"/>
-        </w:rPr>
-      </w:pPr>
-      <w:r>
-        <w:rPr>
-          <w:rFonts w:eastAsia="Times New Roman"/>
-          <w:szCs w:val="28"/>
-          <w:lang w:eastAsia="ru-RU"/>
-        </w:rPr>
-        <w:t>4 Технико-экономическое обоснование</w:t>
+        <w:ind w:right="181" w:firstLine="0"/>
+        <w:rPr>
+          <w:rFonts w:eastAsia="Times New Roman"/>
+          <w:szCs w:val="28"/>
+          <w:lang w:val="ru-RU" w:eastAsia="ru-RU"/>
+        </w:rPr>
+      </w:pPr>
+      <w:r>
+        <w:rPr>
+          <w:rFonts w:eastAsia="Times New Roman"/>
+          <w:szCs w:val="28"/>
+          <w:lang w:val="ru-RU" w:eastAsia="ru-RU"/>
+        </w:rPr>
+        <w:t>Список использованных источников</w:t>
       </w:r>
     </w:p>
     <w:p>
@@ -5921,20 +6652,28 @@
           <w:tab w:val="left" w:pos="993"/>
         </w:tabs>
         <w:spacing w:line="240" w:lineRule="auto"/>
-        <w:ind w:right="181"/>
-        <w:rPr>
-          <w:rFonts w:eastAsia="Times New Roman"/>
-          <w:szCs w:val="28"/>
-          <w:lang w:eastAsia="ru-RU"/>
-        </w:rPr>
-      </w:pPr>
-      <w:r>
-        <w:rPr>
-          <w:rFonts w:eastAsia="Times New Roman"/>
-          <w:szCs w:val="28"/>
-          <w:lang w:eastAsia="ru-RU"/>
-        </w:rPr>
-        <w:t>Заключение</w:t>
+        <w:ind w:right="181" w:firstLine="0"/>
+        <w:rPr>
+          <w:rFonts w:eastAsia="Times New Roman"/>
+          <w:szCs w:val="28"/>
+          <w:lang w:val="ru-RU" w:eastAsia="ru-RU"/>
+        </w:rPr>
+      </w:pPr>
+      <w:r>
+        <w:rPr>
+          <w:rFonts w:eastAsia="Times New Roman"/>
+          <w:szCs w:val="28"/>
+          <w:lang w:val="ru-RU" w:eastAsia="ru-RU"/>
+        </w:rPr>
+        <w:t>Приложени</w:t>
+      </w:r>
+      <w:r>
+        <w:rPr>
+          <w:rFonts w:eastAsia="Times New Roman"/>
+          <w:szCs w:val="28"/>
+          <w:lang w:val="ru-RU" w:eastAsia="ru-RU"/>
+        </w:rPr>
+        <w:t>я</w:t>
       </w:r>
     </w:p>
     <w:p>
@@ -5942,16 +6681,15 @@
         <w:tabs>
           <w:tab w:val="left" w:pos="993"/>
         </w:tabs>
-        <w:ind w:right="181"/>
-        <w:contextualSpacing/>
-        <w:rPr>
-          <w:rFonts w:eastAsia="Times New Roman"/>
-          <w:szCs w:val="28"/>
-          <w:lang w:eastAsia="ru-RU"/>
-        </w:rPr>
-      </w:pPr>
-    </w:p>
-    <w:p/>
+        <w:spacing w:line="240" w:lineRule="auto"/>
+        <w:ind w:right="181" w:firstLine="0"/>
+        <w:rPr>
+          <w:rFonts w:eastAsia="Times New Roman"/>
+          <w:szCs w:val="28"/>
+          <w:lang w:val="ru-RU" w:eastAsia="ru-RU"/>
+        </w:rPr>
+      </w:pPr>
+    </w:p>
     <w:sectPr>
       <w:footerReference w:type="default" r:id="rId12"/>
       <w:pgSz w:w="11906" w:h="16838"/>
@@ -7028,7 +7766,7 @@
     <w:lsdException w:name="Table Web 2" w:semiHidden="1" w:unhideWhenUsed="1"/>
     <w:lsdException w:name="Table Web 3" w:semiHidden="1" w:unhideWhenUsed="1"/>
     <w:lsdException w:name="Balloon Text" w:semiHidden="1" w:unhideWhenUsed="1"/>
-    <w:lsdException w:name="Table Grid" w:uiPriority="39"/>
+    <w:lsdException w:name="Table Grid" w:uiPriority="59"/>
     <w:lsdException w:name="Table Theme" w:semiHidden="1" w:unhideWhenUsed="1"/>
     <w:lsdException w:name="Placeholder Text" w:semiHidden="1"/>
     <w:lsdException w:name="No Spacing" w:uiPriority="1"/>
@@ -7476,6 +8214,7 @@
   <w:style w:type="character" w:default="1" w:styleId="a0">
     <w:name w:val="Default Paragraph Font"/>
     <w:uiPriority w:val="1"/>
+    <w:semiHidden/>
     <w:unhideWhenUsed/>
   </w:style>
   <w:style w:type="table" w:default="1" w:styleId="a1">
@@ -7920,14 +8659,13 @@
     <w:autoRedefine/>
     <w:uiPriority w:val="39"/>
     <w:unhideWhenUsed/>
-    <w:rsid w:val="000527CC"/>
+    <w:rsid w:val="00E32015"/>
     <w:pPr>
       <w:tabs>
-        <w:tab w:val="left" w:pos="993"/>
-        <w:tab w:val="right" w:leader="dot" w:pos="9345"/>
+        <w:tab w:val="right" w:leader="dot" w:pos="9356"/>
       </w:tabs>
-      <w:spacing w:after="100"/>
-      <w:ind w:left="2268" w:hanging="1559"/>
+      <w:spacing w:line="23" w:lineRule="atLeast"/>
+      <w:ind w:right="-1" w:firstLine="0"/>
     </w:pPr>
   </w:style>
   <w:style w:type="paragraph" w:styleId="23">
@@ -7964,6 +8702,35 @@
       <w:lang w:eastAsia="ru-BY"/>
       <w14:ligatures w14:val="none"/>
     </w:rPr>
+  </w:style>
+  <w:style w:type="table" w:styleId="af4">
+    <w:name w:val="Table Grid"/>
+    <w:basedOn w:val="a1"/>
+    <w:uiPriority w:val="59"/>
+    <w:rsid w:val="005E3475"/>
+    <w:pPr>
+      <w:spacing w:after="0" w:line="240" w:lineRule="auto"/>
+    </w:pPr>
+    <w:rPr>
+      <w:rFonts w:ascii="Times New Roman" w:eastAsia="Times New Roman" w:hAnsi="Times New Roman" w:cs="Times New Roman"/>
+      <w:kern w:val="0"/>
+      <w:sz w:val="20"/>
+      <w:szCs w:val="20"/>
+      <w:lang w:val="ru-RU" w:eastAsia="ru-RU"/>
+      <w14:ligatures w14:val="none"/>
+    </w:rPr>
+    <w:tblPr>
+      <w:tblStyleRowBandSize w:val="1"/>
+      <w:tblStyleColBandSize w:val="1"/>
+      <w:tblBorders>
+        <w:top w:val="single" w:sz="4" w:space="0" w:color="000000"/>
+        <w:left w:val="single" w:sz="4" w:space="0" w:color="000000"/>
+        <w:bottom w:val="single" w:sz="4" w:space="0" w:color="000000"/>
+        <w:right w:val="single" w:sz="4" w:space="0" w:color="000000"/>
+        <w:insideH w:val="single" w:sz="4" w:space="0" w:color="000000"/>
+        <w:insideV w:val="single" w:sz="4" w:space="0" w:color="000000"/>
+      </w:tblBorders>
+    </w:tblPr>
   </w:style>
 </w:styles>
 </file>
